--- a/Документация/Бобрышев диплом.docx
+++ b/Документация/Бобрышев диплом.docx
@@ -211,6 +211,7 @@
           <w:p>
             <w:pPr>
               <w:pStyle w:val="Normal"/>
+              <w:widowControl w:val="false"/>
               <w:spacing w:lineRule="auto" w:line="360"/>
               <w:jc w:val="center"/>
               <w:rPr>
@@ -230,6 +231,7 @@
           <w:p>
             <w:pPr>
               <w:pStyle w:val="Normal"/>
+              <w:widowControl w:val="false"/>
               <w:spacing w:lineRule="auto" w:line="360" w:before="0" w:after="0"/>
               <w:jc w:val="center"/>
               <w:rPr>
@@ -250,6 +252,7 @@
           <w:p>
             <w:pPr>
               <w:pStyle w:val="Normal"/>
+              <w:widowControl w:val="false"/>
               <w:spacing w:lineRule="auto" w:line="360" w:before="0" w:after="0"/>
               <w:jc w:val="center"/>
               <w:rPr>
@@ -270,6 +273,7 @@
           <w:p>
             <w:pPr>
               <w:pStyle w:val="Normal"/>
+              <w:widowControl w:val="false"/>
               <w:spacing w:lineRule="auto" w:line="360" w:before="0" w:after="0"/>
               <w:jc w:val="center"/>
               <w:rPr>
@@ -299,6 +303,7 @@
           <w:p>
             <w:pPr>
               <w:pStyle w:val="Normal"/>
+              <w:widowControl w:val="false"/>
               <w:spacing w:lineRule="auto" w:line="360" w:before="0" w:after="0"/>
               <w:jc w:val="center"/>
               <w:rPr>
@@ -319,6 +324,7 @@
           <w:p>
             <w:pPr>
               <w:pStyle w:val="Normal"/>
+              <w:widowControl w:val="false"/>
               <w:spacing w:lineRule="auto" w:line="360" w:before="0" w:after="0"/>
               <w:jc w:val="center"/>
               <w:rPr>
@@ -339,6 +345,7 @@
           <w:p>
             <w:pPr>
               <w:pStyle w:val="Normal"/>
+              <w:widowControl w:val="false"/>
               <w:spacing w:lineRule="auto" w:line="360" w:before="0" w:after="0"/>
               <w:jc w:val="center"/>
               <w:rPr>
@@ -359,6 +366,7 @@
           <w:p>
             <w:pPr>
               <w:pStyle w:val="Normal"/>
+              <w:widowControl w:val="false"/>
               <w:spacing w:lineRule="auto" w:line="360" w:before="0" w:after="0"/>
               <w:jc w:val="center"/>
               <w:rPr>
@@ -381,22 +389,7 @@
     </w:tbl>
     <w:p>
       <w:pPr>
-        <w:pStyle w:val="Style39"/>
-        <w:spacing w:lineRule="auto" w:line="276"/>
-        <w:ind w:hanging="0"/>
-        <w:rPr>
-          <w:szCs w:val="28"/>
-        </w:rPr>
-      </w:pPr>
-      <w:r>
-        <w:rPr>
-          <w:szCs w:val="28"/>
-        </w:rPr>
-      </w:r>
-    </w:p>
-    <w:p>
-      <w:pPr>
-        <w:pStyle w:val="Style39"/>
+        <w:pStyle w:val="Style45"/>
         <w:spacing w:lineRule="auto" w:line="276"/>
         <w:ind w:hanging="0"/>
         <w:rPr>
@@ -420,7 +413,7 @@
           <w:textDirection w:val="lrTb"/>
           <w:docGrid w:type="default" w:linePitch="299" w:charSpace="4096"/>
         </w:sectPr>
-        <w:pStyle w:val="Style39"/>
+        <w:pStyle w:val="Style45"/>
         <w:spacing w:lineRule="auto" w:line="276"/>
         <w:ind w:hanging="0"/>
         <w:rPr>
@@ -812,6 +805,14 @@
           <w:szCs w:val="28"/>
         </w:rPr>
         <w:t>ДП 09.02.07.</w:t>
+      </w:r>
+      <w:r>
+        <w:rPr>
+          <w:color w:val="auto"/>
+          <w:sz w:val="28"/>
+          <w:szCs w:val="28"/>
+        </w:rPr>
+        <w:t>0</w:t>
       </w:r>
       <w:r>
         <w:rPr>
@@ -1150,7 +1151,7 @@
     <w:p>
       <w:pPr>
         <w:pStyle w:val="Default"/>
-        <w:ind w:hanging="720" w:left="720"/>
+        <w:ind w:left="720" w:hanging="720"/>
         <w:jc w:val="center"/>
         <w:rPr>
           <w:color w:val="auto"/>
@@ -1169,7 +1170,7 @@
     <w:p>
       <w:pPr>
         <w:pStyle w:val="Default"/>
-        <w:ind w:hanging="720" w:left="720"/>
+        <w:ind w:left="720" w:hanging="720"/>
         <w:jc w:val="center"/>
         <w:rPr>
           <w:color w:val="auto"/>
@@ -1188,7 +1189,7 @@
     <w:p>
       <w:pPr>
         <w:pStyle w:val="Default"/>
-        <w:ind w:hanging="720" w:left="720"/>
+        <w:ind w:left="720" w:hanging="720"/>
         <w:jc w:val="center"/>
         <w:rPr>
           <w:color w:val="auto"/>
@@ -1207,7 +1208,7 @@
     <w:p>
       <w:pPr>
         <w:pStyle w:val="Default"/>
-        <w:ind w:hanging="720" w:left="720"/>
+        <w:ind w:left="720" w:hanging="720"/>
         <w:jc w:val="center"/>
         <w:rPr>
           <w:color w:val="auto"/>
@@ -1226,7 +1227,7 @@
     <w:p>
       <w:pPr>
         <w:pStyle w:val="Default"/>
-        <w:ind w:hanging="720" w:left="720"/>
+        <w:ind w:left="720" w:hanging="720"/>
         <w:jc w:val="center"/>
         <w:rPr>
           <w:color w:val="auto"/>
@@ -1245,7 +1246,7 @@
     <w:p>
       <w:pPr>
         <w:pStyle w:val="Default"/>
-        <w:ind w:hanging="720" w:left="720"/>
+        <w:ind w:left="720" w:hanging="720"/>
         <w:jc w:val="center"/>
         <w:rPr>
           <w:color w:val="auto"/>
@@ -1264,7 +1265,7 @@
     <w:p>
       <w:pPr>
         <w:pStyle w:val="Default"/>
-        <w:ind w:hanging="720" w:left="720"/>
+        <w:ind w:left="720" w:hanging="720"/>
         <w:jc w:val="center"/>
         <w:rPr>
           <w:color w:val="auto"/>
@@ -1283,7 +1284,7 @@
     <w:p>
       <w:pPr>
         <w:pStyle w:val="Default"/>
-        <w:ind w:hanging="720" w:left="720"/>
+        <w:ind w:left="720" w:hanging="720"/>
         <w:jc w:val="center"/>
         <w:rPr>
           <w:color w:val="auto"/>
@@ -1302,7 +1303,7 @@
     <w:p>
       <w:pPr>
         <w:pStyle w:val="Default"/>
-        <w:ind w:hanging="720" w:left="720"/>
+        <w:ind w:left="720" w:hanging="720"/>
         <w:jc w:val="center"/>
         <w:rPr>
           <w:color w:val="auto"/>
@@ -1336,7 +1337,7 @@
           <w:docGrid w:type="default" w:linePitch="360" w:charSpace="4096"/>
         </w:sectPr>
         <w:pStyle w:val="Default"/>
-        <w:ind w:hanging="720" w:left="720"/>
+        <w:ind w:left="720" w:hanging="720"/>
         <w:jc w:val="center"/>
         <w:rPr>
           <w:color w:val="auto"/>
@@ -1357,7 +1358,7 @@
       <w:pPr>
         <w:pStyle w:val="Normal"/>
         <w:spacing w:lineRule="auto" w:line="360" w:before="240" w:after="240"/>
-        <w:ind w:left="284" w:right="284"/>
+        <w:ind w:left="284" w:right="284" w:firstLine="709"/>
         <w:jc w:val="center"/>
         <w:rPr>
           <w:rFonts w:ascii="Times New Roman" w:hAnsi="Times New Roman" w:cs="Times New Roman"/>
@@ -1382,9 +1383,9 @@
     </w:p>
     <w:p>
       <w:pPr>
-        <w:pStyle w:val="BodyText"/>
+        <w:pStyle w:val="Style29"/>
         <w:spacing w:lineRule="auto" w:line="360"/>
-        <w:ind w:firstLine="709" w:left="284" w:right="284"/>
+        <w:ind w:left="284" w:right="284" w:firstLine="709"/>
         <w:jc w:val="both"/>
         <w:rPr/>
       </w:pPr>
@@ -1527,9 +1528,9 @@
     </w:p>
     <w:p>
       <w:pPr>
-        <w:pStyle w:val="BodyText"/>
+        <w:pStyle w:val="Style29"/>
         <w:spacing w:lineRule="auto" w:line="360"/>
-        <w:ind w:firstLine="709" w:left="284" w:right="284"/>
+        <w:ind w:left="284" w:right="284" w:firstLine="709"/>
         <w:jc w:val="both"/>
         <w:rPr/>
       </w:pPr>
@@ -1546,8 +1547,8 @@
     </w:p>
     <w:p>
       <w:pPr>
-        <w:pStyle w:val="Style33"/>
-        <w:ind w:firstLine="709" w:left="284" w:right="284"/>
+        <w:pStyle w:val="Style39"/>
+        <w:ind w:left="284" w:right="284" w:firstLine="709"/>
         <w:rPr>
           <w:rFonts w:cs="Times New Roman"/>
           <w:szCs w:val="28"/>
@@ -1586,8 +1587,8 @@
           <w:textDirection w:val="lrTb"/>
           <w:docGrid w:type="default" w:linePitch="360" w:charSpace="4096"/>
         </w:sectPr>
-        <w:pStyle w:val="Style33"/>
-        <w:ind w:firstLine="709" w:left="284" w:right="284"/>
+        <w:pStyle w:val="Style39"/>
+        <w:ind w:left="284" w:right="284" w:firstLine="709"/>
         <w:rPr>
           <w:highlight w:val="none"/>
           <w:shd w:fill="auto" w:val="clear"/>
@@ -1627,24 +1628,18 @@
     </w:p>
     <w:p>
       <w:pPr>
-        <w:pStyle w:val="TOC1"/>
+        <w:pStyle w:val="13"/>
         <w:tabs>
           <w:tab w:val="clear" w:pos="709"/>
           <w:tab w:val="clear" w:pos="10348"/>
           <w:tab w:val="right" w:pos="9345" w:leader="dot"/>
         </w:tabs>
-        <w:rPr>
-          <w:vanish w:val="false"/>
-          <w:sz w:val="28"/>
-          <w:szCs w:val="28"/>
-          <w:shd w:fill="auto" w:val="clear"/>
-          <w:lang w:val="en-US"/>
-        </w:rPr>
+        <w:rPr/>
       </w:pPr>
       <w:hyperlink w:anchor="_Toc228130198">
         <w:r>
           <w:rPr>
-            <w:rStyle w:val="Style24"/>
+            <w:rStyle w:val="Style25"/>
             <w:vanish w:val="false"/>
             <w:sz w:val="28"/>
             <w:szCs w:val="28"/>
@@ -1667,7 +1662,7 @@
     </w:p>
     <w:p>
       <w:pPr>
-        <w:pStyle w:val="TOC1"/>
+        <w:pStyle w:val="13"/>
         <w:tabs>
           <w:tab w:val="clear" w:pos="709"/>
           <w:tab w:val="clear" w:pos="10348"/>
@@ -1679,18 +1674,18 @@
       <w:hyperlink w:anchor="_Toc228130200">
         <w:r>
           <w:rPr>
-            <w:rStyle w:val="Style24"/>
+            <w:rStyle w:val="Style25"/>
             <w:vanish w:val="false"/>
             <w:sz w:val="28"/>
             <w:szCs w:val="28"/>
             <w:shd w:fill="auto" w:val="clear"/>
             <w:lang w:val="en-US"/>
           </w:rPr>
-          <w:t>1.</w:t>
+          <w:t xml:space="preserve">1 </w:t>
         </w:r>
         <w:r>
           <w:rPr>
-            <w:rStyle w:val="Style24"/>
+            <w:rStyle w:val="Style25"/>
             <w:sz w:val="28"/>
             <w:szCs w:val="28"/>
             <w:shd w:fill="auto" w:val="clear"/>
@@ -1699,7 +1694,7 @@
         </w:r>
         <w:r>
           <w:rPr>
-            <w:rStyle w:val="Style24"/>
+            <w:rStyle w:val="Style25"/>
             <w:vanish w:val="false"/>
             <w:sz w:val="28"/>
             <w:szCs w:val="28"/>
@@ -1721,7 +1716,7 @@
     </w:p>
     <w:p>
       <w:pPr>
-        <w:pStyle w:val="TOC2"/>
+        <w:pStyle w:val="22"/>
         <w:tabs>
           <w:tab w:val="clear" w:pos="709"/>
           <w:tab w:val="clear" w:pos="10478"/>
@@ -1733,7 +1728,7 @@
       <w:hyperlink w:anchor="_Toc228130201">
         <w:r>
           <w:rPr>
-            <w:rStyle w:val="Style24"/>
+            <w:rStyle w:val="Style25"/>
             <w:rFonts w:ascii="Times New Roman" w:hAnsi="Times New Roman"/>
             <w:vanish w:val="false"/>
             <w:sz w:val="28"/>
@@ -1745,7 +1740,7 @@
         </w:r>
         <w:r>
           <w:rPr>
-            <w:rStyle w:val="Style24"/>
+            <w:rStyle w:val="Style25"/>
             <w:rFonts w:eastAsia="" w:ascii="Times New Roman" w:hAnsi="Times New Roman" w:eastAsiaTheme="minorEastAsia"/>
             <w:sz w:val="28"/>
             <w:szCs w:val="28"/>
@@ -1756,7 +1751,7 @@
         </w:r>
         <w:r>
           <w:rPr>
-            <w:rStyle w:val="Style24"/>
+            <w:rStyle w:val="Style25"/>
             <w:rFonts w:ascii="Times New Roman" w:hAnsi="Times New Roman"/>
             <w:sz w:val="28"/>
             <w:szCs w:val="28"/>
@@ -1766,7 +1761,7 @@
         </w:r>
         <w:r>
           <w:rPr>
-            <w:rStyle w:val="Style24"/>
+            <w:rStyle w:val="Style25"/>
             <w:rFonts w:ascii="Times New Roman" w:hAnsi="Times New Roman"/>
             <w:vanish w:val="false"/>
             <w:sz w:val="28"/>
@@ -1790,7 +1785,7 @@
     </w:p>
     <w:p>
       <w:pPr>
-        <w:pStyle w:val="TOC2"/>
+        <w:pStyle w:val="22"/>
         <w:tabs>
           <w:tab w:val="clear" w:pos="709"/>
           <w:tab w:val="clear" w:pos="10478"/>
@@ -1802,7 +1797,7 @@
       <w:hyperlink w:anchor="_Toc228130202">
         <w:r>
           <w:rPr>
-            <w:rStyle w:val="Style24"/>
+            <w:rStyle w:val="Style25"/>
             <w:rFonts w:ascii="Times New Roman" w:hAnsi="Times New Roman"/>
             <w:vanish w:val="false"/>
             <w:sz w:val="28"/>
@@ -1813,7 +1808,7 @@
         </w:r>
         <w:r>
           <w:rPr>
-            <w:rStyle w:val="Style24"/>
+            <w:rStyle w:val="Style25"/>
             <w:rFonts w:eastAsia="" w:ascii="Times New Roman" w:hAnsi="Times New Roman" w:eastAsiaTheme="minorEastAsia"/>
             <w:sz w:val="28"/>
             <w:szCs w:val="28"/>
@@ -1824,7 +1819,7 @@
         </w:r>
         <w:r>
           <w:rPr>
-            <w:rStyle w:val="Style24"/>
+            <w:rStyle w:val="Style25"/>
             <w:rFonts w:ascii="Times New Roman" w:hAnsi="Times New Roman"/>
             <w:sz w:val="28"/>
             <w:szCs w:val="28"/>
@@ -1834,7 +1829,7 @@
         </w:r>
         <w:r>
           <w:rPr>
-            <w:rStyle w:val="Style24"/>
+            <w:rStyle w:val="Style25"/>
             <w:rFonts w:ascii="Times New Roman" w:hAnsi="Times New Roman"/>
             <w:vanish w:val="false"/>
             <w:sz w:val="28"/>
@@ -1858,7 +1853,7 @@
     </w:p>
     <w:p>
       <w:pPr>
-        <w:pStyle w:val="TOC2"/>
+        <w:pStyle w:val="22"/>
         <w:tabs>
           <w:tab w:val="clear" w:pos="709"/>
           <w:tab w:val="clear" w:pos="10478"/>
@@ -1870,7 +1865,7 @@
       <w:hyperlink w:anchor="_Toc228130205">
         <w:r>
           <w:rPr>
-            <w:rStyle w:val="Style24"/>
+            <w:rStyle w:val="Style25"/>
             <w:rFonts w:ascii="Times New Roman" w:hAnsi="Times New Roman"/>
             <w:vanish w:val="false"/>
             <w:sz w:val="28"/>
@@ -1881,7 +1876,7 @@
         </w:r>
         <w:r>
           <w:rPr>
-            <w:rStyle w:val="Style24"/>
+            <w:rStyle w:val="Style25"/>
             <w:rFonts w:eastAsia="" w:ascii="Times New Roman" w:hAnsi="Times New Roman" w:eastAsiaTheme="minorEastAsia"/>
             <w:sz w:val="28"/>
             <w:szCs w:val="28"/>
@@ -1892,7 +1887,7 @@
         </w:r>
         <w:r>
           <w:rPr>
-            <w:rStyle w:val="Style24"/>
+            <w:rStyle w:val="Style25"/>
             <w:rFonts w:ascii="Times New Roman" w:hAnsi="Times New Roman"/>
             <w:sz w:val="28"/>
             <w:szCs w:val="28"/>
@@ -1902,7 +1897,7 @@
         </w:r>
         <w:r>
           <w:rPr>
-            <w:rStyle w:val="Style24"/>
+            <w:rStyle w:val="Style25"/>
             <w:rFonts w:ascii="Times New Roman" w:hAnsi="Times New Roman"/>
             <w:vanish w:val="false"/>
             <w:sz w:val="28"/>
@@ -1936,7 +1931,7 @@
     </w:p>
     <w:p>
       <w:pPr>
-        <w:pStyle w:val="TOC1"/>
+        <w:pStyle w:val="13"/>
         <w:tabs>
           <w:tab w:val="clear" w:pos="709"/>
           <w:tab w:val="clear" w:pos="10348"/>
@@ -1948,17 +1943,17 @@
       <w:hyperlink w:anchor="_Toc228130206">
         <w:r>
           <w:rPr>
-            <w:rStyle w:val="Style24"/>
+            <w:rStyle w:val="Style25"/>
             <w:vanish w:val="false"/>
             <w:sz w:val="28"/>
             <w:szCs w:val="28"/>
             <w:shd w:fill="auto" w:val="clear"/>
           </w:rPr>
-          <w:t xml:space="preserve">2. </w:t>
+          <w:t xml:space="preserve">2 </w:t>
         </w:r>
         <w:r>
           <w:rPr>
-            <w:rStyle w:val="Style24"/>
+            <w:rStyle w:val="Style25"/>
             <w:sz w:val="28"/>
             <w:szCs w:val="28"/>
             <w:shd w:fill="auto" w:val="clear"/>
@@ -1967,7 +1962,7 @@
         </w:r>
         <w:r>
           <w:rPr>
-            <w:rStyle w:val="Style24"/>
+            <w:rStyle w:val="Style25"/>
             <w:vanish w:val="false"/>
             <w:sz w:val="28"/>
             <w:szCs w:val="28"/>
@@ -1989,7 +1984,7 @@
     </w:p>
     <w:p>
       <w:pPr>
-        <w:pStyle w:val="TOC2"/>
+        <w:pStyle w:val="22"/>
         <w:tabs>
           <w:tab w:val="clear" w:pos="709"/>
           <w:tab w:val="clear" w:pos="10478"/>
@@ -2001,7 +1996,7 @@
       <w:hyperlink w:anchor="_Toc228130207">
         <w:r>
           <w:rPr>
-            <w:rStyle w:val="Style24"/>
+            <w:rStyle w:val="Style25"/>
             <w:rFonts w:ascii="Times New Roman" w:hAnsi="Times New Roman"/>
             <w:vanish w:val="false"/>
             <w:sz w:val="28"/>
@@ -2012,7 +2007,7 @@
         </w:r>
         <w:r>
           <w:rPr>
-            <w:rStyle w:val="Style24"/>
+            <w:rStyle w:val="Style25"/>
             <w:rFonts w:ascii="Times New Roman" w:hAnsi="Times New Roman"/>
             <w:sz w:val="28"/>
             <w:szCs w:val="28"/>
@@ -2024,7 +2019,7 @@
         </w:r>
         <w:r>
           <w:rPr>
-            <w:rStyle w:val="Style24"/>
+            <w:rStyle w:val="Style25"/>
             <w:rFonts w:ascii="Times New Roman" w:hAnsi="Times New Roman"/>
             <w:vanish w:val="false"/>
             <w:sz w:val="28"/>
@@ -2048,7 +2043,7 @@
     </w:p>
     <w:p>
       <w:pPr>
-        <w:pStyle w:val="TOC2"/>
+        <w:pStyle w:val="22"/>
         <w:tabs>
           <w:tab w:val="clear" w:pos="709"/>
           <w:tab w:val="clear" w:pos="10478"/>
@@ -2060,7 +2055,7 @@
       <w:hyperlink w:anchor="_Toc228130208">
         <w:r>
           <w:rPr>
-            <w:rStyle w:val="Style24"/>
+            <w:rStyle w:val="Style25"/>
             <w:rFonts w:ascii="Times New Roman" w:hAnsi="Times New Roman"/>
             <w:vanish w:val="false"/>
             <w:sz w:val="28"/>
@@ -2071,7 +2066,7 @@
         </w:r>
         <w:r>
           <w:rPr>
-            <w:rStyle w:val="Style24"/>
+            <w:rStyle w:val="Style25"/>
             <w:rFonts w:eastAsia="" w:ascii="Times New Roman" w:hAnsi="Times New Roman" w:eastAsiaTheme="minorEastAsia"/>
             <w:sz w:val="28"/>
             <w:szCs w:val="28"/>
@@ -2082,7 +2077,7 @@
         </w:r>
         <w:r>
           <w:rPr>
-            <w:rStyle w:val="Style24"/>
+            <w:rStyle w:val="Style25"/>
             <w:rFonts w:ascii="Times New Roman" w:hAnsi="Times New Roman"/>
             <w:sz w:val="28"/>
             <w:szCs w:val="28"/>
@@ -2092,7 +2087,7 @@
         </w:r>
         <w:r>
           <w:rPr>
-            <w:rStyle w:val="Style24"/>
+            <w:rStyle w:val="Style25"/>
             <w:rFonts w:ascii="Times New Roman" w:hAnsi="Times New Roman"/>
             <w:vanish w:val="false"/>
             <w:sz w:val="28"/>
@@ -2116,7 +2111,7 @@
     </w:p>
     <w:p>
       <w:pPr>
-        <w:pStyle w:val="TOC3"/>
+        <w:pStyle w:val="32"/>
         <w:tabs>
           <w:tab w:val="clear" w:pos="708"/>
           <w:tab w:val="left" w:pos="1440" w:leader="none"/>
@@ -2127,7 +2122,7 @@
       <w:hyperlink w:anchor="_Toc228130209">
         <w:r>
           <w:rPr>
-            <w:rStyle w:val="Style24"/>
+            <w:rStyle w:val="Style25"/>
             <w:rFonts w:ascii="Times New Roman" w:hAnsi="Times New Roman"/>
             <w:vanish w:val="false"/>
             <w:sz w:val="28"/>
@@ -2138,7 +2133,7 @@
         </w:r>
         <w:r>
           <w:rPr>
-            <w:rStyle w:val="Style24"/>
+            <w:rStyle w:val="Style25"/>
             <w:rFonts w:ascii="Times New Roman" w:hAnsi="Times New Roman"/>
             <w:sz w:val="28"/>
             <w:szCs w:val="28"/>
@@ -2148,7 +2143,7 @@
         </w:r>
         <w:r>
           <w:rPr>
-            <w:rStyle w:val="Style24"/>
+            <w:rStyle w:val="Style25"/>
             <w:rFonts w:ascii="Times New Roman" w:hAnsi="Times New Roman"/>
             <w:vanish w:val="false"/>
             <w:sz w:val="28"/>
@@ -2172,7 +2167,7 @@
     </w:p>
     <w:p>
       <w:pPr>
-        <w:pStyle w:val="TOC3"/>
+        <w:pStyle w:val="32"/>
         <w:tabs>
           <w:tab w:val="clear" w:pos="708"/>
           <w:tab w:val="left" w:pos="1440" w:leader="none"/>
@@ -2183,7 +2178,7 @@
       <w:hyperlink w:anchor="_Toc228130210">
         <w:r>
           <w:rPr>
-            <w:rStyle w:val="Style24"/>
+            <w:rStyle w:val="Style25"/>
             <w:rFonts w:ascii="Times New Roman" w:hAnsi="Times New Roman"/>
             <w:vanish w:val="false"/>
             <w:sz w:val="28"/>
@@ -2194,7 +2189,7 @@
         </w:r>
         <w:r>
           <w:rPr>
-            <w:rStyle w:val="Style24"/>
+            <w:rStyle w:val="Style25"/>
             <w:rFonts w:ascii="Times New Roman" w:hAnsi="Times New Roman"/>
             <w:sz w:val="28"/>
             <w:szCs w:val="28"/>
@@ -2204,7 +2199,7 @@
         </w:r>
         <w:r>
           <w:rPr>
-            <w:rStyle w:val="Style24"/>
+            <w:rStyle w:val="Style25"/>
             <w:rFonts w:ascii="Times New Roman" w:hAnsi="Times New Roman"/>
             <w:vanish w:val="false"/>
             <w:sz w:val="28"/>
@@ -2228,7 +2223,7 @@
     </w:p>
     <w:p>
       <w:pPr>
-        <w:pStyle w:val="TOC2"/>
+        <w:pStyle w:val="22"/>
         <w:tabs>
           <w:tab w:val="clear" w:pos="709"/>
           <w:tab w:val="clear" w:pos="10478"/>
@@ -2240,7 +2235,7 @@
       <w:hyperlink w:anchor="_Toc228130211">
         <w:r>
           <w:rPr>
-            <w:rStyle w:val="Style24"/>
+            <w:rStyle w:val="Style25"/>
             <w:rFonts w:ascii="Times New Roman" w:hAnsi="Times New Roman"/>
             <w:vanish w:val="false"/>
             <w:sz w:val="28"/>
@@ -2251,7 +2246,7 @@
         </w:r>
         <w:r>
           <w:rPr>
-            <w:rStyle w:val="Style24"/>
+            <w:rStyle w:val="Style25"/>
             <w:rFonts w:eastAsia="" w:ascii="Times New Roman" w:hAnsi="Times New Roman" w:eastAsiaTheme="minorEastAsia"/>
             <w:sz w:val="28"/>
             <w:szCs w:val="28"/>
@@ -2262,7 +2257,7 @@
         </w:r>
         <w:r>
           <w:rPr>
-            <w:rStyle w:val="Style24"/>
+            <w:rStyle w:val="Style25"/>
             <w:rFonts w:ascii="Times New Roman" w:hAnsi="Times New Roman"/>
             <w:sz w:val="28"/>
             <w:szCs w:val="28"/>
@@ -2272,7 +2267,7 @@
         </w:r>
         <w:r>
           <w:rPr>
-            <w:rStyle w:val="Style24"/>
+            <w:rStyle w:val="Style25"/>
             <w:rFonts w:ascii="Times New Roman" w:hAnsi="Times New Roman"/>
             <w:vanish w:val="false"/>
             <w:sz w:val="28"/>
@@ -2295,7 +2290,7 @@
     </w:p>
     <w:p>
       <w:pPr>
-        <w:pStyle w:val="TOC2"/>
+        <w:pStyle w:val="22"/>
         <w:tabs>
           <w:tab w:val="clear" w:pos="709"/>
           <w:tab w:val="clear" w:pos="10478"/>
@@ -2307,7 +2302,7 @@
       <w:hyperlink w:anchor="_Toc228130216">
         <w:r>
           <w:rPr>
-            <w:rStyle w:val="Style24"/>
+            <w:rStyle w:val="Style25"/>
             <w:rFonts w:ascii="Times New Roman" w:hAnsi="Times New Roman"/>
             <w:vanish w:val="false"/>
             <w:sz w:val="28"/>
@@ -2318,7 +2313,7 @@
         </w:r>
         <w:r>
           <w:rPr>
-            <w:rStyle w:val="Style24"/>
+            <w:rStyle w:val="Style25"/>
             <w:rFonts w:eastAsia="" w:ascii="Times New Roman" w:hAnsi="Times New Roman" w:eastAsiaTheme="minorEastAsia"/>
             <w:sz w:val="28"/>
             <w:szCs w:val="28"/>
@@ -2329,7 +2324,7 @@
         </w:r>
         <w:r>
           <w:rPr>
-            <w:rStyle w:val="Style24"/>
+            <w:rStyle w:val="Style25"/>
             <w:rFonts w:ascii="Times New Roman" w:hAnsi="Times New Roman"/>
             <w:sz w:val="28"/>
             <w:szCs w:val="28"/>
@@ -2339,7 +2334,7 @@
         </w:r>
         <w:r>
           <w:rPr>
-            <w:rStyle w:val="Style24"/>
+            <w:rStyle w:val="Style25"/>
             <w:rFonts w:ascii="Times New Roman" w:hAnsi="Times New Roman"/>
             <w:vanish w:val="false"/>
             <w:sz w:val="28"/>
@@ -2363,7 +2358,7 @@
     </w:p>
     <w:p>
       <w:pPr>
-        <w:pStyle w:val="TOC2"/>
+        <w:pStyle w:val="22"/>
         <w:tabs>
           <w:tab w:val="clear" w:pos="709"/>
           <w:tab w:val="clear" w:pos="10478"/>
@@ -2375,7 +2370,7 @@
       <w:hyperlink w:anchor="_Toc228130219">
         <w:r>
           <w:rPr>
-            <w:rStyle w:val="Style24"/>
+            <w:rStyle w:val="Style25"/>
             <w:rFonts w:ascii="Times New Roman" w:hAnsi="Times New Roman"/>
             <w:vanish w:val="false"/>
             <w:sz w:val="28"/>
@@ -2386,7 +2381,7 @@
         </w:r>
         <w:r>
           <w:rPr>
-            <w:rStyle w:val="Style24"/>
+            <w:rStyle w:val="Style25"/>
             <w:rFonts w:eastAsia="" w:ascii="Times New Roman" w:hAnsi="Times New Roman" w:eastAsiaTheme="minorEastAsia"/>
             <w:sz w:val="28"/>
             <w:szCs w:val="28"/>
@@ -2397,7 +2392,7 @@
         </w:r>
         <w:r>
           <w:rPr>
-            <w:rStyle w:val="Style24"/>
+            <w:rStyle w:val="Style25"/>
             <w:rFonts w:ascii="Times New Roman" w:hAnsi="Times New Roman"/>
             <w:sz w:val="28"/>
             <w:szCs w:val="28"/>
@@ -2407,7 +2402,7 @@
         </w:r>
         <w:r>
           <w:rPr>
-            <w:rStyle w:val="Style24"/>
+            <w:rStyle w:val="Style25"/>
             <w:rFonts w:ascii="Times New Roman" w:hAnsi="Times New Roman"/>
             <w:vanish w:val="false"/>
             <w:sz w:val="28"/>
@@ -2431,7 +2426,7 @@
     </w:p>
     <w:p>
       <w:pPr>
-        <w:pStyle w:val="TOC2"/>
+        <w:pStyle w:val="22"/>
         <w:tabs>
           <w:tab w:val="clear" w:pos="709"/>
           <w:tab w:val="clear" w:pos="10478"/>
@@ -2443,7 +2438,7 @@
       <w:hyperlink w:anchor="_Toc228130220">
         <w:r>
           <w:rPr>
-            <w:rStyle w:val="Style24"/>
+            <w:rStyle w:val="Style25"/>
             <w:rFonts w:ascii="Times New Roman" w:hAnsi="Times New Roman"/>
             <w:vanish w:val="false"/>
             <w:sz w:val="28"/>
@@ -2454,7 +2449,7 @@
         </w:r>
         <w:r>
           <w:rPr>
-            <w:rStyle w:val="Style24"/>
+            <w:rStyle w:val="Style25"/>
             <w:rFonts w:eastAsia="" w:ascii="Times New Roman" w:hAnsi="Times New Roman" w:eastAsiaTheme="minorEastAsia"/>
             <w:sz w:val="28"/>
             <w:szCs w:val="28"/>
@@ -2465,7 +2460,7 @@
         </w:r>
         <w:r>
           <w:rPr>
-            <w:rStyle w:val="Style24"/>
+            <w:rStyle w:val="Style25"/>
             <w:rFonts w:ascii="Times New Roman" w:hAnsi="Times New Roman"/>
             <w:sz w:val="28"/>
             <w:szCs w:val="28"/>
@@ -2475,7 +2470,7 @@
         </w:r>
         <w:r>
           <w:rPr>
-            <w:rStyle w:val="Style24"/>
+            <w:rStyle w:val="Style25"/>
             <w:rFonts w:ascii="Times New Roman" w:hAnsi="Times New Roman"/>
             <w:vanish w:val="false"/>
             <w:sz w:val="28"/>
@@ -2498,7 +2493,7 @@
     </w:p>
     <w:p>
       <w:pPr>
-        <w:pStyle w:val="TOC1"/>
+        <w:pStyle w:val="13"/>
         <w:tabs>
           <w:tab w:val="clear" w:pos="709"/>
           <w:tab w:val="clear" w:pos="10348"/>
@@ -2510,17 +2505,17 @@
       <w:hyperlink w:anchor="_Toc228130221">
         <w:r>
           <w:rPr>
-            <w:rStyle w:val="Style24"/>
+            <w:rStyle w:val="Style25"/>
             <w:vanish w:val="false"/>
             <w:sz w:val="28"/>
             <w:szCs w:val="28"/>
             <w:shd w:fill="auto" w:val="clear"/>
           </w:rPr>
-          <w:t xml:space="preserve">3. </w:t>
+          <w:t xml:space="preserve">3 </w:t>
         </w:r>
         <w:r>
           <w:rPr>
-            <w:rStyle w:val="Style24"/>
+            <w:rStyle w:val="Style25"/>
             <w:sz w:val="28"/>
             <w:szCs w:val="28"/>
             <w:shd w:fill="auto" w:val="clear"/>
@@ -2529,7 +2524,7 @@
         </w:r>
         <w:r>
           <w:rPr>
-            <w:rStyle w:val="Style24"/>
+            <w:rStyle w:val="Style25"/>
             <w:vanish w:val="false"/>
             <w:sz w:val="28"/>
             <w:szCs w:val="28"/>
@@ -2560,7 +2555,7 @@
     </w:p>
     <w:p>
       <w:pPr>
-        <w:pStyle w:val="TOC2"/>
+        <w:pStyle w:val="22"/>
         <w:tabs>
           <w:tab w:val="clear" w:pos="709"/>
           <w:tab w:val="clear" w:pos="10478"/>
@@ -2572,7 +2567,7 @@
       <w:hyperlink w:anchor="_Toc228130222">
         <w:r>
           <w:rPr>
-            <w:rStyle w:val="Style24"/>
+            <w:rStyle w:val="Style25"/>
             <w:rFonts w:ascii="Times New Roman" w:hAnsi="Times New Roman"/>
             <w:vanish w:val="false"/>
             <w:sz w:val="28"/>
@@ -2583,7 +2578,7 @@
         </w:r>
         <w:r>
           <w:rPr>
-            <w:rStyle w:val="Style24"/>
+            <w:rStyle w:val="Style25"/>
             <w:rFonts w:eastAsia="" w:ascii="Times New Roman" w:hAnsi="Times New Roman" w:eastAsiaTheme="minorEastAsia"/>
             <w:sz w:val="28"/>
             <w:szCs w:val="28"/>
@@ -2594,7 +2589,7 @@
         </w:r>
         <w:r>
           <w:rPr>
-            <w:rStyle w:val="Style24"/>
+            <w:rStyle w:val="Style25"/>
             <w:rFonts w:ascii="Times New Roman" w:hAnsi="Times New Roman"/>
             <w:sz w:val="28"/>
             <w:szCs w:val="28"/>
@@ -2604,7 +2599,7 @@
         </w:r>
         <w:r>
           <w:rPr>
-            <w:rStyle w:val="Style24"/>
+            <w:rStyle w:val="Style25"/>
             <w:rFonts w:ascii="Times New Roman" w:hAnsi="Times New Roman"/>
             <w:vanish w:val="false"/>
             <w:sz w:val="28"/>
@@ -2629,7 +2624,7 @@
     </w:p>
     <w:p>
       <w:pPr>
-        <w:pStyle w:val="TOC2"/>
+        <w:pStyle w:val="22"/>
         <w:tabs>
           <w:tab w:val="clear" w:pos="709"/>
           <w:tab w:val="clear" w:pos="10478"/>
@@ -2641,7 +2636,7 @@
       <w:hyperlink w:anchor="_Toc228130223">
         <w:r>
           <w:rPr>
-            <w:rStyle w:val="Style24"/>
+            <w:rStyle w:val="Style25"/>
             <w:rFonts w:ascii="Times New Roman" w:hAnsi="Times New Roman"/>
             <w:vanish w:val="false"/>
             <w:sz w:val="28"/>
@@ -2652,7 +2647,7 @@
         </w:r>
         <w:r>
           <w:rPr>
-            <w:rStyle w:val="Style24"/>
+            <w:rStyle w:val="Style25"/>
             <w:rFonts w:eastAsia="" w:ascii="Times New Roman" w:hAnsi="Times New Roman" w:eastAsiaTheme="minorEastAsia"/>
             <w:sz w:val="28"/>
             <w:szCs w:val="28"/>
@@ -2663,7 +2658,7 @@
         </w:r>
         <w:r>
           <w:rPr>
-            <w:rStyle w:val="Style24"/>
+            <w:rStyle w:val="Style25"/>
             <w:rFonts w:ascii="Times New Roman" w:hAnsi="Times New Roman"/>
             <w:sz w:val="28"/>
             <w:szCs w:val="28"/>
@@ -2673,7 +2668,7 @@
         </w:r>
         <w:r>
           <w:rPr>
-            <w:rStyle w:val="Style24"/>
+            <w:rStyle w:val="Style25"/>
             <w:rFonts w:ascii="Times New Roman" w:hAnsi="Times New Roman"/>
             <w:vanish w:val="false"/>
             <w:sz w:val="28"/>
@@ -2708,7 +2703,7 @@
     </w:p>
     <w:p>
       <w:pPr>
-        <w:pStyle w:val="TOC1"/>
+        <w:pStyle w:val="13"/>
         <w:tabs>
           <w:tab w:val="clear" w:pos="709"/>
           <w:tab w:val="clear" w:pos="10348"/>
@@ -2719,7 +2714,7 @@
       <w:hyperlink w:anchor="_Toc228130225">
         <w:r>
           <w:rPr>
-            <w:rStyle w:val="Style24"/>
+            <w:rStyle w:val="Style25"/>
             <w:vanish w:val="false"/>
             <w:sz w:val="28"/>
             <w:szCs w:val="28"/>
@@ -2742,7 +2737,7 @@
     </w:p>
     <w:p>
       <w:pPr>
-        <w:pStyle w:val="TOC1"/>
+        <w:pStyle w:val="13"/>
         <w:tabs>
           <w:tab w:val="clear" w:pos="709"/>
           <w:tab w:val="clear" w:pos="10348"/>
@@ -2753,7 +2748,7 @@
       <w:hyperlink w:anchor="_Toc228130226">
         <w:r>
           <w:rPr>
-            <w:rStyle w:val="Style24"/>
+            <w:rStyle w:val="Style25"/>
             <w:vanish w:val="false"/>
             <w:sz w:val="28"/>
             <w:szCs w:val="28"/>
@@ -2765,7 +2760,7 @@
       </w:hyperlink>
       <w:r>
         <w:rPr>
-          <w:rStyle w:val="Style24"/>
+          <w:rStyle w:val="Style25"/>
           <w:vanish w:val="false"/>
           <w:sz w:val="28"/>
           <w:szCs w:val="28"/>
@@ -2777,7 +2772,7 @@
     </w:p>
     <w:p>
       <w:pPr>
-        <w:pStyle w:val="TOC1"/>
+        <w:pStyle w:val="13"/>
         <w:tabs>
           <w:tab w:val="clear" w:pos="709"/>
           <w:tab w:val="clear" w:pos="10348"/>
@@ -2788,7 +2783,7 @@
       <w:hyperlink w:anchor="_Toc228130227">
         <w:r>
           <w:rPr>
-            <w:rStyle w:val="Style24"/>
+            <w:rStyle w:val="Style25"/>
             <w:vanish w:val="false"/>
             <w:sz w:val="28"/>
             <w:szCs w:val="28"/>
@@ -2811,7 +2806,7 @@
     </w:p>
     <w:p>
       <w:pPr>
-        <w:pStyle w:val="TOC1"/>
+        <w:pStyle w:val="13"/>
         <w:rPr>
           <w:rFonts w:ascii="Times New Roman" w:hAnsi="Times New Roman"/>
           <w:bCs w:val="false"/>
@@ -2838,7 +2833,7 @@
           <w:tab w:val="left" w:pos="709" w:leader="none"/>
         </w:tabs>
         <w:spacing w:lineRule="auto" w:line="360" w:before="240" w:after="240"/>
-        <w:ind w:firstLine="709" w:left="284" w:right="284"/>
+        <w:ind w:left="284" w:right="284" w:firstLine="709"/>
         <w:jc w:val="center"/>
         <w:rPr>
           <w:rFonts w:ascii="Times New Roman" w:hAnsi="Times New Roman" w:eastAsia="Times New Roman" w:cs="Times New Roman"/>
@@ -2894,7 +2889,7 @@
           <w:tab w:val="left" w:pos="709" w:leader="none"/>
         </w:tabs>
         <w:spacing w:lineRule="auto" w:line="360" w:before="0" w:after="240"/>
-        <w:ind w:firstLine="709" w:left="284" w:right="284"/>
+        <w:ind w:left="284" w:right="284" w:firstLine="709"/>
         <w:jc w:val="center"/>
         <w:rPr>
           <w:rFonts w:ascii="Times New Roman" w:hAnsi="Times New Roman" w:eastAsia="Calibri" w:cs="Times New Roman"/>
@@ -2920,13 +2915,13 @@
     </w:p>
     <w:p>
       <w:pPr>
-        <w:pStyle w:val="BodyText"/>
+        <w:pStyle w:val="Style29"/>
         <w:numPr>
           <w:ilvl w:val="0"/>
           <w:numId w:val="0"/>
         </w:numPr>
         <w:spacing w:before="0" w:after="200"/>
-        <w:ind w:hanging="0" w:left="0"/>
+        <w:ind w:left="0" w:hanging="0"/>
         <w:jc w:val="left"/>
         <w:rPr/>
       </w:pPr>
@@ -2956,9 +2951,9 @@
     </w:p>
     <w:p>
       <w:pPr>
-        <w:pStyle w:val="BodyText"/>
+        <w:pStyle w:val="Style29"/>
         <w:spacing w:before="240" w:after="240"/>
-        <w:ind w:hanging="0" w:left="0" w:right="0"/>
+        <w:ind w:left="0" w:right="0" w:hanging="0"/>
         <w:rPr/>
       </w:pPr>
       <w:r>
@@ -2977,9 +2972,9 @@
     </w:p>
     <w:p>
       <w:pPr>
-        <w:pStyle w:val="BodyText"/>
+        <w:pStyle w:val="Style29"/>
         <w:spacing w:before="240" w:after="240"/>
-        <w:ind w:hanging="0" w:left="0" w:right="0"/>
+        <w:ind w:left="0" w:right="0" w:hanging="0"/>
         <w:rPr/>
       </w:pPr>
       <w:r>
@@ -2998,9 +2993,9 @@
     </w:p>
     <w:p>
       <w:pPr>
-        <w:pStyle w:val="BodyText"/>
+        <w:pStyle w:val="Style29"/>
         <w:spacing w:before="240" w:after="240"/>
-        <w:ind w:hanging="0" w:left="0" w:right="0"/>
+        <w:ind w:left="0" w:right="0" w:hanging="0"/>
         <w:rPr/>
       </w:pPr>
       <w:r>
@@ -3019,9 +3014,9 @@
     </w:p>
     <w:p>
       <w:pPr>
-        <w:pStyle w:val="BodyText"/>
+        <w:pStyle w:val="Style29"/>
         <w:spacing w:before="240" w:after="240"/>
-        <w:ind w:hanging="0" w:left="0" w:right="0"/>
+        <w:ind w:left="0" w:right="0" w:hanging="0"/>
         <w:rPr/>
       </w:pPr>
       <w:r>
@@ -3040,9 +3035,9 @@
     </w:p>
     <w:p>
       <w:pPr>
-        <w:pStyle w:val="BodyText"/>
+        <w:pStyle w:val="Style29"/>
         <w:spacing w:before="240" w:after="240"/>
-        <w:ind w:hanging="0" w:left="0" w:right="0"/>
+        <w:ind w:left="0" w:right="0" w:hanging="0"/>
         <w:rPr/>
       </w:pPr>
       <w:r>
@@ -3061,9 +3056,9 @@
     </w:p>
     <w:p>
       <w:pPr>
-        <w:pStyle w:val="BodyText"/>
+        <w:pStyle w:val="Style29"/>
         <w:spacing w:before="240" w:after="240"/>
-        <w:ind w:hanging="0" w:left="0" w:right="0"/>
+        <w:ind w:left="0" w:right="0" w:hanging="0"/>
         <w:rPr/>
       </w:pPr>
       <w:r>
@@ -3082,9 +3077,9 @@
     </w:p>
     <w:p>
       <w:pPr>
-        <w:pStyle w:val="BodyText"/>
+        <w:pStyle w:val="Style29"/>
         <w:spacing w:before="240" w:after="240"/>
-        <w:ind w:hanging="0" w:left="0" w:right="0"/>
+        <w:ind w:left="0" w:right="0" w:hanging="0"/>
         <w:rPr/>
       </w:pPr>
       <w:r>
@@ -3103,9 +3098,9 @@
     </w:p>
     <w:p>
       <w:pPr>
-        <w:pStyle w:val="BodyText"/>
+        <w:pStyle w:val="Style29"/>
         <w:spacing w:before="240" w:after="240"/>
-        <w:ind w:hanging="0" w:left="0" w:right="0"/>
+        <w:ind w:left="0" w:right="0" w:hanging="0"/>
         <w:rPr/>
       </w:pPr>
       <w:r>
@@ -3124,9 +3119,9 @@
     </w:p>
     <w:p>
       <w:pPr>
-        <w:pStyle w:val="BodyText"/>
+        <w:pStyle w:val="Style29"/>
         <w:spacing w:before="240" w:after="240"/>
-        <w:ind w:hanging="0" w:left="0" w:right="0"/>
+        <w:ind w:left="0" w:right="0" w:hanging="0"/>
         <w:rPr/>
       </w:pPr>
       <w:r>
@@ -3145,9 +3140,9 @@
     </w:p>
     <w:p>
       <w:pPr>
-        <w:pStyle w:val="BodyText"/>
+        <w:pStyle w:val="Style29"/>
         <w:spacing w:before="240" w:after="240"/>
-        <w:ind w:hanging="0" w:left="0" w:right="0"/>
+        <w:ind w:left="0" w:right="0" w:hanging="0"/>
         <w:rPr/>
       </w:pPr>
       <w:r>
@@ -3166,9 +3161,9 @@
     </w:p>
     <w:p>
       <w:pPr>
-        <w:pStyle w:val="BodyText"/>
+        <w:pStyle w:val="Style29"/>
         <w:spacing w:before="240" w:after="240"/>
-        <w:ind w:hanging="0" w:left="0" w:right="0"/>
+        <w:ind w:left="0" w:right="0" w:hanging="0"/>
         <w:rPr/>
       </w:pPr>
       <w:r>
@@ -3187,9 +3182,9 @@
     </w:p>
     <w:p>
       <w:pPr>
-        <w:pStyle w:val="BodyText"/>
+        <w:pStyle w:val="Style29"/>
         <w:spacing w:before="240" w:after="240"/>
-        <w:ind w:hanging="0" w:left="0" w:right="0"/>
+        <w:ind w:left="0" w:right="0" w:hanging="0"/>
         <w:rPr/>
       </w:pPr>
       <w:r>
@@ -3208,9 +3203,9 @@
     </w:p>
     <w:p>
       <w:pPr>
-        <w:pStyle w:val="BodyText"/>
+        <w:pStyle w:val="Style29"/>
         <w:spacing w:before="240" w:after="240"/>
-        <w:ind w:hanging="0" w:left="0" w:right="0"/>
+        <w:ind w:left="0" w:right="0" w:hanging="0"/>
         <w:rPr/>
       </w:pPr>
       <w:r>
@@ -3229,9 +3224,9 @@
     </w:p>
     <w:p>
       <w:pPr>
-        <w:pStyle w:val="BodyText"/>
+        <w:pStyle w:val="Style29"/>
         <w:spacing w:before="240" w:after="240"/>
-        <w:ind w:hanging="0" w:left="0" w:right="0"/>
+        <w:ind w:left="0" w:right="0" w:hanging="0"/>
         <w:rPr/>
       </w:pPr>
       <w:r>
@@ -3250,9 +3245,9 @@
     </w:p>
     <w:p>
       <w:pPr>
-        <w:pStyle w:val="BodyText"/>
+        <w:pStyle w:val="Style29"/>
         <w:spacing w:before="240" w:after="0"/>
-        <w:ind w:hanging="0" w:left="0" w:right="0"/>
+        <w:ind w:left="0" w:right="0" w:hanging="0"/>
         <w:rPr/>
       </w:pPr>
       <w:r>
@@ -3276,7 +3271,7 @@
     </w:p>
     <w:p>
       <w:pPr>
-        <w:pStyle w:val="Heading1"/>
+        <w:pStyle w:val="1"/>
         <w:spacing w:before="0" w:after="120"/>
         <w:rPr/>
       </w:pPr>
@@ -3405,13 +3400,37 @@
     </w:p>
     <w:p>
       <w:pPr>
-        <w:pStyle w:val="Heading1"/>
+        <w:pStyle w:val="1"/>
+        <w:keepLines/>
+        <w:widowControl/>
+        <w:numPr>
+          <w:ilvl w:val="0"/>
+          <w:numId w:val="0"/>
+        </w:numPr>
+        <w:suppressAutoHyphens w:val="true"/>
+        <w:spacing w:lineRule="auto" w:line="360" w:before="0" w:after="0"/>
+        <w:ind w:left="0" w:firstLine="709"/>
+        <w:jc w:val="both"/>
+        <w:rPr>
+          <w:lang w:val="en-US"/>
+        </w:rPr>
+      </w:pPr>
+      <w:r>
+        <w:rPr/>
+      </w:r>
+      <w:r>
+        <w:br w:type="page"/>
+      </w:r>
+    </w:p>
+    <w:p>
+      <w:pPr>
+        <w:pStyle w:val="1"/>
         <w:numPr>
           <w:ilvl w:val="0"/>
           <w:numId w:val="2"/>
         </w:numPr>
         <w:spacing w:before="0" w:after="0"/>
-        <w:ind w:firstLine="709" w:left="0"/>
+        <w:ind w:left="0" w:firstLine="709"/>
         <w:jc w:val="both"/>
         <w:rPr>
           <w:lang w:val="en-US"/>
@@ -3426,12 +3445,12 @@
     </w:p>
     <w:p>
       <w:pPr>
-        <w:pStyle w:val="Heading2"/>
+        <w:pStyle w:val="2"/>
         <w:numPr>
           <w:ilvl w:val="1"/>
           <w:numId w:val="2"/>
         </w:numPr>
-        <w:ind w:firstLine="709" w:left="0" w:right="170"/>
+        <w:ind w:left="0" w:right="170" w:firstLine="709"/>
         <w:jc w:val="both"/>
         <w:rPr>
           <w:lang w:val="en-US"/>
@@ -3526,12 +3545,12 @@
     </w:p>
     <w:p>
       <w:pPr>
-        <w:pStyle w:val="Heading2"/>
+        <w:pStyle w:val="2"/>
         <w:numPr>
           <w:ilvl w:val="1"/>
           <w:numId w:val="2"/>
         </w:numPr>
-        <w:ind w:firstLine="709" w:left="0" w:right="170"/>
+        <w:ind w:left="0" w:right="170" w:firstLine="709"/>
         <w:jc w:val="both"/>
         <w:rPr>
           <w:lang w:val="en-US"/>
@@ -3791,7 +3810,7 @@
           <w:p>
             <w:pPr>
               <w:pStyle w:val="Normal"/>
-              <w:widowControl/>
+              <w:widowControl w:val="false"/>
               <w:suppressAutoHyphens w:val="true"/>
               <w:spacing w:lineRule="auto" w:line="276" w:before="0" w:after="0"/>
               <w:jc w:val="center"/>
@@ -3820,7 +3839,7 @@
           <w:p>
             <w:pPr>
               <w:pStyle w:val="Normal"/>
-              <w:widowControl/>
+              <w:widowControl w:val="false"/>
               <w:suppressAutoHyphens w:val="true"/>
               <w:spacing w:lineRule="auto" w:line="276" w:before="0" w:after="0"/>
               <w:jc w:val="center"/>
@@ -3849,7 +3868,7 @@
           <w:p>
             <w:pPr>
               <w:pStyle w:val="Normal"/>
-              <w:widowControl/>
+              <w:widowControl w:val="false"/>
               <w:suppressAutoHyphens w:val="true"/>
               <w:spacing w:lineRule="auto" w:line="276" w:before="0" w:after="0"/>
               <w:jc w:val="center"/>
@@ -3878,7 +3897,7 @@
           <w:p>
             <w:pPr>
               <w:pStyle w:val="Normal"/>
-              <w:widowControl/>
+              <w:widowControl w:val="false"/>
               <w:suppressAutoHyphens w:val="true"/>
               <w:spacing w:lineRule="auto" w:line="276" w:before="0" w:after="0"/>
               <w:jc w:val="center"/>
@@ -3910,7 +3929,7 @@
           <w:p>
             <w:pPr>
               <w:pStyle w:val="Normal"/>
-              <w:widowControl/>
+              <w:widowControl w:val="false"/>
               <w:suppressAutoHyphens w:val="true"/>
               <w:spacing w:lineRule="auto" w:line="276" w:before="0" w:after="0"/>
               <w:jc w:val="center"/>
@@ -3939,7 +3958,7 @@
           <w:p>
             <w:pPr>
               <w:pStyle w:val="Normal"/>
-              <w:widowControl/>
+              <w:widowControl w:val="false"/>
               <w:suppressAutoHyphens w:val="true"/>
               <w:spacing w:lineRule="auto" w:line="276" w:before="0" w:after="0"/>
               <w:jc w:val="center"/>
@@ -3968,7 +3987,7 @@
           <w:p>
             <w:pPr>
               <w:pStyle w:val="Normal"/>
-              <w:widowControl/>
+              <w:widowControl w:val="false"/>
               <w:suppressAutoHyphens w:val="true"/>
               <w:spacing w:lineRule="auto" w:line="276" w:before="0" w:after="0"/>
               <w:jc w:val="center"/>
@@ -3997,7 +4016,7 @@
           <w:p>
             <w:pPr>
               <w:pStyle w:val="Normal"/>
-              <w:widowControl/>
+              <w:widowControl w:val="false"/>
               <w:suppressAutoHyphens w:val="true"/>
               <w:spacing w:lineRule="auto" w:line="276" w:before="0" w:after="0"/>
               <w:jc w:val="left"/>
@@ -4029,7 +4048,7 @@
           <w:p>
             <w:pPr>
               <w:pStyle w:val="Normal"/>
-              <w:widowControl/>
+              <w:widowControl w:val="false"/>
               <w:suppressAutoHyphens w:val="true"/>
               <w:spacing w:lineRule="auto" w:line="276" w:before="0" w:after="0"/>
               <w:jc w:val="center"/>
@@ -4058,7 +4077,7 @@
           <w:p>
             <w:pPr>
               <w:pStyle w:val="Normal"/>
-              <w:widowControl/>
+              <w:widowControl w:val="false"/>
               <w:suppressAutoHyphens w:val="true"/>
               <w:spacing w:lineRule="auto" w:line="276" w:before="0" w:after="0"/>
               <w:jc w:val="center"/>
@@ -4087,7 +4106,7 @@
           <w:p>
             <w:pPr>
               <w:pStyle w:val="Normal"/>
-              <w:widowControl/>
+              <w:widowControl w:val="false"/>
               <w:suppressAutoHyphens w:val="true"/>
               <w:spacing w:lineRule="auto" w:line="276" w:before="0" w:after="0"/>
               <w:jc w:val="left"/>
@@ -4116,7 +4135,7 @@
           <w:p>
             <w:pPr>
               <w:pStyle w:val="Normal"/>
-              <w:widowControl/>
+              <w:widowControl w:val="false"/>
               <w:suppressAutoHyphens w:val="true"/>
               <w:spacing w:lineRule="auto" w:line="276" w:before="0" w:after="0"/>
               <w:jc w:val="center"/>
@@ -4148,7 +4167,7 @@
           <w:p>
             <w:pPr>
               <w:pStyle w:val="Normal"/>
-              <w:widowControl/>
+              <w:widowControl w:val="false"/>
               <w:suppressAutoHyphens w:val="true"/>
               <w:spacing w:lineRule="auto" w:line="276" w:before="0" w:after="0"/>
               <w:jc w:val="center"/>
@@ -4177,7 +4196,7 @@
           <w:p>
             <w:pPr>
               <w:pStyle w:val="Normal"/>
-              <w:widowControl/>
+              <w:widowControl w:val="false"/>
               <w:suppressAutoHyphens w:val="true"/>
               <w:spacing w:lineRule="auto" w:line="276" w:before="0" w:after="0"/>
               <w:jc w:val="left"/>
@@ -4206,7 +4225,7 @@
           <w:p>
             <w:pPr>
               <w:pStyle w:val="Normal"/>
-              <w:widowControl/>
+              <w:widowControl w:val="false"/>
               <w:suppressAutoHyphens w:val="true"/>
               <w:spacing w:lineRule="auto" w:line="276" w:before="0" w:after="0"/>
               <w:jc w:val="left"/>
@@ -4235,7 +4254,7 @@
           <w:p>
             <w:pPr>
               <w:pStyle w:val="Normal"/>
-              <w:widowControl/>
+              <w:widowControl w:val="false"/>
               <w:suppressAutoHyphens w:val="true"/>
               <w:spacing w:lineRule="auto" w:line="276" w:before="0" w:after="0"/>
               <w:jc w:val="center"/>
@@ -4267,7 +4286,7 @@
           <w:p>
             <w:pPr>
               <w:pStyle w:val="Normal"/>
-              <w:widowControl/>
+              <w:widowControl w:val="false"/>
               <w:suppressAutoHyphens w:val="true"/>
               <w:spacing w:lineRule="auto" w:line="276" w:before="0" w:after="0"/>
               <w:jc w:val="center"/>
@@ -4296,7 +4315,7 @@
           <w:p>
             <w:pPr>
               <w:pStyle w:val="Normal"/>
-              <w:widowControl/>
+              <w:widowControl w:val="false"/>
               <w:suppressAutoHyphens w:val="true"/>
               <w:spacing w:lineRule="auto" w:line="276" w:before="0" w:after="0"/>
               <w:jc w:val="center"/>
@@ -4325,7 +4344,7 @@
           <w:p>
             <w:pPr>
               <w:pStyle w:val="Normal"/>
-              <w:widowControl/>
+              <w:widowControl w:val="false"/>
               <w:suppressAutoHyphens w:val="true"/>
               <w:spacing w:lineRule="auto" w:line="276" w:before="0" w:after="0"/>
               <w:jc w:val="left"/>
@@ -4354,7 +4373,7 @@
           <w:p>
             <w:pPr>
               <w:pStyle w:val="Normal"/>
-              <w:widowControl/>
+              <w:widowControl w:val="false"/>
               <w:suppressAutoHyphens w:val="true"/>
               <w:spacing w:lineRule="auto" w:line="276" w:before="0" w:after="0"/>
               <w:jc w:val="left"/>
@@ -4638,7 +4657,7 @@
           <w:p>
             <w:pPr>
               <w:pStyle w:val="Normal"/>
-              <w:widowControl/>
+              <w:widowControl w:val="false"/>
               <w:suppressAutoHyphens w:val="true"/>
               <w:spacing w:lineRule="auto" w:line="276" w:before="0" w:after="0"/>
               <w:jc w:val="center"/>
@@ -4667,7 +4686,7 @@
           <w:p>
             <w:pPr>
               <w:pStyle w:val="Normal"/>
-              <w:widowControl/>
+              <w:widowControl w:val="false"/>
               <w:suppressAutoHyphens w:val="true"/>
               <w:spacing w:lineRule="auto" w:line="276" w:before="0" w:after="0"/>
               <w:jc w:val="center"/>
@@ -4696,7 +4715,7 @@
           <w:p>
             <w:pPr>
               <w:pStyle w:val="Normal"/>
-              <w:widowControl/>
+              <w:widowControl w:val="false"/>
               <w:suppressAutoHyphens w:val="true"/>
               <w:spacing w:lineRule="auto" w:line="276" w:before="0" w:after="0"/>
               <w:jc w:val="center"/>
@@ -4725,7 +4744,7 @@
           <w:p>
             <w:pPr>
               <w:pStyle w:val="Normal"/>
-              <w:widowControl/>
+              <w:widowControl w:val="false"/>
               <w:suppressAutoHyphens w:val="true"/>
               <w:spacing w:lineRule="auto" w:line="276" w:before="0" w:after="0"/>
               <w:jc w:val="center"/>
@@ -4754,7 +4773,7 @@
           <w:p>
             <w:pPr>
               <w:pStyle w:val="Normal"/>
-              <w:widowControl/>
+              <w:widowControl w:val="false"/>
               <w:suppressAutoHyphens w:val="true"/>
               <w:spacing w:lineRule="auto" w:line="276" w:before="0" w:after="0"/>
               <w:jc w:val="center"/>
@@ -4786,7 +4805,7 @@
           <w:p>
             <w:pPr>
               <w:pStyle w:val="Normal"/>
-              <w:widowControl/>
+              <w:widowControl w:val="false"/>
               <w:suppressAutoHyphens w:val="true"/>
               <w:spacing w:lineRule="auto" w:line="276" w:before="0" w:after="0"/>
               <w:jc w:val="center"/>
@@ -4815,7 +4834,7 @@
           <w:p>
             <w:pPr>
               <w:pStyle w:val="Normal"/>
-              <w:widowControl/>
+              <w:widowControl w:val="false"/>
               <w:suppressAutoHyphens w:val="true"/>
               <w:spacing w:lineRule="auto" w:line="276" w:before="0" w:after="0"/>
               <w:jc w:val="center"/>
@@ -4844,7 +4863,7 @@
           <w:p>
             <w:pPr>
               <w:pStyle w:val="Normal"/>
-              <w:widowControl/>
+              <w:widowControl w:val="false"/>
               <w:suppressAutoHyphens w:val="true"/>
               <w:spacing w:lineRule="auto" w:line="276" w:before="0" w:after="0"/>
               <w:jc w:val="center"/>
@@ -4873,7 +4892,7 @@
           <w:p>
             <w:pPr>
               <w:pStyle w:val="Normal"/>
-              <w:widowControl/>
+              <w:widowControl w:val="false"/>
               <w:suppressAutoHyphens w:val="true"/>
               <w:spacing w:lineRule="auto" w:line="276" w:before="0" w:after="0"/>
               <w:jc w:val="center"/>
@@ -4902,7 +4921,7 @@
           <w:p>
             <w:pPr>
               <w:pStyle w:val="Normal"/>
-              <w:widowControl/>
+              <w:widowControl w:val="false"/>
               <w:suppressAutoHyphens w:val="true"/>
               <w:spacing w:lineRule="auto" w:line="276" w:before="0" w:after="0"/>
               <w:jc w:val="center"/>
@@ -4934,7 +4953,7 @@
           <w:p>
             <w:pPr>
               <w:pStyle w:val="Normal"/>
-              <w:widowControl/>
+              <w:widowControl w:val="false"/>
               <w:suppressAutoHyphens w:val="true"/>
               <w:spacing w:lineRule="auto" w:line="276" w:before="0" w:after="0"/>
               <w:jc w:val="center"/>
@@ -4963,7 +4982,7 @@
           <w:p>
             <w:pPr>
               <w:pStyle w:val="Normal"/>
-              <w:widowControl/>
+              <w:widowControl w:val="false"/>
               <w:suppressAutoHyphens w:val="true"/>
               <w:spacing w:lineRule="auto" w:line="276" w:before="0" w:after="0"/>
               <w:jc w:val="center"/>
@@ -4992,7 +5011,7 @@
           <w:p>
             <w:pPr>
               <w:pStyle w:val="Normal"/>
-              <w:widowControl/>
+              <w:widowControl w:val="false"/>
               <w:suppressAutoHyphens w:val="true"/>
               <w:spacing w:lineRule="auto" w:line="276" w:before="0" w:after="0"/>
               <w:jc w:val="center"/>
@@ -5021,7 +5040,7 @@
           <w:p>
             <w:pPr>
               <w:pStyle w:val="Normal"/>
-              <w:widowControl/>
+              <w:widowControl w:val="false"/>
               <w:suppressAutoHyphens w:val="true"/>
               <w:spacing w:lineRule="auto" w:line="276" w:before="0" w:after="0"/>
               <w:jc w:val="center"/>
@@ -5050,7 +5069,7 @@
           <w:p>
             <w:pPr>
               <w:pStyle w:val="Normal"/>
-              <w:widowControl/>
+              <w:widowControl w:val="false"/>
               <w:suppressAutoHyphens w:val="true"/>
               <w:spacing w:lineRule="auto" w:line="276" w:before="0" w:after="0"/>
               <w:jc w:val="center"/>
@@ -5082,7 +5101,7 @@
           <w:p>
             <w:pPr>
               <w:pStyle w:val="Normal"/>
-              <w:widowControl/>
+              <w:widowControl w:val="false"/>
               <w:suppressAutoHyphens w:val="true"/>
               <w:spacing w:lineRule="auto" w:line="276" w:before="0" w:after="0"/>
               <w:jc w:val="center"/>
@@ -5111,7 +5130,7 @@
           <w:p>
             <w:pPr>
               <w:pStyle w:val="Normal"/>
-              <w:widowControl/>
+              <w:widowControl w:val="false"/>
               <w:suppressAutoHyphens w:val="true"/>
               <w:spacing w:lineRule="auto" w:line="276" w:before="0" w:after="0"/>
               <w:jc w:val="center"/>
@@ -5140,7 +5159,7 @@
           <w:p>
             <w:pPr>
               <w:pStyle w:val="Normal"/>
-              <w:widowControl/>
+              <w:widowControl w:val="false"/>
               <w:suppressAutoHyphens w:val="true"/>
               <w:spacing w:lineRule="auto" w:line="276" w:before="0" w:after="0"/>
               <w:jc w:val="center"/>
@@ -5169,7 +5188,7 @@
           <w:p>
             <w:pPr>
               <w:pStyle w:val="Normal"/>
-              <w:widowControl/>
+              <w:widowControl w:val="false"/>
               <w:suppressAutoHyphens w:val="true"/>
               <w:spacing w:lineRule="auto" w:line="276" w:before="0" w:after="0"/>
               <w:jc w:val="center"/>
@@ -5198,7 +5217,7 @@
           <w:p>
             <w:pPr>
               <w:pStyle w:val="Normal"/>
-              <w:widowControl/>
+              <w:widowControl w:val="false"/>
               <w:suppressAutoHyphens w:val="true"/>
               <w:spacing w:lineRule="auto" w:line="276" w:before="0" w:after="0"/>
               <w:jc w:val="center"/>
@@ -5230,7 +5249,7 @@
           <w:p>
             <w:pPr>
               <w:pStyle w:val="Normal"/>
-              <w:widowControl/>
+              <w:widowControl w:val="false"/>
               <w:suppressAutoHyphens w:val="true"/>
               <w:spacing w:lineRule="auto" w:line="276" w:before="0" w:after="0"/>
               <w:jc w:val="center"/>
@@ -5259,7 +5278,7 @@
           <w:p>
             <w:pPr>
               <w:pStyle w:val="Normal"/>
-              <w:widowControl/>
+              <w:widowControl w:val="false"/>
               <w:suppressAutoHyphens w:val="true"/>
               <w:spacing w:lineRule="auto" w:line="276" w:before="0" w:after="0"/>
               <w:jc w:val="center"/>
@@ -5288,7 +5307,7 @@
           <w:p>
             <w:pPr>
               <w:pStyle w:val="Normal"/>
-              <w:widowControl/>
+              <w:widowControl w:val="false"/>
               <w:suppressAutoHyphens w:val="true"/>
               <w:spacing w:lineRule="auto" w:line="276" w:before="0" w:after="0"/>
               <w:jc w:val="center"/>
@@ -5317,7 +5336,7 @@
           <w:p>
             <w:pPr>
               <w:pStyle w:val="Normal"/>
-              <w:widowControl/>
+              <w:widowControl w:val="false"/>
               <w:suppressAutoHyphens w:val="true"/>
               <w:spacing w:lineRule="auto" w:line="276" w:before="0" w:after="0"/>
               <w:jc w:val="center"/>
@@ -5346,7 +5365,7 @@
           <w:p>
             <w:pPr>
               <w:pStyle w:val="Normal"/>
-              <w:widowControl/>
+              <w:widowControl w:val="false"/>
               <w:suppressAutoHyphens w:val="true"/>
               <w:spacing w:lineRule="auto" w:line="276" w:before="0" w:after="0"/>
               <w:jc w:val="center"/>
@@ -5378,7 +5397,7 @@
           <w:p>
             <w:pPr>
               <w:pStyle w:val="Normal"/>
-              <w:widowControl/>
+              <w:widowControl w:val="false"/>
               <w:suppressAutoHyphens w:val="true"/>
               <w:spacing w:lineRule="auto" w:line="276" w:before="0" w:after="0"/>
               <w:jc w:val="center"/>
@@ -5407,7 +5426,7 @@
           <w:p>
             <w:pPr>
               <w:pStyle w:val="Normal"/>
-              <w:widowControl/>
+              <w:widowControl w:val="false"/>
               <w:suppressAutoHyphens w:val="true"/>
               <w:spacing w:lineRule="auto" w:line="276" w:before="0" w:after="0"/>
               <w:jc w:val="center"/>
@@ -5436,7 +5455,7 @@
           <w:p>
             <w:pPr>
               <w:pStyle w:val="Normal"/>
-              <w:widowControl/>
+              <w:widowControl w:val="false"/>
               <w:suppressAutoHyphens w:val="true"/>
               <w:spacing w:lineRule="auto" w:line="276" w:before="0" w:after="0"/>
               <w:jc w:val="center"/>
@@ -5465,7 +5484,7 @@
           <w:p>
             <w:pPr>
               <w:pStyle w:val="Normal"/>
-              <w:widowControl/>
+              <w:widowControl w:val="false"/>
               <w:suppressAutoHyphens w:val="true"/>
               <w:spacing w:lineRule="auto" w:line="276" w:before="0" w:after="0"/>
               <w:jc w:val="center"/>
@@ -5494,7 +5513,7 @@
           <w:p>
             <w:pPr>
               <w:pStyle w:val="Normal"/>
-              <w:widowControl/>
+              <w:widowControl w:val="false"/>
               <w:suppressAutoHyphens w:val="true"/>
               <w:spacing w:lineRule="auto" w:line="276" w:before="0" w:after="0"/>
               <w:jc w:val="center"/>
@@ -5526,7 +5545,7 @@
           <w:p>
             <w:pPr>
               <w:pStyle w:val="Normal"/>
-              <w:widowControl/>
+              <w:widowControl w:val="false"/>
               <w:suppressAutoHyphens w:val="true"/>
               <w:spacing w:lineRule="auto" w:line="276" w:before="0" w:after="0"/>
               <w:jc w:val="center"/>
@@ -5555,7 +5574,7 @@
           <w:p>
             <w:pPr>
               <w:pStyle w:val="Normal"/>
-              <w:widowControl/>
+              <w:widowControl w:val="false"/>
               <w:suppressAutoHyphens w:val="true"/>
               <w:spacing w:lineRule="auto" w:line="276" w:before="0" w:after="0"/>
               <w:jc w:val="center"/>
@@ -5584,7 +5603,7 @@
           <w:p>
             <w:pPr>
               <w:pStyle w:val="Normal"/>
-              <w:widowControl/>
+              <w:widowControl w:val="false"/>
               <w:suppressAutoHyphens w:val="true"/>
               <w:spacing w:lineRule="auto" w:line="276" w:before="0" w:after="0"/>
               <w:jc w:val="center"/>
@@ -5613,7 +5632,7 @@
           <w:p>
             <w:pPr>
               <w:pStyle w:val="Normal"/>
-              <w:widowControl/>
+              <w:widowControl w:val="false"/>
               <w:suppressAutoHyphens w:val="true"/>
               <w:spacing w:lineRule="auto" w:line="276" w:before="0" w:after="0"/>
               <w:jc w:val="center"/>
@@ -5642,7 +5661,7 @@
           <w:p>
             <w:pPr>
               <w:pStyle w:val="Normal"/>
-              <w:widowControl/>
+              <w:widowControl w:val="false"/>
               <w:suppressAutoHyphens w:val="true"/>
               <w:spacing w:lineRule="auto" w:line="276" w:before="0" w:after="0"/>
               <w:jc w:val="center"/>
@@ -5674,7 +5693,7 @@
           <w:p>
             <w:pPr>
               <w:pStyle w:val="Normal"/>
-              <w:widowControl/>
+              <w:widowControl w:val="false"/>
               <w:suppressAutoHyphens w:val="true"/>
               <w:spacing w:lineRule="auto" w:line="276" w:before="0" w:after="0"/>
               <w:jc w:val="center"/>
@@ -5703,7 +5722,7 @@
           <w:p>
             <w:pPr>
               <w:pStyle w:val="Normal"/>
-              <w:widowControl/>
+              <w:widowControl w:val="false"/>
               <w:suppressAutoHyphens w:val="true"/>
               <w:spacing w:lineRule="auto" w:line="276" w:before="0" w:after="0"/>
               <w:jc w:val="center"/>
@@ -5732,7 +5751,7 @@
           <w:p>
             <w:pPr>
               <w:pStyle w:val="Normal"/>
-              <w:widowControl/>
+              <w:widowControl w:val="false"/>
               <w:suppressAutoHyphens w:val="true"/>
               <w:spacing w:lineRule="auto" w:line="276" w:before="0" w:after="0"/>
               <w:jc w:val="center"/>
@@ -5761,7 +5780,7 @@
           <w:p>
             <w:pPr>
               <w:pStyle w:val="Normal"/>
-              <w:widowControl/>
+              <w:widowControl w:val="false"/>
               <w:suppressAutoHyphens w:val="true"/>
               <w:spacing w:lineRule="auto" w:line="276" w:before="0" w:after="0"/>
               <w:jc w:val="center"/>
@@ -5790,7 +5809,7 @@
           <w:p>
             <w:pPr>
               <w:pStyle w:val="Normal"/>
-              <w:widowControl/>
+              <w:widowControl w:val="false"/>
               <w:suppressAutoHyphens w:val="true"/>
               <w:spacing w:lineRule="auto" w:line="276" w:before="0" w:after="0"/>
               <w:jc w:val="center"/>
@@ -5822,7 +5841,7 @@
           <w:p>
             <w:pPr>
               <w:pStyle w:val="Normal"/>
-              <w:widowControl/>
+              <w:widowControl w:val="false"/>
               <w:suppressAutoHyphens w:val="true"/>
               <w:spacing w:lineRule="auto" w:line="276" w:before="0" w:after="0"/>
               <w:jc w:val="center"/>
@@ -5851,7 +5870,7 @@
           <w:p>
             <w:pPr>
               <w:pStyle w:val="Normal"/>
-              <w:widowControl/>
+              <w:widowControl w:val="false"/>
               <w:suppressAutoHyphens w:val="true"/>
               <w:spacing w:lineRule="auto" w:line="276" w:before="0" w:after="0"/>
               <w:jc w:val="center"/>
@@ -5880,7 +5899,7 @@
           <w:p>
             <w:pPr>
               <w:pStyle w:val="Normal"/>
-              <w:widowControl/>
+              <w:widowControl w:val="false"/>
               <w:suppressAutoHyphens w:val="true"/>
               <w:spacing w:lineRule="auto" w:line="276" w:before="0" w:after="0"/>
               <w:jc w:val="center"/>
@@ -5909,7 +5928,7 @@
           <w:p>
             <w:pPr>
               <w:pStyle w:val="Normal"/>
-              <w:widowControl/>
+              <w:widowControl w:val="false"/>
               <w:suppressAutoHyphens w:val="true"/>
               <w:spacing w:lineRule="auto" w:line="276" w:before="0" w:after="0"/>
               <w:jc w:val="center"/>
@@ -5938,7 +5957,7 @@
           <w:p>
             <w:pPr>
               <w:pStyle w:val="Normal"/>
-              <w:widowControl/>
+              <w:widowControl w:val="false"/>
               <w:suppressAutoHyphens w:val="true"/>
               <w:spacing w:lineRule="auto" w:line="276" w:before="0" w:after="0"/>
               <w:jc w:val="center"/>
@@ -5978,10 +5997,10 @@
           <w:sz w:val="28"/>
         </w:rPr>
       </w:r>
-      <w:bookmarkStart w:id="7" w:name="_Toc167444365"/>
-      <w:bookmarkStart w:id="8" w:name="_Toc168406540"/>
-      <w:bookmarkStart w:id="9" w:name="_Toc167444365"/>
-      <w:bookmarkStart w:id="10" w:name="_Toc168406540"/>
+      <w:bookmarkStart w:id="7" w:name="_Toc168406540"/>
+      <w:bookmarkStart w:id="8" w:name="_Toc167444365"/>
+      <w:bookmarkStart w:id="9" w:name="_Toc168406540"/>
+      <w:bookmarkStart w:id="10" w:name="_Toc167444365"/>
       <w:bookmarkEnd w:id="9"/>
       <w:bookmarkEnd w:id="10"/>
       <w:r>
@@ -5990,21 +6009,21 @@
     </w:p>
     <w:p>
       <w:pPr>
-        <w:pStyle w:val="Style34"/>
+        <w:pStyle w:val="Style40"/>
         <w:numPr>
           <w:ilvl w:val="0"/>
           <w:numId w:val="0"/>
         </w:numPr>
         <w:spacing w:before="0" w:after="240"/>
-        <w:ind w:firstLine="709" w:left="284" w:right="284"/>
+        <w:ind w:left="284" w:right="284" w:firstLine="709"/>
         <w:rPr>
           <w:highlight w:val="yellow"/>
         </w:rPr>
       </w:pPr>
       <w:bookmarkStart w:id="11" w:name="_Toc168520814"/>
-      <w:bookmarkStart w:id="12" w:name="_Toc167444365_Копия_1"/>
+      <w:bookmarkStart w:id="12" w:name="_Toc167444371"/>
       <w:bookmarkStart w:id="13" w:name="_Toc168406540_Копия_1"/>
-      <w:bookmarkStart w:id="14" w:name="_Toc167444371"/>
+      <w:bookmarkStart w:id="14" w:name="_Toc167444365_Копия_1"/>
       <w:bookmarkEnd w:id="12"/>
       <w:bookmarkEnd w:id="13"/>
       <w:bookmarkEnd w:id="14"/>
@@ -6030,13 +6049,13 @@
     </w:p>
     <w:p>
       <w:pPr>
-        <w:pStyle w:val="Style34"/>
+        <w:pStyle w:val="Style40"/>
         <w:numPr>
           <w:ilvl w:val="0"/>
           <w:numId w:val="0"/>
         </w:numPr>
         <w:spacing w:before="240" w:after="240"/>
-        <w:ind w:firstLine="709" w:left="284" w:right="284"/>
+        <w:ind w:left="284" w:right="284" w:firstLine="709"/>
         <w:rPr>
           <w:highlight w:val="none"/>
           <w:shd w:fill="auto" w:val="clear"/>
@@ -6099,7 +6118,7 @@
       </w:pPr>
       <w:r>
         <w:drawing>
-          <wp:anchor behindDoc="0" distT="0" distB="0" distL="0" distR="0" simplePos="0" locked="0" layoutInCell="0" allowOverlap="1" relativeHeight="10">
+          <wp:anchor behindDoc="0" distT="0" distB="0" distL="0" distR="0" simplePos="0" locked="0" layoutInCell="0" allowOverlap="1" relativeHeight="11">
             <wp:simplePos x="0" y="0"/>
             <wp:positionH relativeFrom="column">
               <wp:align>center</wp:align>
@@ -6524,7 +6543,7 @@
       </w:r>
       <w:r>
         <w:rPr>
-          <w:rStyle w:val="Style26"/>
+          <w:rStyle w:val="Style27"/>
           <w:rFonts w:ascii="Times New Roman" w:hAnsi="Times New Roman"/>
           <w:b w:val="false"/>
           <w:bCs w:val="false"/>
@@ -6604,7 +6623,7 @@
       </w:r>
       <w:r>
         <w:rPr>
-          <w:rStyle w:val="Style26"/>
+          <w:rStyle w:val="Style27"/>
           <w:rFonts w:ascii="Times New Roman" w:hAnsi="Times New Roman"/>
           <w:b w:val="false"/>
           <w:bCs w:val="false"/>
@@ -6627,7 +6646,7 @@
       </w:r>
       <w:r>
         <w:rPr>
-          <w:rStyle w:val="Style26"/>
+          <w:rStyle w:val="Style27"/>
           <w:rFonts w:ascii="Times New Roman" w:hAnsi="Times New Roman"/>
           <w:b w:val="false"/>
           <w:bCs w:val="false"/>
@@ -6760,13 +6779,13 @@
     </w:p>
     <w:p>
       <w:pPr>
-        <w:pStyle w:val="Style34"/>
+        <w:pStyle w:val="Style40"/>
         <w:numPr>
           <w:ilvl w:val="0"/>
           <w:numId w:val="0"/>
         </w:numPr>
         <w:spacing w:before="240" w:after="240"/>
-        <w:ind w:hanging="0" w:left="284" w:right="284"/>
+        <w:ind w:left="284" w:right="284" w:hanging="0"/>
         <w:jc w:val="left"/>
         <w:rPr>
           <w:highlight w:val="none"/>
@@ -6786,7 +6805,7 @@
       </w:r>
       <w:r>
         <w:rPr>
-          <w:rStyle w:val="Style26"/>
+          <w:rStyle w:val="Style27"/>
           <w:b w:val="false"/>
           <w:bCs w:val="false"/>
           <w:sz w:val="28"/>
@@ -6808,7 +6827,7 @@
       </w:r>
       <w:r>
         <w:rPr>
-          <w:rStyle w:val="Style26"/>
+          <w:rStyle w:val="Style27"/>
           <w:b w:val="false"/>
           <w:bCs w:val="false"/>
           <w:sz w:val="28"/>
@@ -6835,12 +6854,12 @@
     </w:p>
     <w:p>
       <w:pPr>
-        <w:pStyle w:val="Heading2"/>
+        <w:pStyle w:val="2"/>
         <w:numPr>
           <w:ilvl w:val="1"/>
           <w:numId w:val="1"/>
         </w:numPr>
-        <w:ind w:firstLine="709" w:left="0" w:right="170"/>
+        <w:ind w:left="0" w:right="170" w:firstLine="709"/>
         <w:jc w:val="both"/>
         <w:rPr/>
       </w:pPr>
@@ -6887,7 +6906,7 @@
       <w:pPr>
         <w:pStyle w:val="Normal"/>
         <w:spacing w:lineRule="auto" w:line="360" w:before="0" w:after="0"/>
-        <w:ind w:firstLine="709" w:left="170" w:right="170"/>
+        <w:ind w:left="170" w:right="170" w:firstLine="709"/>
         <w:jc w:val="both"/>
         <w:rPr>
           <w:rFonts w:ascii="Times New Roman" w:hAnsi="Times New Roman" w:cs="Times New Roman"/>
@@ -6911,7 +6930,7 @@
       <w:pPr>
         <w:pStyle w:val="Normal"/>
         <w:spacing w:lineRule="auto" w:line="360" w:before="0" w:after="0"/>
-        <w:ind w:firstLine="709" w:left="170" w:right="170"/>
+        <w:ind w:left="170" w:right="170" w:firstLine="709"/>
         <w:jc w:val="both"/>
         <w:rPr>
           <w:rFonts w:ascii="Times New Roman" w:hAnsi="Times New Roman" w:cs="Times New Roman"/>
@@ -6935,7 +6954,7 @@
       <w:pPr>
         <w:pStyle w:val="Normal"/>
         <w:spacing w:lineRule="auto" w:line="360" w:before="0" w:after="0"/>
-        <w:ind w:firstLine="709" w:left="170" w:right="170"/>
+        <w:ind w:left="170" w:right="170" w:firstLine="709"/>
         <w:jc w:val="both"/>
         <w:rPr>
           <w:rFonts w:ascii="Times New Roman" w:hAnsi="Times New Roman" w:cs="Times New Roman"/>
@@ -6959,7 +6978,7 @@
       <w:pPr>
         <w:pStyle w:val="Normal"/>
         <w:spacing w:lineRule="auto" w:line="360" w:before="0" w:after="0"/>
-        <w:ind w:firstLine="709" w:left="170" w:right="170"/>
+        <w:ind w:left="170" w:right="170" w:firstLine="709"/>
         <w:jc w:val="both"/>
         <w:rPr>
           <w:rFonts w:ascii="Times New Roman" w:hAnsi="Times New Roman" w:cs="Times New Roman"/>
@@ -7003,7 +7022,7 @@
           <w:numId w:val="0"/>
         </w:numPr>
         <w:spacing w:lineRule="auto" w:line="360" w:before="0" w:after="0"/>
-        <w:ind w:hanging="0" w:left="0"/>
+        <w:ind w:left="0" w:hanging="0"/>
         <w:jc w:val="right"/>
         <w:rPr>
           <w:rFonts w:ascii="Times New Roman" w:hAnsi="Times New Roman"/>
@@ -7058,7 +7077,7 @@
           <w:p>
             <w:pPr>
               <w:pStyle w:val="Normal"/>
-              <w:widowControl/>
+              <w:widowControl w:val="false"/>
               <w:suppressAutoHyphens w:val="true"/>
               <w:spacing w:lineRule="auto" w:line="240" w:before="0" w:after="0"/>
               <w:jc w:val="center"/>
@@ -7090,7 +7109,7 @@
           <w:p>
             <w:pPr>
               <w:pStyle w:val="Normal"/>
-              <w:widowControl/>
+              <w:widowControl w:val="false"/>
               <w:suppressAutoHyphens w:val="true"/>
               <w:spacing w:lineRule="auto" w:line="240" w:before="0" w:after="0"/>
               <w:jc w:val="center"/>
@@ -7122,7 +7141,7 @@
           <w:p>
             <w:pPr>
               <w:pStyle w:val="Normal"/>
-              <w:widowControl/>
+              <w:widowControl w:val="false"/>
               <w:suppressAutoHyphens w:val="true"/>
               <w:spacing w:lineRule="auto" w:line="240" w:before="0" w:after="0"/>
               <w:jc w:val="center"/>
@@ -7157,7 +7176,7 @@
           <w:p>
             <w:pPr>
               <w:pStyle w:val="Normal"/>
-              <w:widowControl/>
+              <w:widowControl w:val="false"/>
               <w:suppressAutoHyphens w:val="true"/>
               <w:spacing w:lineRule="auto" w:line="276" w:before="0" w:after="0"/>
               <w:jc w:val="center"/>
@@ -7188,7 +7207,7 @@
           <w:p>
             <w:pPr>
               <w:pStyle w:val="Normal"/>
-              <w:widowControl/>
+              <w:widowControl w:val="false"/>
               <w:suppressAutoHyphens w:val="true"/>
               <w:spacing w:lineRule="auto" w:line="276" w:before="0" w:after="0"/>
               <w:jc w:val="center"/>
@@ -7219,7 +7238,7 @@
           <w:p>
             <w:pPr>
               <w:pStyle w:val="Normal"/>
-              <w:widowControl/>
+              <w:widowControl w:val="false"/>
               <w:suppressAutoHyphens w:val="true"/>
               <w:spacing w:lineRule="auto" w:line="276" w:before="0" w:after="0"/>
               <w:jc w:val="left"/>
@@ -7253,7 +7272,7 @@
           <w:p>
             <w:pPr>
               <w:pStyle w:val="Normal"/>
-              <w:widowControl/>
+              <w:widowControl w:val="false"/>
               <w:suppressAutoHyphens w:val="true"/>
               <w:spacing w:lineRule="auto" w:line="276" w:before="0" w:after="0"/>
               <w:jc w:val="center"/>
@@ -7284,7 +7303,7 @@
           <w:p>
             <w:pPr>
               <w:pStyle w:val="Normal"/>
-              <w:widowControl/>
+              <w:widowControl w:val="false"/>
               <w:suppressAutoHyphens w:val="true"/>
               <w:spacing w:lineRule="auto" w:line="276" w:before="0" w:after="0"/>
               <w:jc w:val="center"/>
@@ -7315,7 +7334,7 @@
           <w:p>
             <w:pPr>
               <w:pStyle w:val="Normal"/>
-              <w:widowControl/>
+              <w:widowControl w:val="false"/>
               <w:suppressAutoHyphens w:val="true"/>
               <w:spacing w:lineRule="auto" w:line="276" w:before="0" w:after="0"/>
               <w:jc w:val="left"/>
@@ -7349,7 +7368,7 @@
           <w:p>
             <w:pPr>
               <w:pStyle w:val="Normal"/>
-              <w:widowControl/>
+              <w:widowControl w:val="false"/>
               <w:suppressAutoHyphens w:val="true"/>
               <w:spacing w:lineRule="auto" w:line="276" w:before="0" w:after="0"/>
               <w:jc w:val="center"/>
@@ -7380,7 +7399,7 @@
           <w:p>
             <w:pPr>
               <w:pStyle w:val="Normal"/>
-              <w:widowControl/>
+              <w:widowControl w:val="false"/>
               <w:suppressAutoHyphens w:val="true"/>
               <w:spacing w:lineRule="auto" w:line="276" w:before="0" w:after="0"/>
               <w:jc w:val="center"/>
@@ -7411,7 +7430,7 @@
           <w:p>
             <w:pPr>
               <w:pStyle w:val="Normal"/>
-              <w:widowControl/>
+              <w:widowControl w:val="false"/>
               <w:suppressAutoHyphens w:val="true"/>
               <w:spacing w:lineRule="auto" w:line="276" w:before="0" w:after="0"/>
               <w:jc w:val="left"/>
@@ -7445,7 +7464,7 @@
           <w:p>
             <w:pPr>
               <w:pStyle w:val="Normal"/>
-              <w:widowControl/>
+              <w:widowControl w:val="false"/>
               <w:suppressAutoHyphens w:val="true"/>
               <w:spacing w:lineRule="auto" w:line="276" w:before="0" w:after="0"/>
               <w:jc w:val="center"/>
@@ -7476,7 +7495,7 @@
           <w:p>
             <w:pPr>
               <w:pStyle w:val="Normal"/>
-              <w:widowControl/>
+              <w:widowControl w:val="false"/>
               <w:suppressAutoHyphens w:val="true"/>
               <w:spacing w:lineRule="auto" w:line="276" w:before="0" w:after="0"/>
               <w:jc w:val="center"/>
@@ -7507,7 +7526,7 @@
           <w:p>
             <w:pPr>
               <w:pStyle w:val="Normal"/>
-              <w:widowControl/>
+              <w:widowControl w:val="false"/>
               <w:suppressAutoHyphens w:val="true"/>
               <w:spacing w:lineRule="auto" w:line="276" w:before="0" w:after="0"/>
               <w:jc w:val="left"/>
@@ -7541,7 +7560,7 @@
           <w:p>
             <w:pPr>
               <w:pStyle w:val="Normal"/>
-              <w:widowControl/>
+              <w:widowControl w:val="false"/>
               <w:suppressAutoHyphens w:val="true"/>
               <w:spacing w:lineRule="auto" w:line="276" w:before="0" w:after="0"/>
               <w:jc w:val="center"/>
@@ -7572,7 +7591,7 @@
           <w:p>
             <w:pPr>
               <w:pStyle w:val="Normal"/>
-              <w:widowControl/>
+              <w:widowControl w:val="false"/>
               <w:suppressAutoHyphens w:val="true"/>
               <w:spacing w:lineRule="auto" w:line="276" w:before="0" w:after="0"/>
               <w:jc w:val="center"/>
@@ -7603,7 +7622,7 @@
           <w:p>
             <w:pPr>
               <w:pStyle w:val="Normal"/>
-              <w:widowControl/>
+              <w:widowControl w:val="false"/>
               <w:suppressAutoHyphens w:val="true"/>
               <w:spacing w:lineRule="auto" w:line="276" w:before="0" w:after="0"/>
               <w:jc w:val="left"/>
@@ -7637,7 +7656,7 @@
           <w:p>
             <w:pPr>
               <w:pStyle w:val="Normal"/>
-              <w:widowControl/>
+              <w:widowControl w:val="false"/>
               <w:suppressAutoHyphens w:val="true"/>
               <w:spacing w:lineRule="auto" w:line="276" w:before="0" w:after="0"/>
               <w:jc w:val="center"/>
@@ -7668,7 +7687,7 @@
           <w:p>
             <w:pPr>
               <w:pStyle w:val="Normal"/>
-              <w:widowControl/>
+              <w:widowControl w:val="false"/>
               <w:suppressAutoHyphens w:val="true"/>
               <w:spacing w:lineRule="auto" w:line="276" w:before="0" w:after="0"/>
               <w:jc w:val="center"/>
@@ -7699,7 +7718,7 @@
           <w:p>
             <w:pPr>
               <w:pStyle w:val="Normal"/>
-              <w:widowControl/>
+              <w:widowControl w:val="false"/>
               <w:suppressAutoHyphens w:val="true"/>
               <w:spacing w:lineRule="auto" w:line="276" w:before="0" w:after="0"/>
               <w:jc w:val="left"/>
@@ -7749,7 +7768,7 @@
       <w:pPr>
         <w:pStyle w:val="Normal"/>
         <w:spacing w:lineRule="auto" w:line="360" w:before="0" w:after="0"/>
-        <w:ind w:firstLine="709" w:left="170" w:right="170"/>
+        <w:ind w:left="170" w:right="170" w:firstLine="709"/>
         <w:jc w:val="both"/>
         <w:rPr>
           <w:rFonts w:ascii="Times New Roman" w:hAnsi="Times New Roman" w:cs="Times New Roman"/>
@@ -7793,7 +7812,7 @@
           <w:numId w:val="0"/>
         </w:numPr>
         <w:spacing w:lineRule="auto" w:line="360" w:before="0" w:after="0"/>
-        <w:ind w:hanging="0" w:left="0"/>
+        <w:ind w:left="0" w:hanging="0"/>
         <w:jc w:val="right"/>
         <w:rPr>
           <w:rFonts w:ascii="Times New Roman" w:hAnsi="Times New Roman"/>
@@ -7850,6 +7869,7 @@
           <w:p>
             <w:pPr>
               <w:pStyle w:val="Normal"/>
+              <w:widowControl w:val="false"/>
               <w:suppressAutoHyphens w:val="true"/>
               <w:spacing w:before="0" w:after="0"/>
               <w:jc w:val="center"/>
@@ -7882,6 +7902,7 @@
           <w:p>
             <w:pPr>
               <w:pStyle w:val="Normal"/>
+              <w:widowControl w:val="false"/>
               <w:suppressAutoHyphens w:val="true"/>
               <w:spacing w:before="0" w:after="0"/>
               <w:jc w:val="center"/>
@@ -7914,6 +7935,7 @@
           <w:p>
             <w:pPr>
               <w:pStyle w:val="Normal"/>
+              <w:widowControl w:val="false"/>
               <w:suppressAutoHyphens w:val="true"/>
               <w:spacing w:before="0" w:after="0"/>
               <w:jc w:val="center"/>
@@ -7949,6 +7971,7 @@
           <w:p>
             <w:pPr>
               <w:pStyle w:val="Normal"/>
+              <w:widowControl w:val="false"/>
               <w:suppressAutoHyphens w:val="true"/>
               <w:spacing w:before="0" w:after="0"/>
               <w:jc w:val="center"/>
@@ -7981,6 +8004,7 @@
           <w:p>
             <w:pPr>
               <w:pStyle w:val="Normal"/>
+              <w:widowControl w:val="false"/>
               <w:suppressAutoHyphens w:val="true"/>
               <w:spacing w:before="0" w:after="0"/>
               <w:jc w:val="center"/>
@@ -8013,6 +8037,7 @@
           <w:p>
             <w:pPr>
               <w:pStyle w:val="Normal"/>
+              <w:widowControl w:val="false"/>
               <w:suppressAutoHyphens w:val="true"/>
               <w:spacing w:before="0" w:after="0"/>
               <w:rPr>
@@ -8047,6 +8072,7 @@
           <w:p>
             <w:pPr>
               <w:pStyle w:val="Normal"/>
+              <w:widowControl w:val="false"/>
               <w:suppressAutoHyphens w:val="true"/>
               <w:spacing w:before="0" w:after="0"/>
               <w:jc w:val="center"/>
@@ -8079,6 +8105,7 @@
           <w:p>
             <w:pPr>
               <w:pStyle w:val="Normal"/>
+              <w:widowControl w:val="false"/>
               <w:suppressAutoHyphens w:val="true"/>
               <w:spacing w:before="0" w:after="0"/>
               <w:jc w:val="center"/>
@@ -8111,6 +8138,7 @@
           <w:p>
             <w:pPr>
               <w:pStyle w:val="Normal"/>
+              <w:widowControl w:val="false"/>
               <w:suppressAutoHyphens w:val="true"/>
               <w:spacing w:before="0" w:after="0"/>
               <w:rPr>
@@ -8145,6 +8173,7 @@
           <w:p>
             <w:pPr>
               <w:pStyle w:val="Normal"/>
+              <w:widowControl w:val="false"/>
               <w:suppressAutoHyphens w:val="true"/>
               <w:spacing w:before="0" w:after="0"/>
               <w:jc w:val="center"/>
@@ -8177,6 +8206,7 @@
           <w:p>
             <w:pPr>
               <w:pStyle w:val="Normal"/>
+              <w:widowControl w:val="false"/>
               <w:suppressAutoHyphens w:val="true"/>
               <w:spacing w:before="0" w:after="0"/>
               <w:jc w:val="center"/>
@@ -8209,6 +8239,7 @@
           <w:p>
             <w:pPr>
               <w:pStyle w:val="Normal"/>
+              <w:widowControl w:val="false"/>
               <w:suppressAutoHyphens w:val="true"/>
               <w:spacing w:before="0" w:after="0"/>
               <w:rPr>
@@ -8243,6 +8274,7 @@
           <w:p>
             <w:pPr>
               <w:pStyle w:val="Normal"/>
+              <w:widowControl w:val="false"/>
               <w:suppressAutoHyphens w:val="true"/>
               <w:spacing w:before="0" w:after="0"/>
               <w:jc w:val="center"/>
@@ -8275,6 +8307,7 @@
           <w:p>
             <w:pPr>
               <w:pStyle w:val="Normal"/>
+              <w:widowControl w:val="false"/>
               <w:suppressAutoHyphens w:val="true"/>
               <w:spacing w:before="0" w:after="0"/>
               <w:jc w:val="center"/>
@@ -8307,6 +8340,7 @@
           <w:p>
             <w:pPr>
               <w:pStyle w:val="Normal"/>
+              <w:widowControl w:val="false"/>
               <w:suppressAutoHyphens w:val="true"/>
               <w:spacing w:before="0" w:after="0"/>
               <w:rPr>
@@ -8341,6 +8375,7 @@
           <w:p>
             <w:pPr>
               <w:pStyle w:val="Normal"/>
+              <w:widowControl w:val="false"/>
               <w:suppressAutoHyphens w:val="true"/>
               <w:spacing w:before="0" w:after="0"/>
               <w:jc w:val="center"/>
@@ -8373,6 +8408,7 @@
           <w:p>
             <w:pPr>
               <w:pStyle w:val="Normal"/>
+              <w:widowControl w:val="false"/>
               <w:suppressAutoHyphens w:val="true"/>
               <w:spacing w:before="0" w:after="0"/>
               <w:jc w:val="center"/>
@@ -8405,6 +8441,7 @@
           <w:p>
             <w:pPr>
               <w:pStyle w:val="Normal"/>
+              <w:widowControl w:val="false"/>
               <w:suppressAutoHyphens w:val="true"/>
               <w:spacing w:before="0" w:after="0"/>
               <w:rPr>
@@ -8439,6 +8476,7 @@
           <w:p>
             <w:pPr>
               <w:pStyle w:val="Normal"/>
+              <w:widowControl w:val="false"/>
               <w:suppressAutoHyphens w:val="true"/>
               <w:spacing w:before="0" w:after="0"/>
               <w:jc w:val="center"/>
@@ -8471,6 +8509,7 @@
           <w:p>
             <w:pPr>
               <w:pStyle w:val="Normal"/>
+              <w:widowControl w:val="false"/>
               <w:suppressAutoHyphens w:val="true"/>
               <w:spacing w:before="0" w:after="0"/>
               <w:jc w:val="center"/>
@@ -8503,6 +8542,7 @@
           <w:p>
             <w:pPr>
               <w:pStyle w:val="Normal"/>
+              <w:widowControl w:val="false"/>
               <w:suppressAutoHyphens w:val="true"/>
               <w:spacing w:before="0" w:after="0"/>
               <w:rPr>
@@ -8537,6 +8577,7 @@
           <w:p>
             <w:pPr>
               <w:pStyle w:val="Normal"/>
+              <w:widowControl w:val="false"/>
               <w:suppressAutoHyphens w:val="true"/>
               <w:spacing w:before="0" w:after="0"/>
               <w:jc w:val="center"/>
@@ -8569,6 +8610,7 @@
           <w:p>
             <w:pPr>
               <w:pStyle w:val="Normal"/>
+              <w:widowControl w:val="false"/>
               <w:suppressAutoHyphens w:val="true"/>
               <w:spacing w:before="0" w:after="0"/>
               <w:jc w:val="center"/>
@@ -8601,6 +8643,7 @@
           <w:p>
             <w:pPr>
               <w:pStyle w:val="Normal"/>
+              <w:widowControl w:val="false"/>
               <w:suppressAutoHyphens w:val="true"/>
               <w:spacing w:before="0" w:after="0"/>
               <w:rPr>
@@ -8642,7 +8685,7 @@
           <w:numId w:val="0"/>
         </w:numPr>
         <w:spacing w:lineRule="auto" w:line="360" w:before="0" w:after="0"/>
-        <w:ind w:firstLine="709" w:left="170" w:right="170"/>
+        <w:ind w:left="170" w:right="170" w:firstLine="709"/>
         <w:jc w:val="both"/>
         <w:outlineLvl w:val="0"/>
         <w:rPr>
@@ -8879,7 +8922,7 @@
       </w:pPr>
       <w:r>
         <w:drawing>
-          <wp:anchor behindDoc="0" distT="0" distB="0" distL="0" distR="0" simplePos="0" locked="0" layoutInCell="0" allowOverlap="1" relativeHeight="11">
+          <wp:anchor behindDoc="0" distT="0" distB="0" distL="0" distR="0" simplePos="0" locked="0" layoutInCell="0" allowOverlap="1" relativeHeight="12">
             <wp:simplePos x="0" y="0"/>
             <wp:positionH relativeFrom="column">
               <wp:align>center</wp:align>
@@ -9000,7 +9043,7 @@
           <w:p>
             <w:pPr>
               <w:pStyle w:val="Normal"/>
-              <w:widowControl/>
+              <w:widowControl w:val="false"/>
               <w:suppressAutoHyphens w:val="true"/>
               <w:spacing w:lineRule="auto" w:line="276" w:before="0" w:after="0"/>
               <w:jc w:val="center"/>
@@ -9029,7 +9072,7 @@
           <w:p>
             <w:pPr>
               <w:pStyle w:val="Normal"/>
-              <w:widowControl/>
+              <w:widowControl w:val="false"/>
               <w:suppressAutoHyphens w:val="true"/>
               <w:spacing w:lineRule="auto" w:line="276" w:before="0" w:after="0"/>
               <w:jc w:val="center"/>
@@ -9058,7 +9101,7 @@
           <w:p>
             <w:pPr>
               <w:pStyle w:val="Normal"/>
-              <w:widowControl/>
+              <w:widowControl w:val="false"/>
               <w:suppressAutoHyphens w:val="true"/>
               <w:spacing w:lineRule="auto" w:line="276" w:before="0" w:after="0"/>
               <w:jc w:val="center"/>
@@ -9090,7 +9133,7 @@
           <w:p>
             <w:pPr>
               <w:pStyle w:val="Normal"/>
-              <w:widowControl/>
+              <w:widowControl w:val="false"/>
               <w:suppressAutoHyphens w:val="true"/>
               <w:spacing w:lineRule="auto" w:line="276" w:before="0" w:after="0"/>
               <w:jc w:val="center"/>
@@ -9119,7 +9162,7 @@
           <w:p>
             <w:pPr>
               <w:pStyle w:val="Normal"/>
-              <w:widowControl/>
+              <w:widowControl w:val="false"/>
               <w:suppressAutoHyphens w:val="true"/>
               <w:spacing w:lineRule="auto" w:line="276" w:before="0" w:after="0"/>
               <w:jc w:val="left"/>
@@ -9148,7 +9191,7 @@
           <w:p>
             <w:pPr>
               <w:pStyle w:val="Normal"/>
-              <w:widowControl/>
+              <w:widowControl w:val="false"/>
               <w:suppressAutoHyphens w:val="true"/>
               <w:spacing w:lineRule="auto" w:line="276" w:before="0" w:after="0"/>
               <w:jc w:val="left"/>
@@ -9180,7 +9223,7 @@
           <w:p>
             <w:pPr>
               <w:pStyle w:val="Normal"/>
-              <w:widowControl/>
+              <w:widowControl w:val="false"/>
               <w:suppressAutoHyphens w:val="true"/>
               <w:spacing w:lineRule="auto" w:line="276" w:before="0" w:after="0"/>
               <w:jc w:val="center"/>
@@ -9209,7 +9252,7 @@
           <w:p>
             <w:pPr>
               <w:pStyle w:val="Normal"/>
-              <w:widowControl/>
+              <w:widowControl w:val="false"/>
               <w:suppressAutoHyphens w:val="true"/>
               <w:spacing w:lineRule="auto" w:line="276" w:before="0" w:after="0"/>
               <w:jc w:val="center"/>
@@ -9238,7 +9281,7 @@
           <w:p>
             <w:pPr>
               <w:pStyle w:val="Normal"/>
-              <w:widowControl/>
+              <w:widowControl w:val="false"/>
               <w:suppressAutoHyphens w:val="true"/>
               <w:spacing w:lineRule="auto" w:line="276" w:before="0" w:after="0"/>
               <w:jc w:val="center"/>
@@ -9270,7 +9313,7 @@
           <w:p>
             <w:pPr>
               <w:pStyle w:val="Normal"/>
-              <w:widowControl/>
+              <w:widowControl w:val="false"/>
               <w:suppressAutoHyphens w:val="true"/>
               <w:spacing w:lineRule="auto" w:line="276" w:before="0" w:after="0"/>
               <w:jc w:val="center"/>
@@ -9299,7 +9342,7 @@
           <w:p>
             <w:pPr>
               <w:pStyle w:val="Normal"/>
-              <w:widowControl/>
+              <w:widowControl w:val="false"/>
               <w:suppressAutoHyphens w:val="true"/>
               <w:spacing w:lineRule="auto" w:line="276" w:before="0" w:after="0"/>
               <w:jc w:val="center"/>
@@ -9328,7 +9371,7 @@
           <w:p>
             <w:pPr>
               <w:pStyle w:val="Normal"/>
-              <w:widowControl/>
+              <w:widowControl w:val="false"/>
               <w:suppressAutoHyphens w:val="true"/>
               <w:spacing w:lineRule="auto" w:line="276" w:before="0" w:after="0"/>
               <w:jc w:val="center"/>
@@ -9360,7 +9403,7 @@
           <w:p>
             <w:pPr>
               <w:pStyle w:val="Normal"/>
-              <w:widowControl/>
+              <w:widowControl w:val="false"/>
               <w:suppressAutoHyphens w:val="true"/>
               <w:spacing w:lineRule="auto" w:line="276" w:before="0" w:after="0"/>
               <w:jc w:val="center"/>
@@ -9389,7 +9432,7 @@
           <w:p>
             <w:pPr>
               <w:pStyle w:val="Normal"/>
-              <w:widowControl/>
+              <w:widowControl w:val="false"/>
               <w:suppressAutoHyphens w:val="true"/>
               <w:spacing w:lineRule="auto" w:line="276" w:before="0" w:after="0"/>
               <w:jc w:val="center"/>
@@ -9418,7 +9461,7 @@
           <w:p>
             <w:pPr>
               <w:pStyle w:val="Normal"/>
-              <w:widowControl/>
+              <w:widowControl w:val="false"/>
               <w:suppressAutoHyphens w:val="true"/>
               <w:spacing w:lineRule="auto" w:line="276" w:before="0" w:after="0"/>
               <w:jc w:val="left"/>
@@ -9450,7 +9493,7 @@
           <w:p>
             <w:pPr>
               <w:pStyle w:val="Normal"/>
-              <w:widowControl/>
+              <w:widowControl w:val="false"/>
               <w:suppressAutoHyphens w:val="true"/>
               <w:spacing w:lineRule="auto" w:line="276" w:before="0" w:after="0"/>
               <w:jc w:val="center"/>
@@ -9479,7 +9522,7 @@
           <w:p>
             <w:pPr>
               <w:pStyle w:val="Normal"/>
-              <w:widowControl/>
+              <w:widowControl w:val="false"/>
               <w:suppressAutoHyphens w:val="true"/>
               <w:spacing w:lineRule="auto" w:line="276" w:before="0" w:after="0"/>
               <w:jc w:val="center"/>
@@ -9508,7 +9551,7 @@
           <w:p>
             <w:pPr>
               <w:pStyle w:val="Normal"/>
-              <w:widowControl/>
+              <w:widowControl w:val="false"/>
               <w:suppressAutoHyphens w:val="true"/>
               <w:spacing w:lineRule="auto" w:line="276" w:before="0" w:after="0"/>
               <w:jc w:val="center"/>
@@ -9540,7 +9583,7 @@
           <w:p>
             <w:pPr>
               <w:pStyle w:val="Normal"/>
-              <w:widowControl/>
+              <w:widowControl w:val="false"/>
               <w:suppressAutoHyphens w:val="true"/>
               <w:spacing w:lineRule="auto" w:line="276" w:before="0" w:after="0"/>
               <w:jc w:val="center"/>
@@ -9569,7 +9612,7 @@
           <w:p>
             <w:pPr>
               <w:pStyle w:val="Normal"/>
-              <w:widowControl/>
+              <w:widowControl w:val="false"/>
               <w:suppressAutoHyphens w:val="true"/>
               <w:spacing w:lineRule="auto" w:line="276" w:before="0" w:after="0"/>
               <w:jc w:val="center"/>
@@ -9598,7 +9641,7 @@
           <w:p>
             <w:pPr>
               <w:pStyle w:val="Normal"/>
-              <w:widowControl/>
+              <w:widowControl w:val="false"/>
               <w:suppressAutoHyphens w:val="true"/>
               <w:spacing w:lineRule="auto" w:line="276" w:before="0" w:after="0"/>
               <w:jc w:val="left"/>
@@ -9630,7 +9673,7 @@
           <w:p>
             <w:pPr>
               <w:pStyle w:val="Normal"/>
-              <w:widowControl/>
+              <w:widowControl w:val="false"/>
               <w:suppressAutoHyphens w:val="true"/>
               <w:spacing w:lineRule="auto" w:line="276" w:before="0" w:after="0"/>
               <w:jc w:val="center"/>
@@ -9659,7 +9702,7 @@
           <w:p>
             <w:pPr>
               <w:pStyle w:val="Normal"/>
-              <w:widowControl/>
+              <w:widowControl w:val="false"/>
               <w:suppressAutoHyphens w:val="true"/>
               <w:spacing w:lineRule="auto" w:line="276" w:before="0" w:after="0"/>
               <w:jc w:val="center"/>
@@ -9688,7 +9731,7 @@
           <w:p>
             <w:pPr>
               <w:pStyle w:val="Normal"/>
-              <w:widowControl/>
+              <w:widowControl w:val="false"/>
               <w:suppressAutoHyphens w:val="true"/>
               <w:spacing w:lineRule="auto" w:line="276" w:before="0" w:after="0"/>
               <w:jc w:val="left"/>
@@ -9720,7 +9763,7 @@
           <w:p>
             <w:pPr>
               <w:pStyle w:val="Normal"/>
-              <w:widowControl/>
+              <w:widowControl w:val="false"/>
               <w:suppressAutoHyphens w:val="true"/>
               <w:spacing w:lineRule="auto" w:line="276" w:before="0" w:after="0"/>
               <w:jc w:val="center"/>
@@ -9749,7 +9792,7 @@
           <w:p>
             <w:pPr>
               <w:pStyle w:val="Normal"/>
-              <w:widowControl/>
+              <w:widowControl w:val="false"/>
               <w:suppressAutoHyphens w:val="true"/>
               <w:spacing w:lineRule="auto" w:line="276" w:before="0" w:after="0"/>
               <w:jc w:val="center"/>
@@ -9778,7 +9821,7 @@
           <w:p>
             <w:pPr>
               <w:pStyle w:val="Normal"/>
-              <w:widowControl/>
+              <w:widowControl w:val="false"/>
               <w:suppressAutoHyphens w:val="true"/>
               <w:spacing w:lineRule="auto" w:line="276" w:before="0" w:after="0"/>
               <w:jc w:val="left"/>
@@ -9810,7 +9853,7 @@
           <w:p>
             <w:pPr>
               <w:pStyle w:val="Normal"/>
-              <w:widowControl/>
+              <w:widowControl w:val="false"/>
               <w:suppressAutoHyphens w:val="true"/>
               <w:spacing w:lineRule="auto" w:line="276" w:before="0" w:after="0"/>
               <w:jc w:val="center"/>
@@ -9839,7 +9882,7 @@
           <w:p>
             <w:pPr>
               <w:pStyle w:val="Normal"/>
-              <w:widowControl/>
+              <w:widowControl w:val="false"/>
               <w:suppressAutoHyphens w:val="true"/>
               <w:spacing w:lineRule="auto" w:line="276" w:before="0" w:after="0"/>
               <w:jc w:val="center"/>
@@ -9868,7 +9911,7 @@
           <w:p>
             <w:pPr>
               <w:pStyle w:val="Normal"/>
-              <w:widowControl/>
+              <w:widowControl w:val="false"/>
               <w:suppressAutoHyphens w:val="true"/>
               <w:spacing w:lineRule="auto" w:line="276" w:before="0" w:after="0"/>
               <w:jc w:val="left"/>
@@ -9911,7 +9954,7 @@
       <w:pPr>
         <w:pStyle w:val="Normal"/>
         <w:spacing w:lineRule="auto" w:line="360" w:before="0" w:after="0"/>
-        <w:ind w:firstLine="709" w:left="170" w:right="170"/>
+        <w:ind w:left="170" w:right="170" w:firstLine="709"/>
         <w:jc w:val="both"/>
         <w:rPr>
           <w:rFonts w:ascii="Times New Roman" w:hAnsi="Times New Roman" w:cs="Times New Roman"/>
@@ -10222,7 +10265,7 @@
           <w:p>
             <w:pPr>
               <w:pStyle w:val="Normal"/>
-              <w:widowControl/>
+              <w:widowControl w:val="false"/>
               <w:suppressAutoHyphens w:val="true"/>
               <w:spacing w:lineRule="auto" w:line="276" w:before="0" w:after="0"/>
               <w:jc w:val="center"/>
@@ -10251,7 +10294,7 @@
           <w:p>
             <w:pPr>
               <w:pStyle w:val="Normal"/>
-              <w:widowControl/>
+              <w:widowControl w:val="false"/>
               <w:suppressAutoHyphens w:val="true"/>
               <w:spacing w:lineRule="auto" w:line="276" w:before="0" w:after="0"/>
               <w:jc w:val="center"/>
@@ -10280,7 +10323,7 @@
           <w:p>
             <w:pPr>
               <w:pStyle w:val="Normal"/>
-              <w:widowControl/>
+              <w:widowControl w:val="false"/>
               <w:suppressAutoHyphens w:val="true"/>
               <w:spacing w:lineRule="auto" w:line="276" w:before="0" w:after="0"/>
               <w:jc w:val="center"/>
@@ -10309,7 +10352,7 @@
           <w:p>
             <w:pPr>
               <w:pStyle w:val="Normal"/>
-              <w:widowControl/>
+              <w:widowControl w:val="false"/>
               <w:suppressAutoHyphens w:val="true"/>
               <w:spacing w:lineRule="auto" w:line="276" w:before="0" w:after="0"/>
               <w:jc w:val="center"/>
@@ -10341,7 +10384,7 @@
           <w:p>
             <w:pPr>
               <w:pStyle w:val="Normal"/>
-              <w:widowControl/>
+              <w:widowControl w:val="false"/>
               <w:suppressAutoHyphens w:val="true"/>
               <w:spacing w:lineRule="auto" w:line="276" w:before="0" w:after="0"/>
               <w:jc w:val="center"/>
@@ -10370,7 +10413,7 @@
           <w:p>
             <w:pPr>
               <w:pStyle w:val="Normal"/>
-              <w:widowControl/>
+              <w:widowControl w:val="false"/>
               <w:suppressAutoHyphens w:val="true"/>
               <w:spacing w:lineRule="auto" w:line="276" w:before="0" w:after="0"/>
               <w:jc w:val="center"/>
@@ -10399,7 +10442,7 @@
           <w:p>
             <w:pPr>
               <w:pStyle w:val="Normal"/>
-              <w:widowControl/>
+              <w:widowControl w:val="false"/>
               <w:suppressAutoHyphens w:val="true"/>
               <w:spacing w:lineRule="auto" w:line="276" w:before="0" w:after="0"/>
               <w:jc w:val="left"/>
@@ -10428,7 +10471,7 @@
           <w:p>
             <w:pPr>
               <w:pStyle w:val="Normal"/>
-              <w:widowControl/>
+              <w:widowControl w:val="false"/>
               <w:suppressAutoHyphens w:val="true"/>
               <w:spacing w:lineRule="auto" w:line="276" w:before="0" w:after="0"/>
               <w:jc w:val="center"/>
@@ -10460,7 +10503,7 @@
           <w:p>
             <w:pPr>
               <w:pStyle w:val="Normal"/>
-              <w:widowControl/>
+              <w:widowControl w:val="false"/>
               <w:suppressAutoHyphens w:val="true"/>
               <w:spacing w:lineRule="auto" w:line="276" w:before="0" w:after="0"/>
               <w:jc w:val="center"/>
@@ -10489,7 +10532,7 @@
           <w:p>
             <w:pPr>
               <w:pStyle w:val="Normal"/>
-              <w:widowControl/>
+              <w:widowControl w:val="false"/>
               <w:suppressAutoHyphens w:val="true"/>
               <w:spacing w:lineRule="auto" w:line="276" w:before="0" w:after="0"/>
               <w:jc w:val="center"/>
@@ -10518,7 +10561,7 @@
           <w:p>
             <w:pPr>
               <w:pStyle w:val="Normal"/>
-              <w:widowControl/>
+              <w:widowControl w:val="false"/>
               <w:suppressAutoHyphens w:val="true"/>
               <w:spacing w:lineRule="auto" w:line="276" w:before="0" w:after="0"/>
               <w:jc w:val="left"/>
@@ -10547,7 +10590,7 @@
           <w:p>
             <w:pPr>
               <w:pStyle w:val="Normal"/>
-              <w:widowControl/>
+              <w:widowControl w:val="false"/>
               <w:suppressAutoHyphens w:val="true"/>
               <w:spacing w:lineRule="auto" w:line="276" w:before="0" w:after="0"/>
               <w:jc w:val="center"/>
@@ -10579,7 +10622,7 @@
           <w:p>
             <w:pPr>
               <w:pStyle w:val="Normal"/>
-              <w:widowControl/>
+              <w:widowControl w:val="false"/>
               <w:suppressAutoHyphens w:val="true"/>
               <w:spacing w:lineRule="auto" w:line="276" w:before="0" w:after="0"/>
               <w:jc w:val="center"/>
@@ -10608,7 +10651,7 @@
           <w:p>
             <w:pPr>
               <w:pStyle w:val="Normal"/>
-              <w:widowControl/>
+              <w:widowControl w:val="false"/>
               <w:suppressAutoHyphens w:val="true"/>
               <w:spacing w:lineRule="auto" w:line="276" w:before="0" w:after="0"/>
               <w:jc w:val="center"/>
@@ -10637,7 +10680,7 @@
           <w:p>
             <w:pPr>
               <w:pStyle w:val="Normal"/>
-              <w:widowControl/>
+              <w:widowControl w:val="false"/>
               <w:suppressAutoHyphens w:val="true"/>
               <w:spacing w:lineRule="auto" w:line="276" w:before="0" w:after="0"/>
               <w:jc w:val="left"/>
@@ -10666,7 +10709,7 @@
           <w:p>
             <w:pPr>
               <w:pStyle w:val="Normal"/>
-              <w:widowControl/>
+              <w:widowControl w:val="false"/>
               <w:suppressAutoHyphens w:val="true"/>
               <w:spacing w:lineRule="auto" w:line="276" w:before="0" w:after="0"/>
               <w:jc w:val="left"/>
@@ -10698,7 +10741,7 @@
           <w:p>
             <w:pPr>
               <w:pStyle w:val="Normal"/>
-              <w:widowControl/>
+              <w:widowControl w:val="false"/>
               <w:suppressAutoHyphens w:val="true"/>
               <w:spacing w:lineRule="auto" w:line="276" w:before="0" w:after="0"/>
               <w:jc w:val="center"/>
@@ -10727,7 +10770,7 @@
           <w:p>
             <w:pPr>
               <w:pStyle w:val="Normal"/>
-              <w:widowControl/>
+              <w:widowControl w:val="false"/>
               <w:suppressAutoHyphens w:val="true"/>
               <w:spacing w:lineRule="auto" w:line="276" w:before="0" w:after="0"/>
               <w:jc w:val="center"/>
@@ -10756,7 +10799,7 @@
           <w:p>
             <w:pPr>
               <w:pStyle w:val="Normal"/>
-              <w:widowControl/>
+              <w:widowControl w:val="false"/>
               <w:suppressAutoHyphens w:val="true"/>
               <w:spacing w:lineRule="auto" w:line="276" w:before="0" w:after="0"/>
               <w:jc w:val="center"/>
@@ -10785,7 +10828,7 @@
           <w:p>
             <w:pPr>
               <w:pStyle w:val="Normal"/>
-              <w:widowControl/>
+              <w:widowControl w:val="false"/>
               <w:suppressAutoHyphens w:val="true"/>
               <w:spacing w:lineRule="auto" w:line="276" w:before="0" w:after="0"/>
               <w:jc w:val="center"/>
@@ -11656,7 +11699,7 @@
           <w:p>
             <w:pPr>
               <w:pStyle w:val="Normal"/>
-              <w:widowControl/>
+              <w:widowControl w:val="false"/>
               <w:suppressAutoHyphens w:val="true"/>
               <w:spacing w:lineRule="auto" w:line="276" w:before="0" w:after="0"/>
               <w:jc w:val="center"/>
@@ -11685,7 +11728,7 @@
           <w:p>
             <w:pPr>
               <w:pStyle w:val="Normal"/>
-              <w:widowControl/>
+              <w:widowControl w:val="false"/>
               <w:suppressAutoHyphens w:val="true"/>
               <w:spacing w:lineRule="auto" w:line="276" w:before="0" w:after="0"/>
               <w:jc w:val="center"/>
@@ -11714,7 +11757,7 @@
           <w:p>
             <w:pPr>
               <w:pStyle w:val="Normal"/>
-              <w:widowControl/>
+              <w:widowControl w:val="false"/>
               <w:suppressAutoHyphens w:val="true"/>
               <w:spacing w:lineRule="auto" w:line="276" w:before="0" w:after="0"/>
               <w:jc w:val="center"/>
@@ -11746,7 +11789,7 @@
           <w:p>
             <w:pPr>
               <w:pStyle w:val="Normal"/>
-              <w:widowControl/>
+              <w:widowControl w:val="false"/>
               <w:suppressAutoHyphens w:val="true"/>
               <w:spacing w:lineRule="auto" w:line="276" w:before="0" w:after="0"/>
               <w:jc w:val="center"/>
@@ -11775,7 +11818,7 @@
           <w:p>
             <w:pPr>
               <w:pStyle w:val="Normal"/>
-              <w:widowControl/>
+              <w:widowControl w:val="false"/>
               <w:suppressAutoHyphens w:val="true"/>
               <w:spacing w:lineRule="auto" w:line="276" w:before="0" w:after="0"/>
               <w:jc w:val="center"/>
@@ -11804,7 +11847,7 @@
           <w:p>
             <w:pPr>
               <w:pStyle w:val="Normal"/>
-              <w:widowControl/>
+              <w:widowControl w:val="false"/>
               <w:suppressAutoHyphens w:val="true"/>
               <w:spacing w:lineRule="auto" w:line="276" w:before="0" w:after="0"/>
               <w:jc w:val="left"/>
@@ -11836,7 +11879,7 @@
           <w:p>
             <w:pPr>
               <w:pStyle w:val="Normal"/>
-              <w:widowControl/>
+              <w:widowControl w:val="false"/>
               <w:suppressAutoHyphens w:val="true"/>
               <w:spacing w:lineRule="auto" w:line="276" w:before="0" w:after="0"/>
               <w:jc w:val="center"/>
@@ -11865,7 +11908,7 @@
           <w:p>
             <w:pPr>
               <w:pStyle w:val="Normal"/>
-              <w:widowControl/>
+              <w:widowControl w:val="false"/>
               <w:suppressAutoHyphens w:val="true"/>
               <w:spacing w:lineRule="auto" w:line="276" w:before="0" w:after="0"/>
               <w:jc w:val="center"/>
@@ -11894,7 +11937,7 @@
           <w:p>
             <w:pPr>
               <w:pStyle w:val="Normal"/>
-              <w:widowControl/>
+              <w:widowControl w:val="false"/>
               <w:suppressAutoHyphens w:val="true"/>
               <w:spacing w:lineRule="auto" w:line="276" w:before="0" w:after="0"/>
               <w:jc w:val="left"/>
@@ -11926,7 +11969,7 @@
           <w:p>
             <w:pPr>
               <w:pStyle w:val="Normal"/>
-              <w:widowControl/>
+              <w:widowControl w:val="false"/>
               <w:suppressAutoHyphens w:val="true"/>
               <w:spacing w:lineRule="auto" w:line="276" w:before="0" w:after="0"/>
               <w:jc w:val="center"/>
@@ -11955,7 +11998,7 @@
           <w:p>
             <w:pPr>
               <w:pStyle w:val="Normal"/>
-              <w:widowControl/>
+              <w:widowControl w:val="false"/>
               <w:suppressAutoHyphens w:val="true"/>
               <w:spacing w:lineRule="auto" w:line="276" w:before="0" w:after="0"/>
               <w:jc w:val="center"/>
@@ -11984,7 +12027,7 @@
           <w:p>
             <w:pPr>
               <w:pStyle w:val="Normal"/>
-              <w:widowControl/>
+              <w:widowControl w:val="false"/>
               <w:suppressAutoHyphens w:val="true"/>
               <w:spacing w:lineRule="auto" w:line="276" w:before="0" w:after="0"/>
               <w:jc w:val="left"/>
@@ -12016,7 +12059,7 @@
           <w:p>
             <w:pPr>
               <w:pStyle w:val="Normal"/>
-              <w:widowControl/>
+              <w:widowControl w:val="false"/>
               <w:suppressAutoHyphens w:val="true"/>
               <w:spacing w:lineRule="auto" w:line="276" w:before="0" w:after="0"/>
               <w:jc w:val="center"/>
@@ -12045,7 +12088,7 @@
           <w:p>
             <w:pPr>
               <w:pStyle w:val="Normal"/>
-              <w:widowControl/>
+              <w:widowControl w:val="false"/>
               <w:suppressAutoHyphens w:val="true"/>
               <w:spacing w:lineRule="auto" w:line="276" w:before="0" w:after="0"/>
               <w:jc w:val="center"/>
@@ -12074,7 +12117,7 @@
           <w:p>
             <w:pPr>
               <w:pStyle w:val="Normal"/>
-              <w:widowControl/>
+              <w:widowControl w:val="false"/>
               <w:suppressAutoHyphens w:val="true"/>
               <w:spacing w:lineRule="auto" w:line="276" w:before="0" w:after="0"/>
               <w:jc w:val="left"/>
@@ -12106,7 +12149,7 @@
           <w:p>
             <w:pPr>
               <w:pStyle w:val="Normal"/>
-              <w:widowControl/>
+              <w:widowControl w:val="false"/>
               <w:suppressAutoHyphens w:val="true"/>
               <w:spacing w:lineRule="auto" w:line="276" w:before="0" w:after="0"/>
               <w:jc w:val="center"/>
@@ -12135,7 +12178,7 @@
           <w:p>
             <w:pPr>
               <w:pStyle w:val="Normal"/>
-              <w:widowControl/>
+              <w:widowControl w:val="false"/>
               <w:suppressAutoHyphens w:val="true"/>
               <w:spacing w:lineRule="auto" w:line="276" w:before="0" w:after="0"/>
               <w:jc w:val="center"/>
@@ -12164,7 +12207,7 @@
           <w:p>
             <w:pPr>
               <w:pStyle w:val="Normal"/>
-              <w:widowControl/>
+              <w:widowControl w:val="false"/>
               <w:suppressAutoHyphens w:val="true"/>
               <w:spacing w:lineRule="auto" w:line="276" w:before="0" w:after="0"/>
               <w:jc w:val="left"/>
@@ -12196,7 +12239,7 @@
           <w:p>
             <w:pPr>
               <w:pStyle w:val="Normal"/>
-              <w:widowControl/>
+              <w:widowControl w:val="false"/>
               <w:suppressAutoHyphens w:val="true"/>
               <w:spacing w:lineRule="auto" w:line="276" w:before="0" w:after="0"/>
               <w:jc w:val="center"/>
@@ -12225,7 +12268,7 @@
           <w:p>
             <w:pPr>
               <w:pStyle w:val="Normal"/>
-              <w:widowControl/>
+              <w:widowControl w:val="false"/>
               <w:suppressAutoHyphens w:val="true"/>
               <w:spacing w:lineRule="auto" w:line="276" w:before="0" w:after="0"/>
               <w:jc w:val="center"/>
@@ -12254,7 +12297,7 @@
           <w:p>
             <w:pPr>
               <w:pStyle w:val="Normal"/>
-              <w:widowControl/>
+              <w:widowControl w:val="false"/>
               <w:suppressAutoHyphens w:val="true"/>
               <w:spacing w:lineRule="auto" w:line="276" w:before="0" w:after="0"/>
               <w:jc w:val="left"/>
@@ -12584,7 +12627,7 @@
           <w:p>
             <w:pPr>
               <w:pStyle w:val="Normal"/>
-              <w:widowControl/>
+              <w:widowControl w:val="false"/>
               <w:suppressAutoHyphens w:val="true"/>
               <w:spacing w:lineRule="auto" w:line="276" w:before="0" w:after="0"/>
               <w:jc w:val="center"/>
@@ -12613,7 +12656,7 @@
           <w:p>
             <w:pPr>
               <w:pStyle w:val="Normal"/>
-              <w:widowControl/>
+              <w:widowControl w:val="false"/>
               <w:suppressAutoHyphens w:val="true"/>
               <w:spacing w:lineRule="auto" w:line="276" w:before="0" w:after="0"/>
               <w:jc w:val="center"/>
@@ -12642,7 +12685,7 @@
           <w:p>
             <w:pPr>
               <w:pStyle w:val="Normal"/>
-              <w:widowControl/>
+              <w:widowControl w:val="false"/>
               <w:suppressAutoHyphens w:val="true"/>
               <w:spacing w:lineRule="auto" w:line="276" w:before="0" w:after="0"/>
               <w:jc w:val="center"/>
@@ -12674,7 +12717,7 @@
           <w:p>
             <w:pPr>
               <w:pStyle w:val="Normal"/>
-              <w:widowControl/>
+              <w:widowControl w:val="false"/>
               <w:suppressAutoHyphens w:val="true"/>
               <w:spacing w:lineRule="auto" w:line="276" w:before="0" w:after="0"/>
               <w:jc w:val="center"/>
@@ -12703,7 +12746,7 @@
           <w:p>
             <w:pPr>
               <w:pStyle w:val="Normal"/>
-              <w:widowControl/>
+              <w:widowControl w:val="false"/>
               <w:suppressAutoHyphens w:val="true"/>
               <w:spacing w:lineRule="auto" w:line="276" w:before="0" w:after="0"/>
               <w:jc w:val="center"/>
@@ -12732,7 +12775,7 @@
           <w:p>
             <w:pPr>
               <w:pStyle w:val="Normal"/>
-              <w:widowControl/>
+              <w:widowControl w:val="false"/>
               <w:suppressAutoHyphens w:val="true"/>
               <w:spacing w:lineRule="auto" w:line="276" w:before="0" w:after="0"/>
               <w:jc w:val="center"/>
@@ -12764,7 +12807,7 @@
           <w:p>
             <w:pPr>
               <w:pStyle w:val="Normal"/>
-              <w:widowControl/>
+              <w:widowControl w:val="false"/>
               <w:suppressAutoHyphens w:val="true"/>
               <w:spacing w:lineRule="auto" w:line="276" w:before="0" w:after="0"/>
               <w:jc w:val="center"/>
@@ -12793,7 +12836,7 @@
           <w:p>
             <w:pPr>
               <w:pStyle w:val="Normal"/>
-              <w:widowControl/>
+              <w:widowControl w:val="false"/>
               <w:suppressAutoHyphens w:val="true"/>
               <w:spacing w:lineRule="auto" w:line="276" w:before="0" w:after="0"/>
               <w:jc w:val="center"/>
@@ -12822,7 +12865,7 @@
           <w:p>
             <w:pPr>
               <w:pStyle w:val="Normal"/>
-              <w:widowControl/>
+              <w:widowControl w:val="false"/>
               <w:suppressAutoHyphens w:val="true"/>
               <w:spacing w:lineRule="auto" w:line="276" w:before="0" w:after="0"/>
               <w:jc w:val="left"/>
@@ -12854,7 +12897,7 @@
           <w:p>
             <w:pPr>
               <w:pStyle w:val="Normal"/>
-              <w:widowControl/>
+              <w:widowControl w:val="false"/>
               <w:suppressAutoHyphens w:val="true"/>
               <w:spacing w:lineRule="auto" w:line="276" w:before="0" w:after="0"/>
               <w:jc w:val="center"/>
@@ -12883,7 +12926,7 @@
           <w:p>
             <w:pPr>
               <w:pStyle w:val="Normal"/>
-              <w:widowControl/>
+              <w:widowControl w:val="false"/>
               <w:suppressAutoHyphens w:val="true"/>
               <w:spacing w:lineRule="auto" w:line="276" w:before="0" w:after="0"/>
               <w:jc w:val="center"/>
@@ -12912,7 +12955,7 @@
           <w:p>
             <w:pPr>
               <w:pStyle w:val="Normal"/>
-              <w:widowControl/>
+              <w:widowControl w:val="false"/>
               <w:suppressAutoHyphens w:val="true"/>
               <w:spacing w:lineRule="auto" w:line="276" w:before="0" w:after="0"/>
               <w:jc w:val="center"/>
@@ -12944,7 +12987,7 @@
           <w:p>
             <w:pPr>
               <w:pStyle w:val="Normal"/>
-              <w:widowControl/>
+              <w:widowControl w:val="false"/>
               <w:suppressAutoHyphens w:val="true"/>
               <w:spacing w:lineRule="auto" w:line="276" w:before="0" w:after="0"/>
               <w:jc w:val="center"/>
@@ -12973,7 +13016,7 @@
           <w:p>
             <w:pPr>
               <w:pStyle w:val="Normal"/>
-              <w:widowControl/>
+              <w:widowControl w:val="false"/>
               <w:suppressAutoHyphens w:val="true"/>
               <w:spacing w:lineRule="auto" w:line="276" w:before="0" w:after="0"/>
               <w:jc w:val="center"/>
@@ -13002,7 +13045,7 @@
           <w:p>
             <w:pPr>
               <w:pStyle w:val="Normal"/>
-              <w:widowControl/>
+              <w:widowControl w:val="false"/>
               <w:suppressAutoHyphens w:val="true"/>
               <w:spacing w:lineRule="auto" w:line="276" w:before="0" w:after="0"/>
               <w:jc w:val="left"/>
@@ -13034,7 +13077,7 @@
           <w:p>
             <w:pPr>
               <w:pStyle w:val="Normal"/>
-              <w:widowControl/>
+              <w:widowControl w:val="false"/>
               <w:suppressAutoHyphens w:val="true"/>
               <w:spacing w:lineRule="auto" w:line="276" w:before="0" w:after="0"/>
               <w:jc w:val="center"/>
@@ -13063,7 +13106,7 @@
           <w:p>
             <w:pPr>
               <w:pStyle w:val="Normal"/>
-              <w:widowControl/>
+              <w:widowControl w:val="false"/>
               <w:suppressAutoHyphens w:val="true"/>
               <w:spacing w:lineRule="auto" w:line="276" w:before="0" w:after="0"/>
               <w:jc w:val="center"/>
@@ -13092,7 +13135,7 @@
           <w:p>
             <w:pPr>
               <w:pStyle w:val="Normal"/>
-              <w:widowControl/>
+              <w:widowControl w:val="false"/>
               <w:suppressAutoHyphens w:val="true"/>
               <w:spacing w:lineRule="auto" w:line="276" w:before="0" w:after="0"/>
               <w:jc w:val="left"/>
@@ -13124,7 +13167,7 @@
           <w:p>
             <w:pPr>
               <w:pStyle w:val="Normal"/>
-              <w:widowControl/>
+              <w:widowControl w:val="false"/>
               <w:suppressAutoHyphens w:val="true"/>
               <w:spacing w:lineRule="auto" w:line="276" w:before="0" w:after="0"/>
               <w:jc w:val="center"/>
@@ -13153,7 +13196,7 @@
           <w:p>
             <w:pPr>
               <w:pStyle w:val="Normal"/>
-              <w:widowControl/>
+              <w:widowControl w:val="false"/>
               <w:suppressAutoHyphens w:val="true"/>
               <w:spacing w:lineRule="auto" w:line="276" w:before="0" w:after="0"/>
               <w:jc w:val="center"/>
@@ -13182,7 +13225,7 @@
           <w:p>
             <w:pPr>
               <w:pStyle w:val="Normal"/>
-              <w:widowControl/>
+              <w:widowControl w:val="false"/>
               <w:suppressAutoHyphens w:val="true"/>
               <w:spacing w:lineRule="auto" w:line="276" w:before="0" w:after="0"/>
               <w:jc w:val="left"/>
@@ -13214,7 +13257,7 @@
           <w:p>
             <w:pPr>
               <w:pStyle w:val="Normal"/>
-              <w:widowControl/>
+              <w:widowControl w:val="false"/>
               <w:suppressAutoHyphens w:val="true"/>
               <w:spacing w:lineRule="auto" w:line="276" w:before="0" w:after="0"/>
               <w:jc w:val="center"/>
@@ -13243,7 +13286,7 @@
           <w:p>
             <w:pPr>
               <w:pStyle w:val="Normal"/>
-              <w:widowControl/>
+              <w:widowControl w:val="false"/>
               <w:suppressAutoHyphens w:val="true"/>
               <w:spacing w:lineRule="auto" w:line="276" w:before="0" w:after="0"/>
               <w:jc w:val="center"/>
@@ -13272,7 +13315,7 @@
           <w:p>
             <w:pPr>
               <w:pStyle w:val="Normal"/>
-              <w:widowControl/>
+              <w:widowControl w:val="false"/>
               <w:suppressAutoHyphens w:val="true"/>
               <w:spacing w:lineRule="auto" w:line="276" w:before="0" w:after="0"/>
               <w:jc w:val="left"/>
@@ -13304,7 +13347,7 @@
           <w:p>
             <w:pPr>
               <w:pStyle w:val="Normal"/>
-              <w:widowControl/>
+              <w:widowControl w:val="false"/>
               <w:suppressAutoHyphens w:val="true"/>
               <w:spacing w:lineRule="auto" w:line="276" w:before="0" w:after="0"/>
               <w:jc w:val="center"/>
@@ -13333,7 +13376,7 @@
           <w:p>
             <w:pPr>
               <w:pStyle w:val="Normal"/>
-              <w:widowControl/>
+              <w:widowControl w:val="false"/>
               <w:suppressAutoHyphens w:val="true"/>
               <w:spacing w:lineRule="auto" w:line="276" w:before="0" w:after="0"/>
               <w:jc w:val="center"/>
@@ -13362,7 +13405,7 @@
           <w:p>
             <w:pPr>
               <w:pStyle w:val="Normal"/>
-              <w:widowControl/>
+              <w:widowControl w:val="false"/>
               <w:suppressAutoHyphens w:val="true"/>
               <w:spacing w:lineRule="auto" w:line="276" w:before="0" w:after="0"/>
               <w:jc w:val="center"/>
@@ -13409,24 +13452,24 @@
     </w:p>
     <w:p>
       <w:pPr>
-        <w:pStyle w:val="Style34"/>
+        <w:pStyle w:val="Style40"/>
         <w:numPr>
           <w:ilvl w:val="0"/>
           <w:numId w:val="0"/>
         </w:numPr>
         <w:spacing w:before="0" w:after="240"/>
-        <w:ind w:firstLine="709" w:left="284" w:right="284"/>
+        <w:ind w:left="284" w:right="284" w:firstLine="709"/>
         <w:rPr>
           <w:rFonts w:eastAsia="" w:cs="" w:cstheme="majorBidi" w:eastAsiaTheme="majorEastAsia"/>
           <w:highlight w:val="none"/>
           <w:shd w:fill="auto" w:val="clear"/>
         </w:rPr>
       </w:pPr>
-      <w:bookmarkStart w:id="27" w:name="_Toc167444371_Копия_1"/>
-      <w:bookmarkStart w:id="28" w:name="_Toc168406547_Копия_1"/>
+      <w:bookmarkStart w:id="27" w:name="_Toc135914115"/>
+      <w:bookmarkStart w:id="28" w:name="_Toc135928279"/>
       <w:bookmarkStart w:id="29" w:name="_Toc167444375"/>
-      <w:bookmarkStart w:id="30" w:name="_Toc135928279"/>
-      <w:bookmarkStart w:id="31" w:name="_Toc135914115"/>
+      <w:bookmarkStart w:id="30" w:name="_Toc168406547_Копия_1"/>
+      <w:bookmarkStart w:id="31" w:name="_Toc167444371_Копия_1"/>
       <w:bookmarkEnd w:id="27"/>
       <w:bookmarkEnd w:id="28"/>
       <w:bookmarkEnd w:id="29"/>
@@ -13451,13 +13494,13 @@
     </w:p>
     <w:p>
       <w:pPr>
-        <w:pStyle w:val="Style34"/>
+        <w:pStyle w:val="Style40"/>
         <w:numPr>
           <w:ilvl w:val="0"/>
           <w:numId w:val="0"/>
         </w:numPr>
         <w:spacing w:before="240" w:after="240"/>
-        <w:ind w:firstLine="709" w:left="284" w:right="284"/>
+        <w:ind w:left="284" w:right="284" w:firstLine="709"/>
         <w:rPr>
           <w:rFonts w:eastAsia="" w:cs="" w:cstheme="majorBidi" w:eastAsiaTheme="majorEastAsia"/>
           <w:highlight w:val="none"/>
@@ -13486,13 +13529,13 @@
     </w:p>
     <w:p>
       <w:pPr>
-        <w:pStyle w:val="Style34"/>
+        <w:pStyle w:val="Style40"/>
         <w:numPr>
           <w:ilvl w:val="0"/>
           <w:numId w:val="0"/>
         </w:numPr>
         <w:spacing w:before="240" w:after="240"/>
-        <w:ind w:hanging="0" w:left="284" w:right="284"/>
+        <w:ind w:left="284" w:right="284" w:hanging="0"/>
         <w:jc w:val="left"/>
         <w:rPr>
           <w:rFonts w:eastAsia="" w:cs="" w:cstheme="majorBidi" w:eastAsiaTheme="majorEastAsia"/>
@@ -13514,13 +13557,13 @@
     </w:p>
     <w:p>
       <w:pPr>
-        <w:pStyle w:val="Style34"/>
+        <w:pStyle w:val="Style40"/>
         <w:numPr>
           <w:ilvl w:val="0"/>
           <w:numId w:val="0"/>
         </w:numPr>
         <w:spacing w:before="240" w:after="240"/>
-        <w:ind w:firstLine="709" w:left="284" w:right="284"/>
+        <w:ind w:left="284" w:right="284" w:firstLine="709"/>
         <w:jc w:val="center"/>
         <w:rPr>
           <w:rFonts w:eastAsia="" w:cs="" w:cstheme="majorBidi" w:eastAsiaTheme="majorEastAsia"/>
@@ -13597,7 +13640,7 @@
       </w:pPr>
       <w:r>
         <w:rPr>
-          <w:rStyle w:val="Emphasis"/>
+          <w:rStyle w:val="Style23"/>
           <w:rFonts w:eastAsia="Times New Roman" w:ascii="Times New Roman" w:hAnsi="Times New Roman"/>
           <w:i w:val="false"/>
           <w:iCs w:val="false"/>
@@ -13616,7 +13659,7 @@
       </w:pPr>
       <w:r>
         <w:rPr>
-          <w:rStyle w:val="Emphasis"/>
+          <w:rStyle w:val="Style23"/>
           <w:rFonts w:eastAsia="Times New Roman" w:ascii="Times New Roman" w:hAnsi="Times New Roman"/>
           <w:i w:val="false"/>
           <w:iCs w:val="false"/>
@@ -13628,9 +13671,9 @@
     </w:p>
     <w:p>
       <w:pPr>
-        <w:pStyle w:val="BodyText"/>
+        <w:pStyle w:val="Style29"/>
         <w:spacing w:before="240" w:after="240"/>
-        <w:ind w:hanging="0" w:left="0" w:right="0"/>
+        <w:ind w:left="0" w:right="0" w:hanging="0"/>
         <w:jc w:val="center"/>
         <w:rPr/>
       </w:pPr>
@@ -13690,9 +13733,9 @@
     </w:p>
     <w:p>
       <w:pPr>
-        <w:pStyle w:val="BodyText"/>
+        <w:pStyle w:val="Style29"/>
         <w:spacing w:before="240" w:after="240"/>
-        <w:ind w:hanging="0" w:left="0" w:right="0"/>
+        <w:ind w:left="0" w:right="0" w:hanging="0"/>
         <w:jc w:val="center"/>
         <w:rPr/>
       </w:pPr>
@@ -13745,7 +13788,7 @@
       </w:r>
       <w:r>
         <w:rPr>
-          <w:rStyle w:val="Emphasis"/>
+          <w:rStyle w:val="Style23"/>
           <w:i w:val="false"/>
           <w:iCs w:val="false"/>
         </w:rPr>
@@ -13754,9 +13797,9 @@
     </w:p>
     <w:p>
       <w:pPr>
-        <w:pStyle w:val="BodyText"/>
+        <w:pStyle w:val="Style29"/>
         <w:spacing w:before="240" w:after="240"/>
-        <w:ind w:hanging="0" w:left="0" w:right="0"/>
+        <w:ind w:left="0" w:right="0" w:hanging="0"/>
         <w:jc w:val="center"/>
         <w:rPr/>
       </w:pPr>
@@ -13809,7 +13852,7 @@
       </w:r>
       <w:r>
         <w:rPr>
-          <w:rStyle w:val="Emphasis"/>
+          <w:rStyle w:val="Style23"/>
           <w:i w:val="false"/>
           <w:iCs w:val="false"/>
         </w:rPr>
@@ -13818,9 +13861,9 @@
     </w:p>
     <w:p>
       <w:pPr>
-        <w:pStyle w:val="BodyText"/>
+        <w:pStyle w:val="Style29"/>
         <w:spacing w:before="240" w:after="240"/>
-        <w:ind w:hanging="0" w:left="0" w:right="0"/>
+        <w:ind w:left="0" w:right="0" w:hanging="0"/>
         <w:jc w:val="center"/>
         <w:rPr/>
       </w:pPr>
@@ -13873,7 +13916,7 @@
       </w:r>
       <w:r>
         <w:rPr>
-          <w:rStyle w:val="Emphasis"/>
+          <w:rStyle w:val="Style23"/>
           <w:i w:val="false"/>
           <w:iCs w:val="false"/>
         </w:rPr>
@@ -13887,7 +13930,7 @@
         <w:ind w:firstLine="709"/>
         <w:jc w:val="both"/>
         <w:rPr>
-          <w:rStyle w:val="Emphasis"/>
+          <w:rStyle w:val="Style23"/>
           <w:rFonts w:ascii="Times New Roman" w:hAnsi="Times New Roman" w:eastAsia="Times New Roman"/>
           <w:i w:val="false"/>
           <w:i w:val="false"/>
@@ -13914,7 +13957,7 @@
       </w:pPr>
       <w:r>
         <w:rPr>
-          <w:rStyle w:val="Emphasis"/>
+          <w:rStyle w:val="Style23"/>
           <w:rFonts w:eastAsia="Times New Roman" w:ascii="Times New Roman" w:hAnsi="Times New Roman"/>
           <w:i w:val="false"/>
           <w:iCs w:val="false"/>
@@ -13926,9 +13969,9 @@
     </w:p>
     <w:p>
       <w:pPr>
-        <w:pStyle w:val="BodyText"/>
+        <w:pStyle w:val="Style29"/>
         <w:spacing w:before="240" w:after="240"/>
-        <w:ind w:hanging="0" w:left="0" w:right="0"/>
+        <w:ind w:left="0" w:right="0" w:hanging="0"/>
         <w:jc w:val="center"/>
         <w:rPr/>
       </w:pPr>
@@ -13981,7 +14024,7 @@
       </w:r>
       <w:r>
         <w:rPr>
-          <w:rStyle w:val="Emphasis"/>
+          <w:rStyle w:val="Style23"/>
           <w:i w:val="false"/>
           <w:iCs w:val="false"/>
         </w:rPr>
@@ -13989,7 +14032,7 @@
       </w:r>
       <w:r>
         <w:rPr>
-          <w:rStyle w:val="Emphasis"/>
+          <w:rStyle w:val="Style23"/>
           <w:i w:val="false"/>
           <w:iCs w:val="false"/>
           <w:lang w:val="ru-RU"/>
@@ -13998,7 +14041,7 @@
       </w:r>
       <w:r>
         <w:rPr>
-          <w:rStyle w:val="Emphasis"/>
+          <w:rStyle w:val="Style23"/>
           <w:i w:val="false"/>
           <w:iCs w:val="false"/>
         </w:rPr>
@@ -14006,7 +14049,7 @@
       </w:r>
       <w:r>
         <w:rPr>
-          <w:rStyle w:val="Emphasis"/>
+          <w:rStyle w:val="Style23"/>
           <w:rFonts w:eastAsia="Times New Roman"/>
           <w:b w:val="false"/>
           <w:bCs w:val="false"/>
@@ -14020,7 +14063,7 @@
       </w:r>
       <w:r>
         <w:rPr>
-          <w:rStyle w:val="Emphasis"/>
+          <w:rStyle w:val="Style23"/>
           <w:i w:val="false"/>
           <w:iCs w:val="false"/>
         </w:rPr>
@@ -14033,9 +14076,9 @@
     </w:p>
     <w:p>
       <w:pPr>
-        <w:pStyle w:val="BodyText"/>
+        <w:pStyle w:val="Style29"/>
         <w:spacing w:before="240" w:after="240"/>
-        <w:ind w:hanging="0" w:left="0" w:right="0"/>
+        <w:ind w:left="0" w:right="0" w:hanging="0"/>
         <w:jc w:val="center"/>
         <w:rPr/>
       </w:pPr>
@@ -14088,7 +14131,7 @@
       </w:r>
       <w:r>
         <w:rPr>
-          <w:rStyle w:val="Emphasis"/>
+          <w:rStyle w:val="Style23"/>
           <w:i w:val="false"/>
           <w:iCs w:val="false"/>
         </w:rPr>
@@ -14096,7 +14139,7 @@
       </w:r>
       <w:r>
         <w:rPr>
-          <w:rStyle w:val="Emphasis"/>
+          <w:rStyle w:val="Style23"/>
           <w:rFonts w:eastAsia="Times New Roman"/>
           <w:b w:val="false"/>
           <w:bCs w:val="false"/>
@@ -14110,7 +14153,7 @@
       </w:r>
       <w:r>
         <w:rPr>
-          <w:rStyle w:val="Emphasis"/>
+          <w:rStyle w:val="Style23"/>
           <w:i w:val="false"/>
           <w:iCs w:val="false"/>
         </w:rPr>
@@ -14119,9 +14162,9 @@
     </w:p>
     <w:p>
       <w:pPr>
-        <w:pStyle w:val="BodyText"/>
+        <w:pStyle w:val="Style29"/>
         <w:spacing w:before="240" w:after="240"/>
-        <w:ind w:hanging="0" w:left="0" w:right="0"/>
+        <w:ind w:left="0" w:right="0" w:hanging="0"/>
         <w:jc w:val="center"/>
         <w:rPr/>
       </w:pPr>
@@ -14174,7 +14217,7 @@
       </w:r>
       <w:r>
         <w:rPr>
-          <w:rStyle w:val="Emphasis"/>
+          <w:rStyle w:val="Style23"/>
           <w:i w:val="false"/>
           <w:iCs w:val="false"/>
         </w:rPr>
@@ -14182,7 +14225,7 @@
       </w:r>
       <w:r>
         <w:rPr>
-          <w:rStyle w:val="Emphasis"/>
+          <w:rStyle w:val="Style23"/>
           <w:i w:val="false"/>
           <w:iCs w:val="false"/>
           <w:lang w:val="ru-RU"/>
@@ -14191,7 +14234,7 @@
       </w:r>
       <w:r>
         <w:rPr>
-          <w:rStyle w:val="Emphasis"/>
+          <w:rStyle w:val="Style23"/>
           <w:i w:val="false"/>
           <w:iCs w:val="false"/>
         </w:rPr>
@@ -14199,7 +14242,7 @@
       </w:r>
       <w:r>
         <w:rPr>
-          <w:rStyle w:val="Emphasis"/>
+          <w:rStyle w:val="Style23"/>
           <w:rFonts w:eastAsia="Times New Roman"/>
           <w:b w:val="false"/>
           <w:bCs w:val="false"/>
@@ -14213,7 +14256,7 @@
       </w:r>
       <w:r>
         <w:rPr>
-          <w:rStyle w:val="Emphasis"/>
+          <w:rStyle w:val="Style23"/>
           <w:i w:val="false"/>
           <w:iCs w:val="false"/>
         </w:rPr>
@@ -14222,9 +14265,9 @@
     </w:p>
     <w:p>
       <w:pPr>
-        <w:pStyle w:val="BodyText"/>
+        <w:pStyle w:val="Style29"/>
         <w:spacing w:before="240" w:after="240"/>
-        <w:ind w:hanging="0" w:left="0" w:right="0"/>
+        <w:ind w:left="0" w:right="0" w:hanging="0"/>
         <w:jc w:val="center"/>
         <w:rPr/>
       </w:pPr>
@@ -14277,7 +14320,7 @@
       </w:r>
       <w:r>
         <w:rPr>
-          <w:rStyle w:val="Emphasis"/>
+          <w:rStyle w:val="Style23"/>
           <w:i w:val="false"/>
           <w:iCs w:val="false"/>
         </w:rPr>
@@ -14285,7 +14328,7 @@
       </w:r>
       <w:r>
         <w:rPr>
-          <w:rStyle w:val="Emphasis"/>
+          <w:rStyle w:val="Style23"/>
           <w:rFonts w:eastAsia="Times New Roman"/>
           <w:b w:val="false"/>
           <w:bCs w:val="false"/>
@@ -14299,7 +14342,7 @@
       </w:r>
       <w:r>
         <w:rPr>
-          <w:rStyle w:val="Emphasis"/>
+          <w:rStyle w:val="Style23"/>
           <w:i w:val="false"/>
           <w:iCs w:val="false"/>
         </w:rPr>
@@ -14315,9 +14358,9 @@
     </w:p>
     <w:p>
       <w:pPr>
-        <w:pStyle w:val="BodyText"/>
+        <w:pStyle w:val="Style29"/>
         <w:spacing w:before="240" w:after="240"/>
-        <w:ind w:hanging="0" w:left="0" w:right="0"/>
+        <w:ind w:left="0" w:right="0" w:hanging="0"/>
         <w:jc w:val="center"/>
         <w:rPr/>
       </w:pPr>
@@ -14370,7 +14413,7 @@
       </w:r>
       <w:r>
         <w:rPr>
-          <w:rStyle w:val="Emphasis"/>
+          <w:rStyle w:val="Style23"/>
           <w:i w:val="false"/>
           <w:iCs w:val="false"/>
         </w:rPr>
@@ -14378,7 +14421,7 @@
       </w:r>
       <w:r>
         <w:rPr>
-          <w:rStyle w:val="Emphasis"/>
+          <w:rStyle w:val="Style23"/>
           <w:rFonts w:eastAsia="Times New Roman"/>
           <w:b w:val="false"/>
           <w:bCs w:val="false"/>
@@ -14392,7 +14435,7 @@
       </w:r>
       <w:r>
         <w:rPr>
-          <w:rStyle w:val="Emphasis"/>
+          <w:rStyle w:val="Style23"/>
           <w:i w:val="false"/>
           <w:iCs w:val="false"/>
         </w:rPr>
@@ -14401,9 +14444,9 @@
     </w:p>
     <w:p>
       <w:pPr>
-        <w:pStyle w:val="BodyText"/>
+        <w:pStyle w:val="Style29"/>
         <w:spacing w:before="240" w:after="240"/>
-        <w:ind w:hanging="0" w:left="0" w:right="0"/>
+        <w:ind w:left="0" w:right="0" w:hanging="0"/>
         <w:jc w:val="center"/>
         <w:rPr/>
       </w:pPr>
@@ -14501,7 +14544,7 @@
       </w:r>
       <w:r>
         <w:rPr>
-          <w:rStyle w:val="Emphasis"/>
+          <w:rStyle w:val="Style23"/>
           <w:i w:val="false"/>
           <w:iCs w:val="false"/>
         </w:rPr>
@@ -14509,7 +14552,7 @@
       </w:r>
       <w:r>
         <w:rPr>
-          <w:rStyle w:val="Emphasis"/>
+          <w:rStyle w:val="Style23"/>
           <w:rFonts w:eastAsia="Times New Roman"/>
           <w:b w:val="false"/>
           <w:bCs w:val="false"/>
@@ -14523,7 +14566,7 @@
       </w:r>
       <w:r>
         <w:rPr>
-          <w:rStyle w:val="Emphasis"/>
+          <w:rStyle w:val="Style23"/>
           <w:i w:val="false"/>
           <w:iCs w:val="false"/>
         </w:rPr>
@@ -14532,15 +14575,15 @@
     </w:p>
     <w:p>
       <w:pPr>
-        <w:pStyle w:val="BodyText"/>
+        <w:pStyle w:val="Style29"/>
         <w:spacing w:before="240" w:after="240"/>
-        <w:ind w:hanging="0" w:left="0" w:right="0"/>
+        <w:ind w:left="0" w:right="0" w:hanging="0"/>
         <w:jc w:val="center"/>
         <w:rPr/>
       </w:pPr>
       <w:r>
         <w:rPr>
-          <w:rStyle w:val="Emphasis"/>
+          <w:rStyle w:val="Style23"/>
           <w:i w:val="false"/>
           <w:iCs w:val="false"/>
         </w:rPr>
@@ -14548,7 +14591,7 @@
       </w:r>
       <w:r>
         <w:rPr>
-          <w:rStyle w:val="Emphasis"/>
+          <w:rStyle w:val="Style23"/>
           <w:rFonts w:eastAsia="Times New Roman"/>
           <w:b w:val="false"/>
           <w:bCs w:val="false"/>
@@ -14562,7 +14605,7 @@
       </w:r>
       <w:r>
         <w:rPr>
-          <w:rStyle w:val="Emphasis"/>
+          <w:rStyle w:val="Style23"/>
           <w:i w:val="false"/>
           <w:iCs w:val="false"/>
         </w:rPr>
@@ -14571,13 +14614,13 @@
     </w:p>
     <w:p>
       <w:pPr>
-        <w:pStyle w:val="Heading3"/>
+        <w:pStyle w:val="3"/>
         <w:numPr>
           <w:ilvl w:val="0"/>
           <w:numId w:val="0"/>
         </w:numPr>
         <w:spacing w:before="480" w:after="240"/>
-        <w:ind w:hanging="0" w:left="0" w:right="0"/>
+        <w:ind w:left="0" w:right="0" w:hanging="0"/>
         <w:rPr>
           <w:b w:val="false"/>
           <w:bCs w:val="false"/>
@@ -14592,7 +14635,7 @@
       </w:r>
       <w:r>
         <w:rPr>
-          <w:rStyle w:val="Emphasis"/>
+          <w:rStyle w:val="Style23"/>
           <w:rFonts w:eastAsia="Times New Roman"/>
           <w:b w:val="false"/>
           <w:bCs w:val="false"/>
@@ -14606,9 +14649,9 @@
     </w:p>
     <w:p>
       <w:pPr>
-        <w:pStyle w:val="BodyText"/>
+        <w:pStyle w:val="Style29"/>
         <w:spacing w:before="240" w:after="240"/>
-        <w:ind w:hanging="0" w:left="0" w:right="0"/>
+        <w:ind w:left="0" w:right="0" w:hanging="0"/>
         <w:jc w:val="center"/>
         <w:rPr/>
       </w:pPr>
@@ -14681,7 +14724,7 @@
     </w:p>
     <w:p>
       <w:pPr>
-        <w:pStyle w:val="BodyText"/>
+        <w:pStyle w:val="Style29"/>
         <w:rPr>
           <w:rFonts w:cs="Times New Roman"/>
           <w:b w:val="false"/>
@@ -14702,9 +14745,9 @@
     </w:p>
     <w:p>
       <w:pPr>
-        <w:pStyle w:val="Heading1"/>
+        <w:pStyle w:val="1"/>
         <w:spacing w:before="240" w:after="240"/>
-        <w:ind w:firstLine="709" w:left="284" w:right="284"/>
+        <w:ind w:left="284" w:right="284" w:firstLine="709"/>
         <w:jc w:val="both"/>
         <w:rPr>
           <w:rFonts w:cs="Times New Roman"/>
@@ -14733,7 +14776,7 @@
     </w:p>
     <w:p>
       <w:pPr>
-        <w:pStyle w:val="Heading3"/>
+        <w:pStyle w:val="3"/>
         <w:widowControl/>
         <w:numPr>
           <w:ilvl w:val="0"/>
@@ -14741,12 +14784,12 @@
         </w:numPr>
         <w:bidi w:val="0"/>
         <w:spacing w:before="480" w:after="240"/>
-        <w:ind w:hanging="0" w:left="0" w:right="0"/>
+        <w:ind w:left="0" w:right="0" w:hanging="0"/>
         <w:rPr/>
       </w:pPr>
       <w:r>
         <w:rPr>
-          <w:rStyle w:val="Emphasis"/>
+          <w:rStyle w:val="Style23"/>
           <w:rFonts w:eastAsia="Times New Roman"/>
           <w:b w:val="false"/>
           <w:bCs w:val="false"/>
@@ -14984,9 +15027,9 @@
     </w:p>
     <w:p>
       <w:pPr>
-        <w:pStyle w:val="Heading1"/>
+        <w:pStyle w:val="1"/>
         <w:spacing w:before="240" w:after="240"/>
-        <w:ind w:right="284"/>
+        <w:ind w:right="284" w:firstLine="709"/>
         <w:jc w:val="both"/>
         <w:rPr>
           <w:rFonts w:cs="Times New Roman"/>
@@ -15004,9 +15047,9 @@
     </w:p>
     <w:p>
       <w:pPr>
-        <w:pStyle w:val="Heading1"/>
+        <w:pStyle w:val="1"/>
         <w:spacing w:before="240" w:after="240"/>
-        <w:ind w:firstLine="709" w:left="284" w:right="284"/>
+        <w:ind w:left="284" w:right="284" w:firstLine="709"/>
         <w:jc w:val="both"/>
         <w:rPr>
           <w:rFonts w:cs="Times New Roman"/>
@@ -15078,14 +15121,14 @@
           <w:szCs w:val="28"/>
         </w:rPr>
       </w:r>
-      <w:bookmarkStart w:id="36" w:name="_Toc167444375_Копия_1"/>
-      <w:bookmarkStart w:id="37" w:name="_Toc135928279_Копия_1"/>
-      <w:bookmarkStart w:id="38" w:name="_Toc135914115_Копия_1"/>
-      <w:bookmarkStart w:id="39" w:name="_Toc168406553"/>
-      <w:bookmarkStart w:id="40" w:name="_Toc167444375_Копия_1"/>
-      <w:bookmarkStart w:id="41" w:name="_Toc135928279_Копия_1"/>
-      <w:bookmarkStart w:id="42" w:name="_Toc135914115_Копия_1"/>
-      <w:bookmarkStart w:id="43" w:name="_Toc168406553"/>
+      <w:bookmarkStart w:id="36" w:name="_Toc168406553"/>
+      <w:bookmarkStart w:id="37" w:name="_Toc135914115_Копия_1"/>
+      <w:bookmarkStart w:id="38" w:name="_Toc135928279_Копия_1"/>
+      <w:bookmarkStart w:id="39" w:name="_Toc167444375_Копия_1"/>
+      <w:bookmarkStart w:id="40" w:name="_Toc168406553"/>
+      <w:bookmarkStart w:id="41" w:name="_Toc135914115_Копия_1"/>
+      <w:bookmarkStart w:id="42" w:name="_Toc135928279_Копия_1"/>
+      <w:bookmarkStart w:id="43" w:name="_Toc167444375_Копия_1"/>
       <w:bookmarkEnd w:id="40"/>
       <w:bookmarkEnd w:id="41"/>
       <w:bookmarkEnd w:id="42"/>
@@ -15096,9 +15139,9 @@
     </w:p>
     <w:p>
       <w:pPr>
-        <w:pStyle w:val="Style33"/>
+        <w:pStyle w:val="Style39"/>
         <w:spacing w:before="0" w:after="240"/>
-        <w:ind w:hanging="0" w:left="284" w:right="284"/>
+        <w:ind w:left="284" w:right="284" w:hanging="0"/>
         <w:jc w:val="center"/>
         <w:rPr>
           <w:rFonts w:cs="Times New Roman"/>
@@ -15222,9 +15265,9 @@
     </w:p>
     <w:p>
       <w:pPr>
-        <w:pStyle w:val="Heading1"/>
+        <w:pStyle w:val="1"/>
         <w:spacing w:before="0" w:after="240"/>
-        <w:ind w:firstLine="709" w:left="284" w:right="284"/>
+        <w:ind w:left="284" w:right="284" w:firstLine="709"/>
         <w:rPr>
           <w:rFonts w:ascii="Times New Roman" w:hAnsi="Times New Roman"/>
         </w:rPr>
@@ -15444,14 +15487,15 @@
     <w:p>
       <w:pPr>
         <w:pStyle w:val="Default"/>
-        <w:numPr>
-          <w:ilvl w:val="0"/>
-          <w:numId w:val="0"/>
-        </w:numPr>
-        <w:spacing w:lineRule="auto" w:line="360" w:before="0" w:after="0"/>
-        <w:ind w:hanging="0" w:left="0" w:right="284"/>
+        <w:spacing w:lineRule="auto" w:line="360"/>
         <w:jc w:val="center"/>
-        <w:outlineLvl w:val="0"/>
+        <w:rPr>
+          <w:color w:val="auto"/>
+          <w:sz w:val="28"/>
+          <w:szCs w:val="28"/>
+        </w:rPr>
+      </w:pPr>
+      <w:r>
         <w:rPr>
           <w:b/>
           <w:bCs/>
@@ -15459,19 +15503,8 @@
           <w:sz w:val="28"/>
           <w:szCs w:val="28"/>
         </w:rPr>
-      </w:pPr>
-      <w:bookmarkStart w:id="45" w:name="_Toc168406557"/>
-      <w:r>
-        <w:rPr>
-          <w:b/>
-          <w:bCs/>
-          <w:color w:val="auto"/>
-          <w:sz w:val="28"/>
-          <w:szCs w:val="28"/>
-        </w:rPr>
         <w:t>Приложение А</w:t>
       </w:r>
-      <w:bookmarkEnd w:id="45"/>
     </w:p>
     <w:p>
       <w:pPr>
@@ -15556,7 +15589,7 @@
     <w:p>
       <w:pPr>
         <w:pStyle w:val="Default"/>
-        <w:ind w:left="1599"/>
+        <w:ind w:left="1599" w:right="0" w:hanging="0"/>
         <w:rPr>
           <w:color w:val="auto"/>
           <w:sz w:val="28"/>
@@ -15574,7 +15607,7 @@
     <w:p>
       <w:pPr>
         <w:pStyle w:val="Default"/>
-        <w:ind w:left="1599"/>
+        <w:ind w:left="1599" w:right="0" w:hanging="0"/>
         <w:jc w:val="right"/>
         <w:rPr>
           <w:color w:val="auto"/>
@@ -15593,7 +15626,7 @@
     <w:p>
       <w:pPr>
         <w:pStyle w:val="Default"/>
-        <w:ind w:left="1134" w:right="170"/>
+        <w:ind w:left="1134" w:right="170" w:hanging="0"/>
         <w:rPr>
           <w:color w:val="auto"/>
           <w:sz w:val="28"/>
@@ -15620,7 +15653,7 @@
     <w:p>
       <w:pPr>
         <w:pStyle w:val="Default"/>
-        <w:ind w:firstLine="282" w:left="5382" w:right="170"/>
+        <w:ind w:left="5382" w:right="170" w:firstLine="282"/>
         <w:rPr>
           <w:color w:val="auto"/>
           <w:sz w:val="28"/>
@@ -15639,7 +15672,7 @@
     <w:p>
       <w:pPr>
         <w:pStyle w:val="Default"/>
-        <w:ind w:firstLine="564" w:left="5100" w:right="170"/>
+        <w:ind w:left="5100" w:right="170" w:firstLine="564"/>
         <w:rPr>
           <w:color w:val="auto"/>
           <w:sz w:val="28"/>
@@ -15658,12 +15691,9 @@
     <w:p>
       <w:pPr>
         <w:pStyle w:val="Default"/>
-        <w:ind w:left="1134" w:right="170"/>
+        <w:ind w:left="1134" w:right="170" w:hanging="0"/>
         <w:jc w:val="center"/>
-        <w:rPr>
-          <w:color w:val="auto"/>
-          <w:vertAlign w:val="superscript"/>
-        </w:rPr>
+        <w:rPr/>
       </w:pPr>
       <w:r>
         <w:rPr>
@@ -15689,7 +15719,7 @@
     <w:p>
       <w:pPr>
         <w:pStyle w:val="Default"/>
-        <w:ind w:left="1599"/>
+        <w:ind w:left="1599" w:right="0" w:hanging="0"/>
         <w:rPr>
           <w:b/>
           <w:bCs/>
@@ -15711,7 +15741,7 @@
     <w:p>
       <w:pPr>
         <w:pStyle w:val="Default"/>
-        <w:ind w:left="1599"/>
+        <w:ind w:left="1599" w:right="0" w:hanging="0"/>
         <w:rPr>
           <w:b/>
           <w:bCs/>
@@ -15733,7 +15763,7 @@
     <w:p>
       <w:pPr>
         <w:pStyle w:val="Default"/>
-        <w:ind w:left="1599"/>
+        <w:ind w:left="1599" w:right="0" w:hanging="0"/>
         <w:rPr>
           <w:b/>
           <w:bCs/>
@@ -15755,7 +15785,7 @@
     <w:p>
       <w:pPr>
         <w:pStyle w:val="Default"/>
-        <w:ind w:left="426" w:right="282"/>
+        <w:ind w:left="426" w:right="282" w:hanging="0"/>
         <w:jc w:val="center"/>
         <w:rPr>
           <w:color w:val="auto"/>
@@ -15771,7 +15801,7 @@
           <w:sz w:val="28"/>
           <w:szCs w:val="28"/>
         </w:rPr>
-        <w:t>ЗАДАНИЕ №</w:t>
+        <w:t xml:space="preserve">ЗАДАНИЕ № </w:t>
       </w:r>
       <w:r>
         <w:rPr>
@@ -15780,25 +15810,26 @@
           <w:color w:val="auto"/>
           <w:sz w:val="28"/>
           <w:szCs w:val="28"/>
-          <w:lang w:val="en-US"/>
-        </w:rPr>
-        <w:t>4</w:t>
-      </w:r>
-    </w:p>
-    <w:p>
-      <w:pPr>
-        <w:pStyle w:val="Default"/>
-        <w:ind w:left="426" w:right="282"/>
-        <w:jc w:val="center"/>
+        </w:rPr>
+        <w:t>0</w:t>
+      </w:r>
+      <w:r>
         <w:rPr>
           <w:b/>
           <w:bCs/>
           <w:color w:val="auto"/>
           <w:sz w:val="28"/>
           <w:szCs w:val="28"/>
-        </w:rPr>
-      </w:pPr>
-      <w:r>
+          <w:lang w:val="en-US"/>
+        </w:rPr>
+        <w:t>4</w:t>
+      </w:r>
+    </w:p>
+    <w:p>
+      <w:pPr>
+        <w:pStyle w:val="Default"/>
+        <w:ind w:left="426" w:right="282" w:hanging="0"/>
+        <w:jc w:val="center"/>
         <w:rPr>
           <w:b/>
           <w:bCs/>
@@ -15806,13 +15837,22 @@
           <w:sz w:val="28"/>
           <w:szCs w:val="28"/>
         </w:rPr>
+      </w:pPr>
+      <w:r>
+        <w:rPr>
+          <w:b/>
+          <w:bCs/>
+          <w:color w:val="auto"/>
+          <w:sz w:val="28"/>
+          <w:szCs w:val="28"/>
+        </w:rPr>
         <w:t>НА ВЫПОЛНЕНИЕ ДИПЛОМНОГО ПРОЕКТА</w:t>
       </w:r>
     </w:p>
     <w:p>
       <w:pPr>
         <w:pStyle w:val="Default"/>
-        <w:ind w:left="426" w:right="282"/>
+        <w:ind w:left="426" w:right="282" w:hanging="0"/>
         <w:rPr>
           <w:color w:val="auto"/>
           <w:sz w:val="28"/>
@@ -15830,7 +15870,7 @@
     <w:p>
       <w:pPr>
         <w:pStyle w:val="Default"/>
-        <w:ind w:left="426" w:right="282"/>
+        <w:ind w:left="426" w:right="282" w:hanging="0"/>
         <w:rPr>
           <w:color w:val="auto"/>
           <w:sz w:val="28"/>
@@ -15848,7 +15888,12 @@
     <w:p>
       <w:pPr>
         <w:pStyle w:val="Default"/>
-        <w:ind w:left="426" w:right="282"/>
+        <w:widowControl/>
+        <w:suppressAutoHyphens w:val="true"/>
+        <w:bidi w:val="0"/>
+        <w:spacing w:lineRule="auto" w:line="240" w:before="0" w:after="0"/>
+        <w:ind w:left="397" w:right="-113" w:hanging="0"/>
+        <w:jc w:val="left"/>
         <w:rPr>
           <w:color w:val="auto"/>
           <w:sz w:val="28"/>
@@ -15885,7 +15930,7 @@
     <w:p>
       <w:pPr>
         <w:pStyle w:val="Default"/>
-        <w:ind w:left="426" w:right="282"/>
+        <w:ind w:left="426" w:right="282" w:hanging="0"/>
         <w:rPr>
           <w:color w:val="auto"/>
           <w:sz w:val="28"/>
@@ -15903,7 +15948,7 @@
     <w:p>
       <w:pPr>
         <w:pStyle w:val="Default"/>
-        <w:ind w:left="426" w:right="282"/>
+        <w:ind w:left="426" w:right="282" w:hanging="0"/>
         <w:rPr>
           <w:color w:val="auto"/>
           <w:sz w:val="28"/>
@@ -15921,7 +15966,7 @@
     <w:p>
       <w:pPr>
         <w:pStyle w:val="Default"/>
-        <w:ind w:left="426" w:right="282"/>
+        <w:ind w:left="426" w:right="282" w:hanging="0"/>
         <w:rPr>
           <w:color w:val="auto"/>
           <w:sz w:val="28"/>
@@ -15939,7 +15984,7 @@
     <w:p>
       <w:pPr>
         <w:pStyle w:val="Default"/>
-        <w:ind w:left="426" w:right="282"/>
+        <w:ind w:left="426" w:right="282" w:hanging="0"/>
         <w:rPr>
           <w:color w:val="auto"/>
           <w:sz w:val="28"/>
@@ -15972,7 +16017,57 @@
           <w:shd w:fill="auto" w:val="clear"/>
           <w:lang w:val="ru-RU"/>
         </w:rPr>
-        <w:t>Бобрышев Петр Денисович</w:t>
+        <w:t>Бобрышев</w:t>
+      </w:r>
+      <w:r>
+        <w:rPr>
+          <w:color w:val="000000"/>
+          <w:sz w:val="28"/>
+          <w:szCs w:val="28"/>
+          <w:shd w:fill="auto" w:val="clear"/>
+          <w:lang w:val="ru-RU"/>
+        </w:rPr>
+        <w:t>у</w:t>
+      </w:r>
+      <w:r>
+        <w:rPr>
+          <w:color w:val="000000"/>
+          <w:sz w:val="28"/>
+          <w:szCs w:val="28"/>
+          <w:shd w:fill="auto" w:val="clear"/>
+          <w:lang w:val="ru-RU"/>
+        </w:rPr>
+        <w:t xml:space="preserve"> Петр</w:t>
+      </w:r>
+      <w:r>
+        <w:rPr>
+          <w:color w:val="000000"/>
+          <w:sz w:val="28"/>
+          <w:szCs w:val="28"/>
+          <w:shd w:fill="auto" w:val="clear"/>
+          <w:lang w:val="ru-RU"/>
+        </w:rPr>
+        <w:t>у</w:t>
+      </w:r>
+      <w:r>
+        <w:rPr>
+          <w:color w:val="000000"/>
+          <w:sz w:val="28"/>
+          <w:szCs w:val="28"/>
+          <w:shd w:fill="auto" w:val="clear"/>
+          <w:lang w:val="ru-RU"/>
+        </w:rPr>
+        <w:t xml:space="preserve"> Денисович</w:t>
+      </w:r>
+      <w:r>
+        <w:rPr>
+          <w:color w:val="000000"/>
+          <w:sz w:val="28"/>
+          <w:szCs w:val="28"/>
+          <w:shd w:fill="auto" w:val="clear"/>
+          <w:lang w:val="ru-RU"/>
+        </w:rPr>
+        <w:t>у</w:t>
       </w:r>
       <w:r>
         <w:rPr>
@@ -15988,7 +16083,7 @@
     <w:p>
       <w:pPr>
         <w:pStyle w:val="Default"/>
-        <w:ind w:left="426" w:right="282"/>
+        <w:ind w:left="426" w:right="282" w:hanging="0"/>
         <w:rPr>
           <w:b/>
           <w:bCs/>
@@ -16010,7 +16105,7 @@
     <w:p>
       <w:pPr>
         <w:pStyle w:val="Default"/>
-        <w:ind w:left="426" w:right="282"/>
+        <w:ind w:left="426" w:right="282" w:hanging="0"/>
         <w:rPr>
           <w:b/>
           <w:bCs/>
@@ -16032,7 +16127,7 @@
     <w:p>
       <w:pPr>
         <w:pStyle w:val="Default"/>
-        <w:ind w:left="426" w:right="282"/>
+        <w:ind w:left="426" w:right="282" w:hanging="0"/>
         <w:rPr>
           <w:b/>
           <w:bCs/>
@@ -16054,7 +16149,12 @@
     <w:p>
       <w:pPr>
         <w:pStyle w:val="Default"/>
-        <w:jc w:val="center"/>
+        <w:widowControl/>
+        <w:suppressAutoHyphens w:val="true"/>
+        <w:bidi w:val="0"/>
+        <w:spacing w:lineRule="auto" w:line="240" w:before="0" w:after="0"/>
+        <w:ind w:left="397" w:right="0" w:hanging="0"/>
+        <w:jc w:val="both"/>
         <w:rPr>
           <w:color w:val="auto"/>
           <w:sz w:val="28"/>
@@ -16080,13 +16180,24 @@
           <w:szCs w:val="28"/>
           <w:shd w:fill="auto" w:val="clear"/>
         </w:rPr>
-        <w:t>Разработка мобильного приложения для университетских точек питания</w:t>
+        <w:t xml:space="preserve">Разработка </w:t>
+      </w:r>
+      <w:r>
+        <w:rPr>
+          <w:b w:val="false"/>
+          <w:bCs w:val="false"/>
+          <w:color w:val="000000"/>
+          <w:sz w:val="28"/>
+          <w:szCs w:val="28"/>
+          <w:shd w:fill="auto" w:val="clear"/>
+        </w:rPr>
+        <w:t>веб-сайта для медицинской организации</w:t>
       </w:r>
     </w:p>
     <w:p>
       <w:pPr>
         <w:pStyle w:val="Default"/>
-        <w:ind w:firstLine="709"/>
+        <w:ind w:left="0" w:right="0" w:firstLine="709"/>
         <w:rPr>
           <w:color w:val="auto"/>
           <w:sz w:val="28"/>
@@ -16104,7 +16215,7 @@
     <w:p>
       <w:pPr>
         <w:pStyle w:val="Default"/>
-        <w:ind w:firstLine="709"/>
+        <w:ind w:left="0" w:right="0" w:firstLine="709"/>
         <w:rPr>
           <w:color w:val="auto"/>
           <w:sz w:val="28"/>
@@ -16122,7 +16233,7 @@
     <w:p>
       <w:pPr>
         <w:pStyle w:val="Default"/>
-        <w:ind w:firstLine="709"/>
+        <w:ind w:left="0" w:right="0" w:firstLine="709"/>
         <w:rPr>
           <w:color w:val="auto"/>
           <w:sz w:val="28"/>
@@ -16140,7 +16251,7 @@
     <w:p>
       <w:pPr>
         <w:pStyle w:val="Default"/>
-        <w:ind w:firstLine="709"/>
+        <w:ind w:left="0" w:right="0" w:firstLine="709"/>
         <w:rPr>
           <w:color w:val="auto"/>
           <w:sz w:val="28"/>
@@ -16158,7 +16269,7 @@
     <w:p>
       <w:pPr>
         <w:pStyle w:val="Default"/>
-        <w:ind w:firstLine="426"/>
+        <w:ind w:left="0" w:right="0" w:firstLine="426"/>
         <w:rPr>
           <w:color w:val="auto"/>
           <w:sz w:val="28"/>
@@ -16186,7 +16297,7 @@
     <w:p>
       <w:pPr>
         <w:pStyle w:val="Default"/>
-        <w:ind w:firstLine="426"/>
+        <w:ind w:left="0" w:right="0" w:firstLine="426"/>
         <w:rPr>
           <w:color w:val="auto"/>
           <w:sz w:val="28"/>
@@ -16204,7 +16315,7 @@
     <w:p>
       <w:pPr>
         <w:pStyle w:val="Default"/>
-        <w:ind w:firstLine="426"/>
+        <w:ind w:left="0" w:right="0" w:firstLine="426"/>
         <w:rPr>
           <w:color w:val="auto"/>
           <w:sz w:val="28"/>
@@ -16232,7 +16343,7 @@
     <w:p>
       <w:pPr>
         <w:pStyle w:val="Default"/>
-        <w:ind w:firstLine="426"/>
+        <w:ind w:left="0" w:right="0" w:firstLine="426"/>
         <w:rPr>
           <w:color w:val="auto"/>
           <w:sz w:val="28"/>
@@ -16250,7 +16361,7 @@
     <w:p>
       <w:pPr>
         <w:pStyle w:val="Default"/>
-        <w:ind w:firstLine="426"/>
+        <w:ind w:left="0" w:right="0" w:firstLine="426"/>
         <w:rPr>
           <w:color w:val="auto"/>
           <w:sz w:val="28"/>
@@ -16282,11 +16393,8 @@
     <w:p>
       <w:pPr>
         <w:pStyle w:val="Default"/>
-        <w:ind w:left="4248" w:right="170"/>
-        <w:rPr>
-          <w:color w:val="auto"/>
-          <w:vertAlign w:val="superscript"/>
-        </w:rPr>
+        <w:ind w:left="4248" w:right="170" w:hanging="0"/>
+        <w:rPr/>
       </w:pPr>
       <w:r>
         <w:rPr>
@@ -16315,7 +16423,7 @@
     <w:p>
       <w:pPr>
         <w:pStyle w:val="Default"/>
-        <w:ind w:firstLine="426"/>
+        <w:ind w:left="0" w:right="0" w:firstLine="426"/>
         <w:rPr>
           <w:color w:val="auto"/>
           <w:sz w:val="28"/>
@@ -16335,7 +16443,7 @@
     <w:p>
       <w:pPr>
         <w:pStyle w:val="Default"/>
-        <w:ind w:left="1599"/>
+        <w:ind w:left="1599" w:right="0" w:hanging="0"/>
         <w:rPr>
           <w:color w:val="auto"/>
           <w:sz w:val="28"/>
@@ -16353,25 +16461,7 @@
     <w:p>
       <w:pPr>
         <w:pStyle w:val="Default"/>
-        <w:ind w:left="1599"/>
-        <w:rPr>
-          <w:color w:val="auto"/>
-          <w:sz w:val="28"/>
-          <w:szCs w:val="28"/>
-        </w:rPr>
-      </w:pPr>
-      <w:r>
-        <w:rPr>
-          <w:color w:val="auto"/>
-          <w:sz w:val="28"/>
-          <w:szCs w:val="28"/>
-        </w:rPr>
-      </w:r>
-    </w:p>
-    <w:p>
-      <w:pPr>
-        <w:pStyle w:val="Default"/>
-        <w:ind w:left="1599"/>
+        <w:ind w:left="1599" w:right="0" w:hanging="0"/>
         <w:rPr>
           <w:color w:val="auto"/>
           <w:sz w:val="28"/>
@@ -16428,7 +16518,26 @@
       <w:pPr>
         <w:pStyle w:val="Normal"/>
         <w:spacing w:lineRule="auto" w:line="360" w:before="0" w:after="160"/>
-        <w:ind w:firstLine="851"/>
+        <w:ind w:left="0" w:right="0" w:firstLine="851"/>
+        <w:contextualSpacing/>
+        <w:rPr>
+          <w:rFonts w:ascii="Times New Roman" w:hAnsi="Times New Roman" w:cs="Times New Roman"/>
+          <w:sz w:val="28"/>
+          <w:szCs w:val="28"/>
+        </w:rPr>
+      </w:pPr>
+      <w:r>
+        <w:rPr/>
+      </w:r>
+      <w:r>
+        <w:br w:type="page"/>
+      </w:r>
+    </w:p>
+    <w:p>
+      <w:pPr>
+        <w:pStyle w:val="Normal"/>
+        <w:spacing w:lineRule="auto" w:line="360" w:before="0" w:after="160"/>
+        <w:ind w:left="0" w:right="0" w:firstLine="851"/>
         <w:contextualSpacing/>
         <w:rPr>
           <w:rFonts w:ascii="Times New Roman" w:hAnsi="Times New Roman" w:cs="Times New Roman"/>
@@ -16461,27 +16570,6 @@
           <w:szCs w:val="28"/>
         </w:rPr>
         <w:t>ИСХОДНЫЕ ДАННЫЕ</w:t>
-      </w:r>
-    </w:p>
-    <w:p>
-      <w:pPr>
-        <w:pStyle w:val="Normal"/>
-        <w:spacing w:lineRule="auto" w:line="360" w:before="0" w:after="160"/>
-        <w:ind w:firstLine="851"/>
-        <w:contextualSpacing/>
-        <w:jc w:val="both"/>
-        <w:rPr>
-          <w:rFonts w:ascii="Times New Roman" w:hAnsi="Times New Roman" w:cs="Times New Roman"/>
-          <w:sz w:val="28"/>
-          <w:szCs w:val="28"/>
-        </w:rPr>
-      </w:pPr>
-      <w:r>
-        <w:rPr>
-          <w:rFonts w:cs="Times New Roman" w:ascii="Times New Roman" w:hAnsi="Times New Roman"/>
-          <w:sz w:val="28"/>
-          <w:szCs w:val="28"/>
-        </w:rPr>
       </w:r>
     </w:p>
     <w:p>
@@ -16492,10 +16580,9 @@
           <w:tab w:val="left" w:pos="426" w:leader="none"/>
         </w:tabs>
         <w:spacing w:lineRule="auto" w:line="360" w:before="0" w:after="0"/>
-        <w:ind w:firstLine="709" w:left="284" w:right="284"/>
+        <w:ind w:left="284" w:right="284" w:firstLine="709"/>
         <w:jc w:val="both"/>
         <w:rPr>
-          <w:highlight w:val="none"/>
           <w:shd w:fill="auto" w:val="clear"/>
         </w:rPr>
       </w:pPr>
@@ -16513,7 +16600,7 @@
       <w:pPr>
         <w:pStyle w:val="Normal"/>
         <w:spacing w:lineRule="auto" w:line="360" w:before="0" w:after="160"/>
-        <w:ind w:firstLine="851"/>
+        <w:ind w:left="0" w:right="0" w:firstLine="851"/>
         <w:contextualSpacing/>
         <w:jc w:val="both"/>
         <w:rPr>
@@ -16534,7 +16621,7 @@
       <w:pPr>
         <w:pStyle w:val="Normal"/>
         <w:spacing w:lineRule="auto" w:line="360"/>
-        <w:ind w:firstLine="709" w:right="-2"/>
+        <w:ind w:left="0" w:right="-2" w:firstLine="709"/>
         <w:rPr>
           <w:rFonts w:ascii="Times New Roman" w:hAnsi="Times New Roman" w:eastAsia="Calibri" w:cs="Times New Roman"/>
           <w:sz w:val="28"/>
@@ -16550,7 +16637,7 @@
     </w:p>
     <w:tbl>
       <w:tblPr>
-        <w:tblW w:w="9215" w:type="dxa"/>
+        <w:tblW w:w="9216" w:type="dxa"/>
         <w:jc w:val="center"/>
         <w:tblInd w:w="0" w:type="dxa"/>
         <w:tblLayout w:type="fixed"/>
@@ -16560,19 +16647,18 @@
           <w:bottom w:w="0" w:type="dxa"/>
           <w:right w:w="71" w:type="dxa"/>
         </w:tblCellMar>
-        <w:tblLook w:firstRow="0" w:noVBand="0" w:lastRow="0" w:firstColumn="0" w:lastColumn="0" w:noHBand="0" w:val="0000"/>
       </w:tblPr>
       <w:tblGrid>
-        <w:gridCol w:w="3969"/>
-        <w:gridCol w:w="1278"/>
+        <w:gridCol w:w="4089"/>
+        <w:gridCol w:w="1158"/>
         <w:gridCol w:w="1702"/>
-        <w:gridCol w:w="2265"/>
+        <w:gridCol w:w="2267"/>
       </w:tblGrid>
       <w:tr>
         <w:trPr/>
         <w:tc>
           <w:tcPr>
-            <w:tcW w:w="3969" w:type="dxa"/>
+            <w:tcW w:w="4089" w:type="dxa"/>
             <w:tcBorders>
               <w:top w:val="single" w:sz="6" w:space="0" w:color="000000"/>
               <w:left w:val="single" w:sz="6" w:space="0" w:color="000000"/>
@@ -16583,11 +16669,9 @@
           <w:p>
             <w:pPr>
               <w:pStyle w:val="Normal"/>
+              <w:spacing w:lineRule="auto" w:line="240"/>
               <w:jc w:val="center"/>
-              <w:rPr>
-                <w:highlight w:val="none"/>
-                <w:shd w:fill="auto" w:val="clear"/>
-              </w:rPr>
+              <w:rPr/>
             </w:pPr>
             <w:r>
               <w:rPr>
@@ -16602,12 +16686,9 @@
           <w:p>
             <w:pPr>
               <w:pStyle w:val="Normal"/>
-              <w:spacing w:before="0" w:after="160"/>
+              <w:spacing w:lineRule="auto" w:line="240" w:before="0" w:after="160"/>
               <w:jc w:val="center"/>
-              <w:rPr>
-                <w:highlight w:val="none"/>
-                <w:shd w:fill="auto" w:val="clear"/>
-              </w:rPr>
+              <w:rPr/>
             </w:pPr>
             <w:r>
               <w:rPr>
@@ -16622,7 +16703,7 @@
         </w:tc>
         <w:tc>
           <w:tcPr>
-            <w:tcW w:w="1278" w:type="dxa"/>
+            <w:tcW w:w="1158" w:type="dxa"/>
             <w:tcBorders>
               <w:top w:val="single" w:sz="6" w:space="0" w:color="000000"/>
               <w:left w:val="single" w:sz="6" w:space="0" w:color="000000"/>
@@ -16634,12 +16715,9 @@
           <w:p>
             <w:pPr>
               <w:pStyle w:val="Normal"/>
+              <w:spacing w:lineRule="auto" w:line="240"/>
               <w:jc w:val="center"/>
-              <w:rPr>
-                <w:rFonts w:ascii="Times New Roman" w:hAnsi="Times New Roman" w:cs="Times New Roman"/>
-                <w:sz w:val="28"/>
-                <w:szCs w:val="28"/>
-              </w:rPr>
+              <w:rPr/>
             </w:pPr>
             <w:r>
               <w:rPr>
@@ -16653,13 +16731,9 @@
           <w:p>
             <w:pPr>
               <w:pStyle w:val="Normal"/>
-              <w:spacing w:before="0" w:after="160"/>
+              <w:spacing w:lineRule="auto" w:line="240" w:before="0" w:after="160"/>
               <w:jc w:val="center"/>
-              <w:rPr>
-                <w:rFonts w:ascii="Times New Roman" w:hAnsi="Times New Roman" w:cs="Times New Roman"/>
-                <w:sz w:val="28"/>
-                <w:szCs w:val="28"/>
-              </w:rPr>
+              <w:rPr/>
             </w:pPr>
             <w:r>
               <w:rPr>
@@ -16684,12 +16758,9 @@
           <w:p>
             <w:pPr>
               <w:pStyle w:val="Normal"/>
+              <w:spacing w:lineRule="auto" w:line="240"/>
               <w:jc w:val="center"/>
-              <w:rPr>
-                <w:rFonts w:ascii="Times New Roman" w:hAnsi="Times New Roman" w:cs="Times New Roman"/>
-                <w:sz w:val="28"/>
-                <w:szCs w:val="28"/>
-              </w:rPr>
+              <w:rPr/>
             </w:pPr>
             <w:r>
               <w:rPr>
@@ -16703,13 +16774,9 @@
           <w:p>
             <w:pPr>
               <w:pStyle w:val="Normal"/>
-              <w:spacing w:before="0" w:after="160"/>
+              <w:spacing w:lineRule="auto" w:line="240" w:before="0" w:after="160"/>
               <w:jc w:val="center"/>
-              <w:rPr>
-                <w:rFonts w:ascii="Times New Roman" w:hAnsi="Times New Roman" w:cs="Times New Roman"/>
-                <w:sz w:val="28"/>
-                <w:szCs w:val="28"/>
-              </w:rPr>
+              <w:rPr/>
             </w:pPr>
             <w:r>
               <w:rPr>
@@ -16723,24 +16790,20 @@
         </w:tc>
         <w:tc>
           <w:tcPr>
-            <w:tcW w:w="2265" w:type="dxa"/>
+            <w:tcW w:w="2267" w:type="dxa"/>
             <w:tcBorders>
               <w:top w:val="single" w:sz="6" w:space="0" w:color="000000"/>
               <w:left w:val="single" w:sz="6" w:space="0" w:color="000000"/>
               <w:bottom w:val="single" w:sz="6" w:space="0" w:color="000000"/>
               <w:right w:val="single" w:sz="6" w:space="0" w:color="000000"/>
             </w:tcBorders>
-            <w:shd w:color="auto" w:fill="auto" w:val="clear"/>
-          </w:tcPr>
-          <w:p>
-            <w:pPr>
-              <w:pStyle w:val="Normal"/>
+          </w:tcPr>
+          <w:p>
+            <w:pPr>
+              <w:pStyle w:val="Normal"/>
+              <w:spacing w:lineRule="auto" w:line="240"/>
               <w:jc w:val="center"/>
-              <w:rPr>
-                <w:rFonts w:ascii="Times New Roman" w:hAnsi="Times New Roman" w:cs="Times New Roman"/>
-                <w:sz w:val="28"/>
-                <w:szCs w:val="28"/>
-              </w:rPr>
+              <w:rPr/>
             </w:pPr>
             <w:r>
               <w:rPr>
@@ -16754,14 +16817,9 @@
           <w:p>
             <w:pPr>
               <w:pStyle w:val="Normal"/>
-              <w:spacing w:before="0" w:after="160"/>
+              <w:spacing w:lineRule="auto" w:line="240" w:before="0" w:after="160"/>
               <w:jc w:val="center"/>
-              <w:rPr>
-                <w:rFonts w:ascii="Times New Roman" w:hAnsi="Times New Roman" w:cs="Times New Roman"/>
-                <w:sz w:val="28"/>
-                <w:szCs w:val="28"/>
-                <w:highlight w:val="yellow"/>
-              </w:rPr>
+              <w:rPr/>
             </w:pPr>
             <w:r>
               <w:rPr>
@@ -16778,7 +16836,7 @@
         <w:trPr/>
         <w:tc>
           <w:tcPr>
-            <w:tcW w:w="3969" w:type="dxa"/>
+            <w:tcW w:w="4089" w:type="dxa"/>
             <w:tcBorders>
               <w:left w:val="single" w:sz="6" w:space="0" w:color="000000"/>
               <w:bottom w:val="single" w:sz="6" w:space="0" w:color="000000"/>
@@ -16788,15 +16846,9 @@
           <w:p>
             <w:pPr>
               <w:pStyle w:val="Normal"/>
-              <w:spacing w:before="0" w:after="160"/>
+              <w:spacing w:lineRule="auto" w:line="240" w:before="0" w:after="160"/>
               <w:jc w:val="left"/>
-              <w:rPr>
-                <w:rFonts w:ascii="Times New Roman" w:hAnsi="Times New Roman"/>
-                <w:sz w:val="28"/>
-                <w:szCs w:val="28"/>
-                <w:highlight w:val="none"/>
-                <w:shd w:fill="auto" w:val="clear"/>
-              </w:rPr>
+              <w:rPr/>
             </w:pPr>
             <w:r>
               <w:rPr>
@@ -16811,7 +16863,7 @@
         </w:tc>
         <w:tc>
           <w:tcPr>
-            <w:tcW w:w="1278" w:type="dxa"/>
+            <w:tcW w:w="1158" w:type="dxa"/>
             <w:tcBorders>
               <w:left w:val="single" w:sz="6" w:space="0" w:color="000000"/>
               <w:bottom w:val="single" w:sz="6" w:space="0" w:color="000000"/>
@@ -16822,7 +16874,7 @@
           <w:p>
             <w:pPr>
               <w:pStyle w:val="Normal"/>
-              <w:spacing w:before="0" w:after="160"/>
+              <w:spacing w:lineRule="auto" w:line="240" w:before="0" w:after="160"/>
               <w:jc w:val="center"/>
               <w:rPr>
                 <w:rFonts w:ascii="Times New Roman" w:hAnsi="Times New Roman" w:cs="Times New Roman"/>
@@ -16836,6 +16888,7 @@
                 <w:sz w:val="28"/>
                 <w:szCs w:val="28"/>
               </w:rPr>
+              <w:t>25</w:t>
             </w:r>
           </w:p>
         </w:tc>
@@ -16851,7 +16904,7 @@
           <w:p>
             <w:pPr>
               <w:pStyle w:val="Normal"/>
-              <w:spacing w:before="0" w:after="160"/>
+              <w:spacing w:lineRule="auto" w:line="240" w:before="0" w:after="160"/>
               <w:jc w:val="center"/>
               <w:rPr>
                 <w:rFonts w:ascii="Times New Roman" w:hAnsi="Times New Roman" w:cs="Times New Roman"/>
@@ -16865,29 +16918,25 @@
                 <w:sz w:val="28"/>
                 <w:szCs w:val="28"/>
               </w:rPr>
-            </w:r>
-          </w:p>
-        </w:tc>
-        <w:tc>
-          <w:tcPr>
-            <w:tcW w:w="2265" w:type="dxa"/>
+              <w:t>04.05.2026</w:t>
+            </w:r>
+          </w:p>
+        </w:tc>
+        <w:tc>
+          <w:tcPr>
+            <w:tcW w:w="2267" w:type="dxa"/>
             <w:tcBorders>
               <w:left w:val="single" w:sz="6" w:space="0" w:color="000000"/>
               <w:bottom w:val="single" w:sz="6" w:space="0" w:color="000000"/>
               <w:right w:val="single" w:sz="6" w:space="0" w:color="000000"/>
             </w:tcBorders>
-            <w:shd w:color="auto" w:fill="auto" w:val="clear"/>
-          </w:tcPr>
-          <w:p>
-            <w:pPr>
-              <w:pStyle w:val="Normal"/>
-              <w:spacing w:before="0" w:after="160"/>
+          </w:tcPr>
+          <w:p>
+            <w:pPr>
+              <w:pStyle w:val="Normal"/>
+              <w:spacing w:lineRule="auto" w:line="240" w:before="0" w:after="160"/>
               <w:jc w:val="center"/>
-              <w:rPr>
-                <w:rFonts w:ascii="Times New Roman" w:hAnsi="Times New Roman"/>
-                <w:sz w:val="28"/>
-                <w:szCs w:val="28"/>
-              </w:rPr>
+              <w:rPr/>
             </w:pPr>
             <w:r>
               <w:rPr>
@@ -16905,7 +16954,7 @@
         <w:trPr/>
         <w:tc>
           <w:tcPr>
-            <w:tcW w:w="3969" w:type="dxa"/>
+            <w:tcW w:w="4089" w:type="dxa"/>
             <w:tcBorders>
               <w:left w:val="single" w:sz="6" w:space="0" w:color="000000"/>
               <w:bottom w:val="single" w:sz="6" w:space="0" w:color="000000"/>
@@ -16915,15 +16964,9 @@
           <w:p>
             <w:pPr>
               <w:pStyle w:val="Normal"/>
-              <w:spacing w:before="0" w:after="160"/>
+              <w:spacing w:lineRule="auto" w:line="240" w:before="0" w:after="160"/>
               <w:jc w:val="left"/>
-              <w:rPr>
-                <w:rFonts w:ascii="Times New Roman" w:hAnsi="Times New Roman"/>
-                <w:sz w:val="28"/>
-                <w:szCs w:val="28"/>
-                <w:highlight w:val="none"/>
-                <w:shd w:fill="auto" w:val="clear"/>
-              </w:rPr>
+              <w:rPr/>
             </w:pPr>
             <w:r>
               <w:rPr>
@@ -16938,7 +16981,7 @@
         </w:tc>
         <w:tc>
           <w:tcPr>
-            <w:tcW w:w="1278" w:type="dxa"/>
+            <w:tcW w:w="1158" w:type="dxa"/>
             <w:tcBorders>
               <w:left w:val="single" w:sz="6" w:space="0" w:color="000000"/>
               <w:bottom w:val="single" w:sz="6" w:space="0" w:color="000000"/>
@@ -16949,7 +16992,7 @@
           <w:p>
             <w:pPr>
               <w:pStyle w:val="Normal"/>
-              <w:spacing w:before="0" w:after="160"/>
+              <w:spacing w:lineRule="auto" w:line="240" w:before="0" w:after="160"/>
               <w:jc w:val="center"/>
               <w:rPr>
                 <w:rFonts w:ascii="Times New Roman" w:hAnsi="Times New Roman" w:cs="Times New Roman"/>
@@ -16963,6 +17006,7 @@
                 <w:sz w:val="28"/>
                 <w:szCs w:val="28"/>
               </w:rPr>
+              <w:t>15</w:t>
             </w:r>
           </w:p>
         </w:tc>
@@ -16978,7 +17022,7 @@
           <w:p>
             <w:pPr>
               <w:pStyle w:val="Normal"/>
-              <w:spacing w:before="0" w:after="160"/>
+              <w:spacing w:lineRule="auto" w:line="240" w:before="0" w:after="160"/>
               <w:jc w:val="center"/>
               <w:rPr>
                 <w:rFonts w:ascii="Times New Roman" w:hAnsi="Times New Roman" w:cs="Times New Roman"/>
@@ -16992,29 +17036,25 @@
                 <w:sz w:val="28"/>
                 <w:szCs w:val="28"/>
               </w:rPr>
-            </w:r>
-          </w:p>
-        </w:tc>
-        <w:tc>
-          <w:tcPr>
-            <w:tcW w:w="2265" w:type="dxa"/>
+              <w:t>29.04.2026</w:t>
+            </w:r>
+          </w:p>
+        </w:tc>
+        <w:tc>
+          <w:tcPr>
+            <w:tcW w:w="2267" w:type="dxa"/>
             <w:tcBorders>
               <w:left w:val="single" w:sz="6" w:space="0" w:color="000000"/>
               <w:bottom w:val="single" w:sz="6" w:space="0" w:color="000000"/>
               <w:right w:val="single" w:sz="6" w:space="0" w:color="000000"/>
             </w:tcBorders>
-            <w:shd w:color="auto" w:fill="auto" w:val="clear"/>
-          </w:tcPr>
-          <w:p>
-            <w:pPr>
-              <w:pStyle w:val="Normal"/>
-              <w:spacing w:before="0" w:after="160"/>
+          </w:tcPr>
+          <w:p>
+            <w:pPr>
+              <w:pStyle w:val="Normal"/>
+              <w:spacing w:lineRule="auto" w:line="240" w:before="0" w:after="160"/>
               <w:jc w:val="center"/>
-              <w:rPr>
-                <w:rFonts w:ascii="Times New Roman" w:hAnsi="Times New Roman"/>
-                <w:sz w:val="28"/>
-                <w:szCs w:val="28"/>
-              </w:rPr>
+              <w:rPr/>
             </w:pPr>
             <w:r>
               <w:rPr>
@@ -17032,7 +17072,7 @@
         <w:trPr/>
         <w:tc>
           <w:tcPr>
-            <w:tcW w:w="3969" w:type="dxa"/>
+            <w:tcW w:w="4089" w:type="dxa"/>
             <w:tcBorders>
               <w:left w:val="single" w:sz="6" w:space="0" w:color="000000"/>
               <w:bottom w:val="single" w:sz="6" w:space="0" w:color="000000"/>
@@ -17042,15 +17082,9 @@
           <w:p>
             <w:pPr>
               <w:pStyle w:val="Normal"/>
-              <w:spacing w:before="0" w:after="160"/>
+              <w:spacing w:lineRule="auto" w:line="240" w:before="0" w:after="160"/>
               <w:jc w:val="left"/>
-              <w:rPr>
-                <w:rFonts w:ascii="Times New Roman" w:hAnsi="Times New Roman"/>
-                <w:sz w:val="28"/>
-                <w:szCs w:val="28"/>
-                <w:highlight w:val="none"/>
-                <w:shd w:fill="auto" w:val="clear"/>
-              </w:rPr>
+              <w:rPr/>
             </w:pPr>
             <w:r>
               <w:rPr>
@@ -17065,7 +17099,7 @@
         </w:tc>
         <w:tc>
           <w:tcPr>
-            <w:tcW w:w="1278" w:type="dxa"/>
+            <w:tcW w:w="1158" w:type="dxa"/>
             <w:tcBorders>
               <w:left w:val="single" w:sz="6" w:space="0" w:color="000000"/>
               <w:bottom w:val="single" w:sz="6" w:space="0" w:color="000000"/>
@@ -17076,7 +17110,7 @@
           <w:p>
             <w:pPr>
               <w:pStyle w:val="Normal"/>
-              <w:spacing w:before="0" w:after="160"/>
+              <w:spacing w:lineRule="auto" w:line="240" w:before="0" w:after="160"/>
               <w:jc w:val="center"/>
               <w:rPr>
                 <w:rFonts w:ascii="Times New Roman" w:hAnsi="Times New Roman" w:cs="Times New Roman"/>
@@ -17090,6 +17124,7 @@
                 <w:sz w:val="28"/>
                 <w:szCs w:val="28"/>
               </w:rPr>
+              <w:t>5</w:t>
             </w:r>
           </w:p>
         </w:tc>
@@ -17105,7 +17140,7 @@
           <w:p>
             <w:pPr>
               <w:pStyle w:val="Normal"/>
-              <w:spacing w:before="0" w:after="160"/>
+              <w:spacing w:lineRule="auto" w:line="240" w:before="0" w:after="160"/>
               <w:jc w:val="center"/>
               <w:rPr>
                 <w:rFonts w:ascii="Times New Roman" w:hAnsi="Times New Roman" w:cs="Times New Roman"/>
@@ -17119,29 +17154,25 @@
                 <w:sz w:val="28"/>
                 <w:szCs w:val="28"/>
               </w:rPr>
-            </w:r>
-          </w:p>
-        </w:tc>
-        <w:tc>
-          <w:tcPr>
-            <w:tcW w:w="2265" w:type="dxa"/>
+              <w:t>01.05.2026</w:t>
+            </w:r>
+          </w:p>
+        </w:tc>
+        <w:tc>
+          <w:tcPr>
+            <w:tcW w:w="2267" w:type="dxa"/>
             <w:tcBorders>
               <w:left w:val="single" w:sz="6" w:space="0" w:color="000000"/>
               <w:bottom w:val="single" w:sz="6" w:space="0" w:color="000000"/>
               <w:right w:val="single" w:sz="6" w:space="0" w:color="000000"/>
             </w:tcBorders>
-            <w:shd w:color="auto" w:fill="auto" w:val="clear"/>
-          </w:tcPr>
-          <w:p>
-            <w:pPr>
-              <w:pStyle w:val="Normal"/>
-              <w:spacing w:before="0" w:after="160"/>
+          </w:tcPr>
+          <w:p>
+            <w:pPr>
+              <w:pStyle w:val="Normal"/>
+              <w:spacing w:lineRule="auto" w:line="240" w:before="0" w:after="160"/>
               <w:jc w:val="center"/>
-              <w:rPr>
-                <w:rFonts w:ascii="Times New Roman" w:hAnsi="Times New Roman"/>
-                <w:sz w:val="28"/>
-                <w:szCs w:val="28"/>
-              </w:rPr>
+              <w:rPr/>
             </w:pPr>
             <w:r>
               <w:rPr>
@@ -17159,7 +17190,7 @@
         <w:trPr/>
         <w:tc>
           <w:tcPr>
-            <w:tcW w:w="3969" w:type="dxa"/>
+            <w:tcW w:w="4089" w:type="dxa"/>
             <w:tcBorders>
               <w:left w:val="single" w:sz="6" w:space="0" w:color="000000"/>
               <w:bottom w:val="single" w:sz="6" w:space="0" w:color="000000"/>
@@ -17169,15 +17200,9 @@
           <w:p>
             <w:pPr>
               <w:pStyle w:val="Normal"/>
-              <w:spacing w:before="0" w:after="160"/>
+              <w:spacing w:lineRule="auto" w:line="240" w:before="0" w:after="160"/>
               <w:jc w:val="left"/>
-              <w:rPr>
-                <w:rFonts w:ascii="Times New Roman" w:hAnsi="Times New Roman"/>
-                <w:sz w:val="28"/>
-                <w:szCs w:val="28"/>
-                <w:highlight w:val="none"/>
-                <w:shd w:fill="auto" w:val="clear"/>
-              </w:rPr>
+              <w:rPr/>
             </w:pPr>
             <w:r>
               <w:rPr>
@@ -17192,7 +17217,7 @@
         </w:tc>
         <w:tc>
           <w:tcPr>
-            <w:tcW w:w="1278" w:type="dxa"/>
+            <w:tcW w:w="1158" w:type="dxa"/>
             <w:tcBorders>
               <w:left w:val="single" w:sz="6" w:space="0" w:color="000000"/>
               <w:bottom w:val="single" w:sz="6" w:space="0" w:color="000000"/>
@@ -17203,7 +17228,7 @@
           <w:p>
             <w:pPr>
               <w:pStyle w:val="Normal"/>
-              <w:spacing w:before="0" w:after="160"/>
+              <w:spacing w:lineRule="auto" w:line="240" w:before="0" w:after="160"/>
               <w:jc w:val="center"/>
               <w:rPr>
                 <w:rFonts w:ascii="Times New Roman" w:hAnsi="Times New Roman" w:cs="Times New Roman"/>
@@ -17217,6 +17242,7 @@
                 <w:sz w:val="28"/>
                 <w:szCs w:val="28"/>
               </w:rPr>
+              <w:t>5</w:t>
             </w:r>
           </w:p>
         </w:tc>
@@ -17232,7 +17258,7 @@
           <w:p>
             <w:pPr>
               <w:pStyle w:val="Normal"/>
-              <w:spacing w:before="0" w:after="160"/>
+              <w:spacing w:lineRule="auto" w:line="240" w:before="0" w:after="160"/>
               <w:jc w:val="center"/>
               <w:rPr>
                 <w:rFonts w:ascii="Times New Roman" w:hAnsi="Times New Roman" w:cs="Times New Roman"/>
@@ -17246,29 +17272,25 @@
                 <w:sz w:val="28"/>
                 <w:szCs w:val="28"/>
               </w:rPr>
-            </w:r>
-          </w:p>
-        </w:tc>
-        <w:tc>
-          <w:tcPr>
-            <w:tcW w:w="2265" w:type="dxa"/>
+              <w:t>04.05.2026</w:t>
+            </w:r>
+          </w:p>
+        </w:tc>
+        <w:tc>
+          <w:tcPr>
+            <w:tcW w:w="2267" w:type="dxa"/>
             <w:tcBorders>
               <w:left w:val="single" w:sz="6" w:space="0" w:color="000000"/>
               <w:bottom w:val="single" w:sz="6" w:space="0" w:color="000000"/>
               <w:right w:val="single" w:sz="6" w:space="0" w:color="000000"/>
             </w:tcBorders>
-            <w:shd w:color="auto" w:fill="auto" w:val="clear"/>
-          </w:tcPr>
-          <w:p>
-            <w:pPr>
-              <w:pStyle w:val="Normal"/>
-              <w:spacing w:before="0" w:after="160"/>
+          </w:tcPr>
+          <w:p>
+            <w:pPr>
+              <w:pStyle w:val="Normal"/>
+              <w:spacing w:lineRule="auto" w:line="240" w:before="0" w:after="160"/>
               <w:jc w:val="center"/>
-              <w:rPr>
-                <w:rFonts w:ascii="Times New Roman" w:hAnsi="Times New Roman"/>
-                <w:sz w:val="28"/>
-                <w:szCs w:val="28"/>
-              </w:rPr>
+              <w:rPr/>
             </w:pPr>
             <w:r>
               <w:rPr>
@@ -17286,7 +17308,7 @@
         <w:trPr/>
         <w:tc>
           <w:tcPr>
-            <w:tcW w:w="3969" w:type="dxa"/>
+            <w:tcW w:w="4089" w:type="dxa"/>
             <w:tcBorders>
               <w:left w:val="single" w:sz="6" w:space="0" w:color="000000"/>
               <w:bottom w:val="single" w:sz="6" w:space="0" w:color="000000"/>
@@ -17296,15 +17318,9 @@
           <w:p>
             <w:pPr>
               <w:pStyle w:val="Normal"/>
-              <w:spacing w:before="0" w:after="160"/>
+              <w:spacing w:lineRule="auto" w:line="240" w:before="0" w:after="160"/>
               <w:jc w:val="left"/>
-              <w:rPr>
-                <w:rFonts w:ascii="Times New Roman" w:hAnsi="Times New Roman"/>
-                <w:sz w:val="28"/>
-                <w:szCs w:val="28"/>
-                <w:highlight w:val="none"/>
-                <w:shd w:fill="auto" w:val="clear"/>
-              </w:rPr>
+              <w:rPr/>
             </w:pPr>
             <w:r>
               <w:rPr>
@@ -17319,7 +17335,7 @@
         </w:tc>
         <w:tc>
           <w:tcPr>
-            <w:tcW w:w="1278" w:type="dxa"/>
+            <w:tcW w:w="1158" w:type="dxa"/>
             <w:tcBorders>
               <w:left w:val="single" w:sz="6" w:space="0" w:color="000000"/>
               <w:bottom w:val="single" w:sz="6" w:space="0" w:color="000000"/>
@@ -17330,7 +17346,7 @@
           <w:p>
             <w:pPr>
               <w:pStyle w:val="Normal"/>
-              <w:spacing w:before="0" w:after="160"/>
+              <w:spacing w:lineRule="auto" w:line="240" w:before="0" w:after="160"/>
               <w:jc w:val="center"/>
               <w:rPr>
                 <w:rFonts w:ascii="Times New Roman" w:hAnsi="Times New Roman" w:cs="Times New Roman"/>
@@ -17344,6 +17360,7 @@
                 <w:sz w:val="28"/>
                 <w:szCs w:val="28"/>
               </w:rPr>
+              <w:t>25</w:t>
             </w:r>
           </w:p>
         </w:tc>
@@ -17359,7 +17376,7 @@
           <w:p>
             <w:pPr>
               <w:pStyle w:val="Normal"/>
-              <w:spacing w:before="0" w:after="160"/>
+              <w:spacing w:lineRule="auto" w:line="240" w:before="0" w:after="160"/>
               <w:jc w:val="center"/>
               <w:rPr>
                 <w:rFonts w:ascii="Times New Roman" w:hAnsi="Times New Roman" w:cs="Times New Roman"/>
@@ -17373,36 +17390,32 @@
                 <w:sz w:val="28"/>
                 <w:szCs w:val="28"/>
               </w:rPr>
-            </w:r>
-          </w:p>
-        </w:tc>
-        <w:tc>
-          <w:tcPr>
-            <w:tcW w:w="2265" w:type="dxa"/>
+              <w:t>18.05.2026</w:t>
+            </w:r>
+          </w:p>
+        </w:tc>
+        <w:tc>
+          <w:tcPr>
+            <w:tcW w:w="2267" w:type="dxa"/>
             <w:tcBorders>
               <w:left w:val="single" w:sz="6" w:space="0" w:color="000000"/>
               <w:bottom w:val="single" w:sz="6" w:space="0" w:color="000000"/>
               <w:right w:val="single" w:sz="6" w:space="0" w:color="000000"/>
             </w:tcBorders>
-            <w:shd w:color="auto" w:fill="auto" w:val="clear"/>
-          </w:tcPr>
-          <w:p>
-            <w:pPr>
-              <w:pStyle w:val="Normal"/>
-              <w:spacing w:before="0" w:after="160"/>
+          </w:tcPr>
+          <w:p>
+            <w:pPr>
+              <w:pStyle w:val="Normal"/>
+              <w:spacing w:lineRule="auto" w:line="240" w:before="0" w:after="160"/>
               <w:jc w:val="center"/>
+              <w:rPr/>
+            </w:pPr>
+            <w:r>
               <w:rPr>
                 <w:rFonts w:ascii="Times New Roman" w:hAnsi="Times New Roman"/>
                 <w:sz w:val="28"/>
                 <w:szCs w:val="28"/>
               </w:rPr>
-            </w:pPr>
-            <w:r>
-              <w:rPr>
-                <w:rFonts w:ascii="Times New Roman" w:hAnsi="Times New Roman"/>
-                <w:sz w:val="28"/>
-                <w:szCs w:val="28"/>
-              </w:rPr>
               <w:t>Воробьев К.В.</w:t>
             </w:r>
           </w:p>
@@ -17412,7 +17425,7 @@
         <w:trPr/>
         <w:tc>
           <w:tcPr>
-            <w:tcW w:w="3969" w:type="dxa"/>
+            <w:tcW w:w="4089" w:type="dxa"/>
             <w:tcBorders>
               <w:left w:val="single" w:sz="6" w:space="0" w:color="000000"/>
               <w:bottom w:val="single" w:sz="6" w:space="0" w:color="000000"/>
@@ -17422,15 +17435,9 @@
           <w:p>
             <w:pPr>
               <w:pStyle w:val="Normal"/>
-              <w:spacing w:before="0" w:after="160"/>
+              <w:spacing w:lineRule="auto" w:line="240" w:before="0" w:after="160"/>
               <w:jc w:val="left"/>
-              <w:rPr>
-                <w:rFonts w:ascii="Times New Roman" w:hAnsi="Times New Roman"/>
-                <w:sz w:val="28"/>
-                <w:szCs w:val="28"/>
-                <w:highlight w:val="none"/>
-                <w:shd w:fill="auto" w:val="clear"/>
-              </w:rPr>
+              <w:rPr/>
             </w:pPr>
             <w:r>
               <w:rPr>
@@ -17445,7 +17452,7 @@
         </w:tc>
         <w:tc>
           <w:tcPr>
-            <w:tcW w:w="1278" w:type="dxa"/>
+            <w:tcW w:w="1158" w:type="dxa"/>
             <w:tcBorders>
               <w:left w:val="single" w:sz="6" w:space="0" w:color="000000"/>
               <w:bottom w:val="single" w:sz="6" w:space="0" w:color="000000"/>
@@ -17456,7 +17463,7 @@
           <w:p>
             <w:pPr>
               <w:pStyle w:val="Normal"/>
-              <w:spacing w:before="0" w:after="160"/>
+              <w:spacing w:lineRule="auto" w:line="240" w:before="0" w:after="160"/>
               <w:jc w:val="center"/>
               <w:rPr>
                 <w:rFonts w:ascii="Times New Roman" w:hAnsi="Times New Roman" w:cs="Times New Roman"/>
@@ -17470,6 +17477,7 @@
                 <w:sz w:val="28"/>
                 <w:szCs w:val="28"/>
               </w:rPr>
+              <w:t>2</w:t>
             </w:r>
           </w:p>
         </w:tc>
@@ -17485,7 +17493,7 @@
           <w:p>
             <w:pPr>
               <w:pStyle w:val="Normal"/>
-              <w:spacing w:before="0" w:after="160"/>
+              <w:spacing w:lineRule="auto" w:line="240" w:before="0" w:after="160"/>
               <w:jc w:val="center"/>
               <w:rPr>
                 <w:rFonts w:ascii="Times New Roman" w:hAnsi="Times New Roman" w:cs="Times New Roman"/>
@@ -17499,36 +17507,32 @@
                 <w:sz w:val="28"/>
                 <w:szCs w:val="28"/>
               </w:rPr>
-            </w:r>
-          </w:p>
-        </w:tc>
-        <w:tc>
-          <w:tcPr>
-            <w:tcW w:w="2265" w:type="dxa"/>
+              <w:t>07.05.2026</w:t>
+            </w:r>
+          </w:p>
+        </w:tc>
+        <w:tc>
+          <w:tcPr>
+            <w:tcW w:w="2267" w:type="dxa"/>
             <w:tcBorders>
               <w:left w:val="single" w:sz="6" w:space="0" w:color="000000"/>
               <w:bottom w:val="single" w:sz="6" w:space="0" w:color="000000"/>
               <w:right w:val="single" w:sz="6" w:space="0" w:color="000000"/>
             </w:tcBorders>
-            <w:shd w:color="auto" w:fill="auto" w:val="clear"/>
-          </w:tcPr>
-          <w:p>
-            <w:pPr>
-              <w:pStyle w:val="Normal"/>
-              <w:spacing w:before="0" w:after="160"/>
+          </w:tcPr>
+          <w:p>
+            <w:pPr>
+              <w:pStyle w:val="Normal"/>
+              <w:spacing w:lineRule="auto" w:line="240" w:before="0" w:after="160"/>
               <w:jc w:val="center"/>
+              <w:rPr/>
+            </w:pPr>
+            <w:r>
               <w:rPr>
                 <w:rFonts w:ascii="Times New Roman" w:hAnsi="Times New Roman"/>
                 <w:sz w:val="28"/>
                 <w:szCs w:val="28"/>
               </w:rPr>
-            </w:pPr>
-            <w:r>
-              <w:rPr>
-                <w:rFonts w:ascii="Times New Roman" w:hAnsi="Times New Roman"/>
-                <w:sz w:val="28"/>
-                <w:szCs w:val="28"/>
-              </w:rPr>
               <w:t>Воробьев К.В.</w:t>
             </w:r>
           </w:p>
@@ -17538,7 +17542,7 @@
         <w:trPr/>
         <w:tc>
           <w:tcPr>
-            <w:tcW w:w="3969" w:type="dxa"/>
+            <w:tcW w:w="4089" w:type="dxa"/>
             <w:tcBorders>
               <w:left w:val="single" w:sz="6" w:space="0" w:color="000000"/>
               <w:bottom w:val="single" w:sz="6" w:space="0" w:color="000000"/>
@@ -17548,15 +17552,9 @@
           <w:p>
             <w:pPr>
               <w:pStyle w:val="Normal"/>
-              <w:spacing w:before="0" w:after="160"/>
+              <w:spacing w:lineRule="auto" w:line="240" w:before="0" w:after="160"/>
               <w:jc w:val="left"/>
-              <w:rPr>
-                <w:rFonts w:ascii="Times New Roman" w:hAnsi="Times New Roman"/>
-                <w:sz w:val="28"/>
-                <w:szCs w:val="28"/>
-                <w:highlight w:val="none"/>
-                <w:shd w:fill="auto" w:val="clear"/>
-              </w:rPr>
+              <w:rPr/>
             </w:pPr>
             <w:r>
               <w:rPr>
@@ -17571,7 +17569,7 @@
         </w:tc>
         <w:tc>
           <w:tcPr>
-            <w:tcW w:w="1278" w:type="dxa"/>
+            <w:tcW w:w="1158" w:type="dxa"/>
             <w:tcBorders>
               <w:left w:val="single" w:sz="6" w:space="0" w:color="000000"/>
               <w:bottom w:val="single" w:sz="6" w:space="0" w:color="000000"/>
@@ -17582,7 +17580,7 @@
           <w:p>
             <w:pPr>
               <w:pStyle w:val="Normal"/>
-              <w:spacing w:before="0" w:after="160"/>
+              <w:spacing w:lineRule="auto" w:line="240" w:before="0" w:after="160"/>
               <w:jc w:val="center"/>
               <w:rPr>
                 <w:rFonts w:ascii="Times New Roman" w:hAnsi="Times New Roman" w:cs="Times New Roman"/>
@@ -17596,6 +17594,7 @@
                 <w:sz w:val="28"/>
                 <w:szCs w:val="28"/>
               </w:rPr>
+              <w:t>3</w:t>
             </w:r>
           </w:p>
         </w:tc>
@@ -17611,7 +17610,7 @@
           <w:p>
             <w:pPr>
               <w:pStyle w:val="Normal"/>
-              <w:spacing w:before="0" w:after="160"/>
+              <w:spacing w:lineRule="auto" w:line="240" w:before="0" w:after="160"/>
               <w:jc w:val="center"/>
               <w:rPr>
                 <w:rFonts w:ascii="Times New Roman" w:hAnsi="Times New Roman" w:cs="Times New Roman"/>
@@ -17625,36 +17624,32 @@
                 <w:sz w:val="28"/>
                 <w:szCs w:val="28"/>
               </w:rPr>
-            </w:r>
-          </w:p>
-        </w:tc>
-        <w:tc>
-          <w:tcPr>
-            <w:tcW w:w="2265" w:type="dxa"/>
+              <w:t>08.05.2026</w:t>
+            </w:r>
+          </w:p>
+        </w:tc>
+        <w:tc>
+          <w:tcPr>
+            <w:tcW w:w="2267" w:type="dxa"/>
             <w:tcBorders>
               <w:left w:val="single" w:sz="6" w:space="0" w:color="000000"/>
               <w:bottom w:val="single" w:sz="6" w:space="0" w:color="000000"/>
               <w:right w:val="single" w:sz="6" w:space="0" w:color="000000"/>
             </w:tcBorders>
-            <w:shd w:color="auto" w:fill="auto" w:val="clear"/>
-          </w:tcPr>
-          <w:p>
-            <w:pPr>
-              <w:pStyle w:val="Normal"/>
-              <w:spacing w:before="0" w:after="160"/>
+          </w:tcPr>
+          <w:p>
+            <w:pPr>
+              <w:pStyle w:val="Normal"/>
+              <w:spacing w:lineRule="auto" w:line="240" w:before="0" w:after="160"/>
               <w:jc w:val="center"/>
+              <w:rPr/>
+            </w:pPr>
+            <w:r>
               <w:rPr>
                 <w:rFonts w:ascii="Times New Roman" w:hAnsi="Times New Roman"/>
                 <w:sz w:val="28"/>
                 <w:szCs w:val="28"/>
               </w:rPr>
-            </w:pPr>
-            <w:r>
-              <w:rPr>
-                <w:rFonts w:ascii="Times New Roman" w:hAnsi="Times New Roman"/>
-                <w:sz w:val="28"/>
-                <w:szCs w:val="28"/>
-              </w:rPr>
               <w:t>Воробьев К.В.</w:t>
             </w:r>
           </w:p>
@@ -17664,7 +17659,7 @@
         <w:trPr/>
         <w:tc>
           <w:tcPr>
-            <w:tcW w:w="3969" w:type="dxa"/>
+            <w:tcW w:w="4089" w:type="dxa"/>
             <w:tcBorders>
               <w:left w:val="single" w:sz="6" w:space="0" w:color="000000"/>
               <w:bottom w:val="single" w:sz="6" w:space="0" w:color="000000"/>
@@ -17674,15 +17669,9 @@
           <w:p>
             <w:pPr>
               <w:pStyle w:val="Normal"/>
-              <w:spacing w:before="0" w:after="160"/>
+              <w:spacing w:lineRule="auto" w:line="240" w:before="0" w:after="160"/>
               <w:jc w:val="left"/>
-              <w:rPr>
-                <w:rFonts w:ascii="Times New Roman" w:hAnsi="Times New Roman"/>
-                <w:sz w:val="28"/>
-                <w:szCs w:val="28"/>
-                <w:highlight w:val="none"/>
-                <w:shd w:fill="auto" w:val="clear"/>
-              </w:rPr>
+              <w:rPr/>
             </w:pPr>
             <w:r>
               <w:rPr>
@@ -17697,7 +17686,7 @@
         </w:tc>
         <w:tc>
           <w:tcPr>
-            <w:tcW w:w="1278" w:type="dxa"/>
+            <w:tcW w:w="1158" w:type="dxa"/>
             <w:tcBorders>
               <w:left w:val="single" w:sz="6" w:space="0" w:color="000000"/>
               <w:bottom w:val="single" w:sz="6" w:space="0" w:color="000000"/>
@@ -17708,7 +17697,7 @@
           <w:p>
             <w:pPr>
               <w:pStyle w:val="Normal"/>
-              <w:spacing w:before="0" w:after="160"/>
+              <w:spacing w:lineRule="auto" w:line="240" w:before="0" w:after="160"/>
               <w:jc w:val="center"/>
               <w:rPr>
                 <w:rFonts w:ascii="Times New Roman" w:hAnsi="Times New Roman" w:cs="Times New Roman"/>
@@ -17722,6 +17711,7 @@
                 <w:sz w:val="28"/>
                 <w:szCs w:val="28"/>
               </w:rPr>
+              <w:t>1</w:t>
             </w:r>
           </w:p>
         </w:tc>
@@ -17737,7 +17727,7 @@
           <w:p>
             <w:pPr>
               <w:pStyle w:val="Normal"/>
-              <w:spacing w:before="0" w:after="160"/>
+              <w:spacing w:lineRule="auto" w:line="240" w:before="0" w:after="160"/>
               <w:jc w:val="center"/>
               <w:rPr>
                 <w:rFonts w:ascii="Times New Roman" w:hAnsi="Times New Roman" w:cs="Times New Roman"/>
@@ -17751,36 +17741,32 @@
                 <w:sz w:val="28"/>
                 <w:szCs w:val="28"/>
               </w:rPr>
-            </w:r>
-          </w:p>
-        </w:tc>
-        <w:tc>
-          <w:tcPr>
-            <w:tcW w:w="2265" w:type="dxa"/>
+              <w:t>09.05.2026</w:t>
+            </w:r>
+          </w:p>
+        </w:tc>
+        <w:tc>
+          <w:tcPr>
+            <w:tcW w:w="2267" w:type="dxa"/>
             <w:tcBorders>
               <w:left w:val="single" w:sz="6" w:space="0" w:color="000000"/>
               <w:bottom w:val="single" w:sz="6" w:space="0" w:color="000000"/>
               <w:right w:val="single" w:sz="6" w:space="0" w:color="000000"/>
             </w:tcBorders>
-            <w:shd w:color="auto" w:fill="auto" w:val="clear"/>
-          </w:tcPr>
-          <w:p>
-            <w:pPr>
-              <w:pStyle w:val="Normal"/>
-              <w:spacing w:before="0" w:after="160"/>
+          </w:tcPr>
+          <w:p>
+            <w:pPr>
+              <w:pStyle w:val="Normal"/>
+              <w:spacing w:lineRule="auto" w:line="240" w:before="0" w:after="160"/>
               <w:jc w:val="center"/>
+              <w:rPr/>
+            </w:pPr>
+            <w:r>
               <w:rPr>
                 <w:rFonts w:ascii="Times New Roman" w:hAnsi="Times New Roman"/>
                 <w:sz w:val="28"/>
                 <w:szCs w:val="28"/>
               </w:rPr>
-            </w:pPr>
-            <w:r>
-              <w:rPr>
-                <w:rFonts w:ascii="Times New Roman" w:hAnsi="Times New Roman"/>
-                <w:sz w:val="28"/>
-                <w:szCs w:val="28"/>
-              </w:rPr>
               <w:t>Воробьев К.В.</w:t>
             </w:r>
           </w:p>
@@ -17790,7 +17776,7 @@
         <w:trPr/>
         <w:tc>
           <w:tcPr>
-            <w:tcW w:w="3969" w:type="dxa"/>
+            <w:tcW w:w="4089" w:type="dxa"/>
             <w:tcBorders>
               <w:left w:val="single" w:sz="6" w:space="0" w:color="000000"/>
               <w:bottom w:val="single" w:sz="6" w:space="0" w:color="000000"/>
@@ -17800,15 +17786,9 @@
           <w:p>
             <w:pPr>
               <w:pStyle w:val="Normal"/>
-              <w:spacing w:before="0" w:after="160"/>
+              <w:spacing w:lineRule="auto" w:line="240" w:before="0" w:after="160"/>
               <w:jc w:val="left"/>
-              <w:rPr>
-                <w:rFonts w:ascii="Times New Roman" w:hAnsi="Times New Roman"/>
-                <w:sz w:val="28"/>
-                <w:szCs w:val="28"/>
-                <w:highlight w:val="none"/>
-                <w:shd w:fill="auto" w:val="clear"/>
-              </w:rPr>
+              <w:rPr/>
             </w:pPr>
             <w:r>
               <w:rPr>
@@ -17823,7 +17803,7 @@
         </w:tc>
         <w:tc>
           <w:tcPr>
-            <w:tcW w:w="1278" w:type="dxa"/>
+            <w:tcW w:w="1158" w:type="dxa"/>
             <w:tcBorders>
               <w:left w:val="single" w:sz="6" w:space="0" w:color="000000"/>
               <w:bottom w:val="single" w:sz="6" w:space="0" w:color="000000"/>
@@ -17834,7 +17814,7 @@
           <w:p>
             <w:pPr>
               <w:pStyle w:val="Normal"/>
-              <w:spacing w:before="0" w:after="160"/>
+              <w:spacing w:lineRule="auto" w:line="240" w:before="0" w:after="160"/>
               <w:jc w:val="center"/>
               <w:rPr>
                 <w:rFonts w:ascii="Times New Roman" w:hAnsi="Times New Roman" w:cs="Times New Roman"/>
@@ -17848,6 +17828,7 @@
                 <w:sz w:val="28"/>
                 <w:szCs w:val="28"/>
               </w:rPr>
+              <w:t>1</w:t>
             </w:r>
           </w:p>
         </w:tc>
@@ -17863,7 +17844,7 @@
           <w:p>
             <w:pPr>
               <w:pStyle w:val="Normal"/>
-              <w:spacing w:before="0" w:after="160"/>
+              <w:spacing w:lineRule="auto" w:line="240" w:before="0" w:after="160"/>
               <w:jc w:val="center"/>
               <w:rPr>
                 <w:rFonts w:ascii="Times New Roman" w:hAnsi="Times New Roman" w:cs="Times New Roman"/>
@@ -17877,36 +17858,32 @@
                 <w:sz w:val="28"/>
                 <w:szCs w:val="28"/>
               </w:rPr>
-            </w:r>
-          </w:p>
-        </w:tc>
-        <w:tc>
-          <w:tcPr>
-            <w:tcW w:w="2265" w:type="dxa"/>
+              <w:t>11.05.2026</w:t>
+            </w:r>
+          </w:p>
+        </w:tc>
+        <w:tc>
+          <w:tcPr>
+            <w:tcW w:w="2267" w:type="dxa"/>
             <w:tcBorders>
               <w:left w:val="single" w:sz="6" w:space="0" w:color="000000"/>
               <w:bottom w:val="single" w:sz="6" w:space="0" w:color="000000"/>
               <w:right w:val="single" w:sz="6" w:space="0" w:color="000000"/>
             </w:tcBorders>
-            <w:shd w:color="auto" w:fill="auto" w:val="clear"/>
-          </w:tcPr>
-          <w:p>
-            <w:pPr>
-              <w:pStyle w:val="Normal"/>
-              <w:spacing w:before="0" w:after="160"/>
+          </w:tcPr>
+          <w:p>
+            <w:pPr>
+              <w:pStyle w:val="Normal"/>
+              <w:spacing w:lineRule="auto" w:line="240" w:before="0" w:after="160"/>
               <w:jc w:val="center"/>
+              <w:rPr/>
+            </w:pPr>
+            <w:r>
               <w:rPr>
                 <w:rFonts w:ascii="Times New Roman" w:hAnsi="Times New Roman"/>
                 <w:sz w:val="28"/>
                 <w:szCs w:val="28"/>
               </w:rPr>
-            </w:pPr>
-            <w:r>
-              <w:rPr>
-                <w:rFonts w:ascii="Times New Roman" w:hAnsi="Times New Roman"/>
-                <w:sz w:val="28"/>
-                <w:szCs w:val="28"/>
-              </w:rPr>
               <w:t>Воробьев К.В.</w:t>
             </w:r>
           </w:p>
@@ -17916,7 +17893,7 @@
         <w:trPr/>
         <w:tc>
           <w:tcPr>
-            <w:tcW w:w="3969" w:type="dxa"/>
+            <w:tcW w:w="4089" w:type="dxa"/>
             <w:tcBorders>
               <w:left w:val="single" w:sz="6" w:space="0" w:color="000000"/>
               <w:bottom w:val="single" w:sz="6" w:space="0" w:color="000000"/>
@@ -17926,15 +17903,9 @@
           <w:p>
             <w:pPr>
               <w:pStyle w:val="Normal"/>
-              <w:spacing w:before="0" w:after="160"/>
+              <w:spacing w:lineRule="auto" w:line="240" w:before="0" w:after="160"/>
               <w:jc w:val="left"/>
-              <w:rPr>
-                <w:rFonts w:ascii="Times New Roman" w:hAnsi="Times New Roman"/>
-                <w:sz w:val="28"/>
-                <w:szCs w:val="28"/>
-                <w:highlight w:val="none"/>
-                <w:shd w:fill="auto" w:val="clear"/>
-              </w:rPr>
+              <w:rPr/>
             </w:pPr>
             <w:r>
               <w:rPr>
@@ -17949,7 +17920,7 @@
         </w:tc>
         <w:tc>
           <w:tcPr>
-            <w:tcW w:w="1278" w:type="dxa"/>
+            <w:tcW w:w="1158" w:type="dxa"/>
             <w:tcBorders>
               <w:left w:val="single" w:sz="6" w:space="0" w:color="000000"/>
               <w:bottom w:val="single" w:sz="6" w:space="0" w:color="000000"/>
@@ -17960,7 +17931,7 @@
           <w:p>
             <w:pPr>
               <w:pStyle w:val="Normal"/>
-              <w:spacing w:before="0" w:after="160"/>
+              <w:spacing w:lineRule="auto" w:line="240" w:before="0" w:after="160"/>
               <w:jc w:val="center"/>
               <w:rPr>
                 <w:rFonts w:ascii="Times New Roman" w:hAnsi="Times New Roman" w:cs="Times New Roman"/>
@@ -17974,6 +17945,7 @@
                 <w:sz w:val="28"/>
                 <w:szCs w:val="28"/>
               </w:rPr>
+              <w:t>10</w:t>
             </w:r>
           </w:p>
         </w:tc>
@@ -17989,7 +17961,7 @@
           <w:p>
             <w:pPr>
               <w:pStyle w:val="Normal"/>
-              <w:spacing w:before="0" w:after="160"/>
+              <w:spacing w:lineRule="auto" w:line="240" w:before="0" w:after="160"/>
               <w:jc w:val="center"/>
               <w:rPr>
                 <w:rFonts w:ascii="Times New Roman" w:hAnsi="Times New Roman" w:cs="Times New Roman"/>
@@ -18003,36 +17975,32 @@
                 <w:sz w:val="28"/>
                 <w:szCs w:val="28"/>
               </w:rPr>
-            </w:r>
-          </w:p>
-        </w:tc>
-        <w:tc>
-          <w:tcPr>
-            <w:tcW w:w="2265" w:type="dxa"/>
+              <w:t>15.05.2026</w:t>
+            </w:r>
+          </w:p>
+        </w:tc>
+        <w:tc>
+          <w:tcPr>
+            <w:tcW w:w="2267" w:type="dxa"/>
             <w:tcBorders>
               <w:left w:val="single" w:sz="6" w:space="0" w:color="000000"/>
               <w:bottom w:val="single" w:sz="6" w:space="0" w:color="000000"/>
               <w:right w:val="single" w:sz="6" w:space="0" w:color="000000"/>
             </w:tcBorders>
-            <w:shd w:color="auto" w:fill="auto" w:val="clear"/>
-          </w:tcPr>
-          <w:p>
-            <w:pPr>
-              <w:pStyle w:val="Normal"/>
-              <w:spacing w:before="0" w:after="160"/>
+          </w:tcPr>
+          <w:p>
+            <w:pPr>
+              <w:pStyle w:val="Normal"/>
+              <w:spacing w:lineRule="auto" w:line="240" w:before="0" w:after="160"/>
               <w:jc w:val="center"/>
+              <w:rPr/>
+            </w:pPr>
+            <w:r>
               <w:rPr>
                 <w:rFonts w:ascii="Times New Roman" w:hAnsi="Times New Roman"/>
                 <w:sz w:val="28"/>
                 <w:szCs w:val="28"/>
               </w:rPr>
-            </w:pPr>
-            <w:r>
-              <w:rPr>
-                <w:rFonts w:ascii="Times New Roman" w:hAnsi="Times New Roman"/>
-                <w:sz w:val="28"/>
-                <w:szCs w:val="28"/>
-              </w:rPr>
               <w:t>Воробьев К.В.</w:t>
             </w:r>
           </w:p>
@@ -18042,7 +18010,7 @@
         <w:trPr/>
         <w:tc>
           <w:tcPr>
-            <w:tcW w:w="3969" w:type="dxa"/>
+            <w:tcW w:w="4089" w:type="dxa"/>
             <w:tcBorders>
               <w:left w:val="single" w:sz="6" w:space="0" w:color="000000"/>
               <w:bottom w:val="single" w:sz="6" w:space="0" w:color="000000"/>
@@ -18052,15 +18020,9 @@
           <w:p>
             <w:pPr>
               <w:pStyle w:val="Normal"/>
-              <w:spacing w:before="0" w:after="160"/>
+              <w:spacing w:lineRule="auto" w:line="240" w:before="0" w:after="160"/>
               <w:jc w:val="left"/>
-              <w:rPr>
-                <w:rFonts w:ascii="Times New Roman" w:hAnsi="Times New Roman"/>
-                <w:sz w:val="28"/>
-                <w:szCs w:val="28"/>
-                <w:highlight w:val="none"/>
-                <w:shd w:fill="auto" w:val="clear"/>
-              </w:rPr>
+              <w:rPr/>
             </w:pPr>
             <w:r>
               <w:rPr>
@@ -18075,7 +18037,7 @@
         </w:tc>
         <w:tc>
           <w:tcPr>
-            <w:tcW w:w="1278" w:type="dxa"/>
+            <w:tcW w:w="1158" w:type="dxa"/>
             <w:tcBorders>
               <w:left w:val="single" w:sz="6" w:space="0" w:color="000000"/>
               <w:bottom w:val="single" w:sz="6" w:space="0" w:color="000000"/>
@@ -18086,7 +18048,7 @@
           <w:p>
             <w:pPr>
               <w:pStyle w:val="Normal"/>
-              <w:spacing w:before="0" w:after="160"/>
+              <w:spacing w:lineRule="auto" w:line="240" w:before="0" w:after="160"/>
               <w:jc w:val="center"/>
               <w:rPr>
                 <w:rFonts w:ascii="Times New Roman" w:hAnsi="Times New Roman" w:cs="Times New Roman"/>
@@ -18100,6 +18062,7 @@
                 <w:sz w:val="28"/>
                 <w:szCs w:val="28"/>
               </w:rPr>
+              <w:t>2</w:t>
             </w:r>
           </w:p>
         </w:tc>
@@ -18115,7 +18078,7 @@
           <w:p>
             <w:pPr>
               <w:pStyle w:val="Normal"/>
-              <w:spacing w:before="0" w:after="160"/>
+              <w:spacing w:lineRule="auto" w:line="240" w:before="0" w:after="160"/>
               <w:jc w:val="center"/>
               <w:rPr>
                 <w:rFonts w:ascii="Times New Roman" w:hAnsi="Times New Roman" w:cs="Times New Roman"/>
@@ -18129,36 +18092,32 @@
                 <w:sz w:val="28"/>
                 <w:szCs w:val="28"/>
               </w:rPr>
-            </w:r>
-          </w:p>
-        </w:tc>
-        <w:tc>
-          <w:tcPr>
-            <w:tcW w:w="2265" w:type="dxa"/>
+              <w:t>16.05.2026</w:t>
+            </w:r>
+          </w:p>
+        </w:tc>
+        <w:tc>
+          <w:tcPr>
+            <w:tcW w:w="2267" w:type="dxa"/>
             <w:tcBorders>
               <w:left w:val="single" w:sz="6" w:space="0" w:color="000000"/>
               <w:bottom w:val="single" w:sz="6" w:space="0" w:color="000000"/>
               <w:right w:val="single" w:sz="6" w:space="0" w:color="000000"/>
             </w:tcBorders>
-            <w:shd w:color="auto" w:fill="auto" w:val="clear"/>
-          </w:tcPr>
-          <w:p>
-            <w:pPr>
-              <w:pStyle w:val="Normal"/>
-              <w:spacing w:before="0" w:after="160"/>
+          </w:tcPr>
+          <w:p>
+            <w:pPr>
+              <w:pStyle w:val="Normal"/>
+              <w:spacing w:lineRule="auto" w:line="240" w:before="0" w:after="160"/>
               <w:jc w:val="center"/>
+              <w:rPr/>
+            </w:pPr>
+            <w:r>
               <w:rPr>
                 <w:rFonts w:ascii="Times New Roman" w:hAnsi="Times New Roman"/>
                 <w:sz w:val="28"/>
                 <w:szCs w:val="28"/>
               </w:rPr>
-            </w:pPr>
-            <w:r>
-              <w:rPr>
-                <w:rFonts w:ascii="Times New Roman" w:hAnsi="Times New Roman"/>
-                <w:sz w:val="28"/>
-                <w:szCs w:val="28"/>
-              </w:rPr>
               <w:t>Воробьев К.В.</w:t>
             </w:r>
           </w:p>
@@ -18168,7 +18127,7 @@
         <w:trPr/>
         <w:tc>
           <w:tcPr>
-            <w:tcW w:w="3969" w:type="dxa"/>
+            <w:tcW w:w="4089" w:type="dxa"/>
             <w:tcBorders>
               <w:left w:val="single" w:sz="6" w:space="0" w:color="000000"/>
               <w:bottom w:val="single" w:sz="6" w:space="0" w:color="000000"/>
@@ -18178,15 +18137,9 @@
           <w:p>
             <w:pPr>
               <w:pStyle w:val="Normal"/>
-              <w:spacing w:before="0" w:after="160"/>
+              <w:spacing w:lineRule="auto" w:line="240" w:before="0" w:after="160"/>
               <w:jc w:val="left"/>
-              <w:rPr>
-                <w:rFonts w:ascii="Times New Roman" w:hAnsi="Times New Roman"/>
-                <w:sz w:val="28"/>
-                <w:szCs w:val="28"/>
-                <w:highlight w:val="none"/>
-                <w:shd w:fill="auto" w:val="clear"/>
-              </w:rPr>
+              <w:rPr/>
             </w:pPr>
             <w:r>
               <w:rPr>
@@ -18201,7 +18154,7 @@
         </w:tc>
         <w:tc>
           <w:tcPr>
-            <w:tcW w:w="1278" w:type="dxa"/>
+            <w:tcW w:w="1158" w:type="dxa"/>
             <w:tcBorders>
               <w:left w:val="single" w:sz="6" w:space="0" w:color="000000"/>
               <w:bottom w:val="single" w:sz="6" w:space="0" w:color="000000"/>
@@ -18212,7 +18165,7 @@
           <w:p>
             <w:pPr>
               <w:pStyle w:val="Normal"/>
-              <w:spacing w:before="0" w:after="160"/>
+              <w:spacing w:lineRule="auto" w:line="240" w:before="0" w:after="160"/>
               <w:jc w:val="center"/>
               <w:rPr>
                 <w:rFonts w:ascii="Times New Roman" w:hAnsi="Times New Roman" w:cs="Times New Roman"/>
@@ -18226,6 +18179,7 @@
                 <w:sz w:val="28"/>
                 <w:szCs w:val="28"/>
               </w:rPr>
+              <w:t>5</w:t>
             </w:r>
           </w:p>
         </w:tc>
@@ -18241,7 +18195,7 @@
           <w:p>
             <w:pPr>
               <w:pStyle w:val="Normal"/>
-              <w:spacing w:before="0" w:after="160"/>
+              <w:spacing w:lineRule="auto" w:line="240" w:before="0" w:after="160"/>
               <w:jc w:val="center"/>
               <w:rPr>
                 <w:rFonts w:ascii="Times New Roman" w:hAnsi="Times New Roman" w:cs="Times New Roman"/>
@@ -18255,36 +18209,32 @@
                 <w:sz w:val="28"/>
                 <w:szCs w:val="28"/>
               </w:rPr>
-            </w:r>
-          </w:p>
-        </w:tc>
-        <w:tc>
-          <w:tcPr>
-            <w:tcW w:w="2265" w:type="dxa"/>
+              <w:t>18.05.2026</w:t>
+            </w:r>
+          </w:p>
+        </w:tc>
+        <w:tc>
+          <w:tcPr>
+            <w:tcW w:w="2267" w:type="dxa"/>
             <w:tcBorders>
               <w:left w:val="single" w:sz="6" w:space="0" w:color="000000"/>
               <w:bottom w:val="single" w:sz="6" w:space="0" w:color="000000"/>
               <w:right w:val="single" w:sz="6" w:space="0" w:color="000000"/>
             </w:tcBorders>
-            <w:shd w:color="auto" w:fill="auto" w:val="clear"/>
-          </w:tcPr>
-          <w:p>
-            <w:pPr>
-              <w:pStyle w:val="Normal"/>
-              <w:spacing w:before="0" w:after="160"/>
+          </w:tcPr>
+          <w:p>
+            <w:pPr>
+              <w:pStyle w:val="Normal"/>
+              <w:spacing w:lineRule="auto" w:line="240" w:before="0" w:after="160"/>
               <w:jc w:val="center"/>
+              <w:rPr/>
+            </w:pPr>
+            <w:r>
               <w:rPr>
                 <w:rFonts w:ascii="Times New Roman" w:hAnsi="Times New Roman"/>
                 <w:sz w:val="28"/>
                 <w:szCs w:val="28"/>
               </w:rPr>
-            </w:pPr>
-            <w:r>
-              <w:rPr>
-                <w:rFonts w:ascii="Times New Roman" w:hAnsi="Times New Roman"/>
-                <w:sz w:val="28"/>
-                <w:szCs w:val="28"/>
-              </w:rPr>
               <w:t>Воробьев К.В.</w:t>
             </w:r>
           </w:p>
@@ -18294,7 +18244,7 @@
         <w:trPr/>
         <w:tc>
           <w:tcPr>
-            <w:tcW w:w="3969" w:type="dxa"/>
+            <w:tcW w:w="4089" w:type="dxa"/>
             <w:tcBorders>
               <w:left w:val="single" w:sz="6" w:space="0" w:color="000000"/>
               <w:bottom w:val="single" w:sz="6" w:space="0" w:color="000000"/>
@@ -18304,15 +18254,9 @@
           <w:p>
             <w:pPr>
               <w:pStyle w:val="Normal"/>
-              <w:spacing w:before="0" w:after="160"/>
+              <w:spacing w:lineRule="auto" w:line="240" w:before="0" w:after="160"/>
               <w:jc w:val="left"/>
-              <w:rPr>
-                <w:rFonts w:ascii="Times New Roman" w:hAnsi="Times New Roman"/>
-                <w:sz w:val="28"/>
-                <w:szCs w:val="28"/>
-                <w:highlight w:val="none"/>
-                <w:shd w:fill="auto" w:val="clear"/>
-              </w:rPr>
+              <w:rPr/>
             </w:pPr>
             <w:r>
               <w:rPr>
@@ -18327,7 +18271,7 @@
         </w:tc>
         <w:tc>
           <w:tcPr>
-            <w:tcW w:w="1278" w:type="dxa"/>
+            <w:tcW w:w="1158" w:type="dxa"/>
             <w:tcBorders>
               <w:left w:val="single" w:sz="6" w:space="0" w:color="000000"/>
               <w:bottom w:val="single" w:sz="6" w:space="0" w:color="000000"/>
@@ -18338,7 +18282,7 @@
           <w:p>
             <w:pPr>
               <w:pStyle w:val="Normal"/>
-              <w:spacing w:before="0" w:after="160"/>
+              <w:spacing w:lineRule="auto" w:line="240" w:before="0" w:after="160"/>
               <w:jc w:val="center"/>
               <w:rPr>
                 <w:rFonts w:ascii="Times New Roman" w:hAnsi="Times New Roman" w:cs="Times New Roman"/>
@@ -18352,6 +18296,7 @@
                 <w:sz w:val="28"/>
                 <w:szCs w:val="28"/>
               </w:rPr>
+              <w:t>1</w:t>
             </w:r>
           </w:p>
         </w:tc>
@@ -18367,7 +18312,7 @@
           <w:p>
             <w:pPr>
               <w:pStyle w:val="Normal"/>
-              <w:spacing w:before="0" w:after="160"/>
+              <w:spacing w:lineRule="auto" w:line="240" w:before="0" w:after="160"/>
               <w:jc w:val="center"/>
               <w:rPr>
                 <w:rFonts w:ascii="Times New Roman" w:hAnsi="Times New Roman" w:cs="Times New Roman"/>
@@ -18381,36 +18326,32 @@
                 <w:sz w:val="28"/>
                 <w:szCs w:val="28"/>
               </w:rPr>
-            </w:r>
-          </w:p>
-        </w:tc>
-        <w:tc>
-          <w:tcPr>
-            <w:tcW w:w="2265" w:type="dxa"/>
+              <w:t>18.05.2026</w:t>
+            </w:r>
+          </w:p>
+        </w:tc>
+        <w:tc>
+          <w:tcPr>
+            <w:tcW w:w="2267" w:type="dxa"/>
             <w:tcBorders>
               <w:left w:val="single" w:sz="6" w:space="0" w:color="000000"/>
               <w:bottom w:val="single" w:sz="6" w:space="0" w:color="000000"/>
               <w:right w:val="single" w:sz="6" w:space="0" w:color="000000"/>
             </w:tcBorders>
-            <w:shd w:color="auto" w:fill="auto" w:val="clear"/>
-          </w:tcPr>
-          <w:p>
-            <w:pPr>
-              <w:pStyle w:val="Normal"/>
-              <w:spacing w:before="0" w:after="160"/>
+          </w:tcPr>
+          <w:p>
+            <w:pPr>
+              <w:pStyle w:val="Normal"/>
+              <w:spacing w:lineRule="auto" w:line="240" w:before="0" w:after="160"/>
               <w:jc w:val="center"/>
+              <w:rPr/>
+            </w:pPr>
+            <w:r>
               <w:rPr>
                 <w:rFonts w:ascii="Times New Roman" w:hAnsi="Times New Roman"/>
                 <w:sz w:val="28"/>
                 <w:szCs w:val="28"/>
               </w:rPr>
-            </w:pPr>
-            <w:r>
-              <w:rPr>
-                <w:rFonts w:ascii="Times New Roman" w:hAnsi="Times New Roman"/>
-                <w:sz w:val="28"/>
-                <w:szCs w:val="28"/>
-              </w:rPr>
               <w:t>Воробьев К.В.</w:t>
             </w:r>
           </w:p>
@@ -18420,7 +18361,7 @@
         <w:trPr/>
         <w:tc>
           <w:tcPr>
-            <w:tcW w:w="3969" w:type="dxa"/>
+            <w:tcW w:w="4089" w:type="dxa"/>
             <w:tcBorders>
               <w:left w:val="single" w:sz="6" w:space="0" w:color="000000"/>
               <w:bottom w:val="single" w:sz="6" w:space="0" w:color="000000"/>
@@ -18430,15 +18371,9 @@
           <w:p>
             <w:pPr>
               <w:pStyle w:val="Normal"/>
-              <w:spacing w:before="0" w:after="160"/>
+              <w:spacing w:lineRule="auto" w:line="240" w:before="0" w:after="160"/>
               <w:jc w:val="left"/>
-              <w:rPr>
-                <w:rFonts w:ascii="Times New Roman" w:hAnsi="Times New Roman"/>
-                <w:sz w:val="28"/>
-                <w:szCs w:val="28"/>
-                <w:highlight w:val="none"/>
-                <w:shd w:fill="auto" w:val="clear"/>
-              </w:rPr>
+              <w:rPr/>
             </w:pPr>
             <w:r>
               <w:rPr>
@@ -18453,7 +18388,7 @@
         </w:tc>
         <w:tc>
           <w:tcPr>
-            <w:tcW w:w="1278" w:type="dxa"/>
+            <w:tcW w:w="1158" w:type="dxa"/>
             <w:tcBorders>
               <w:left w:val="single" w:sz="6" w:space="0" w:color="000000"/>
               <w:bottom w:val="single" w:sz="6" w:space="0" w:color="000000"/>
@@ -18464,7 +18399,7 @@
           <w:p>
             <w:pPr>
               <w:pStyle w:val="Normal"/>
-              <w:spacing w:before="0" w:after="160"/>
+              <w:spacing w:lineRule="auto" w:line="240" w:before="0" w:after="160"/>
               <w:jc w:val="center"/>
               <w:rPr>
                 <w:rFonts w:ascii="Times New Roman" w:hAnsi="Times New Roman" w:cs="Times New Roman"/>
@@ -18478,6 +18413,7 @@
                 <w:sz w:val="28"/>
                 <w:szCs w:val="28"/>
               </w:rPr>
+              <w:t>50</w:t>
             </w:r>
           </w:p>
         </w:tc>
@@ -18493,7 +18429,7 @@
           <w:p>
             <w:pPr>
               <w:pStyle w:val="Normal"/>
-              <w:spacing w:before="0" w:after="160"/>
+              <w:spacing w:lineRule="auto" w:line="240" w:before="0" w:after="160"/>
               <w:jc w:val="center"/>
               <w:rPr>
                 <w:rFonts w:ascii="Times New Roman" w:hAnsi="Times New Roman" w:cs="Times New Roman"/>
@@ -18507,36 +18443,32 @@
                 <w:sz w:val="28"/>
                 <w:szCs w:val="28"/>
               </w:rPr>
-            </w:r>
-          </w:p>
-        </w:tc>
-        <w:tc>
-          <w:tcPr>
-            <w:tcW w:w="2265" w:type="dxa"/>
+              <w:t>29.05.2026</w:t>
+            </w:r>
+          </w:p>
+        </w:tc>
+        <w:tc>
+          <w:tcPr>
+            <w:tcW w:w="2267" w:type="dxa"/>
             <w:tcBorders>
               <w:left w:val="single" w:sz="6" w:space="0" w:color="000000"/>
               <w:bottom w:val="single" w:sz="6" w:space="0" w:color="000000"/>
               <w:right w:val="single" w:sz="6" w:space="0" w:color="000000"/>
             </w:tcBorders>
-            <w:shd w:color="auto" w:fill="auto" w:val="clear"/>
-          </w:tcPr>
-          <w:p>
-            <w:pPr>
-              <w:pStyle w:val="Normal"/>
-              <w:spacing w:before="0" w:after="160"/>
+          </w:tcPr>
+          <w:p>
+            <w:pPr>
+              <w:pStyle w:val="Normal"/>
+              <w:spacing w:lineRule="auto" w:line="240" w:before="0" w:after="160"/>
               <w:jc w:val="center"/>
+              <w:rPr/>
+            </w:pPr>
+            <w:r>
               <w:rPr>
                 <w:rFonts w:ascii="Times New Roman" w:hAnsi="Times New Roman"/>
                 <w:sz w:val="28"/>
                 <w:szCs w:val="28"/>
               </w:rPr>
-            </w:pPr>
-            <w:r>
-              <w:rPr>
-                <w:rFonts w:ascii="Times New Roman" w:hAnsi="Times New Roman"/>
-                <w:sz w:val="28"/>
-                <w:szCs w:val="28"/>
-              </w:rPr>
               <w:t>Воробьев К.В.</w:t>
             </w:r>
           </w:p>
@@ -18546,7 +18478,7 @@
         <w:trPr/>
         <w:tc>
           <w:tcPr>
-            <w:tcW w:w="3969" w:type="dxa"/>
+            <w:tcW w:w="4089" w:type="dxa"/>
             <w:tcBorders>
               <w:left w:val="single" w:sz="6" w:space="0" w:color="000000"/>
               <w:bottom w:val="single" w:sz="6" w:space="0" w:color="000000"/>
@@ -18556,15 +18488,9 @@
           <w:p>
             <w:pPr>
               <w:pStyle w:val="Normal"/>
-              <w:spacing w:before="0" w:after="160"/>
+              <w:spacing w:lineRule="auto" w:line="240" w:before="0" w:after="160"/>
               <w:jc w:val="left"/>
-              <w:rPr>
-                <w:rFonts w:ascii="Times New Roman" w:hAnsi="Times New Roman"/>
-                <w:sz w:val="28"/>
-                <w:szCs w:val="28"/>
-                <w:highlight w:val="none"/>
-                <w:shd w:fill="auto" w:val="clear"/>
-              </w:rPr>
+              <w:rPr/>
             </w:pPr>
             <w:r>
               <w:rPr>
@@ -18579,7 +18505,7 @@
         </w:tc>
         <w:tc>
           <w:tcPr>
-            <w:tcW w:w="1278" w:type="dxa"/>
+            <w:tcW w:w="1158" w:type="dxa"/>
             <w:tcBorders>
               <w:left w:val="single" w:sz="6" w:space="0" w:color="000000"/>
               <w:bottom w:val="single" w:sz="6" w:space="0" w:color="000000"/>
@@ -18590,7 +18516,7 @@
           <w:p>
             <w:pPr>
               <w:pStyle w:val="Normal"/>
-              <w:spacing w:before="0" w:after="160"/>
+              <w:spacing w:lineRule="auto" w:line="240" w:before="0" w:after="160"/>
               <w:jc w:val="center"/>
               <w:rPr>
                 <w:rFonts w:ascii="Times New Roman" w:hAnsi="Times New Roman" w:cs="Times New Roman"/>
@@ -18604,6 +18530,7 @@
                 <w:sz w:val="28"/>
                 <w:szCs w:val="28"/>
               </w:rPr>
+              <w:t>35</w:t>
             </w:r>
           </w:p>
         </w:tc>
@@ -18619,7 +18546,7 @@
           <w:p>
             <w:pPr>
               <w:pStyle w:val="Normal"/>
-              <w:spacing w:before="0" w:after="160"/>
+              <w:spacing w:lineRule="auto" w:line="240" w:before="0" w:after="160"/>
               <w:jc w:val="center"/>
               <w:rPr>
                 <w:rFonts w:ascii="Times New Roman" w:hAnsi="Times New Roman" w:cs="Times New Roman"/>
@@ -18633,36 +18560,32 @@
                 <w:sz w:val="28"/>
                 <w:szCs w:val="28"/>
               </w:rPr>
-            </w:r>
-          </w:p>
-        </w:tc>
-        <w:tc>
-          <w:tcPr>
-            <w:tcW w:w="2265" w:type="dxa"/>
+              <w:t>26.05.2026</w:t>
+            </w:r>
+          </w:p>
+        </w:tc>
+        <w:tc>
+          <w:tcPr>
+            <w:tcW w:w="2267" w:type="dxa"/>
             <w:tcBorders>
               <w:left w:val="single" w:sz="6" w:space="0" w:color="000000"/>
               <w:bottom w:val="single" w:sz="6" w:space="0" w:color="000000"/>
               <w:right w:val="single" w:sz="6" w:space="0" w:color="000000"/>
             </w:tcBorders>
-            <w:shd w:color="auto" w:fill="auto" w:val="clear"/>
-          </w:tcPr>
-          <w:p>
-            <w:pPr>
-              <w:pStyle w:val="Normal"/>
-              <w:spacing w:before="0" w:after="160"/>
+          </w:tcPr>
+          <w:p>
+            <w:pPr>
+              <w:pStyle w:val="Normal"/>
+              <w:spacing w:lineRule="auto" w:line="240" w:before="0" w:after="160"/>
               <w:jc w:val="center"/>
+              <w:rPr/>
+            </w:pPr>
+            <w:r>
               <w:rPr>
                 <w:rFonts w:ascii="Times New Roman" w:hAnsi="Times New Roman"/>
                 <w:sz w:val="28"/>
                 <w:szCs w:val="28"/>
               </w:rPr>
-            </w:pPr>
-            <w:r>
-              <w:rPr>
-                <w:rFonts w:ascii="Times New Roman" w:hAnsi="Times New Roman"/>
-                <w:sz w:val="28"/>
-                <w:szCs w:val="28"/>
-              </w:rPr>
               <w:t>Воробьев К.В.</w:t>
             </w:r>
           </w:p>
@@ -18672,7 +18595,7 @@
         <w:trPr/>
         <w:tc>
           <w:tcPr>
-            <w:tcW w:w="3969" w:type="dxa"/>
+            <w:tcW w:w="4089" w:type="dxa"/>
             <w:tcBorders>
               <w:left w:val="single" w:sz="6" w:space="0" w:color="000000"/>
               <w:bottom w:val="single" w:sz="6" w:space="0" w:color="000000"/>
@@ -18682,15 +18605,9 @@
           <w:p>
             <w:pPr>
               <w:pStyle w:val="Normal"/>
-              <w:spacing w:before="0" w:after="160"/>
+              <w:spacing w:lineRule="auto" w:line="240" w:before="0" w:after="160"/>
               <w:jc w:val="left"/>
-              <w:rPr>
-                <w:rFonts w:ascii="Times New Roman" w:hAnsi="Times New Roman"/>
-                <w:sz w:val="28"/>
-                <w:szCs w:val="28"/>
-                <w:highlight w:val="none"/>
-                <w:shd w:fill="auto" w:val="clear"/>
-              </w:rPr>
+              <w:rPr/>
             </w:pPr>
             <w:r>
               <w:rPr>
@@ -18705,7 +18622,7 @@
         </w:tc>
         <w:tc>
           <w:tcPr>
-            <w:tcW w:w="1278" w:type="dxa"/>
+            <w:tcW w:w="1158" w:type="dxa"/>
             <w:tcBorders>
               <w:left w:val="single" w:sz="6" w:space="0" w:color="000000"/>
               <w:bottom w:val="single" w:sz="6" w:space="0" w:color="000000"/>
@@ -18716,7 +18633,7 @@
           <w:p>
             <w:pPr>
               <w:pStyle w:val="Normal"/>
-              <w:spacing w:before="0" w:after="160"/>
+              <w:spacing w:lineRule="auto" w:line="240" w:before="0" w:after="160"/>
               <w:jc w:val="center"/>
               <w:rPr>
                 <w:rFonts w:ascii="Times New Roman" w:hAnsi="Times New Roman" w:cs="Times New Roman"/>
@@ -18730,6 +18647,7 @@
                 <w:sz w:val="28"/>
                 <w:szCs w:val="28"/>
               </w:rPr>
+              <w:t>15</w:t>
             </w:r>
           </w:p>
         </w:tc>
@@ -18745,7 +18663,7 @@
           <w:p>
             <w:pPr>
               <w:pStyle w:val="Normal"/>
-              <w:spacing w:before="0" w:after="160"/>
+              <w:spacing w:lineRule="auto" w:line="240" w:before="0" w:after="160"/>
               <w:jc w:val="center"/>
               <w:rPr>
                 <w:rFonts w:ascii="Times New Roman" w:hAnsi="Times New Roman" w:cs="Times New Roman"/>
@@ -18759,36 +18677,32 @@
                 <w:sz w:val="28"/>
                 <w:szCs w:val="28"/>
               </w:rPr>
-            </w:r>
-          </w:p>
-        </w:tc>
-        <w:tc>
-          <w:tcPr>
-            <w:tcW w:w="2265" w:type="dxa"/>
+              <w:t>29.05.2026</w:t>
+            </w:r>
+          </w:p>
+        </w:tc>
+        <w:tc>
+          <w:tcPr>
+            <w:tcW w:w="2267" w:type="dxa"/>
             <w:tcBorders>
               <w:left w:val="single" w:sz="6" w:space="0" w:color="000000"/>
               <w:bottom w:val="single" w:sz="6" w:space="0" w:color="000000"/>
               <w:right w:val="single" w:sz="6" w:space="0" w:color="000000"/>
             </w:tcBorders>
-            <w:shd w:color="auto" w:fill="auto" w:val="clear"/>
-          </w:tcPr>
-          <w:p>
-            <w:pPr>
-              <w:pStyle w:val="Normal"/>
-              <w:spacing w:before="0" w:after="160"/>
+          </w:tcPr>
+          <w:p>
+            <w:pPr>
+              <w:pStyle w:val="Normal"/>
+              <w:spacing w:lineRule="auto" w:line="240" w:before="0" w:after="160"/>
               <w:jc w:val="center"/>
+              <w:rPr/>
+            </w:pPr>
+            <w:r>
               <w:rPr>
                 <w:rFonts w:ascii="Times New Roman" w:hAnsi="Times New Roman"/>
                 <w:sz w:val="28"/>
                 <w:szCs w:val="28"/>
               </w:rPr>
-            </w:pPr>
-            <w:r>
-              <w:rPr>
-                <w:rFonts w:ascii="Times New Roman" w:hAnsi="Times New Roman"/>
-                <w:sz w:val="28"/>
-                <w:szCs w:val="28"/>
-              </w:rPr>
               <w:t>Воробьев К.В.</w:t>
             </w:r>
           </w:p>
@@ -18799,7 +18713,7 @@
       <w:pPr>
         <w:pStyle w:val="Normal"/>
         <w:spacing w:lineRule="auto" w:line="360" w:before="0" w:after="160"/>
-        <w:ind w:firstLine="851"/>
+        <w:ind w:left="0" w:right="0" w:firstLine="851"/>
         <w:contextualSpacing/>
         <w:rPr>
           <w:rFonts w:ascii="Times New Roman" w:hAnsi="Times New Roman" w:cs="Times New Roman"/>
@@ -18821,7 +18735,7 @@
       <w:pPr>
         <w:pStyle w:val="Normal"/>
         <w:spacing w:lineRule="auto" w:line="360"/>
-        <w:ind w:firstLine="709" w:right="-2"/>
+        <w:ind w:left="0" w:right="-2" w:firstLine="709"/>
         <w:rPr>
           <w:rFonts w:ascii="Times New Roman" w:hAnsi="Times New Roman" w:eastAsia="Calibri" w:cs="Times New Roman"/>
           <w:sz w:val="28"/>
@@ -18839,7 +18753,7 @@
       <w:pPr>
         <w:pStyle w:val="Normal"/>
         <w:spacing w:lineRule="auto" w:line="360"/>
-        <w:ind w:firstLine="709" w:right="-2"/>
+        <w:ind w:left="0" w:right="-2" w:firstLine="709"/>
         <w:rPr>
           <w:rFonts w:ascii="Times New Roman" w:hAnsi="Times New Roman" w:eastAsia="Calibri" w:cs="Times New Roman"/>
           <w:sz w:val="28"/>
@@ -18850,14 +18764,22 @@
           <w:rFonts w:eastAsia="Calibri" w:cs="Times New Roman" w:ascii="Times New Roman" w:hAnsi="Times New Roman"/>
           <w:sz w:val="28"/>
         </w:rPr>
-        <w:t xml:space="preserve">3.1. По научно-технической литературе просмотреть реферативные журналы __________________________________________________________________ за последние ______ года и научно-технические журналы ________________________ ___________________________ за последние ______ года. </w:t>
+        <w:t xml:space="preserve">3.1. </w:t>
+      </w:r>
+      <w:r>
+        <w:rPr>
+          <w:rFonts w:eastAsia="Calibri" w:cs="Times New Roman" w:ascii="Times New Roman" w:hAnsi="Times New Roman"/>
+          <w:sz w:val="28"/>
+        </w:rPr>
+        <w:t>Федеральный закон № 152-ФЗ «О персональных данных»</w:t>
       </w:r>
     </w:p>
     <w:p>
       <w:pPr>
         <w:pStyle w:val="Normal"/>
         <w:spacing w:lineRule="auto" w:line="360"/>
-        <w:ind w:firstLine="709" w:right="-2"/>
+        <w:ind w:left="0" w:right="-2" w:firstLine="709"/>
+        <w:jc w:val="both"/>
         <w:rPr>
           <w:rFonts w:ascii="Times New Roman" w:hAnsi="Times New Roman" w:eastAsia="Calibri" w:cs="Times New Roman"/>
           <w:sz w:val="28"/>
@@ -18868,14 +18790,14 @@
           <w:rFonts w:eastAsia="Calibri" w:cs="Times New Roman" w:ascii="Times New Roman" w:hAnsi="Times New Roman"/>
           <w:sz w:val="28"/>
         </w:rPr>
-        <w:t xml:space="preserve">3.2. По нормативной литературе просмотреть указатели государственных и отраслевых стандартов за последний год. </w:t>
+        <w:t>3.2. Авдеев, А.С. Методические рекомендации по подготовке выпускных квалификационных работ по программе подготовки специалистов среднего звена 09.02.07 Информационные системы и программирование (квалификация «разработчик веб и мультимедийных приложений») / А.С. Авдеев, О.А. Лыскова, Я.Ю. Музоватова, Н.Н. Барышева, Д.Д. Барышев; кафедра ИСЭ; Алтайский государственный технический университет им. И.И. Ползунова.- Барнаул, 2026.- 15 с.</w:t>
       </w:r>
     </w:p>
     <w:p>
       <w:pPr>
         <w:pStyle w:val="Normal"/>
         <w:spacing w:lineRule="auto" w:line="360"/>
-        <w:ind w:firstLine="709" w:right="-2"/>
+        <w:ind w:left="0" w:right="-2" w:firstLine="709"/>
         <w:rPr>
           <w:rFonts w:ascii="Times New Roman" w:hAnsi="Times New Roman" w:eastAsia="Calibri" w:cs="Times New Roman"/>
           <w:sz w:val="28"/>
@@ -18886,7 +18808,21 @@
           <w:rFonts w:eastAsia="Calibri" w:cs="Times New Roman" w:ascii="Times New Roman" w:hAnsi="Times New Roman"/>
           <w:sz w:val="28"/>
         </w:rPr>
-        <w:t xml:space="preserve">3.3. Патентный поиск провести за ______ лет по странам __________________________________________________________________ </w:t>
+        <w:t xml:space="preserve">3.3. Патентный поиск провести за </w:t>
+      </w:r>
+      <w:r>
+        <w:rPr>
+          <w:rFonts w:eastAsia="Calibri" w:cs="Times New Roman" w:ascii="Times New Roman" w:hAnsi="Times New Roman"/>
+          <w:sz w:val="28"/>
+        </w:rPr>
+        <w:t xml:space="preserve">5 </w:t>
+      </w:r>
+      <w:r>
+        <w:rPr>
+          <w:rFonts w:eastAsia="Calibri" w:cs="Times New Roman" w:ascii="Times New Roman" w:hAnsi="Times New Roman"/>
+          <w:sz w:val="28"/>
+        </w:rPr>
+        <w:t xml:space="preserve">лет по странам. </w:t>
       </w:r>
     </w:p>
     <w:p>
@@ -18913,7 +18849,7 @@
       <w:pPr>
         <w:pStyle w:val="Normal"/>
         <w:spacing w:lineRule="auto" w:line="360" w:before="0" w:after="160"/>
-        <w:ind w:left="454"/>
+        <w:ind w:left="454" w:right="0" w:hanging="0"/>
         <w:contextualSpacing/>
         <w:jc w:val="both"/>
         <w:rPr>
@@ -18934,7 +18870,7 @@
       <w:pPr>
         <w:pStyle w:val="Normal"/>
         <w:spacing w:lineRule="auto" w:line="228"/>
-        <w:ind w:hanging="4893" w:left="5529"/>
+        <w:ind w:left="5529" w:right="0" w:hanging="4893"/>
         <w:rPr>
           <w:rFonts w:ascii="Times New Roman" w:hAnsi="Times New Roman" w:eastAsia="Times New Roman" w:cs="Times New Roman"/>
           <w:i/>
@@ -19015,7 +18951,7 @@
 <w:ftr xmlns:o="urn:schemas-microsoft-com:office:office" xmlns:r="http://schemas.openxmlformats.org/officeDocument/2006/relationships" xmlns:v="urn:schemas-microsoft-com:vml" xmlns:w="http://schemas.openxmlformats.org/wordprocessingml/2006/main" xmlns:w10="urn:schemas-microsoft-com:office:word" xmlns:wp="http://schemas.openxmlformats.org/drawingml/2006/wordprocessingDrawing" xmlns:wps="http://schemas.microsoft.com/office/word/2010/wordprocessingShape" xmlns:wpg="http://schemas.microsoft.com/office/word/2010/wordprocessingGroup" xmlns:mc="http://schemas.openxmlformats.org/markup-compatibility/2006" xmlns:wp14="http://schemas.microsoft.com/office/word/2010/wordprocessingDrawing" xmlns:w14="http://schemas.microsoft.com/office/word/2010/wordml" xmlns:w15="http://schemas.microsoft.com/office/word/2012/wordml" mc:Ignorable="w14 wp14 w15">
   <w:p>
     <w:pPr>
-      <w:pStyle w:val="Footer"/>
+      <w:pStyle w:val="Style35"/>
       <w:rPr/>
     </w:pPr>
     <w:r>
@@ -19029,7 +18965,7 @@
 <w:ftr xmlns:o="urn:schemas-microsoft-com:office:office" xmlns:r="http://schemas.openxmlformats.org/officeDocument/2006/relationships" xmlns:v="urn:schemas-microsoft-com:vml" xmlns:w="http://schemas.openxmlformats.org/wordprocessingml/2006/main" xmlns:w10="urn:schemas-microsoft-com:office:word" xmlns:wp="http://schemas.openxmlformats.org/drawingml/2006/wordprocessingDrawing" xmlns:wps="http://schemas.microsoft.com/office/word/2010/wordprocessingShape" xmlns:wpg="http://schemas.microsoft.com/office/word/2010/wordprocessingGroup" xmlns:mc="http://schemas.openxmlformats.org/markup-compatibility/2006" xmlns:wp14="http://schemas.microsoft.com/office/word/2010/wordprocessingDrawing" xmlns:w14="http://schemas.microsoft.com/office/word/2010/wordml" xmlns:w15="http://schemas.microsoft.com/office/word/2012/wordml" mc:Ignorable="w14 wp14 w15">
   <w:p>
     <w:pPr>
-      <w:pStyle w:val="Footer"/>
+      <w:pStyle w:val="Style35"/>
       <w:rPr/>
     </w:pPr>
     <w:r>
@@ -19043,7 +18979,7 @@
 <w:ftr xmlns:o="urn:schemas-microsoft-com:office:office" xmlns:r="http://schemas.openxmlformats.org/officeDocument/2006/relationships" xmlns:v="urn:schemas-microsoft-com:vml" xmlns:w="http://schemas.openxmlformats.org/wordprocessingml/2006/main" xmlns:w10="urn:schemas-microsoft-com:office:word" xmlns:wp="http://schemas.openxmlformats.org/drawingml/2006/wordprocessingDrawing" xmlns:wps="http://schemas.microsoft.com/office/word/2010/wordprocessingShape" xmlns:wpg="http://schemas.microsoft.com/office/word/2010/wordprocessingGroup" xmlns:mc="http://schemas.openxmlformats.org/markup-compatibility/2006" xmlns:wp14="http://schemas.microsoft.com/office/word/2010/wordprocessingDrawing" xmlns:w14="http://schemas.microsoft.com/office/word/2010/wordml" xmlns:w15="http://schemas.microsoft.com/office/word/2012/wordml" mc:Ignorable="w14 wp14 w15">
   <w:p>
     <w:pPr>
-      <w:pStyle w:val="Footer"/>
+      <w:pStyle w:val="Style35"/>
       <w:rPr/>
     </w:pPr>
     <w:r>
@@ -19057,7 +18993,7 @@
 <w:ftr xmlns:o="urn:schemas-microsoft-com:office:office" xmlns:r="http://schemas.openxmlformats.org/officeDocument/2006/relationships" xmlns:v="urn:schemas-microsoft-com:vml" xmlns:w="http://schemas.openxmlformats.org/wordprocessingml/2006/main" xmlns:w10="urn:schemas-microsoft-com:office:word" xmlns:wp="http://schemas.openxmlformats.org/drawingml/2006/wordprocessingDrawing" xmlns:wps="http://schemas.microsoft.com/office/word/2010/wordprocessingShape" xmlns:wpg="http://schemas.microsoft.com/office/word/2010/wordprocessingGroup" xmlns:mc="http://schemas.openxmlformats.org/markup-compatibility/2006" xmlns:wp14="http://schemas.microsoft.com/office/word/2010/wordprocessingDrawing" xmlns:w14="http://schemas.microsoft.com/office/word/2010/wordml" xmlns:w15="http://schemas.microsoft.com/office/word/2012/wordml" mc:Ignorable="w14 wp14 w15">
   <w:p>
     <w:pPr>
-      <w:pStyle w:val="Footer"/>
+      <w:pStyle w:val="Style35"/>
       <w:rPr/>
     </w:pPr>
     <w:r>
@@ -19104,7 +19040,7 @@
                       <w:txbxContent>
                         <w:p>
                           <w:pPr>
-                            <w:pStyle w:val="Style30"/>
+                            <w:pStyle w:val="Style36"/>
                             <w:rPr>
                               <w:color w:val="000000"/>
                             </w:rPr>
@@ -19136,7 +19072,7 @@
                 <w:txbxContent>
                   <w:p>
                     <w:pPr>
-                      <w:pStyle w:val="Style30"/>
+                      <w:pStyle w:val="Style36"/>
                       <w:rPr>
                         <w:color w:val="000000"/>
                       </w:rPr>
@@ -19221,7 +19157,7 @@
 <w:ftr xmlns:o="urn:schemas-microsoft-com:office:office" xmlns:r="http://schemas.openxmlformats.org/officeDocument/2006/relationships" xmlns:v="urn:schemas-microsoft-com:vml" xmlns:w="http://schemas.openxmlformats.org/wordprocessingml/2006/main" xmlns:w10="urn:schemas-microsoft-com:office:word" xmlns:wp="http://schemas.openxmlformats.org/drawingml/2006/wordprocessingDrawing" xmlns:wps="http://schemas.microsoft.com/office/word/2010/wordprocessingShape" xmlns:wpg="http://schemas.microsoft.com/office/word/2010/wordprocessingGroup" xmlns:mc="http://schemas.openxmlformats.org/markup-compatibility/2006" xmlns:wp14="http://schemas.microsoft.com/office/word/2010/wordprocessingDrawing" xmlns:w14="http://schemas.microsoft.com/office/word/2010/wordml" xmlns:w15="http://schemas.microsoft.com/office/word/2012/wordml" mc:Ignorable="w14 wp14 w15">
   <w:p>
     <w:pPr>
-      <w:pStyle w:val="Footer"/>
+      <w:pStyle w:val="Style35"/>
       <w:rPr/>
     </w:pPr>
     <w:r>
@@ -19268,7 +19204,7 @@
                       <w:txbxContent>
                         <w:p>
                           <w:pPr>
-                            <w:pStyle w:val="Style30"/>
+                            <w:pStyle w:val="Style36"/>
                             <w:rPr>
                               <w:color w:val="000000"/>
                             </w:rPr>
@@ -19300,7 +19236,7 @@
                 <w:txbxContent>
                   <w:p>
                     <w:pPr>
-                      <w:pStyle w:val="Style30"/>
+                      <w:pStyle w:val="Style36"/>
                       <w:rPr>
                         <w:color w:val="000000"/>
                       </w:rPr>
@@ -19385,7 +19321,7 @@
 <w:ftr xmlns:o="urn:schemas-microsoft-com:office:office" xmlns:r="http://schemas.openxmlformats.org/officeDocument/2006/relationships" xmlns:v="urn:schemas-microsoft-com:vml" xmlns:w="http://schemas.openxmlformats.org/wordprocessingml/2006/main" xmlns:w10="urn:schemas-microsoft-com:office:word" xmlns:wp="http://schemas.openxmlformats.org/drawingml/2006/wordprocessingDrawing" xmlns:wps="http://schemas.microsoft.com/office/word/2010/wordprocessingShape" xmlns:wpg="http://schemas.microsoft.com/office/word/2010/wordprocessingGroup" xmlns:mc="http://schemas.openxmlformats.org/markup-compatibility/2006" xmlns:wp14="http://schemas.microsoft.com/office/word/2010/wordprocessingDrawing" xmlns:w14="http://schemas.microsoft.com/office/word/2010/wordml" xmlns:w15="http://schemas.microsoft.com/office/word/2012/wordml" mc:Ignorable="w14 wp14 w15">
   <w:p>
     <w:pPr>
-      <w:pStyle w:val="Footer"/>
+      <w:pStyle w:val="Style35"/>
       <w:rPr/>
     </w:pPr>
     <w:r>
@@ -19432,7 +19368,7 @@
                       <w:txbxContent>
                         <w:p>
                           <w:pPr>
-                            <w:pStyle w:val="Style30"/>
+                            <w:pStyle w:val="Style36"/>
                             <w:rPr>
                               <w:color w:val="000000"/>
                             </w:rPr>
@@ -19464,7 +19400,7 @@
                 <w:txbxContent>
                   <w:p>
                     <w:pPr>
-                      <w:pStyle w:val="Style30"/>
+                      <w:pStyle w:val="Style36"/>
                       <w:rPr>
                         <w:color w:val="000000"/>
                       </w:rPr>
@@ -19553,12 +19489,12 @@
         <w:docPartGallery w:val="Page Numbers (Bottom of Page)"/>
         <w:docPartUnique w:val="true"/>
       </w:docPartObj>
-      <w:id w:val="1563216257"/>
+      <w:id w:val="1622103996"/>
     </w:sdtPr>
     <w:sdtContent>
       <w:p>
         <w:pPr>
-          <w:pStyle w:val="Footer"/>
+          <w:pStyle w:val="Style35"/>
           <w:jc w:val="right"/>
           <w:rPr/>
         </w:pPr>
@@ -19587,7 +19523,7 @@
   </w:sdt>
   <w:p>
     <w:pPr>
-      <w:pStyle w:val="Footer"/>
+      <w:pStyle w:val="Style35"/>
       <w:rPr/>
     </w:pPr>
     <w:r>
@@ -19605,12 +19541,12 @@
         <w:docPartGallery w:val="Page Numbers (Bottom of Page)"/>
         <w:docPartUnique w:val="true"/>
       </w:docPartObj>
-      <w:id w:val="1563216257"/>
+      <w:id w:val="12683176"/>
     </w:sdtPr>
     <w:sdtContent>
       <w:p>
         <w:pPr>
-          <w:pStyle w:val="Footer"/>
+          <w:pStyle w:val="Style35"/>
           <w:jc w:val="right"/>
           <w:rPr>
             <w:rFonts w:ascii="Times New Roman" w:hAnsi="Times New Roman"/>
@@ -19638,7 +19574,7 @@
           <w:rPr>
             <w:rFonts w:ascii="Times New Roman" w:hAnsi="Times New Roman"/>
           </w:rPr>
-          <w:t>3</w:t>
+          <w:t>49</w:t>
         </w:r>
         <w:r>
           <w:rPr>
@@ -19651,7 +19587,7 @@
   </w:sdt>
   <w:p>
     <w:pPr>
-      <w:pStyle w:val="Footer"/>
+      <w:pStyle w:val="Style35"/>
       <w:rPr>
         <w:rFonts w:ascii="Times New Roman" w:hAnsi="Times New Roman"/>
       </w:rPr>
@@ -19673,12 +19609,12 @@
         <w:docPartGallery w:val="Page Numbers (Bottom of Page)"/>
         <w:docPartUnique w:val="true"/>
       </w:docPartObj>
-      <w:id w:val="1563216257"/>
+      <w:id w:val="2135931838"/>
     </w:sdtPr>
     <w:sdtContent>
       <w:p>
         <w:pPr>
-          <w:pStyle w:val="Footer"/>
+          <w:pStyle w:val="Style35"/>
           <w:jc w:val="right"/>
           <w:rPr>
             <w:rFonts w:ascii="Times New Roman" w:hAnsi="Times New Roman"/>
@@ -19706,7 +19642,7 @@
           <w:rPr>
             <w:rFonts w:ascii="Times New Roman" w:hAnsi="Times New Roman"/>
           </w:rPr>
-          <w:t>3</w:t>
+          <w:t>49</w:t>
         </w:r>
         <w:r>
           <w:rPr>
@@ -19719,7 +19655,7 @@
   </w:sdt>
   <w:p>
     <w:pPr>
-      <w:pStyle w:val="Footer"/>
+      <w:pStyle w:val="Style35"/>
       <w:rPr>
         <w:rFonts w:ascii="Times New Roman" w:hAnsi="Times New Roman"/>
       </w:rPr>
@@ -19737,7 +19673,7 @@
 <w:hdr xmlns:o="urn:schemas-microsoft-com:office:office" xmlns:r="http://schemas.openxmlformats.org/officeDocument/2006/relationships" xmlns:v="urn:schemas-microsoft-com:vml" xmlns:w="http://schemas.openxmlformats.org/wordprocessingml/2006/main" xmlns:w10="urn:schemas-microsoft-com:office:word" xmlns:wp="http://schemas.openxmlformats.org/drawingml/2006/wordprocessingDrawing" xmlns:wps="http://schemas.microsoft.com/office/word/2010/wordprocessingShape" xmlns:wpg="http://schemas.microsoft.com/office/word/2010/wordprocessingGroup" xmlns:mc="http://schemas.openxmlformats.org/markup-compatibility/2006" xmlns:wp14="http://schemas.microsoft.com/office/word/2010/wordprocessingDrawing" xmlns:w14="http://schemas.microsoft.com/office/word/2010/wordml" xmlns:w15="http://schemas.microsoft.com/office/word/2012/wordml" mc:Ignorable="w14 wp14 w15">
   <w:p>
     <w:pPr>
-      <w:pStyle w:val="Header"/>
+      <w:pStyle w:val="Style34"/>
       <w:rPr/>
     </w:pPr>
     <w:r>
@@ -19751,7 +19687,7 @@
 <w:hdr xmlns:o="urn:schemas-microsoft-com:office:office" xmlns:r="http://schemas.openxmlformats.org/officeDocument/2006/relationships" xmlns:v="urn:schemas-microsoft-com:vml" xmlns:w="http://schemas.openxmlformats.org/wordprocessingml/2006/main" xmlns:w10="urn:schemas-microsoft-com:office:word" xmlns:wp="http://schemas.openxmlformats.org/drawingml/2006/wordprocessingDrawing" xmlns:wps="http://schemas.microsoft.com/office/word/2010/wordprocessingShape" xmlns:wpg="http://schemas.microsoft.com/office/word/2010/wordprocessingGroup" xmlns:mc="http://schemas.openxmlformats.org/markup-compatibility/2006" xmlns:wp14="http://schemas.microsoft.com/office/word/2010/wordprocessingDrawing" xmlns:w14="http://schemas.microsoft.com/office/word/2010/wordml" xmlns:w15="http://schemas.microsoft.com/office/word/2012/wordml" mc:Ignorable="w14 wp14 w15">
   <w:p>
     <w:pPr>
-      <w:pStyle w:val="Header"/>
+      <w:pStyle w:val="Style34"/>
       <w:rPr/>
     </w:pPr>
     <w:r>
@@ -19765,7 +19701,7 @@
 <w:hdr xmlns:o="urn:schemas-microsoft-com:office:office" xmlns:r="http://schemas.openxmlformats.org/officeDocument/2006/relationships" xmlns:v="urn:schemas-microsoft-com:vml" xmlns:w="http://schemas.openxmlformats.org/wordprocessingml/2006/main" xmlns:w10="urn:schemas-microsoft-com:office:word" xmlns:wp="http://schemas.openxmlformats.org/drawingml/2006/wordprocessingDrawing" xmlns:wps="http://schemas.microsoft.com/office/word/2010/wordprocessingShape" xmlns:wpg="http://schemas.microsoft.com/office/word/2010/wordprocessingGroup" xmlns:mc="http://schemas.openxmlformats.org/markup-compatibility/2006" xmlns:wp14="http://schemas.microsoft.com/office/word/2010/wordprocessingDrawing" xmlns:w14="http://schemas.microsoft.com/office/word/2010/wordml" xmlns:w15="http://schemas.microsoft.com/office/word/2012/wordml" mc:Ignorable="w14 wp14 w15">
   <w:p>
     <w:pPr>
-      <w:pStyle w:val="Header"/>
+      <w:pStyle w:val="Style34"/>
       <w:rPr/>
     </w:pPr>
     <w:r>
@@ -19779,7 +19715,7 @@
 <w:hdr xmlns:o="urn:schemas-microsoft-com:office:office" xmlns:r="http://schemas.openxmlformats.org/officeDocument/2006/relationships" xmlns:v="urn:schemas-microsoft-com:vml" xmlns:w="http://schemas.openxmlformats.org/wordprocessingml/2006/main" xmlns:w10="urn:schemas-microsoft-com:office:word" xmlns:wp="http://schemas.openxmlformats.org/drawingml/2006/wordprocessingDrawing" xmlns:wps="http://schemas.microsoft.com/office/word/2010/wordprocessingShape" xmlns:wpg="http://schemas.microsoft.com/office/word/2010/wordprocessingGroup" xmlns:mc="http://schemas.openxmlformats.org/markup-compatibility/2006" xmlns:wp14="http://schemas.microsoft.com/office/word/2010/wordprocessingDrawing" xmlns:w14="http://schemas.microsoft.com/office/word/2010/wordml" xmlns:w15="http://schemas.microsoft.com/office/word/2012/wordml" mc:Ignorable="w14 wp14 w15">
   <w:p>
     <w:pPr>
-      <w:pStyle w:val="Header"/>
+      <w:pStyle w:val="Style34"/>
       <w:rPr/>
     </w:pPr>
     <w:r>
@@ -19793,7 +19729,7 @@
 <w:hdr xmlns:o="urn:schemas-microsoft-com:office:office" xmlns:r="http://schemas.openxmlformats.org/officeDocument/2006/relationships" xmlns:v="urn:schemas-microsoft-com:vml" xmlns:w="http://schemas.openxmlformats.org/wordprocessingml/2006/main" xmlns:w10="urn:schemas-microsoft-com:office:word" xmlns:wp="http://schemas.openxmlformats.org/drawingml/2006/wordprocessingDrawing" xmlns:wps="http://schemas.microsoft.com/office/word/2010/wordprocessingShape" xmlns:wpg="http://schemas.microsoft.com/office/word/2010/wordprocessingGroup" xmlns:mc="http://schemas.openxmlformats.org/markup-compatibility/2006" xmlns:wp14="http://schemas.microsoft.com/office/word/2010/wordprocessingDrawing" xmlns:w14="http://schemas.microsoft.com/office/word/2010/wordml" xmlns:w15="http://schemas.microsoft.com/office/word/2012/wordml" mc:Ignorable="w14 wp14 w15">
   <w:p>
     <w:pPr>
-      <w:pStyle w:val="Header"/>
+      <w:pStyle w:val="Style34"/>
       <w:rPr/>
     </w:pPr>
     <w:r>
@@ -19809,7 +19745,7 @@
               <wp:positionV relativeFrom="page">
                 <wp:posOffset>184150</wp:posOffset>
               </wp:positionV>
-              <wp:extent cx="6691630" cy="10328910"/>
+              <wp:extent cx="6691630" cy="10328275"/>
               <wp:effectExtent l="0" t="12700" r="13335" b="12700"/>
               <wp:wrapNone/>
               <wp:docPr id="1" name="Группа 1"/>
@@ -19820,9 +19756,9 @@
                     <wpg:grpSpPr>
                       <a:xfrm>
                         <a:off x="0" y="0"/>
-                        <a:ext cx="6691680" cy="10328760"/>
+                        <a:ext cx="6691680" cy="10328400"/>
                         <a:chOff x="0" y="0"/>
-                        <a:chExt cx="6691680" cy="10328760"/>
+                        <a:chExt cx="6691680" cy="10328400"/>
                       </a:xfrm>
                     </wpg:grpSpPr>
                     <wpg:grpSp>
@@ -19830,7 +19766,7 @@
                       <wpg:grpSpPr>
                         <a:xfrm>
                           <a:off x="0" y="0"/>
-                          <a:ext cx="6691680" cy="10328760"/>
+                          <a:ext cx="6691680" cy="10328400"/>
                         </a:xfrm>
                       </wpg:grpSpPr>
                       <wpg:grpSp>
@@ -19838,7 +19774,7 @@
                         <wpg:grpSpPr>
                           <a:xfrm>
                             <a:off x="0" y="0"/>
-                            <a:ext cx="6691680" cy="10328760"/>
+                            <a:ext cx="6691680" cy="10328400"/>
                           </a:xfrm>
                         </wpg:grpSpPr>
                         <wps:wsp>
@@ -19847,7 +19783,7 @@
                           <wps:spPr>
                             <a:xfrm>
                               <a:off x="23040" y="0"/>
-                              <a:ext cx="6656760" cy="10328760"/>
+                              <a:ext cx="6656040" cy="10328400"/>
                             </a:xfrm>
                             <a:prstGeom prst="rect">
                               <a:avLst/>
@@ -20099,7 +20035,7 @@
                           <wps:spPr>
                             <a:xfrm>
                               <a:off x="40680" y="9253080"/>
-                              <a:ext cx="290880" cy="156240"/>
+                              <a:ext cx="290160" cy="155520"/>
                             </a:xfrm>
                             <a:prstGeom prst="rect">
                               <a:avLst/>
@@ -20119,7 +20055,7 @@
                             <w:txbxContent>
                               <w:p>
                                 <w:pPr>
-                                  <w:pStyle w:val="Style30"/>
+                                  <w:pStyle w:val="Style36"/>
                                   <w:rPr/>
                                 </w:pPr>
                                 <w:r>
@@ -20139,7 +20075,7 @@
                           <wps:spPr>
                             <a:xfrm>
                               <a:off x="372600" y="9253080"/>
-                              <a:ext cx="363240" cy="156240"/>
+                              <a:ext cx="362520" cy="155520"/>
                             </a:xfrm>
                             <a:prstGeom prst="rect">
                               <a:avLst/>
@@ -20159,7 +20095,7 @@
                             <w:txbxContent>
                               <w:p>
                                 <w:pPr>
-                                  <w:pStyle w:val="Style30"/>
+                                  <w:pStyle w:val="Style36"/>
                                   <w:rPr/>
                                 </w:pPr>
                                 <w:r>
@@ -20179,7 +20115,7 @@
                           <wps:spPr>
                             <a:xfrm>
                               <a:off x="777960" y="9253080"/>
-                              <a:ext cx="853560" cy="156240"/>
+                              <a:ext cx="852840" cy="155520"/>
                             </a:xfrm>
                             <a:prstGeom prst="rect">
                               <a:avLst/>
@@ -20199,7 +20135,7 @@
                             <w:txbxContent>
                               <w:p>
                                 <w:pPr>
-                                  <w:pStyle w:val="Style30"/>
+                                  <w:pStyle w:val="Style36"/>
                                   <w:rPr/>
                                 </w:pPr>
                                 <w:r>
@@ -20223,7 +20159,7 @@
                           <wps:spPr>
                             <a:xfrm>
                               <a:off x="1682280" y="9253080"/>
-                              <a:ext cx="507240" cy="156240"/>
+                              <a:ext cx="506880" cy="155520"/>
                             </a:xfrm>
                             <a:prstGeom prst="rect">
                               <a:avLst/>
@@ -20243,7 +20179,7 @@
                             <w:txbxContent>
                               <w:p>
                                 <w:pPr>
-                                  <w:pStyle w:val="Style30"/>
+                                  <w:pStyle w:val="Style36"/>
                                   <w:rPr/>
                                 </w:pPr>
                                 <w:r>
@@ -20263,7 +20199,7 @@
                           <wps:spPr>
                             <a:xfrm>
                               <a:off x="2221920" y="9253080"/>
-                              <a:ext cx="329400" cy="156240"/>
+                              <a:ext cx="329040" cy="155520"/>
                             </a:xfrm>
                             <a:prstGeom prst="rect">
                               <a:avLst/>
@@ -20283,7 +20219,7 @@
                             <w:txbxContent>
                               <w:p>
                                 <w:pPr>
-                                  <w:pStyle w:val="Style30"/>
+                                  <w:pStyle w:val="Style36"/>
                                   <w:rPr/>
                                 </w:pPr>
                                 <w:r>
@@ -20303,7 +20239,7 @@
                           <wps:spPr>
                             <a:xfrm>
                               <a:off x="5326920" y="9432360"/>
-                              <a:ext cx="487800" cy="156240"/>
+                              <a:ext cx="487080" cy="155520"/>
                             </a:xfrm>
                             <a:prstGeom prst="rect">
                               <a:avLst/>
@@ -20323,7 +20259,7 @@
                             <w:txbxContent>
                               <w:p>
                                 <w:pPr>
-                                  <w:pStyle w:val="Style30"/>
+                                  <w:pStyle w:val="Style36"/>
                                   <w:rPr>
                                     <w:lang w:val="ru-RU"/>
                                   </w:rPr>
@@ -20345,7 +20281,7 @@
                           <wps:spPr>
                             <a:xfrm>
                               <a:off x="5326920" y="9621000"/>
-                              <a:ext cx="487800" cy="156960"/>
+                              <a:ext cx="487080" cy="156240"/>
                             </a:xfrm>
                             <a:prstGeom prst="rect">
                               <a:avLst/>
@@ -20372,7 +20308,7 @@
                           <wps:spPr>
                             <a:xfrm>
                               <a:off x="2606760" y="9030960"/>
-                              <a:ext cx="4045680" cy="243360"/>
+                              <a:ext cx="4044960" cy="242640"/>
                             </a:xfrm>
                             <a:prstGeom prst="rect">
                               <a:avLst/>
@@ -20413,6 +20349,14 @@
                                     <w:sz w:val="36"/>
                                   </w:rPr>
                                   <w:t>ДП 09.02.07.</w:t>
+                                </w:r>
+                                <w:r>
+                                  <w:rPr>
+                                    <w:rFonts w:ascii="ISOCPEUR" w:hAnsi="ISOCPEUR"/>
+                                    <w:i/>
+                                    <w:sz w:val="36"/>
+                                  </w:rPr>
+                                  <w:t>0</w:t>
                                 </w:r>
                                 <w:r>
                                   <w:rPr>
@@ -20543,7 +20487,7 @@
                           <wpg:grpSpPr>
                             <a:xfrm>
                               <a:off x="5040" y="9441720"/>
-                              <a:ext cx="1690920" cy="307800"/>
+                              <a:ext cx="1690200" cy="307440"/>
                             </a:xfrm>
                           </wpg:grpSpPr>
                           <wps:wsp>
@@ -20552,7 +20496,7 @@
                             <wps:spPr>
                               <a:xfrm>
                                 <a:off x="0" y="0"/>
-                                <a:ext cx="704880" cy="157320"/>
+                                <a:ext cx="704160" cy="156960"/>
                               </a:xfrm>
                               <a:prstGeom prst="rect">
                                 <a:avLst/>
@@ -20572,7 +20516,7 @@
                               <w:txbxContent>
                                 <w:p>
                                   <w:pPr>
-                                    <w:pStyle w:val="Style30"/>
+                                    <w:pStyle w:val="Style36"/>
                                     <w:rPr/>
                                   </w:pPr>
                                   <w:r>
@@ -20596,7 +20540,7 @@
                             <wps:spPr>
                               <a:xfrm>
                                 <a:off x="725040" y="13320"/>
-                                <a:ext cx="965880" cy="294480"/>
+                                <a:ext cx="965160" cy="294120"/>
                               </a:xfrm>
                               <a:prstGeom prst="rect">
                                 <a:avLst/>
@@ -20616,7 +20560,7 @@
                               <w:txbxContent>
                                 <w:p>
                                   <w:pPr>
-                                    <w:pStyle w:val="Style30"/>
+                                    <w:pStyle w:val="Style36"/>
                                     <w:rPr>
                                       <w:highlight w:val="none"/>
                                       <w:shd w:fill="auto" w:val="clear"/>
@@ -20642,7 +20586,7 @@
                           <wpg:grpSpPr>
                             <a:xfrm>
                               <a:off x="0" y="9624600"/>
-                              <a:ext cx="1669320" cy="158760"/>
+                              <a:ext cx="1668960" cy="158040"/>
                             </a:xfrm>
                           </wpg:grpSpPr>
                           <wps:wsp>
@@ -20651,7 +20595,7 @@
                             <wps:spPr>
                               <a:xfrm>
                                 <a:off x="0" y="2520"/>
-                                <a:ext cx="704880" cy="156240"/>
+                                <a:ext cx="704160" cy="155520"/>
                               </a:xfrm>
                               <a:prstGeom prst="rect">
                                 <a:avLst/>
@@ -20671,7 +20615,7 @@
                               <w:txbxContent>
                                 <w:p>
                                   <w:pPr>
-                                    <w:pStyle w:val="Style30"/>
+                                    <w:pStyle w:val="Style36"/>
                                     <w:rPr>
                                       <w:lang w:val="ru-RU"/>
                                     </w:rPr>
@@ -20699,7 +20643,7 @@
                             <wps:spPr>
                               <a:xfrm>
                                 <a:off x="751320" y="0"/>
-                                <a:ext cx="918360" cy="156960"/>
+                                <a:ext cx="917640" cy="156240"/>
                               </a:xfrm>
                               <a:prstGeom prst="rect">
                                 <a:avLst/>
@@ -20719,7 +20663,7 @@
                               <w:txbxContent>
                                 <w:p>
                                   <w:pPr>
-                                    <w:pStyle w:val="Style30"/>
+                                    <w:pStyle w:val="Style36"/>
                                     <w:rPr>
                                       <w:highlight w:val="none"/>
                                       <w:shd w:fill="auto" w:val="clear"/>
@@ -20745,7 +20689,7 @@
                           <wpg:grpSpPr>
                             <a:xfrm>
                               <a:off x="35640" y="9976320"/>
-                              <a:ext cx="1669320" cy="158040"/>
+                              <a:ext cx="1668960" cy="157320"/>
                             </a:xfrm>
                           </wpg:grpSpPr>
                           <wps:wsp>
@@ -20754,7 +20698,7 @@
                             <wps:spPr>
                               <a:xfrm>
                                 <a:off x="0" y="1440"/>
-                                <a:ext cx="704880" cy="156960"/>
+                                <a:ext cx="704160" cy="156240"/>
                               </a:xfrm>
                               <a:prstGeom prst="rect">
                                 <a:avLst/>
@@ -20774,7 +20718,7 @@
                               <w:txbxContent>
                                 <w:p>
                                   <w:pPr>
-                                    <w:pStyle w:val="Style30"/>
+                                    <w:pStyle w:val="Style36"/>
                                     <w:rPr/>
                                   </w:pPr>
                                   <w:r>
@@ -20808,7 +20752,7 @@
                             <wps:spPr>
                               <a:xfrm>
                                 <a:off x="714960" y="0"/>
-                                <a:ext cx="954360" cy="156960"/>
+                                <a:ext cx="953640" cy="156240"/>
                               </a:xfrm>
                               <a:prstGeom prst="rect">
                                 <a:avLst/>
@@ -20828,7 +20772,7 @@
                               <w:txbxContent>
                                 <w:p>
                                   <w:pPr>
-                                    <w:pStyle w:val="Style30"/>
+                                    <w:pStyle w:val="Style36"/>
                                     <w:rPr>
                                       <w:highlight w:val="none"/>
                                       <w:shd w:fill="auto" w:val="clear"/>
@@ -20854,7 +20798,7 @@
                           <wpg:grpSpPr>
                             <a:xfrm>
                               <a:off x="35640" y="10156680"/>
-                              <a:ext cx="1595880" cy="156240"/>
+                              <a:ext cx="1595160" cy="155520"/>
                             </a:xfrm>
                           </wpg:grpSpPr>
                           <wps:wsp>
@@ -20863,7 +20807,7 @@
                             <wps:spPr>
                               <a:xfrm>
                                 <a:off x="0" y="0"/>
-                                <a:ext cx="704880" cy="156240"/>
+                                <a:ext cx="704160" cy="155520"/>
                               </a:xfrm>
                               <a:prstGeom prst="rect">
                                 <a:avLst/>
@@ -20883,7 +20827,7 @@
                               <w:txbxContent>
                                 <w:p>
                                   <w:pPr>
-                                    <w:pStyle w:val="Style30"/>
+                                    <w:pStyle w:val="Style36"/>
                                     <w:rPr/>
                                   </w:pPr>
                                   <w:r>
@@ -20903,7 +20847,7 @@
                             <wps:spPr>
                               <a:xfrm>
                                 <a:off x="742320" y="0"/>
-                                <a:ext cx="853560" cy="156240"/>
+                                <a:ext cx="852840" cy="155520"/>
                               </a:xfrm>
                               <a:prstGeom prst="rect">
                                 <a:avLst/>
@@ -20923,7 +20867,7 @@
                               <w:txbxContent>
                                 <w:p>
                                   <w:pPr>
-                                    <w:pStyle w:val="Style30"/>
+                                    <w:pStyle w:val="Style36"/>
                                     <w:rPr>
                                       <w:szCs w:val="18"/>
                                     </w:rPr>
@@ -20974,7 +20918,7 @@
                           <wps:spPr>
                             <a:xfrm>
                               <a:off x="2615400" y="9460800"/>
-                              <a:ext cx="2091600" cy="828000"/>
+                              <a:ext cx="2090880" cy="827280"/>
                             </a:xfrm>
                             <a:prstGeom prst="rect">
                               <a:avLst/>
@@ -20994,7 +20938,7 @@
                             <w:txbxContent>
                               <w:p>
                                 <w:pPr>
-                                  <w:pStyle w:val="Style30"/>
+                                  <w:pStyle w:val="Style36"/>
                                   <w:rPr>
                                     <w:lang w:val="ru-RU"/>
                                   </w:rPr>
@@ -21007,7 +20951,7 @@
                               </w:p>
                               <w:p>
                                 <w:pPr>
-                                  <w:pStyle w:val="Style30"/>
+                                  <w:pStyle w:val="Style36"/>
                                   <w:rPr>
                                     <w:lang w:val="ru-RU"/>
                                   </w:rPr>
@@ -21020,7 +20964,7 @@
                               </w:p>
                               <w:p>
                                 <w:pPr>
-                                  <w:pStyle w:val="Style30"/>
+                                  <w:pStyle w:val="Style36"/>
                                   <w:rPr>
                                     <w:lang w:val="ru-RU"/>
                                   </w:rPr>
@@ -21119,7 +21063,7 @@
                           <wps:spPr>
                             <a:xfrm>
                               <a:off x="4782960" y="9432360"/>
-                              <a:ext cx="487800" cy="156240"/>
+                              <a:ext cx="487080" cy="155520"/>
                             </a:xfrm>
                             <a:prstGeom prst="rect">
                               <a:avLst/>
@@ -21139,7 +21083,7 @@
                             <w:txbxContent>
                               <w:p>
                                 <w:pPr>
-                                  <w:pStyle w:val="Style30"/>
+                                  <w:pStyle w:val="Style36"/>
                                   <w:rPr/>
                                 </w:pPr>
                                 <w:r>
@@ -21159,7 +21103,7 @@
                           <wps:spPr>
                             <a:xfrm>
                               <a:off x="5875560" y="9432360"/>
-                              <a:ext cx="771480" cy="156240"/>
+                              <a:ext cx="770760" cy="155520"/>
                             </a:xfrm>
                             <a:prstGeom prst="rect">
                               <a:avLst/>
@@ -21179,7 +21123,7 @@
                             <w:txbxContent>
                               <w:p>
                                 <w:pPr>
-                                  <w:pStyle w:val="Style30"/>
+                                  <w:pStyle w:val="Style36"/>
                                   <w:rPr/>
                                 </w:pPr>
                                 <w:r>
@@ -21199,7 +21143,7 @@
                           <wps:spPr>
                             <a:xfrm>
                               <a:off x="5880600" y="9616320"/>
-                              <a:ext cx="771480" cy="156240"/>
+                              <a:ext cx="770760" cy="155520"/>
                             </a:xfrm>
                             <a:prstGeom prst="rect">
                               <a:avLst/>
@@ -21243,7 +21187,9 @@
                                   </w:rPr>
                                 </w:pPr>
                                 <w:r>
-                                  <w:rPr/>
+                                  <w:rPr>
+                                    <w:shd w:fill="auto" w:val="clear"/>
+                                  </w:rPr>
                                 </w:r>
                               </w:p>
                               <w:p>
@@ -21330,7 +21276,7 @@
                           <wps:spPr>
                             <a:xfrm>
                               <a:off x="4782960" y="9929520"/>
-                              <a:ext cx="1864440" cy="224280"/>
+                              <a:ext cx="1863720" cy="223560"/>
                             </a:xfrm>
                             <a:prstGeom prst="rect">
                               <a:avLst/>
@@ -21350,7 +21296,7 @@
                             <w:txbxContent>
                               <w:p>
                                 <w:pPr>
-                                  <w:pStyle w:val="Heading9"/>
+                                  <w:pStyle w:val="9"/>
                                   <w:spacing w:before="20" w:after="40"/>
                                   <w:jc w:val="center"/>
                                   <w:rPr>
@@ -21386,7 +21332,7 @@
                         <wps:spPr>
                           <a:xfrm>
                             <a:off x="4893840" y="9574560"/>
-                            <a:ext cx="321480" cy="275760"/>
+                            <a:ext cx="320760" cy="275040"/>
                           </a:xfrm>
                           <a:prstGeom prst="rect">
                             <a:avLst/>
@@ -21407,13 +21353,21 @@
                             <w:p>
                               <w:pPr>
                                 <w:pStyle w:val="Normal"/>
-                                <w:spacing w:before="0" w:after="160"/>
+                                <w:spacing w:before="57" w:after="217"/>
+                                <w:jc w:val="left"/>
                                 <w:rPr>
                                   <w:rFonts w:ascii="ISOCPEUR" w:hAnsi="ISOCPEUR"/>
                                   <w:i/>
                                   <w:i/>
                                 </w:rPr>
                               </w:pPr>
+                              <w:r>
+                                <w:rPr>
+                                  <w:rFonts w:ascii="ISOCPEUR" w:hAnsi="ISOCPEUR"/>
+                                  <w:i/>
+                                </w:rPr>
+                                <w:t xml:space="preserve">   </w:t>
+                              </w:r>
                               <w:r>
                                 <w:rPr>
                                   <w:rFonts w:ascii="ISOCPEUR" w:hAnsi="ISOCPEUR"/>
@@ -21435,7 +21389,7 @@
                       <wps:spPr>
                         <a:xfrm>
                           <a:off x="5301720" y="9621000"/>
-                          <a:ext cx="541080" cy="151200"/>
+                          <a:ext cx="540360" cy="150480"/>
                         </a:xfrm>
                         <a:prstGeom prst="rect">
                           <a:avLst/>
@@ -21479,10 +21433,10 @@
         </mc:Choice>
         <mc:Fallback>
           <w:pict>
-            <v:group id="shape_0" alt="Группа 1" style="position:absolute;margin-left:55pt;margin-top:14.5pt;width:526.85pt;height:813.3pt" coordorigin="1100,290" coordsize="10537,16266">
-              <v:group id="shape_0" style="position:absolute;left:1100;top:290;width:10537;height:16266">
-                <v:group id="shape_0" style="position:absolute;left:1100;top:290;width:10537;height:16266">
-                  <v:rect id="shape_0" ID="Rectangle 4" path="m0,0l-2147483645,0l-2147483645,-2147483646l0,-2147483646xe" stroked="t" o:allowincell="f" style="position:absolute;left:1136;top:290;width:10482;height:16265;mso-wrap-style:none;v-text-anchor:middle;mso-position-horizontal-relative:page;mso-position-vertical-relative:page">
+            <v:group id="shape_0" alt="Группа 1" style="position:absolute;margin-left:55pt;margin-top:14.5pt;width:526.85pt;height:813.25pt" coordorigin="1100,290" coordsize="10537,16265">
+              <v:group id="shape_0" style="position:absolute;left:1100;top:290;width:10537;height:16265">
+                <v:group id="shape_0" style="position:absolute;left:1100;top:290;width:10537;height:16265">
+                  <v:rect id="shape_0" ID="Rectangle 4" path="m0,0l-2147483645,0l-2147483645,-2147483646l0,-2147483646xe" stroked="t" o:allowincell="f" style="position:absolute;left:1136;top:290;width:10481;height:16264;mso-wrap-style:none;v-text-anchor:middle;mso-position-horizontal-relative:page;mso-position-vertical-relative:page">
                     <v:fill o:detectmouseclick="t" on="false"/>
                     <v:stroke color="black" weight="25560" joinstyle="miter" endcap="flat"/>
                     <w10:wrap type="none"/>
@@ -21532,14 +21486,14 @@
                     <v:fill o:detectmouseclick="t" on="false"/>
                     <w10:wrap type="none"/>
                   </v:line>
-                  <v:rect id="shape_0" ID="Rectangle 14" path="m0,0l-2147483645,0l-2147483645,-2147483646l0,-2147483646xe" stroked="f" o:allowincell="f" style="position:absolute;left:1164;top:14862;width:457;height:245;mso-wrap-style:square;v-text-anchor:top;mso-position-horizontal-relative:page;mso-position-vertical-relative:page">
+                  <v:rect id="shape_0" ID="Rectangle 14" path="m0,0l-2147483645,0l-2147483645,-2147483646l0,-2147483646xe" stroked="f" o:allowincell="f" style="position:absolute;left:1164;top:14862;width:456;height:244;mso-wrap-style:square;v-text-anchor:top;mso-position-horizontal-relative:page;mso-position-vertical-relative:page">
                     <v:fill o:detectmouseclick="t" on="false"/>
                     <v:stroke color="#3465a4" joinstyle="round" endcap="flat"/>
                     <v:textbox>
                       <w:txbxContent>
                         <w:p>
                           <w:pPr>
-                            <w:pStyle w:val="Style30"/>
+                            <w:pStyle w:val="Style36"/>
                             <w:rPr/>
                           </w:pPr>
                           <w:r>
@@ -21551,14 +21505,14 @@
                     </v:textbox>
                     <w10:wrap type="none"/>
                   </v:rect>
-                  <v:rect id="shape_0" ID="Rectangle 15" path="m0,0l-2147483645,0l-2147483645,-2147483646l0,-2147483646xe" stroked="f" o:allowincell="f" style="position:absolute;left:1687;top:14862;width:571;height:245;mso-wrap-style:square;v-text-anchor:top;mso-position-horizontal-relative:page;mso-position-vertical-relative:page">
+                  <v:rect id="shape_0" ID="Rectangle 15" path="m0,0l-2147483645,0l-2147483645,-2147483646l0,-2147483646xe" stroked="f" o:allowincell="f" style="position:absolute;left:1687;top:14862;width:570;height:244;mso-wrap-style:square;v-text-anchor:top;mso-position-horizontal-relative:page;mso-position-vertical-relative:page">
                     <v:fill o:detectmouseclick="t" on="false"/>
                     <v:stroke color="#3465a4" joinstyle="round" endcap="flat"/>
                     <v:textbox>
                       <w:txbxContent>
                         <w:p>
                           <w:pPr>
-                            <w:pStyle w:val="Style30"/>
+                            <w:pStyle w:val="Style36"/>
                             <w:rPr/>
                           </w:pPr>
                           <w:r>
@@ -21570,14 +21524,14 @@
                     </v:textbox>
                     <w10:wrap type="none"/>
                   </v:rect>
-                  <v:rect id="shape_0" ID="Rectangle 16" path="m0,0l-2147483645,0l-2147483645,-2147483646l0,-2147483646xe" stroked="f" o:allowincell="f" style="position:absolute;left:2325;top:14862;width:1343;height:245;mso-wrap-style:square;v-text-anchor:top;mso-position-horizontal-relative:page;mso-position-vertical-relative:page">
+                  <v:rect id="shape_0" ID="Rectangle 16" path="m0,0l-2147483645,0l-2147483645,-2147483646l0,-2147483646xe" stroked="f" o:allowincell="f" style="position:absolute;left:2325;top:14862;width:1342;height:244;mso-wrap-style:square;v-text-anchor:top;mso-position-horizontal-relative:page;mso-position-vertical-relative:page">
                     <v:fill o:detectmouseclick="t" on="false"/>
                     <v:stroke color="#3465a4" joinstyle="round" endcap="flat"/>
                     <v:textbox>
                       <w:txbxContent>
                         <w:p>
                           <w:pPr>
-                            <w:pStyle w:val="Style30"/>
+                            <w:pStyle w:val="Style36"/>
                             <w:rPr/>
                           </w:pPr>
                           <w:r>
@@ -21593,14 +21547,14 @@
                     </v:textbox>
                     <w10:wrap type="none"/>
                   </v:rect>
-                  <v:rect id="shape_0" ID="Rectangle 17" path="m0,0l-2147483645,0l-2147483645,-2147483646l0,-2147483646xe" stroked="f" o:allowincell="f" style="position:absolute;left:3749;top:14862;width:798;height:245;mso-wrap-style:square;v-text-anchor:top;mso-position-horizontal-relative:page;mso-position-vertical-relative:page">
+                  <v:rect id="shape_0" ID="Rectangle 17" path="m0,0l-2147483645,0l-2147483645,-2147483646l0,-2147483646xe" stroked="f" o:allowincell="f" style="position:absolute;left:3749;top:14862;width:797;height:244;mso-wrap-style:square;v-text-anchor:top;mso-position-horizontal-relative:page;mso-position-vertical-relative:page">
                     <v:fill o:detectmouseclick="t" on="false"/>
                     <v:stroke color="#3465a4" joinstyle="round" endcap="flat"/>
                     <v:textbox>
                       <w:txbxContent>
                         <w:p>
                           <w:pPr>
-                            <w:pStyle w:val="Style30"/>
+                            <w:pStyle w:val="Style36"/>
                             <w:rPr/>
                           </w:pPr>
                           <w:r>
@@ -21612,14 +21566,14 @@
                     </v:textbox>
                     <w10:wrap type="none"/>
                   </v:rect>
-                  <v:rect id="shape_0" ID="Rectangle 18" path="m0,0l-2147483645,0l-2147483645,-2147483646l0,-2147483646xe" stroked="f" o:allowincell="f" style="position:absolute;left:4599;top:14862;width:518;height:245;mso-wrap-style:square;v-text-anchor:top;mso-position-horizontal-relative:page;mso-position-vertical-relative:page">
+                  <v:rect id="shape_0" ID="Rectangle 18" path="m0,0l-2147483645,0l-2147483645,-2147483646l0,-2147483646xe" stroked="f" o:allowincell="f" style="position:absolute;left:4599;top:14862;width:517;height:244;mso-wrap-style:square;v-text-anchor:top;mso-position-horizontal-relative:page;mso-position-vertical-relative:page">
                     <v:fill o:detectmouseclick="t" on="false"/>
                     <v:stroke color="#3465a4" joinstyle="round" endcap="flat"/>
                     <v:textbox>
                       <w:txbxContent>
                         <w:p>
                           <w:pPr>
-                            <w:pStyle w:val="Style30"/>
+                            <w:pStyle w:val="Style36"/>
                             <w:rPr/>
                           </w:pPr>
                           <w:r>
@@ -21631,14 +21585,14 @@
                     </v:textbox>
                     <w10:wrap type="none"/>
                   </v:rect>
-                  <v:rect id="shape_0" ID="Rectangle 19" path="m0,0l-2147483645,0l-2147483645,-2147483646l0,-2147483646xe" stroked="f" o:allowincell="f" style="position:absolute;left:9489;top:15144;width:767;height:245;mso-wrap-style:square;v-text-anchor:top;mso-position-horizontal-relative:page;mso-position-vertical-relative:page">
+                  <v:rect id="shape_0" ID="Rectangle 19" path="m0,0l-2147483645,0l-2147483645,-2147483646l0,-2147483646xe" stroked="f" o:allowincell="f" style="position:absolute;left:9489;top:15144;width:766;height:244;mso-wrap-style:square;v-text-anchor:top;mso-position-horizontal-relative:page;mso-position-vertical-relative:page">
                     <v:fill o:detectmouseclick="t" on="false"/>
                     <v:stroke color="#3465a4" joinstyle="round" endcap="flat"/>
                     <v:textbox>
                       <w:txbxContent>
                         <w:p>
                           <w:pPr>
-                            <w:pStyle w:val="Style30"/>
+                            <w:pStyle w:val="Style36"/>
                             <w:rPr>
                               <w:lang w:val="ru-RU"/>
                             </w:rPr>
@@ -21652,14 +21606,14 @@
                     </v:textbox>
                     <w10:wrap type="none"/>
                   </v:rect>
-                  <v:rect id="shape_0" ID="Rectangle 20" path="m0,0l-2147483645,0l-2147483645,-2147483646l0,-2147483646xe" stroked="f" o:allowincell="f" style="position:absolute;left:9489;top:15441;width:767;height:246;mso-wrap-style:none;v-text-anchor:middle;mso-position-horizontal-relative:page;mso-position-vertical-relative:page">
+                  <v:rect id="shape_0" ID="Rectangle 20" path="m0,0l-2147483645,0l-2147483645,-2147483646l0,-2147483646xe" stroked="f" o:allowincell="f" style="position:absolute;left:9489;top:15441;width:766;height:245;mso-wrap-style:none;v-text-anchor:middle;mso-position-horizontal-relative:page;mso-position-vertical-relative:page">
                     <v:fill o:detectmouseclick="t" on="false"/>
                     <v:stroke color="#3465a4" joinstyle="round" endcap="flat"/>
                     <v:textbox>
                       <w:txbxContent>
                         <w:p>
                           <w:pPr>
-                            <w:pStyle w:val="Style41"/>
+                            <w:pStyle w:val="Style50"/>
                             <w:spacing w:before="0" w:after="160"/>
                             <w:rPr/>
                           </w:pPr>
@@ -21671,7 +21625,7 @@
                     </v:textbox>
                     <w10:wrap type="none"/>
                   </v:rect>
-                  <v:rect id="shape_0" ID="Rectangle 21" path="m0,0l-2147483645,0l-2147483645,-2147483646l0,-2147483646xe" stroked="f" o:allowincell="f" style="position:absolute;left:5205;top:14512;width:6370;height:382;mso-wrap-style:square;v-text-anchor:top;mso-position-horizontal-relative:page;mso-position-vertical-relative:page">
+                  <v:rect id="shape_0" ID="Rectangle 21" path="m0,0l-2147483645,0l-2147483645,-2147483646l0,-2147483646xe" stroked="f" o:allowincell="f" style="position:absolute;left:5205;top:14512;width:6369;height:381;mso-wrap-style:square;v-text-anchor:top;mso-position-horizontal-relative:page;mso-position-vertical-relative:page">
                     <v:fill o:detectmouseclick="t" on="false"/>
                     <v:stroke color="#3465a4" joinstyle="round" endcap="flat"/>
                     <v:textbox>
@@ -21699,6 +21653,14 @@
                               <w:sz w:val="36"/>
                             </w:rPr>
                             <w:t>ДП 09.02.07.</w:t>
+                          </w:r>
+                          <w:r>
+                            <w:rPr>
+                              <w:rFonts w:ascii="ISOCPEUR" w:hAnsi="ISOCPEUR"/>
+                              <w:i/>
+                              <w:sz w:val="36"/>
+                            </w:rPr>
+                            <w:t>0</w:t>
                           </w:r>
                           <w:r>
                             <w:rPr>
@@ -21742,15 +21704,15 @@
                     <v:fill o:detectmouseclick="t" on="false"/>
                     <w10:wrap type="none"/>
                   </v:line>
-                  <v:group id="shape_0" style="position:absolute;left:1108;top:15159;width:2662;height:485">
-                    <v:rect id="shape_0" ID="Rectangle 28" path="m0,0l-2147483645,0l-2147483645,-2147483646l0,-2147483646xe" stroked="f" o:allowincell="f" style="position:absolute;left:1108;top:15159;width:1109;height:247;mso-wrap-style:square;v-text-anchor:top;mso-position-horizontal-relative:page;mso-position-vertical-relative:page">
+                  <v:group id="shape_0" style="position:absolute;left:1108;top:15159;width:2661;height:484">
+                    <v:rect id="shape_0" ID="Rectangle 28" path="m0,0l-2147483645,0l-2147483645,-2147483646l0,-2147483646xe" stroked="f" o:allowincell="f" style="position:absolute;left:1108;top:15159;width:1108;height:246;mso-wrap-style:square;v-text-anchor:top;mso-position-horizontal-relative:page;mso-position-vertical-relative:page">
                       <v:fill o:detectmouseclick="t" on="false"/>
                       <v:stroke color="#3465a4" joinstyle="round" endcap="flat"/>
                       <v:textbox>
                         <w:txbxContent>
                           <w:p>
                             <w:pPr>
-                              <w:pStyle w:val="Style30"/>
+                              <w:pStyle w:val="Style36"/>
                               <w:rPr/>
                             </w:pPr>
                             <w:r>
@@ -21766,14 +21728,14 @@
                       </v:textbox>
                       <w10:wrap type="none"/>
                     </v:rect>
-                    <v:rect id="shape_0" ID="Rectangle 29" path="m0,0l-2147483645,0l-2147483645,-2147483646l0,-2147483646xe" stroked="f" o:allowincell="f" style="position:absolute;left:2250;top:15180;width:1520;height:463;mso-wrap-style:square;v-text-anchor:top;mso-position-horizontal-relative:page;mso-position-vertical-relative:page">
+                    <v:rect id="shape_0" ID="Rectangle 29" path="m0,0l-2147483645,0l-2147483645,-2147483646l0,-2147483646xe" stroked="f" o:allowincell="f" style="position:absolute;left:2250;top:15180;width:1519;height:462;mso-wrap-style:square;v-text-anchor:top;mso-position-horizontal-relative:page;mso-position-vertical-relative:page">
                       <v:fill o:detectmouseclick="t" on="false"/>
                       <v:stroke color="#3465a4" joinstyle="round" endcap="flat"/>
                       <v:textbox>
                         <w:txbxContent>
                           <w:p>
                             <w:pPr>
-                              <w:pStyle w:val="Style30"/>
+                              <w:pStyle w:val="Style36"/>
                               <w:rPr>
                                 <w:highlight w:val="none"/>
                                 <w:shd w:fill="auto" w:val="clear"/>
@@ -21792,15 +21754,15 @@
                       <w10:wrap type="none"/>
                     </v:rect>
                   </v:group>
-                  <v:group id="shape_0" style="position:absolute;left:1100;top:15447;width:2629;height:250">
-                    <v:rect id="shape_0" ID="Rectangle 34" path="m0,0l-2147483645,0l-2147483645,-2147483646l0,-2147483646xe" stroked="f" o:allowincell="f" style="position:absolute;left:1100;top:15451;width:1109;height:245;mso-wrap-style:square;v-text-anchor:top;mso-position-horizontal-relative:page;mso-position-vertical-relative:page">
+                  <v:group id="shape_0" style="position:absolute;left:1100;top:15447;width:2628;height:249">
+                    <v:rect id="shape_0" ID="Rectangle 34" path="m0,0l-2147483645,0l-2147483645,-2147483646l0,-2147483646xe" stroked="f" o:allowincell="f" style="position:absolute;left:1100;top:15451;width:1108;height:244;mso-wrap-style:square;v-text-anchor:top;mso-position-horizontal-relative:page;mso-position-vertical-relative:page">
                       <v:fill o:detectmouseclick="t" on="false"/>
                       <v:stroke color="#3465a4" joinstyle="round" endcap="flat"/>
                       <v:textbox>
                         <w:txbxContent>
                           <w:p>
                             <w:pPr>
-                              <w:pStyle w:val="Style30"/>
+                              <w:pStyle w:val="Style36"/>
                               <w:rPr>
                                 <w:lang w:val="ru-RU"/>
                               </w:rPr>
@@ -21820,14 +21782,14 @@
                       </v:textbox>
                       <w10:wrap type="none"/>
                     </v:rect>
-                    <v:rect id="shape_0" ID="Rectangle 35" path="m0,0l-2147483645,0l-2147483645,-2147483646l0,-2147483646xe" stroked="f" o:allowincell="f" style="position:absolute;left:2283;top:15447;width:1445;height:246;mso-wrap-style:square;v-text-anchor:top;mso-position-horizontal-relative:page;mso-position-vertical-relative:page">
+                    <v:rect id="shape_0" ID="Rectangle 35" path="m0,0l-2147483645,0l-2147483645,-2147483646l0,-2147483646xe" stroked="f" o:allowincell="f" style="position:absolute;left:2283;top:15447;width:1444;height:245;mso-wrap-style:square;v-text-anchor:top;mso-position-horizontal-relative:page;mso-position-vertical-relative:page">
                       <v:fill o:detectmouseclick="t" on="false"/>
                       <v:stroke color="#3465a4" joinstyle="round" endcap="flat"/>
                       <v:textbox>
                         <w:txbxContent>
                           <w:p>
                             <w:pPr>
-                              <w:pStyle w:val="Style30"/>
+                              <w:pStyle w:val="Style36"/>
                               <w:rPr>
                                 <w:highlight w:val="none"/>
                                 <w:shd w:fill="auto" w:val="clear"/>
@@ -21846,15 +21808,15 @@
                       <w10:wrap type="none"/>
                     </v:rect>
                   </v:group>
-                  <v:group id="shape_0" style="position:absolute;left:1156;top:16001;width:2629;height:249">
-                    <v:rect id="shape_0" ID="Rectangle 37" path="m0,0l-2147483645,0l-2147483645,-2147483646l0,-2147483646xe" stroked="f" o:allowincell="f" style="position:absolute;left:1156;top:16003;width:1109;height:246;mso-wrap-style:square;v-text-anchor:top;mso-position-horizontal-relative:page;mso-position-vertical-relative:page">
+                  <v:group id="shape_0" style="position:absolute;left:1156;top:16001;width:2628;height:248">
+                    <v:rect id="shape_0" ID="Rectangle 37" path="m0,0l-2147483645,0l-2147483645,-2147483646l0,-2147483646xe" stroked="f" o:allowincell="f" style="position:absolute;left:1156;top:16003;width:1108;height:245;mso-wrap-style:square;v-text-anchor:top;mso-position-horizontal-relative:page;mso-position-vertical-relative:page">
                       <v:fill o:detectmouseclick="t" on="false"/>
                       <v:stroke color="#3465a4" joinstyle="round" endcap="flat"/>
                       <v:textbox>
                         <w:txbxContent>
                           <w:p>
                             <w:pPr>
-                              <w:pStyle w:val="Style30"/>
+                              <w:pStyle w:val="Style36"/>
                               <w:rPr/>
                             </w:pPr>
                             <w:r>
@@ -21880,14 +21842,14 @@
                       </v:textbox>
                       <w10:wrap type="none"/>
                     </v:rect>
-                    <v:rect id="shape_0" ID="Rectangle 38" path="m0,0l-2147483645,0l-2147483645,-2147483646l0,-2147483646xe" stroked="f" o:allowincell="f" style="position:absolute;left:2282;top:16001;width:1502;height:246;mso-wrap-style:square;v-text-anchor:top;mso-position-horizontal-relative:page;mso-position-vertical-relative:page">
+                    <v:rect id="shape_0" ID="Rectangle 38" path="m0,0l-2147483645,0l-2147483645,-2147483646l0,-2147483646xe" stroked="f" o:allowincell="f" style="position:absolute;left:2282;top:16001;width:1501;height:245;mso-wrap-style:square;v-text-anchor:top;mso-position-horizontal-relative:page;mso-position-vertical-relative:page">
                       <v:fill o:detectmouseclick="t" on="false"/>
                       <v:stroke color="#3465a4" joinstyle="round" endcap="flat"/>
                       <v:textbox>
                         <w:txbxContent>
                           <w:p>
                             <w:pPr>
-                              <w:pStyle w:val="Style30"/>
+                              <w:pStyle w:val="Style36"/>
                               <w:rPr>
                                 <w:highlight w:val="none"/>
                                 <w:shd w:fill="auto" w:val="clear"/>
@@ -21906,15 +21868,15 @@
                       <w10:wrap type="none"/>
                     </v:rect>
                   </v:group>
-                  <v:group id="shape_0" style="position:absolute;left:1156;top:16285;width:2513;height:246">
-                    <v:rect id="shape_0" ID="Rectangle 40" path="m0,0l-2147483645,0l-2147483645,-2147483646l0,-2147483646xe" stroked="f" o:allowincell="f" style="position:absolute;left:1156;top:16285;width:1109;height:245;mso-wrap-style:square;v-text-anchor:top;mso-position-horizontal-relative:page;mso-position-vertical-relative:page">
+                  <v:group id="shape_0" style="position:absolute;left:1156;top:16285;width:2512;height:245">
+                    <v:rect id="shape_0" ID="Rectangle 40" path="m0,0l-2147483645,0l-2147483645,-2147483646l0,-2147483646xe" stroked="f" o:allowincell="f" style="position:absolute;left:1156;top:16285;width:1108;height:244;mso-wrap-style:square;v-text-anchor:top;mso-position-horizontal-relative:page;mso-position-vertical-relative:page">
                       <v:fill o:detectmouseclick="t" on="false"/>
                       <v:stroke color="#3465a4" joinstyle="round" endcap="flat"/>
                       <v:textbox>
                         <w:txbxContent>
                           <w:p>
                             <w:pPr>
-                              <w:pStyle w:val="Style30"/>
+                              <w:pStyle w:val="Style36"/>
                               <w:rPr/>
                             </w:pPr>
                             <w:r>
@@ -21926,14 +21888,14 @@
                       </v:textbox>
                       <w10:wrap type="none"/>
                     </v:rect>
-                    <v:rect id="shape_0" ID="Rectangle 41" path="m0,0l-2147483645,0l-2147483645,-2147483646l0,-2147483646xe" stroked="f" o:allowincell="f" style="position:absolute;left:2325;top:16285;width:1343;height:245;mso-wrap-style:square;v-text-anchor:top;mso-position-horizontal-relative:page;mso-position-vertical-relative:page">
+                    <v:rect id="shape_0" ID="Rectangle 41" path="m0,0l-2147483645,0l-2147483645,-2147483646l0,-2147483646xe" stroked="f" o:allowincell="f" style="position:absolute;left:2325;top:16285;width:1342;height:244;mso-wrap-style:square;v-text-anchor:top;mso-position-horizontal-relative:page;mso-position-vertical-relative:page">
                       <v:fill o:detectmouseclick="t" on="false"/>
                       <v:stroke color="#3465a4" joinstyle="round" endcap="flat"/>
                       <v:textbox>
                         <w:txbxContent>
                           <w:p>
                             <w:pPr>
-                              <w:pStyle w:val="Style30"/>
+                              <w:pStyle w:val="Style36"/>
                               <w:rPr>
                                 <w:szCs w:val="18"/>
                               </w:rPr>
@@ -21956,14 +21918,14 @@
                     <v:fill o:detectmouseclick="t" on="false"/>
                     <w10:wrap type="none"/>
                   </v:line>
-                  <v:rect id="shape_0" ID="Rectangle 43" path="m0,0l-2147483645,0l-2147483645,-2147483646l0,-2147483646xe" stroked="f" o:allowincell="f" style="position:absolute;left:5219;top:15189;width:3293;height:1303;mso-wrap-style:square;v-text-anchor:top;mso-position-horizontal-relative:page;mso-position-vertical-relative:page">
+                  <v:rect id="shape_0" ID="Rectangle 43" path="m0,0l-2147483645,0l-2147483645,-2147483646l0,-2147483646xe" stroked="f" o:allowincell="f" style="position:absolute;left:5219;top:15189;width:3292;height:1302;mso-wrap-style:square;v-text-anchor:top;mso-position-horizontal-relative:page;mso-position-vertical-relative:page">
                     <v:fill o:detectmouseclick="t" on="false"/>
                     <v:stroke color="#3465a4" joinstyle="round" endcap="flat"/>
                     <v:textbox>
                       <w:txbxContent>
                         <w:p>
                           <w:pPr>
-                            <w:pStyle w:val="Style30"/>
+                            <w:pStyle w:val="Style36"/>
                             <w:rPr>
                               <w:lang w:val="ru-RU"/>
                             </w:rPr>
@@ -21976,7 +21938,7 @@
                         </w:p>
                         <w:p>
                           <w:pPr>
-                            <w:pStyle w:val="Style30"/>
+                            <w:pStyle w:val="Style36"/>
                             <w:rPr>
                               <w:lang w:val="ru-RU"/>
                             </w:rPr>
@@ -21989,7 +21951,7 @@
                         </w:p>
                         <w:p>
                           <w:pPr>
-                            <w:pStyle w:val="Style30"/>
+                            <w:pStyle w:val="Style36"/>
                             <w:rPr>
                               <w:lang w:val="ru-RU"/>
                             </w:rPr>
@@ -22020,14 +21982,14 @@
                     <v:fill o:detectmouseclick="t" on="false"/>
                     <w10:wrap type="none"/>
                   </v:line>
-                  <v:rect id="shape_0" ID="Rectangle 47" path="m0,0l-2147483645,0l-2147483645,-2147483646l0,-2147483646xe" stroked="f" o:allowincell="f" style="position:absolute;left:8632;top:15144;width:767;height:245;mso-wrap-style:square;v-text-anchor:top;mso-position-horizontal-relative:page;mso-position-vertical-relative:page">
+                  <v:rect id="shape_0" ID="Rectangle 47" path="m0,0l-2147483645,0l-2147483645,-2147483646l0,-2147483646xe" stroked="f" o:allowincell="f" style="position:absolute;left:8632;top:15144;width:766;height:244;mso-wrap-style:square;v-text-anchor:top;mso-position-horizontal-relative:page;mso-position-vertical-relative:page">
                     <v:fill o:detectmouseclick="t" on="false"/>
                     <v:stroke color="#3465a4" joinstyle="round" endcap="flat"/>
                     <v:textbox>
                       <w:txbxContent>
                         <w:p>
                           <w:pPr>
-                            <w:pStyle w:val="Style30"/>
+                            <w:pStyle w:val="Style36"/>
                             <w:rPr/>
                           </w:pPr>
                           <w:r>
@@ -22039,14 +22001,14 @@
                     </v:textbox>
                     <w10:wrap type="none"/>
                   </v:rect>
-                  <v:rect id="shape_0" ID="Rectangle 48" path="m0,0l-2147483645,0l-2147483645,-2147483646l0,-2147483646xe" stroked="f" o:allowincell="f" style="position:absolute;left:10353;top:15144;width:1214;height:245;mso-wrap-style:square;v-text-anchor:top;mso-position-horizontal-relative:page;mso-position-vertical-relative:page">
+                  <v:rect id="shape_0" ID="Rectangle 48" path="m0,0l-2147483645,0l-2147483645,-2147483646l0,-2147483646xe" stroked="f" o:allowincell="f" style="position:absolute;left:10353;top:15144;width:1213;height:244;mso-wrap-style:square;v-text-anchor:top;mso-position-horizontal-relative:page;mso-position-vertical-relative:page">
                     <v:fill o:detectmouseclick="t" on="false"/>
                     <v:stroke color="#3465a4" joinstyle="round" endcap="flat"/>
                     <v:textbox>
                       <w:txbxContent>
                         <w:p>
                           <w:pPr>
-                            <w:pStyle w:val="Style30"/>
+                            <w:pStyle w:val="Style36"/>
                             <w:rPr/>
                           </w:pPr>
                           <w:r>
@@ -22058,7 +22020,7 @@
                     </v:textbox>
                     <w10:wrap type="none"/>
                   </v:rect>
-                  <v:rect id="shape_0" ID="Rectangle 49" path="m0,0l-2147483645,0l-2147483645,-2147483646l0,-2147483646xe" stroked="f" o:allowincell="f" style="position:absolute;left:10361;top:15434;width:1214;height:245;mso-wrap-style:square;v-text-anchor:top;mso-position-horizontal-relative:page;mso-position-vertical-relative:page">
+                  <v:rect id="shape_0" ID="Rectangle 49" path="m0,0l-2147483645,0l-2147483645,-2147483646l0,-2147483646xe" stroked="f" o:allowincell="f" style="position:absolute;left:10361;top:15434;width:1213;height:244;mso-wrap-style:square;v-text-anchor:top;mso-position-horizontal-relative:page;mso-position-vertical-relative:page">
                     <v:fill o:detectmouseclick="t" on="false"/>
                     <v:stroke color="#3465a4" joinstyle="round" endcap="flat"/>
                     <v:textbox>
@@ -22089,7 +22051,9 @@
                             </w:rPr>
                           </w:pPr>
                           <w:r>
-                            <w:rPr/>
+                            <w:rPr>
+                              <w:shd w:fill="auto" w:val="clear"/>
+                            </w:rPr>
                           </w:r>
                         </w:p>
                         <w:p>
@@ -22128,14 +22092,14 @@
                     <v:fill o:detectmouseclick="t" on="false"/>
                     <w10:wrap type="none"/>
                   </v:line>
-                  <v:rect id="shape_0" ID="Rectangle 52" path="m0,0l-2147483645,0l-2147483645,-2147483646l0,-2147483646xe" stroked="f" o:allowincell="f" style="position:absolute;left:8632;top:15927;width:2935;height:352;mso-wrap-style:square;v-text-anchor:top;mso-position-horizontal-relative:page;mso-position-vertical-relative:page">
+                  <v:rect id="shape_0" ID="Rectangle 52" path="m0,0l-2147483645,0l-2147483645,-2147483646l0,-2147483646xe" stroked="f" o:allowincell="f" style="position:absolute;left:8632;top:15927;width:2934;height:351;mso-wrap-style:square;v-text-anchor:top;mso-position-horizontal-relative:page;mso-position-vertical-relative:page">
                     <v:fill o:detectmouseclick="t" on="false"/>
                     <v:stroke color="#3465a4" joinstyle="round" endcap="flat"/>
                     <v:textbox>
                       <w:txbxContent>
                         <w:p>
                           <w:pPr>
-                            <w:pStyle w:val="Heading9"/>
+                            <w:pStyle w:val="9"/>
                             <w:spacing w:before="20" w:after="40"/>
                             <w:jc w:val="center"/>
                             <w:rPr>
@@ -22163,7 +22127,7 @@
                     <w10:wrap type="none"/>
                   </v:rect>
                 </v:group>
-                <v:rect id="shape_0" ID="Надпись 2" path="m0,0l-2147483645,0l-2147483645,-2147483646l0,-2147483646xe" stroked="f" o:allowincell="f" style="position:absolute;left:8807;top:15368;width:505;height:433;mso-wrap-style:square;v-text-anchor:top;mso-position-horizontal-relative:page;mso-position-vertical-relative:page">
+                <v:rect id="shape_0" ID="Надпись 2" path="m0,0l-2147483645,0l-2147483645,-2147483646l0,-2147483646xe" stroked="f" o:allowincell="f" style="position:absolute;left:8807;top:15368;width:504;height:432;mso-wrap-style:square;v-text-anchor:top;mso-position-horizontal-relative:page;mso-position-vertical-relative:page">
                   <v:fill o:detectmouseclick="t" on="false"/>
                   <v:stroke color="#3465a4" joinstyle="round" endcap="flat"/>
                   <v:textbox>
@@ -22171,13 +22135,21 @@
                       <w:p>
                         <w:pPr>
                           <w:pStyle w:val="Normal"/>
-                          <w:spacing w:before="0" w:after="160"/>
+                          <w:spacing w:before="57" w:after="217"/>
+                          <w:jc w:val="left"/>
                           <w:rPr>
                             <w:rFonts w:ascii="ISOCPEUR" w:hAnsi="ISOCPEUR"/>
                             <w:i/>
                             <w:i/>
                           </w:rPr>
                         </w:pPr>
+                        <w:r>
+                          <w:rPr>
+                            <w:rFonts w:ascii="ISOCPEUR" w:hAnsi="ISOCPEUR"/>
+                            <w:i/>
+                          </w:rPr>
+                          <w:t xml:space="preserve">   </w:t>
+                        </w:r>
                         <w:r>
                           <w:rPr>
                             <w:rFonts w:ascii="ISOCPEUR" w:hAnsi="ISOCPEUR"/>
@@ -22191,7 +22163,7 @@
                   <w10:wrap type="none"/>
                 </v:rect>
               </v:group>
-              <v:rect id="shape_0" ID="Text Box 54" path="m0,0l-2147483645,0l-2147483645,-2147483646l0,-2147483646xe" stroked="f" o:allowincell="f" style="position:absolute;left:9449;top:15441;width:851;height:237;mso-wrap-style:square;v-text-anchor:top;mso-position-horizontal-relative:page;mso-position-vertical-relative:page">
+              <v:rect id="shape_0" ID="Text Box 54" path="m0,0l-2147483645,0l-2147483645,-2147483646l0,-2147483646xe" stroked="f" o:allowincell="f" style="position:absolute;left:9449;top:15441;width:850;height:236;mso-wrap-style:square;v-text-anchor:top;mso-position-horizontal-relative:page;mso-position-vertical-relative:page">
                 <v:fill o:detectmouseclick="t" on="false"/>
                 <v:stroke color="#3465a4" joinstyle="round" endcap="flat"/>
                 <v:textbox>
@@ -22225,7 +22197,7 @@
 <w:hdr xmlns:o="urn:schemas-microsoft-com:office:office" xmlns:r="http://schemas.openxmlformats.org/officeDocument/2006/relationships" xmlns:v="urn:schemas-microsoft-com:vml" xmlns:w="http://schemas.openxmlformats.org/wordprocessingml/2006/main" xmlns:w10="urn:schemas-microsoft-com:office:word" xmlns:wp="http://schemas.openxmlformats.org/drawingml/2006/wordprocessingDrawing" xmlns:wps="http://schemas.microsoft.com/office/word/2010/wordprocessingShape" xmlns:wpg="http://schemas.microsoft.com/office/word/2010/wordprocessingGroup" xmlns:mc="http://schemas.openxmlformats.org/markup-compatibility/2006" xmlns:wp14="http://schemas.microsoft.com/office/word/2010/wordprocessingDrawing" xmlns:w14="http://schemas.microsoft.com/office/word/2010/wordml" xmlns:w15="http://schemas.microsoft.com/office/word/2012/wordml" mc:Ignorable="w14 wp14 w15">
   <w:p>
     <w:pPr>
-      <w:pStyle w:val="Header"/>
+      <w:pStyle w:val="Style34"/>
       <w:rPr/>
     </w:pPr>
     <w:r>
@@ -22241,7 +22213,7 @@
               <wp:positionV relativeFrom="page">
                 <wp:posOffset>184150</wp:posOffset>
               </wp:positionV>
-              <wp:extent cx="6691630" cy="10328910"/>
+              <wp:extent cx="6691630" cy="10328275"/>
               <wp:effectExtent l="0" t="12700" r="13335" b="12700"/>
               <wp:wrapNone/>
               <wp:docPr id="26" name="Группа 1"/>
@@ -22252,9 +22224,9 @@
                     <wpg:grpSpPr>
                       <a:xfrm>
                         <a:off x="0" y="0"/>
-                        <a:ext cx="6691680" cy="10328760"/>
+                        <a:ext cx="6691680" cy="10328400"/>
                         <a:chOff x="0" y="0"/>
-                        <a:chExt cx="6691680" cy="10328760"/>
+                        <a:chExt cx="6691680" cy="10328400"/>
                       </a:xfrm>
                     </wpg:grpSpPr>
                     <wpg:grpSp>
@@ -22262,7 +22234,7 @@
                       <wpg:grpSpPr>
                         <a:xfrm>
                           <a:off x="0" y="0"/>
-                          <a:ext cx="6691680" cy="10328760"/>
+                          <a:ext cx="6691680" cy="10328400"/>
                         </a:xfrm>
                       </wpg:grpSpPr>
                       <wpg:grpSp>
@@ -22270,7 +22242,7 @@
                         <wpg:grpSpPr>
                           <a:xfrm>
                             <a:off x="0" y="0"/>
-                            <a:ext cx="6691680" cy="10328760"/>
+                            <a:ext cx="6691680" cy="10328400"/>
                           </a:xfrm>
                         </wpg:grpSpPr>
                         <wps:wsp>
@@ -22279,7 +22251,7 @@
                           <wps:spPr>
                             <a:xfrm>
                               <a:off x="23040" y="0"/>
-                              <a:ext cx="6656760" cy="10328760"/>
+                              <a:ext cx="6656040" cy="10328400"/>
                             </a:xfrm>
                             <a:prstGeom prst="rect">
                               <a:avLst/>
@@ -22531,7 +22503,7 @@
                           <wps:spPr>
                             <a:xfrm>
                               <a:off x="40680" y="9253080"/>
-                              <a:ext cx="290880" cy="156240"/>
+                              <a:ext cx="290160" cy="155520"/>
                             </a:xfrm>
                             <a:prstGeom prst="rect">
                               <a:avLst/>
@@ -22551,7 +22523,7 @@
                             <w:txbxContent>
                               <w:p>
                                 <w:pPr>
-                                  <w:pStyle w:val="Style30"/>
+                                  <w:pStyle w:val="Style36"/>
                                   <w:rPr/>
                                 </w:pPr>
                                 <w:r>
@@ -22571,7 +22543,7 @@
                           <wps:spPr>
                             <a:xfrm>
                               <a:off x="372600" y="9253080"/>
-                              <a:ext cx="363240" cy="156240"/>
+                              <a:ext cx="362520" cy="155520"/>
                             </a:xfrm>
                             <a:prstGeom prst="rect">
                               <a:avLst/>
@@ -22591,7 +22563,7 @@
                             <w:txbxContent>
                               <w:p>
                                 <w:pPr>
-                                  <w:pStyle w:val="Style30"/>
+                                  <w:pStyle w:val="Style36"/>
                                   <w:rPr/>
                                 </w:pPr>
                                 <w:r>
@@ -22611,7 +22583,7 @@
                           <wps:spPr>
                             <a:xfrm>
                               <a:off x="777960" y="9253080"/>
-                              <a:ext cx="853560" cy="156240"/>
+                              <a:ext cx="852840" cy="155520"/>
                             </a:xfrm>
                             <a:prstGeom prst="rect">
                               <a:avLst/>
@@ -22631,7 +22603,7 @@
                             <w:txbxContent>
                               <w:p>
                                 <w:pPr>
-                                  <w:pStyle w:val="Style30"/>
+                                  <w:pStyle w:val="Style36"/>
                                   <w:rPr/>
                                 </w:pPr>
                                 <w:r>
@@ -22655,7 +22627,7 @@
                           <wps:spPr>
                             <a:xfrm>
                               <a:off x="1682280" y="9253080"/>
-                              <a:ext cx="507240" cy="156240"/>
+                              <a:ext cx="506880" cy="155520"/>
                             </a:xfrm>
                             <a:prstGeom prst="rect">
                               <a:avLst/>
@@ -22675,7 +22647,7 @@
                             <w:txbxContent>
                               <w:p>
                                 <w:pPr>
-                                  <w:pStyle w:val="Style30"/>
+                                  <w:pStyle w:val="Style36"/>
                                   <w:rPr/>
                                 </w:pPr>
                                 <w:r>
@@ -22695,7 +22667,7 @@
                           <wps:spPr>
                             <a:xfrm>
                               <a:off x="2221920" y="9253080"/>
-                              <a:ext cx="329400" cy="156240"/>
+                              <a:ext cx="329040" cy="155520"/>
                             </a:xfrm>
                             <a:prstGeom prst="rect">
                               <a:avLst/>
@@ -22715,7 +22687,7 @@
                             <w:txbxContent>
                               <w:p>
                                 <w:pPr>
-                                  <w:pStyle w:val="Style30"/>
+                                  <w:pStyle w:val="Style36"/>
                                   <w:rPr/>
                                 </w:pPr>
                                 <w:r>
@@ -22735,7 +22707,7 @@
                           <wps:spPr>
                             <a:xfrm>
                               <a:off x="5326920" y="9432360"/>
-                              <a:ext cx="487800" cy="156240"/>
+                              <a:ext cx="487080" cy="155520"/>
                             </a:xfrm>
                             <a:prstGeom prst="rect">
                               <a:avLst/>
@@ -22755,7 +22727,7 @@
                             <w:txbxContent>
                               <w:p>
                                 <w:pPr>
-                                  <w:pStyle w:val="Style30"/>
+                                  <w:pStyle w:val="Style36"/>
                                   <w:rPr>
                                     <w:lang w:val="ru-RU"/>
                                   </w:rPr>
@@ -22777,7 +22749,7 @@
                           <wps:spPr>
                             <a:xfrm>
                               <a:off x="5326920" y="9621000"/>
-                              <a:ext cx="487800" cy="156960"/>
+                              <a:ext cx="487080" cy="156240"/>
                             </a:xfrm>
                             <a:prstGeom prst="rect">
                               <a:avLst/>
@@ -22804,7 +22776,7 @@
                           <wps:spPr>
                             <a:xfrm>
                               <a:off x="2606760" y="9030960"/>
-                              <a:ext cx="4045680" cy="243360"/>
+                              <a:ext cx="4044960" cy="242640"/>
                             </a:xfrm>
                             <a:prstGeom prst="rect">
                               <a:avLst/>
@@ -22845,6 +22817,14 @@
                                     <w:sz w:val="36"/>
                                   </w:rPr>
                                   <w:t>ДП 09.02.07.</w:t>
+                                </w:r>
+                                <w:r>
+                                  <w:rPr>
+                                    <w:rFonts w:ascii="ISOCPEUR" w:hAnsi="ISOCPEUR"/>
+                                    <w:i/>
+                                    <w:sz w:val="36"/>
+                                  </w:rPr>
+                                  <w:t>0</w:t>
                                 </w:r>
                                 <w:r>
                                   <w:rPr>
@@ -22975,7 +22955,7 @@
                           <wpg:grpSpPr>
                             <a:xfrm>
                               <a:off x="5040" y="9441720"/>
-                              <a:ext cx="1690920" cy="307800"/>
+                              <a:ext cx="1690200" cy="307440"/>
                             </a:xfrm>
                           </wpg:grpSpPr>
                           <wps:wsp>
@@ -22984,7 +22964,7 @@
                             <wps:spPr>
                               <a:xfrm>
                                 <a:off x="0" y="0"/>
-                                <a:ext cx="704880" cy="157320"/>
+                                <a:ext cx="704160" cy="156960"/>
                               </a:xfrm>
                               <a:prstGeom prst="rect">
                                 <a:avLst/>
@@ -23004,7 +22984,7 @@
                               <w:txbxContent>
                                 <w:p>
                                   <w:pPr>
-                                    <w:pStyle w:val="Style30"/>
+                                    <w:pStyle w:val="Style36"/>
                                     <w:rPr/>
                                   </w:pPr>
                                   <w:r>
@@ -23028,7 +23008,7 @@
                             <wps:spPr>
                               <a:xfrm>
                                 <a:off x="725040" y="13320"/>
-                                <a:ext cx="965880" cy="294480"/>
+                                <a:ext cx="965160" cy="294120"/>
                               </a:xfrm>
                               <a:prstGeom prst="rect">
                                 <a:avLst/>
@@ -23048,7 +23028,7 @@
                               <w:txbxContent>
                                 <w:p>
                                   <w:pPr>
-                                    <w:pStyle w:val="Style30"/>
+                                    <w:pStyle w:val="Style36"/>
                                     <w:rPr>
                                       <w:highlight w:val="none"/>
                                       <w:shd w:fill="auto" w:val="clear"/>
@@ -23074,7 +23054,7 @@
                           <wpg:grpSpPr>
                             <a:xfrm>
                               <a:off x="0" y="9624600"/>
-                              <a:ext cx="1669320" cy="158760"/>
+                              <a:ext cx="1668960" cy="158040"/>
                             </a:xfrm>
                           </wpg:grpSpPr>
                           <wps:wsp>
@@ -23083,7 +23063,7 @@
                             <wps:spPr>
                               <a:xfrm>
                                 <a:off x="0" y="2520"/>
-                                <a:ext cx="704880" cy="156240"/>
+                                <a:ext cx="704160" cy="155520"/>
                               </a:xfrm>
                               <a:prstGeom prst="rect">
                                 <a:avLst/>
@@ -23103,7 +23083,7 @@
                               <w:txbxContent>
                                 <w:p>
                                   <w:pPr>
-                                    <w:pStyle w:val="Style30"/>
+                                    <w:pStyle w:val="Style36"/>
                                     <w:rPr>
                                       <w:lang w:val="ru-RU"/>
                                     </w:rPr>
@@ -23131,7 +23111,7 @@
                             <wps:spPr>
                               <a:xfrm>
                                 <a:off x="751320" y="0"/>
-                                <a:ext cx="918360" cy="156960"/>
+                                <a:ext cx="917640" cy="156240"/>
                               </a:xfrm>
                               <a:prstGeom prst="rect">
                                 <a:avLst/>
@@ -23151,7 +23131,7 @@
                               <w:txbxContent>
                                 <w:p>
                                   <w:pPr>
-                                    <w:pStyle w:val="Style30"/>
+                                    <w:pStyle w:val="Style36"/>
                                     <w:rPr>
                                       <w:highlight w:val="none"/>
                                       <w:shd w:fill="auto" w:val="clear"/>
@@ -23177,7 +23157,7 @@
                           <wpg:grpSpPr>
                             <a:xfrm>
                               <a:off x="35640" y="9976320"/>
-                              <a:ext cx="1669320" cy="158040"/>
+                              <a:ext cx="1668960" cy="157320"/>
                             </a:xfrm>
                           </wpg:grpSpPr>
                           <wps:wsp>
@@ -23186,7 +23166,7 @@
                             <wps:spPr>
                               <a:xfrm>
                                 <a:off x="0" y="1440"/>
-                                <a:ext cx="704880" cy="156960"/>
+                                <a:ext cx="704160" cy="156240"/>
                               </a:xfrm>
                               <a:prstGeom prst="rect">
                                 <a:avLst/>
@@ -23206,7 +23186,7 @@
                               <w:txbxContent>
                                 <w:p>
                                   <w:pPr>
-                                    <w:pStyle w:val="Style30"/>
+                                    <w:pStyle w:val="Style36"/>
                                     <w:rPr/>
                                   </w:pPr>
                                   <w:r>
@@ -23240,7 +23220,7 @@
                             <wps:spPr>
                               <a:xfrm>
                                 <a:off x="714960" y="0"/>
-                                <a:ext cx="954360" cy="156960"/>
+                                <a:ext cx="953640" cy="156240"/>
                               </a:xfrm>
                               <a:prstGeom prst="rect">
                                 <a:avLst/>
@@ -23260,7 +23240,7 @@
                               <w:txbxContent>
                                 <w:p>
                                   <w:pPr>
-                                    <w:pStyle w:val="Style30"/>
+                                    <w:pStyle w:val="Style36"/>
                                     <w:rPr>
                                       <w:highlight w:val="none"/>
                                       <w:shd w:fill="auto" w:val="clear"/>
@@ -23286,7 +23266,7 @@
                           <wpg:grpSpPr>
                             <a:xfrm>
                               <a:off x="35640" y="10156680"/>
-                              <a:ext cx="1595880" cy="156240"/>
+                              <a:ext cx="1595160" cy="155520"/>
                             </a:xfrm>
                           </wpg:grpSpPr>
                           <wps:wsp>
@@ -23295,7 +23275,7 @@
                             <wps:spPr>
                               <a:xfrm>
                                 <a:off x="0" y="0"/>
-                                <a:ext cx="704880" cy="156240"/>
+                                <a:ext cx="704160" cy="155520"/>
                               </a:xfrm>
                               <a:prstGeom prst="rect">
                                 <a:avLst/>
@@ -23315,7 +23295,7 @@
                               <w:txbxContent>
                                 <w:p>
                                   <w:pPr>
-                                    <w:pStyle w:val="Style30"/>
+                                    <w:pStyle w:val="Style36"/>
                                     <w:rPr/>
                                   </w:pPr>
                                   <w:r>
@@ -23335,7 +23315,7 @@
                             <wps:spPr>
                               <a:xfrm>
                                 <a:off x="742320" y="0"/>
-                                <a:ext cx="853560" cy="156240"/>
+                                <a:ext cx="852840" cy="155520"/>
                               </a:xfrm>
                               <a:prstGeom prst="rect">
                                 <a:avLst/>
@@ -23355,7 +23335,7 @@
                               <w:txbxContent>
                                 <w:p>
                                   <w:pPr>
-                                    <w:pStyle w:val="Style30"/>
+                                    <w:pStyle w:val="Style36"/>
                                     <w:rPr>
                                       <w:szCs w:val="18"/>
                                     </w:rPr>
@@ -23406,7 +23386,7 @@
                           <wps:spPr>
                             <a:xfrm>
                               <a:off x="2615400" y="9460800"/>
-                              <a:ext cx="2091600" cy="828000"/>
+                              <a:ext cx="2090880" cy="827280"/>
                             </a:xfrm>
                             <a:prstGeom prst="rect">
                               <a:avLst/>
@@ -23426,7 +23406,7 @@
                             <w:txbxContent>
                               <w:p>
                                 <w:pPr>
-                                  <w:pStyle w:val="Style30"/>
+                                  <w:pStyle w:val="Style36"/>
                                   <w:rPr>
                                     <w:lang w:val="ru-RU"/>
                                   </w:rPr>
@@ -23439,7 +23419,7 @@
                               </w:p>
                               <w:p>
                                 <w:pPr>
-                                  <w:pStyle w:val="Style30"/>
+                                  <w:pStyle w:val="Style36"/>
                                   <w:rPr>
                                     <w:lang w:val="ru-RU"/>
                                   </w:rPr>
@@ -23452,7 +23432,7 @@
                               </w:p>
                               <w:p>
                                 <w:pPr>
-                                  <w:pStyle w:val="Style30"/>
+                                  <w:pStyle w:val="Style36"/>
                                   <w:rPr>
                                     <w:lang w:val="ru-RU"/>
                                   </w:rPr>
@@ -23551,7 +23531,7 @@
                           <wps:spPr>
                             <a:xfrm>
                               <a:off x="4782960" y="9432360"/>
-                              <a:ext cx="487800" cy="156240"/>
+                              <a:ext cx="487080" cy="155520"/>
                             </a:xfrm>
                             <a:prstGeom prst="rect">
                               <a:avLst/>
@@ -23571,7 +23551,7 @@
                             <w:txbxContent>
                               <w:p>
                                 <w:pPr>
-                                  <w:pStyle w:val="Style30"/>
+                                  <w:pStyle w:val="Style36"/>
                                   <w:rPr/>
                                 </w:pPr>
                                 <w:r>
@@ -23591,7 +23571,7 @@
                           <wps:spPr>
                             <a:xfrm>
                               <a:off x="5875560" y="9432360"/>
-                              <a:ext cx="771480" cy="156240"/>
+                              <a:ext cx="770760" cy="155520"/>
                             </a:xfrm>
                             <a:prstGeom prst="rect">
                               <a:avLst/>
@@ -23611,7 +23591,7 @@
                             <w:txbxContent>
                               <w:p>
                                 <w:pPr>
-                                  <w:pStyle w:val="Style30"/>
+                                  <w:pStyle w:val="Style36"/>
                                   <w:rPr/>
                                 </w:pPr>
                                 <w:r>
@@ -23631,7 +23611,7 @@
                           <wps:spPr>
                             <a:xfrm>
                               <a:off x="5880600" y="9616320"/>
-                              <a:ext cx="771480" cy="156240"/>
+                              <a:ext cx="770760" cy="155520"/>
                             </a:xfrm>
                             <a:prstGeom prst="rect">
                               <a:avLst/>
@@ -23675,7 +23655,9 @@
                                   </w:rPr>
                                 </w:pPr>
                                 <w:r>
-                                  <w:rPr/>
+                                  <w:rPr>
+                                    <w:shd w:fill="auto" w:val="clear"/>
+                                  </w:rPr>
                                 </w:r>
                               </w:p>
                               <w:p>
@@ -23762,7 +23744,7 @@
                           <wps:spPr>
                             <a:xfrm>
                               <a:off x="4782960" y="9929520"/>
-                              <a:ext cx="1864440" cy="224280"/>
+                              <a:ext cx="1863720" cy="223560"/>
                             </a:xfrm>
                             <a:prstGeom prst="rect">
                               <a:avLst/>
@@ -23782,7 +23764,7 @@
                             <w:txbxContent>
                               <w:p>
                                 <w:pPr>
-                                  <w:pStyle w:val="Heading9"/>
+                                  <w:pStyle w:val="9"/>
                                   <w:spacing w:before="20" w:after="40"/>
                                   <w:jc w:val="center"/>
                                   <w:rPr>
@@ -23818,7 +23800,7 @@
                         <wps:spPr>
                           <a:xfrm>
                             <a:off x="4893840" y="9574560"/>
-                            <a:ext cx="321480" cy="275760"/>
+                            <a:ext cx="320760" cy="275040"/>
                           </a:xfrm>
                           <a:prstGeom prst="rect">
                             <a:avLst/>
@@ -23839,13 +23821,21 @@
                             <w:p>
                               <w:pPr>
                                 <w:pStyle w:val="Normal"/>
-                                <w:spacing w:before="0" w:after="160"/>
+                                <w:spacing w:before="57" w:after="217"/>
+                                <w:jc w:val="left"/>
                                 <w:rPr>
                                   <w:rFonts w:ascii="ISOCPEUR" w:hAnsi="ISOCPEUR"/>
                                   <w:i/>
                                   <w:i/>
                                 </w:rPr>
                               </w:pPr>
+                              <w:r>
+                                <w:rPr>
+                                  <w:rFonts w:ascii="ISOCPEUR" w:hAnsi="ISOCPEUR"/>
+                                  <w:i/>
+                                </w:rPr>
+                                <w:t xml:space="preserve">   </w:t>
+                              </w:r>
                               <w:r>
                                 <w:rPr>
                                   <w:rFonts w:ascii="ISOCPEUR" w:hAnsi="ISOCPEUR"/>
@@ -23867,7 +23857,7 @@
                       <wps:spPr>
                         <a:xfrm>
                           <a:off x="5301720" y="9621000"/>
-                          <a:ext cx="541080" cy="151200"/>
+                          <a:ext cx="540360" cy="150480"/>
                         </a:xfrm>
                         <a:prstGeom prst="rect">
                           <a:avLst/>
@@ -23911,10 +23901,10 @@
         </mc:Choice>
         <mc:Fallback>
           <w:pict>
-            <v:group id="shape_0" alt="Группа 1" style="position:absolute;margin-left:55pt;margin-top:14.5pt;width:526.85pt;height:813.3pt" coordorigin="1100,290" coordsize="10537,16266">
-              <v:group id="shape_0" style="position:absolute;left:1100;top:290;width:10537;height:16266">
-                <v:group id="shape_0" style="position:absolute;left:1100;top:290;width:10537;height:16266">
-                  <v:rect id="shape_0" ID="Rectangle 4" path="m0,0l-2147483645,0l-2147483645,-2147483646l0,-2147483646xe" stroked="t" o:allowincell="f" style="position:absolute;left:1136;top:290;width:10482;height:16265;mso-wrap-style:none;v-text-anchor:middle;mso-position-horizontal-relative:page;mso-position-vertical-relative:page">
+            <v:group id="shape_0" alt="Группа 1" style="position:absolute;margin-left:55pt;margin-top:14.5pt;width:526.85pt;height:813.25pt" coordorigin="1100,290" coordsize="10537,16265">
+              <v:group id="shape_0" style="position:absolute;left:1100;top:290;width:10537;height:16265">
+                <v:group id="shape_0" style="position:absolute;left:1100;top:290;width:10537;height:16265">
+                  <v:rect id="shape_0" ID="Rectangle 4" path="m0,0l-2147483645,0l-2147483645,-2147483646l0,-2147483646xe" stroked="t" o:allowincell="f" style="position:absolute;left:1136;top:290;width:10481;height:16264;mso-wrap-style:none;v-text-anchor:middle;mso-position-horizontal-relative:page;mso-position-vertical-relative:page">
                     <v:fill o:detectmouseclick="t" on="false"/>
                     <v:stroke color="black" weight="25560" joinstyle="miter" endcap="flat"/>
                     <w10:wrap type="none"/>
@@ -23964,14 +23954,14 @@
                     <v:fill o:detectmouseclick="t" on="false"/>
                     <w10:wrap type="none"/>
                   </v:line>
-                  <v:rect id="shape_0" ID="Rectangle 14" path="m0,0l-2147483645,0l-2147483645,-2147483646l0,-2147483646xe" stroked="f" o:allowincell="f" style="position:absolute;left:1164;top:14862;width:457;height:245;mso-wrap-style:square;v-text-anchor:top;mso-position-horizontal-relative:page;mso-position-vertical-relative:page">
+                  <v:rect id="shape_0" ID="Rectangle 14" path="m0,0l-2147483645,0l-2147483645,-2147483646l0,-2147483646xe" stroked="f" o:allowincell="f" style="position:absolute;left:1164;top:14862;width:456;height:244;mso-wrap-style:square;v-text-anchor:top;mso-position-horizontal-relative:page;mso-position-vertical-relative:page">
                     <v:fill o:detectmouseclick="t" on="false"/>
                     <v:stroke color="#3465a4" joinstyle="round" endcap="flat"/>
                     <v:textbox>
                       <w:txbxContent>
                         <w:p>
                           <w:pPr>
-                            <w:pStyle w:val="Style30"/>
+                            <w:pStyle w:val="Style36"/>
                             <w:rPr/>
                           </w:pPr>
                           <w:r>
@@ -23983,14 +23973,14 @@
                     </v:textbox>
                     <w10:wrap type="none"/>
                   </v:rect>
-                  <v:rect id="shape_0" ID="Rectangle 15" path="m0,0l-2147483645,0l-2147483645,-2147483646l0,-2147483646xe" stroked="f" o:allowincell="f" style="position:absolute;left:1687;top:14862;width:571;height:245;mso-wrap-style:square;v-text-anchor:top;mso-position-horizontal-relative:page;mso-position-vertical-relative:page">
+                  <v:rect id="shape_0" ID="Rectangle 15" path="m0,0l-2147483645,0l-2147483645,-2147483646l0,-2147483646xe" stroked="f" o:allowincell="f" style="position:absolute;left:1687;top:14862;width:570;height:244;mso-wrap-style:square;v-text-anchor:top;mso-position-horizontal-relative:page;mso-position-vertical-relative:page">
                     <v:fill o:detectmouseclick="t" on="false"/>
                     <v:stroke color="#3465a4" joinstyle="round" endcap="flat"/>
                     <v:textbox>
                       <w:txbxContent>
                         <w:p>
                           <w:pPr>
-                            <w:pStyle w:val="Style30"/>
+                            <w:pStyle w:val="Style36"/>
                             <w:rPr/>
                           </w:pPr>
                           <w:r>
@@ -24002,14 +23992,14 @@
                     </v:textbox>
                     <w10:wrap type="none"/>
                   </v:rect>
-                  <v:rect id="shape_0" ID="Rectangle 16" path="m0,0l-2147483645,0l-2147483645,-2147483646l0,-2147483646xe" stroked="f" o:allowincell="f" style="position:absolute;left:2325;top:14862;width:1343;height:245;mso-wrap-style:square;v-text-anchor:top;mso-position-horizontal-relative:page;mso-position-vertical-relative:page">
+                  <v:rect id="shape_0" ID="Rectangle 16" path="m0,0l-2147483645,0l-2147483645,-2147483646l0,-2147483646xe" stroked="f" o:allowincell="f" style="position:absolute;left:2325;top:14862;width:1342;height:244;mso-wrap-style:square;v-text-anchor:top;mso-position-horizontal-relative:page;mso-position-vertical-relative:page">
                     <v:fill o:detectmouseclick="t" on="false"/>
                     <v:stroke color="#3465a4" joinstyle="round" endcap="flat"/>
                     <v:textbox>
                       <w:txbxContent>
                         <w:p>
                           <w:pPr>
-                            <w:pStyle w:val="Style30"/>
+                            <w:pStyle w:val="Style36"/>
                             <w:rPr/>
                           </w:pPr>
                           <w:r>
@@ -24025,14 +24015,14 @@
                     </v:textbox>
                     <w10:wrap type="none"/>
                   </v:rect>
-                  <v:rect id="shape_0" ID="Rectangle 17" path="m0,0l-2147483645,0l-2147483645,-2147483646l0,-2147483646xe" stroked="f" o:allowincell="f" style="position:absolute;left:3749;top:14862;width:798;height:245;mso-wrap-style:square;v-text-anchor:top;mso-position-horizontal-relative:page;mso-position-vertical-relative:page">
+                  <v:rect id="shape_0" ID="Rectangle 17" path="m0,0l-2147483645,0l-2147483645,-2147483646l0,-2147483646xe" stroked="f" o:allowincell="f" style="position:absolute;left:3749;top:14862;width:797;height:244;mso-wrap-style:square;v-text-anchor:top;mso-position-horizontal-relative:page;mso-position-vertical-relative:page">
                     <v:fill o:detectmouseclick="t" on="false"/>
                     <v:stroke color="#3465a4" joinstyle="round" endcap="flat"/>
                     <v:textbox>
                       <w:txbxContent>
                         <w:p>
                           <w:pPr>
-                            <w:pStyle w:val="Style30"/>
+                            <w:pStyle w:val="Style36"/>
                             <w:rPr/>
                           </w:pPr>
                           <w:r>
@@ -24044,14 +24034,14 @@
                     </v:textbox>
                     <w10:wrap type="none"/>
                   </v:rect>
-                  <v:rect id="shape_0" ID="Rectangle 18" path="m0,0l-2147483645,0l-2147483645,-2147483646l0,-2147483646xe" stroked="f" o:allowincell="f" style="position:absolute;left:4599;top:14862;width:518;height:245;mso-wrap-style:square;v-text-anchor:top;mso-position-horizontal-relative:page;mso-position-vertical-relative:page">
+                  <v:rect id="shape_0" ID="Rectangle 18" path="m0,0l-2147483645,0l-2147483645,-2147483646l0,-2147483646xe" stroked="f" o:allowincell="f" style="position:absolute;left:4599;top:14862;width:517;height:244;mso-wrap-style:square;v-text-anchor:top;mso-position-horizontal-relative:page;mso-position-vertical-relative:page">
                     <v:fill o:detectmouseclick="t" on="false"/>
                     <v:stroke color="#3465a4" joinstyle="round" endcap="flat"/>
                     <v:textbox>
                       <w:txbxContent>
                         <w:p>
                           <w:pPr>
-                            <w:pStyle w:val="Style30"/>
+                            <w:pStyle w:val="Style36"/>
                             <w:rPr/>
                           </w:pPr>
                           <w:r>
@@ -24063,14 +24053,14 @@
                     </v:textbox>
                     <w10:wrap type="none"/>
                   </v:rect>
-                  <v:rect id="shape_0" ID="Rectangle 19" path="m0,0l-2147483645,0l-2147483645,-2147483646l0,-2147483646xe" stroked="f" o:allowincell="f" style="position:absolute;left:9489;top:15144;width:767;height:245;mso-wrap-style:square;v-text-anchor:top;mso-position-horizontal-relative:page;mso-position-vertical-relative:page">
+                  <v:rect id="shape_0" ID="Rectangle 19" path="m0,0l-2147483645,0l-2147483645,-2147483646l0,-2147483646xe" stroked="f" o:allowincell="f" style="position:absolute;left:9489;top:15144;width:766;height:244;mso-wrap-style:square;v-text-anchor:top;mso-position-horizontal-relative:page;mso-position-vertical-relative:page">
                     <v:fill o:detectmouseclick="t" on="false"/>
                     <v:stroke color="#3465a4" joinstyle="round" endcap="flat"/>
                     <v:textbox>
                       <w:txbxContent>
                         <w:p>
                           <w:pPr>
-                            <w:pStyle w:val="Style30"/>
+                            <w:pStyle w:val="Style36"/>
                             <w:rPr>
                               <w:lang w:val="ru-RU"/>
                             </w:rPr>
@@ -24084,14 +24074,14 @@
                     </v:textbox>
                     <w10:wrap type="none"/>
                   </v:rect>
-                  <v:rect id="shape_0" ID="Rectangle 20" path="m0,0l-2147483645,0l-2147483645,-2147483646l0,-2147483646xe" stroked="f" o:allowincell="f" style="position:absolute;left:9489;top:15441;width:767;height:246;mso-wrap-style:none;v-text-anchor:middle;mso-position-horizontal-relative:page;mso-position-vertical-relative:page">
+                  <v:rect id="shape_0" ID="Rectangle 20" path="m0,0l-2147483645,0l-2147483645,-2147483646l0,-2147483646xe" stroked="f" o:allowincell="f" style="position:absolute;left:9489;top:15441;width:766;height:245;mso-wrap-style:none;v-text-anchor:middle;mso-position-horizontal-relative:page;mso-position-vertical-relative:page">
                     <v:fill o:detectmouseclick="t" on="false"/>
                     <v:stroke color="#3465a4" joinstyle="round" endcap="flat"/>
                     <v:textbox>
                       <w:txbxContent>
                         <w:p>
                           <w:pPr>
-                            <w:pStyle w:val="Style41"/>
+                            <w:pStyle w:val="Style50"/>
                             <w:spacing w:before="0" w:after="160"/>
                             <w:rPr/>
                           </w:pPr>
@@ -24103,7 +24093,7 @@
                     </v:textbox>
                     <w10:wrap type="none"/>
                   </v:rect>
-                  <v:rect id="shape_0" ID="Rectangle 21" path="m0,0l-2147483645,0l-2147483645,-2147483646l0,-2147483646xe" stroked="f" o:allowincell="f" style="position:absolute;left:5205;top:14512;width:6370;height:382;mso-wrap-style:square;v-text-anchor:top;mso-position-horizontal-relative:page;mso-position-vertical-relative:page">
+                  <v:rect id="shape_0" ID="Rectangle 21" path="m0,0l-2147483645,0l-2147483645,-2147483646l0,-2147483646xe" stroked="f" o:allowincell="f" style="position:absolute;left:5205;top:14512;width:6369;height:381;mso-wrap-style:square;v-text-anchor:top;mso-position-horizontal-relative:page;mso-position-vertical-relative:page">
                     <v:fill o:detectmouseclick="t" on="false"/>
                     <v:stroke color="#3465a4" joinstyle="round" endcap="flat"/>
                     <v:textbox>
@@ -24131,6 +24121,14 @@
                               <w:sz w:val="36"/>
                             </w:rPr>
                             <w:t>ДП 09.02.07.</w:t>
+                          </w:r>
+                          <w:r>
+                            <w:rPr>
+                              <w:rFonts w:ascii="ISOCPEUR" w:hAnsi="ISOCPEUR"/>
+                              <w:i/>
+                              <w:sz w:val="36"/>
+                            </w:rPr>
+                            <w:t>0</w:t>
                           </w:r>
                           <w:r>
                             <w:rPr>
@@ -24174,15 +24172,15 @@
                     <v:fill o:detectmouseclick="t" on="false"/>
                     <w10:wrap type="none"/>
                   </v:line>
-                  <v:group id="shape_0" style="position:absolute;left:1108;top:15159;width:2662;height:485">
-                    <v:rect id="shape_0" ID="Rectangle 28" path="m0,0l-2147483645,0l-2147483645,-2147483646l0,-2147483646xe" stroked="f" o:allowincell="f" style="position:absolute;left:1108;top:15159;width:1109;height:247;mso-wrap-style:square;v-text-anchor:top;mso-position-horizontal-relative:page;mso-position-vertical-relative:page">
+                  <v:group id="shape_0" style="position:absolute;left:1108;top:15159;width:2661;height:484">
+                    <v:rect id="shape_0" ID="Rectangle 28" path="m0,0l-2147483645,0l-2147483645,-2147483646l0,-2147483646xe" stroked="f" o:allowincell="f" style="position:absolute;left:1108;top:15159;width:1108;height:246;mso-wrap-style:square;v-text-anchor:top;mso-position-horizontal-relative:page;mso-position-vertical-relative:page">
                       <v:fill o:detectmouseclick="t" on="false"/>
                       <v:stroke color="#3465a4" joinstyle="round" endcap="flat"/>
                       <v:textbox>
                         <w:txbxContent>
                           <w:p>
                             <w:pPr>
-                              <w:pStyle w:val="Style30"/>
+                              <w:pStyle w:val="Style36"/>
                               <w:rPr/>
                             </w:pPr>
                             <w:r>
@@ -24198,14 +24196,14 @@
                       </v:textbox>
                       <w10:wrap type="none"/>
                     </v:rect>
-                    <v:rect id="shape_0" ID="Rectangle 29" path="m0,0l-2147483645,0l-2147483645,-2147483646l0,-2147483646xe" stroked="f" o:allowincell="f" style="position:absolute;left:2250;top:15180;width:1520;height:463;mso-wrap-style:square;v-text-anchor:top;mso-position-horizontal-relative:page;mso-position-vertical-relative:page">
+                    <v:rect id="shape_0" ID="Rectangle 29" path="m0,0l-2147483645,0l-2147483645,-2147483646l0,-2147483646xe" stroked="f" o:allowincell="f" style="position:absolute;left:2250;top:15180;width:1519;height:462;mso-wrap-style:square;v-text-anchor:top;mso-position-horizontal-relative:page;mso-position-vertical-relative:page">
                       <v:fill o:detectmouseclick="t" on="false"/>
                       <v:stroke color="#3465a4" joinstyle="round" endcap="flat"/>
                       <v:textbox>
                         <w:txbxContent>
                           <w:p>
                             <w:pPr>
-                              <w:pStyle w:val="Style30"/>
+                              <w:pStyle w:val="Style36"/>
                               <w:rPr>
                                 <w:highlight w:val="none"/>
                                 <w:shd w:fill="auto" w:val="clear"/>
@@ -24224,15 +24222,15 @@
                       <w10:wrap type="none"/>
                     </v:rect>
                   </v:group>
-                  <v:group id="shape_0" style="position:absolute;left:1100;top:15447;width:2629;height:250">
-                    <v:rect id="shape_0" ID="Rectangle 34" path="m0,0l-2147483645,0l-2147483645,-2147483646l0,-2147483646xe" stroked="f" o:allowincell="f" style="position:absolute;left:1100;top:15451;width:1109;height:245;mso-wrap-style:square;v-text-anchor:top;mso-position-horizontal-relative:page;mso-position-vertical-relative:page">
+                  <v:group id="shape_0" style="position:absolute;left:1100;top:15447;width:2628;height:249">
+                    <v:rect id="shape_0" ID="Rectangle 34" path="m0,0l-2147483645,0l-2147483645,-2147483646l0,-2147483646xe" stroked="f" o:allowincell="f" style="position:absolute;left:1100;top:15451;width:1108;height:244;mso-wrap-style:square;v-text-anchor:top;mso-position-horizontal-relative:page;mso-position-vertical-relative:page">
                       <v:fill o:detectmouseclick="t" on="false"/>
                       <v:stroke color="#3465a4" joinstyle="round" endcap="flat"/>
                       <v:textbox>
                         <w:txbxContent>
                           <w:p>
                             <w:pPr>
-                              <w:pStyle w:val="Style30"/>
+                              <w:pStyle w:val="Style36"/>
                               <w:rPr>
                                 <w:lang w:val="ru-RU"/>
                               </w:rPr>
@@ -24252,14 +24250,14 @@
                       </v:textbox>
                       <w10:wrap type="none"/>
                     </v:rect>
-                    <v:rect id="shape_0" ID="Rectangle 35" path="m0,0l-2147483645,0l-2147483645,-2147483646l0,-2147483646xe" stroked="f" o:allowincell="f" style="position:absolute;left:2283;top:15447;width:1445;height:246;mso-wrap-style:square;v-text-anchor:top;mso-position-horizontal-relative:page;mso-position-vertical-relative:page">
+                    <v:rect id="shape_0" ID="Rectangle 35" path="m0,0l-2147483645,0l-2147483645,-2147483646l0,-2147483646xe" stroked="f" o:allowincell="f" style="position:absolute;left:2283;top:15447;width:1444;height:245;mso-wrap-style:square;v-text-anchor:top;mso-position-horizontal-relative:page;mso-position-vertical-relative:page">
                       <v:fill o:detectmouseclick="t" on="false"/>
                       <v:stroke color="#3465a4" joinstyle="round" endcap="flat"/>
                       <v:textbox>
                         <w:txbxContent>
                           <w:p>
                             <w:pPr>
-                              <w:pStyle w:val="Style30"/>
+                              <w:pStyle w:val="Style36"/>
                               <w:rPr>
                                 <w:highlight w:val="none"/>
                                 <w:shd w:fill="auto" w:val="clear"/>
@@ -24278,15 +24276,15 @@
                       <w10:wrap type="none"/>
                     </v:rect>
                   </v:group>
-                  <v:group id="shape_0" style="position:absolute;left:1156;top:16001;width:2629;height:249">
-                    <v:rect id="shape_0" ID="Rectangle 37" path="m0,0l-2147483645,0l-2147483645,-2147483646l0,-2147483646xe" stroked="f" o:allowincell="f" style="position:absolute;left:1156;top:16003;width:1109;height:246;mso-wrap-style:square;v-text-anchor:top;mso-position-horizontal-relative:page;mso-position-vertical-relative:page">
+                  <v:group id="shape_0" style="position:absolute;left:1156;top:16001;width:2628;height:248">
+                    <v:rect id="shape_0" ID="Rectangle 37" path="m0,0l-2147483645,0l-2147483645,-2147483646l0,-2147483646xe" stroked="f" o:allowincell="f" style="position:absolute;left:1156;top:16003;width:1108;height:245;mso-wrap-style:square;v-text-anchor:top;mso-position-horizontal-relative:page;mso-position-vertical-relative:page">
                       <v:fill o:detectmouseclick="t" on="false"/>
                       <v:stroke color="#3465a4" joinstyle="round" endcap="flat"/>
                       <v:textbox>
                         <w:txbxContent>
                           <w:p>
                             <w:pPr>
-                              <w:pStyle w:val="Style30"/>
+                              <w:pStyle w:val="Style36"/>
                               <w:rPr/>
                             </w:pPr>
                             <w:r>
@@ -24312,14 +24310,14 @@
                       </v:textbox>
                       <w10:wrap type="none"/>
                     </v:rect>
-                    <v:rect id="shape_0" ID="Rectangle 38" path="m0,0l-2147483645,0l-2147483645,-2147483646l0,-2147483646xe" stroked="f" o:allowincell="f" style="position:absolute;left:2282;top:16001;width:1502;height:246;mso-wrap-style:square;v-text-anchor:top;mso-position-horizontal-relative:page;mso-position-vertical-relative:page">
+                    <v:rect id="shape_0" ID="Rectangle 38" path="m0,0l-2147483645,0l-2147483645,-2147483646l0,-2147483646xe" stroked="f" o:allowincell="f" style="position:absolute;left:2282;top:16001;width:1501;height:245;mso-wrap-style:square;v-text-anchor:top;mso-position-horizontal-relative:page;mso-position-vertical-relative:page">
                       <v:fill o:detectmouseclick="t" on="false"/>
                       <v:stroke color="#3465a4" joinstyle="round" endcap="flat"/>
                       <v:textbox>
                         <w:txbxContent>
                           <w:p>
                             <w:pPr>
-                              <w:pStyle w:val="Style30"/>
+                              <w:pStyle w:val="Style36"/>
                               <w:rPr>
                                 <w:highlight w:val="none"/>
                                 <w:shd w:fill="auto" w:val="clear"/>
@@ -24338,15 +24336,15 @@
                       <w10:wrap type="none"/>
                     </v:rect>
                   </v:group>
-                  <v:group id="shape_0" style="position:absolute;left:1156;top:16285;width:2513;height:246">
-                    <v:rect id="shape_0" ID="Rectangle 40" path="m0,0l-2147483645,0l-2147483645,-2147483646l0,-2147483646xe" stroked="f" o:allowincell="f" style="position:absolute;left:1156;top:16285;width:1109;height:245;mso-wrap-style:square;v-text-anchor:top;mso-position-horizontal-relative:page;mso-position-vertical-relative:page">
+                  <v:group id="shape_0" style="position:absolute;left:1156;top:16285;width:2512;height:245">
+                    <v:rect id="shape_0" ID="Rectangle 40" path="m0,0l-2147483645,0l-2147483645,-2147483646l0,-2147483646xe" stroked="f" o:allowincell="f" style="position:absolute;left:1156;top:16285;width:1108;height:244;mso-wrap-style:square;v-text-anchor:top;mso-position-horizontal-relative:page;mso-position-vertical-relative:page">
                       <v:fill o:detectmouseclick="t" on="false"/>
                       <v:stroke color="#3465a4" joinstyle="round" endcap="flat"/>
                       <v:textbox>
                         <w:txbxContent>
                           <w:p>
                             <w:pPr>
-                              <w:pStyle w:val="Style30"/>
+                              <w:pStyle w:val="Style36"/>
                               <w:rPr/>
                             </w:pPr>
                             <w:r>
@@ -24358,14 +24356,14 @@
                       </v:textbox>
                       <w10:wrap type="none"/>
                     </v:rect>
-                    <v:rect id="shape_0" ID="Rectangle 41" path="m0,0l-2147483645,0l-2147483645,-2147483646l0,-2147483646xe" stroked="f" o:allowincell="f" style="position:absolute;left:2325;top:16285;width:1343;height:245;mso-wrap-style:square;v-text-anchor:top;mso-position-horizontal-relative:page;mso-position-vertical-relative:page">
+                    <v:rect id="shape_0" ID="Rectangle 41" path="m0,0l-2147483645,0l-2147483645,-2147483646l0,-2147483646xe" stroked="f" o:allowincell="f" style="position:absolute;left:2325;top:16285;width:1342;height:244;mso-wrap-style:square;v-text-anchor:top;mso-position-horizontal-relative:page;mso-position-vertical-relative:page">
                       <v:fill o:detectmouseclick="t" on="false"/>
                       <v:stroke color="#3465a4" joinstyle="round" endcap="flat"/>
                       <v:textbox>
                         <w:txbxContent>
                           <w:p>
                             <w:pPr>
-                              <w:pStyle w:val="Style30"/>
+                              <w:pStyle w:val="Style36"/>
                               <w:rPr>
                                 <w:szCs w:val="18"/>
                               </w:rPr>
@@ -24388,14 +24386,14 @@
                     <v:fill o:detectmouseclick="t" on="false"/>
                     <w10:wrap type="none"/>
                   </v:line>
-                  <v:rect id="shape_0" ID="Rectangle 43" path="m0,0l-2147483645,0l-2147483645,-2147483646l0,-2147483646xe" stroked="f" o:allowincell="f" style="position:absolute;left:5219;top:15189;width:3293;height:1303;mso-wrap-style:square;v-text-anchor:top;mso-position-horizontal-relative:page;mso-position-vertical-relative:page">
+                  <v:rect id="shape_0" ID="Rectangle 43" path="m0,0l-2147483645,0l-2147483645,-2147483646l0,-2147483646xe" stroked="f" o:allowincell="f" style="position:absolute;left:5219;top:15189;width:3292;height:1302;mso-wrap-style:square;v-text-anchor:top;mso-position-horizontal-relative:page;mso-position-vertical-relative:page">
                     <v:fill o:detectmouseclick="t" on="false"/>
                     <v:stroke color="#3465a4" joinstyle="round" endcap="flat"/>
                     <v:textbox>
                       <w:txbxContent>
                         <w:p>
                           <w:pPr>
-                            <w:pStyle w:val="Style30"/>
+                            <w:pStyle w:val="Style36"/>
                             <w:rPr>
                               <w:lang w:val="ru-RU"/>
                             </w:rPr>
@@ -24408,7 +24406,7 @@
                         </w:p>
                         <w:p>
                           <w:pPr>
-                            <w:pStyle w:val="Style30"/>
+                            <w:pStyle w:val="Style36"/>
                             <w:rPr>
                               <w:lang w:val="ru-RU"/>
                             </w:rPr>
@@ -24421,7 +24419,7 @@
                         </w:p>
                         <w:p>
                           <w:pPr>
-                            <w:pStyle w:val="Style30"/>
+                            <w:pStyle w:val="Style36"/>
                             <w:rPr>
                               <w:lang w:val="ru-RU"/>
                             </w:rPr>
@@ -24452,14 +24450,14 @@
                     <v:fill o:detectmouseclick="t" on="false"/>
                     <w10:wrap type="none"/>
                   </v:line>
-                  <v:rect id="shape_0" ID="Rectangle 47" path="m0,0l-2147483645,0l-2147483645,-2147483646l0,-2147483646xe" stroked="f" o:allowincell="f" style="position:absolute;left:8632;top:15144;width:767;height:245;mso-wrap-style:square;v-text-anchor:top;mso-position-horizontal-relative:page;mso-position-vertical-relative:page">
+                  <v:rect id="shape_0" ID="Rectangle 47" path="m0,0l-2147483645,0l-2147483645,-2147483646l0,-2147483646xe" stroked="f" o:allowincell="f" style="position:absolute;left:8632;top:15144;width:766;height:244;mso-wrap-style:square;v-text-anchor:top;mso-position-horizontal-relative:page;mso-position-vertical-relative:page">
                     <v:fill o:detectmouseclick="t" on="false"/>
                     <v:stroke color="#3465a4" joinstyle="round" endcap="flat"/>
                     <v:textbox>
                       <w:txbxContent>
                         <w:p>
                           <w:pPr>
-                            <w:pStyle w:val="Style30"/>
+                            <w:pStyle w:val="Style36"/>
                             <w:rPr/>
                           </w:pPr>
                           <w:r>
@@ -24471,14 +24469,14 @@
                     </v:textbox>
                     <w10:wrap type="none"/>
                   </v:rect>
-                  <v:rect id="shape_0" ID="Rectangle 48" path="m0,0l-2147483645,0l-2147483645,-2147483646l0,-2147483646xe" stroked="f" o:allowincell="f" style="position:absolute;left:10353;top:15144;width:1214;height:245;mso-wrap-style:square;v-text-anchor:top;mso-position-horizontal-relative:page;mso-position-vertical-relative:page">
+                  <v:rect id="shape_0" ID="Rectangle 48" path="m0,0l-2147483645,0l-2147483645,-2147483646l0,-2147483646xe" stroked="f" o:allowincell="f" style="position:absolute;left:10353;top:15144;width:1213;height:244;mso-wrap-style:square;v-text-anchor:top;mso-position-horizontal-relative:page;mso-position-vertical-relative:page">
                     <v:fill o:detectmouseclick="t" on="false"/>
                     <v:stroke color="#3465a4" joinstyle="round" endcap="flat"/>
                     <v:textbox>
                       <w:txbxContent>
                         <w:p>
                           <w:pPr>
-                            <w:pStyle w:val="Style30"/>
+                            <w:pStyle w:val="Style36"/>
                             <w:rPr/>
                           </w:pPr>
                           <w:r>
@@ -24490,7 +24488,7 @@
                     </v:textbox>
                     <w10:wrap type="none"/>
                   </v:rect>
-                  <v:rect id="shape_0" ID="Rectangle 49" path="m0,0l-2147483645,0l-2147483645,-2147483646l0,-2147483646xe" stroked="f" o:allowincell="f" style="position:absolute;left:10361;top:15434;width:1214;height:245;mso-wrap-style:square;v-text-anchor:top;mso-position-horizontal-relative:page;mso-position-vertical-relative:page">
+                  <v:rect id="shape_0" ID="Rectangle 49" path="m0,0l-2147483645,0l-2147483645,-2147483646l0,-2147483646xe" stroked="f" o:allowincell="f" style="position:absolute;left:10361;top:15434;width:1213;height:244;mso-wrap-style:square;v-text-anchor:top;mso-position-horizontal-relative:page;mso-position-vertical-relative:page">
                     <v:fill o:detectmouseclick="t" on="false"/>
                     <v:stroke color="#3465a4" joinstyle="round" endcap="flat"/>
                     <v:textbox>
@@ -24521,7 +24519,9 @@
                             </w:rPr>
                           </w:pPr>
                           <w:r>
-                            <w:rPr/>
+                            <w:rPr>
+                              <w:shd w:fill="auto" w:val="clear"/>
+                            </w:rPr>
                           </w:r>
                         </w:p>
                         <w:p>
@@ -24560,14 +24560,14 @@
                     <v:fill o:detectmouseclick="t" on="false"/>
                     <w10:wrap type="none"/>
                   </v:line>
-                  <v:rect id="shape_0" ID="Rectangle 52" path="m0,0l-2147483645,0l-2147483645,-2147483646l0,-2147483646xe" stroked="f" o:allowincell="f" style="position:absolute;left:8632;top:15927;width:2935;height:352;mso-wrap-style:square;v-text-anchor:top;mso-position-horizontal-relative:page;mso-position-vertical-relative:page">
+                  <v:rect id="shape_0" ID="Rectangle 52" path="m0,0l-2147483645,0l-2147483645,-2147483646l0,-2147483646xe" stroked="f" o:allowincell="f" style="position:absolute;left:8632;top:15927;width:2934;height:351;mso-wrap-style:square;v-text-anchor:top;mso-position-horizontal-relative:page;mso-position-vertical-relative:page">
                     <v:fill o:detectmouseclick="t" on="false"/>
                     <v:stroke color="#3465a4" joinstyle="round" endcap="flat"/>
                     <v:textbox>
                       <w:txbxContent>
                         <w:p>
                           <w:pPr>
-                            <w:pStyle w:val="Heading9"/>
+                            <w:pStyle w:val="9"/>
                             <w:spacing w:before="20" w:after="40"/>
                             <w:jc w:val="center"/>
                             <w:rPr>
@@ -24595,7 +24595,7 @@
                     <w10:wrap type="none"/>
                   </v:rect>
                 </v:group>
-                <v:rect id="shape_0" ID="Надпись 2" path="m0,0l-2147483645,0l-2147483645,-2147483646l0,-2147483646xe" stroked="f" o:allowincell="f" style="position:absolute;left:8807;top:15368;width:505;height:433;mso-wrap-style:square;v-text-anchor:top;mso-position-horizontal-relative:page;mso-position-vertical-relative:page">
+                <v:rect id="shape_0" ID="Надпись 2" path="m0,0l-2147483645,0l-2147483645,-2147483646l0,-2147483646xe" stroked="f" o:allowincell="f" style="position:absolute;left:8807;top:15368;width:504;height:432;mso-wrap-style:square;v-text-anchor:top;mso-position-horizontal-relative:page;mso-position-vertical-relative:page">
                   <v:fill o:detectmouseclick="t" on="false"/>
                   <v:stroke color="#3465a4" joinstyle="round" endcap="flat"/>
                   <v:textbox>
@@ -24603,13 +24603,21 @@
                       <w:p>
                         <w:pPr>
                           <w:pStyle w:val="Normal"/>
-                          <w:spacing w:before="0" w:after="160"/>
+                          <w:spacing w:before="57" w:after="217"/>
+                          <w:jc w:val="left"/>
                           <w:rPr>
                             <w:rFonts w:ascii="ISOCPEUR" w:hAnsi="ISOCPEUR"/>
                             <w:i/>
                             <w:i/>
                           </w:rPr>
                         </w:pPr>
+                        <w:r>
+                          <w:rPr>
+                            <w:rFonts w:ascii="ISOCPEUR" w:hAnsi="ISOCPEUR"/>
+                            <w:i/>
+                          </w:rPr>
+                          <w:t xml:space="preserve">   </w:t>
+                        </w:r>
                         <w:r>
                           <w:rPr>
                             <w:rFonts w:ascii="ISOCPEUR" w:hAnsi="ISOCPEUR"/>
@@ -24623,7 +24631,7 @@
                   <w10:wrap type="none"/>
                 </v:rect>
               </v:group>
-              <v:rect id="shape_0" ID="Text Box 54" path="m0,0l-2147483645,0l-2147483645,-2147483646l0,-2147483646xe" stroked="f" o:allowincell="f" style="position:absolute;left:9449;top:15441;width:851;height:237;mso-wrap-style:square;v-text-anchor:top;mso-position-horizontal-relative:page;mso-position-vertical-relative:page">
+              <v:rect id="shape_0" ID="Text Box 54" path="m0,0l-2147483645,0l-2147483645,-2147483646l0,-2147483646xe" stroked="f" o:allowincell="f" style="position:absolute;left:9449;top:15441;width:850;height:236;mso-wrap-style:square;v-text-anchor:top;mso-position-horizontal-relative:page;mso-position-vertical-relative:page">
                 <v:fill o:detectmouseclick="t" on="false"/>
                 <v:stroke color="#3465a4" joinstyle="round" endcap="flat"/>
                 <v:textbox>
@@ -24657,7 +24665,7 @@
 <w:hdr xmlns:o="urn:schemas-microsoft-com:office:office" xmlns:r="http://schemas.openxmlformats.org/officeDocument/2006/relationships" xmlns:v="urn:schemas-microsoft-com:vml" xmlns:w="http://schemas.openxmlformats.org/wordprocessingml/2006/main" xmlns:w10="urn:schemas-microsoft-com:office:word" xmlns:wp="http://schemas.openxmlformats.org/drawingml/2006/wordprocessingDrawing" xmlns:wps="http://schemas.microsoft.com/office/word/2010/wordprocessingShape" xmlns:wpg="http://schemas.microsoft.com/office/word/2010/wordprocessingGroup" xmlns:mc="http://schemas.openxmlformats.org/markup-compatibility/2006" xmlns:wp14="http://schemas.microsoft.com/office/word/2010/wordprocessingDrawing" xmlns:w14="http://schemas.microsoft.com/office/word/2010/wordml" xmlns:w15="http://schemas.microsoft.com/office/word/2012/wordml" mc:Ignorable="w14 wp14 w15">
   <w:p>
     <w:pPr>
-      <w:pStyle w:val="Header"/>
+      <w:pStyle w:val="Style34"/>
       <w:rPr/>
     </w:pPr>
     <w:r>
@@ -24671,7 +24679,7 @@
 <w:hdr xmlns:o="urn:schemas-microsoft-com:office:office" xmlns:r="http://schemas.openxmlformats.org/officeDocument/2006/relationships" xmlns:v="urn:schemas-microsoft-com:vml" xmlns:w="http://schemas.openxmlformats.org/wordprocessingml/2006/main" xmlns:w10="urn:schemas-microsoft-com:office:word" xmlns:wp="http://schemas.openxmlformats.org/drawingml/2006/wordprocessingDrawing" xmlns:wps="http://schemas.microsoft.com/office/word/2010/wordprocessingShape" xmlns:wpg="http://schemas.microsoft.com/office/word/2010/wordprocessingGroup" xmlns:mc="http://schemas.openxmlformats.org/markup-compatibility/2006" xmlns:wp14="http://schemas.microsoft.com/office/word/2010/wordprocessingDrawing" xmlns:w14="http://schemas.microsoft.com/office/word/2010/wordml" xmlns:w15="http://schemas.microsoft.com/office/word/2012/wordml" mc:Ignorable="w14 wp14 w15">
   <w:p>
     <w:pPr>
-      <w:pStyle w:val="Header"/>
+      <w:pStyle w:val="Style34"/>
       <w:rPr/>
     </w:pPr>
     <w:r>
@@ -24685,7 +24693,7 @@
 <w:hdr xmlns:o="urn:schemas-microsoft-com:office:office" xmlns:r="http://schemas.openxmlformats.org/officeDocument/2006/relationships" xmlns:v="urn:schemas-microsoft-com:vml" xmlns:w="http://schemas.openxmlformats.org/wordprocessingml/2006/main" xmlns:w10="urn:schemas-microsoft-com:office:word" xmlns:wp="http://schemas.openxmlformats.org/drawingml/2006/wordprocessingDrawing" xmlns:wps="http://schemas.microsoft.com/office/word/2010/wordprocessingShape" xmlns:wpg="http://schemas.microsoft.com/office/word/2010/wordprocessingGroup" xmlns:mc="http://schemas.openxmlformats.org/markup-compatibility/2006" xmlns:wp14="http://schemas.microsoft.com/office/word/2010/wordprocessingDrawing" xmlns:w14="http://schemas.microsoft.com/office/word/2010/wordml" xmlns:w15="http://schemas.microsoft.com/office/word/2012/wordml" mc:Ignorable="w14 wp14 w15">
   <w:p>
     <w:pPr>
-      <w:pStyle w:val="Header"/>
+      <w:pStyle w:val="Style34"/>
       <w:rPr/>
     </w:pPr>
     <w:r>
@@ -25875,11 +25883,11 @@
       <w:lang w:val="ru-RU" w:eastAsia="en-US" w:bidi="ar-SA"/>
     </w:rPr>
   </w:style>
-  <w:style w:type="paragraph" w:styleId="Heading1">
+  <w:style w:type="paragraph" w:styleId="1">
     <w:name w:val="Heading 1"/>
     <w:basedOn w:val="Normal"/>
     <w:next w:val="Normal"/>
-    <w:link w:val="1"/>
+    <w:link w:val="11"/>
     <w:uiPriority w:val="9"/>
     <w:qFormat/>
     <w:rsid w:val="007276ee"/>
@@ -25897,11 +25905,11 @@
       <w:szCs w:val="32"/>
     </w:rPr>
   </w:style>
-  <w:style w:type="paragraph" w:styleId="Heading2">
+  <w:style w:type="paragraph" w:styleId="2">
     <w:name w:val="Heading 2"/>
     <w:basedOn w:val="Normal"/>
     <w:next w:val="Normal"/>
-    <w:link w:val="2"/>
+    <w:link w:val="21"/>
     <w:uiPriority w:val="9"/>
     <w:unhideWhenUsed/>
     <w:qFormat/>
@@ -25914,7 +25922,7 @@
         <w:numId w:val="2"/>
       </w:numPr>
       <w:spacing w:lineRule="auto" w:line="360" w:before="120" w:after="120"/>
-      <w:ind w:right="170"/>
+      <w:ind w:right="170" w:hanging="0"/>
       <w:outlineLvl w:val="1"/>
     </w:pPr>
     <w:rPr>
@@ -25924,11 +25932,11 @@
       <w:szCs w:val="26"/>
     </w:rPr>
   </w:style>
-  <w:style w:type="paragraph" w:styleId="Heading3">
+  <w:style w:type="paragraph" w:styleId="3">
     <w:name w:val="Heading 3"/>
     <w:basedOn w:val="Normal"/>
     <w:next w:val="Normal"/>
-    <w:link w:val="3"/>
+    <w:link w:val="31"/>
     <w:uiPriority w:val="9"/>
     <w:unhideWhenUsed/>
     <w:qFormat/>
@@ -25941,7 +25949,7 @@
         <w:numId w:val="2"/>
       </w:numPr>
       <w:spacing w:lineRule="auto" w:line="360" w:before="120" w:after="120"/>
-      <w:ind w:right="170"/>
+      <w:ind w:right="170" w:hanging="0"/>
       <w:jc w:val="both"/>
       <w:outlineLvl w:val="2"/>
     </w:pPr>
@@ -25952,11 +25960,11 @@
       <w:szCs w:val="24"/>
     </w:rPr>
   </w:style>
-  <w:style w:type="paragraph" w:styleId="Heading9">
+  <w:style w:type="paragraph" w:styleId="9">
     <w:name w:val="Heading 9"/>
     <w:basedOn w:val="Normal"/>
     <w:next w:val="Normal"/>
-    <w:link w:val="9"/>
+    <w:link w:val="91"/>
     <w:qFormat/>
     <w:rsid w:val="007276ee"/>
     <w:pPr>
@@ -25982,7 +25990,7 @@
     <w:qFormat/>
     <w:rPr/>
   </w:style>
-  <w:style w:type="character" w:styleId="1" w:customStyle="1">
+  <w:style w:type="character" w:styleId="11" w:customStyle="1">
     <w:name w:val="Заголовок 1 Знак"/>
     <w:basedOn w:val="DefaultParagraphFont"/>
     <w:uiPriority w:val="9"/>
@@ -25995,7 +26003,7 @@
       <w:szCs w:val="32"/>
     </w:rPr>
   </w:style>
-  <w:style w:type="character" w:styleId="2" w:customStyle="1">
+  <w:style w:type="character" w:styleId="21" w:customStyle="1">
     <w:name w:val="Заголовок 2 Знак"/>
     <w:basedOn w:val="DefaultParagraphFont"/>
     <w:uiPriority w:val="9"/>
@@ -26008,7 +26016,7 @@
       <w:szCs w:val="26"/>
     </w:rPr>
   </w:style>
-  <w:style w:type="character" w:styleId="3" w:customStyle="1">
+  <w:style w:type="character" w:styleId="31" w:customStyle="1">
     <w:name w:val="Заголовок 3 Знак"/>
     <w:basedOn w:val="DefaultParagraphFont"/>
     <w:uiPriority w:val="9"/>
@@ -26021,7 +26029,7 @@
       <w:szCs w:val="24"/>
     </w:rPr>
   </w:style>
-  <w:style w:type="character" w:styleId="9" w:customStyle="1">
+  <w:style w:type="character" w:styleId="91" w:customStyle="1">
     <w:name w:val="Заголовок 9 Знак"/>
     <w:basedOn w:val="DefaultParagraphFont"/>
     <w:qFormat/>
@@ -26060,7 +26068,7 @@
   </w:style>
   <w:style w:type="character" w:styleId="Style12" w:customStyle="1">
     <w:name w:val="Чертежный Знак Знак Знак"/>
-    <w:link w:val="Style31"/>
+    <w:link w:val="Style37"/>
     <w:qFormat/>
     <w:rsid w:val="007276ee"/>
     <w:rPr>
@@ -26075,7 +26083,7 @@
   <w:style w:type="character" w:styleId="Style13" w:customStyle="1">
     <w:name w:val="Текст пояснительной записки Знак"/>
     <w:basedOn w:val="DefaultParagraphFont"/>
-    <w:link w:val="Style33"/>
+    <w:link w:val="Style39"/>
     <w:qFormat/>
     <w:rsid w:val="007276ee"/>
     <w:rPr>
@@ -26085,8 +26093,8 @@
   </w:style>
   <w:style w:type="character" w:styleId="Style14" w:customStyle="1">
     <w:name w:val="Заголовок раздела Знак"/>
-    <w:basedOn w:val="1"/>
-    <w:link w:val="Style34"/>
+    <w:basedOn w:val="11"/>
+    <w:link w:val="Style40"/>
     <w:qFormat/>
     <w:rsid w:val="007276ee"/>
     <w:rPr>
@@ -26099,7 +26107,7 @@
   <w:style w:type="character" w:styleId="Style15" w:customStyle="1">
     <w:name w:val="Список вкр Знак"/>
     <w:basedOn w:val="Style13"/>
-    <w:link w:val="Style35"/>
+    <w:link w:val="Style41"/>
     <w:qFormat/>
     <w:rsid w:val="007276ee"/>
     <w:rPr>
@@ -26107,21 +26115,21 @@
       <w:sz w:val="28"/>
     </w:rPr>
   </w:style>
-  <w:style w:type="character" w:styleId="Hyperlink">
+  <w:style w:type="character" w:styleId="-">
     <w:name w:val="Hyperlink"/>
     <w:basedOn w:val="DefaultParagraphFont"/>
     <w:uiPriority w:val="99"/>
     <w:unhideWhenUsed/>
     <w:rsid w:val="007276ee"/>
     <w:rPr>
-      <w:color w:themeColor="hyperlink" w:val="0563C1"/>
+      <w:color w:val="0563C1" w:themeColor="hyperlink"/>
       <w:u w:val="single"/>
     </w:rPr>
   </w:style>
   <w:style w:type="character" w:styleId="Style16" w:customStyle="1">
     <w:name w:val="Рисунки ВКР Знак"/>
     <w:basedOn w:val="Style13"/>
-    <w:link w:val="Style36"/>
+    <w:link w:val="Style42"/>
     <w:qFormat/>
     <w:rsid w:val="007276ee"/>
     <w:rPr>
@@ -26132,7 +26140,7 @@
   <w:style w:type="character" w:styleId="Style17" w:customStyle="1">
     <w:name w:val="Таблица ВКР Знак"/>
     <w:basedOn w:val="Style13"/>
-    <w:link w:val="Style37"/>
+    <w:link w:val="Style43"/>
     <w:qFormat/>
     <w:rsid w:val="007276ee"/>
     <w:rPr>
@@ -26143,7 +26151,7 @@
   <w:style w:type="character" w:styleId="Style18" w:customStyle="1">
     <w:name w:val="Текст отчета Знак"/>
     <w:basedOn w:val="DefaultParagraphFont"/>
-    <w:link w:val="Style38"/>
+    <w:link w:val="Style44"/>
     <w:qFormat/>
     <w:locked/>
     <w:rsid w:val="007276ee"/>
@@ -26177,7 +26185,7 @@
       <w:szCs w:val="18"/>
     </w:rPr>
   </w:style>
-  <w:style w:type="character" w:styleId="11" w:customStyle="1">
+  <w:style w:type="character" w:styleId="12" w:customStyle="1">
     <w:name w:val="Неразрешенное упоминание1"/>
     <w:basedOn w:val="DefaultParagraphFont"/>
     <w:uiPriority w:val="99"/>
@@ -26210,7 +26218,7 @@
     <w:rsid w:val="007276ee"/>
     <w:rPr/>
   </w:style>
-  <w:style w:type="character" w:styleId="Emphasis">
+  <w:style w:type="character" w:styleId="Style23">
     <w:name w:val="Emphasis"/>
     <w:uiPriority w:val="20"/>
     <w:qFormat/>
@@ -26220,9 +26228,9 @@
       <w:iCs/>
     </w:rPr>
   </w:style>
-  <w:style w:type="character" w:styleId="Style23" w:customStyle="1">
+  <w:style w:type="character" w:styleId="Style24" w:customStyle="1">
     <w:name w:val="диплом Знак"/>
-    <w:link w:val="Style40"/>
+    <w:link w:val="Style47"/>
     <w:qFormat/>
     <w:rsid w:val="007276ee"/>
     <w:rPr>
@@ -26243,27 +26251,27 @@
       <w:bCs/>
     </w:rPr>
   </w:style>
-  <w:style w:type="character" w:styleId="Style24">
+  <w:style w:type="character" w:styleId="Style25">
     <w:name w:val="Ссылка указателя"/>
     <w:qFormat/>
     <w:rPr/>
   </w:style>
-  <w:style w:type="character" w:styleId="Style25">
+  <w:style w:type="character" w:styleId="Style26">
     <w:name w:val="Символ нумерации"/>
     <w:qFormat/>
     <w:rPr/>
   </w:style>
-  <w:style w:type="character" w:styleId="Style26">
+  <w:style w:type="character" w:styleId="Style27">
     <w:name w:val="Исходный текст"/>
     <w:qFormat/>
     <w:rPr>
       <w:rFonts w:ascii="Liberation Mono" w:hAnsi="Liberation Mono" w:eastAsia="Liberation Mono" w:cs="Liberation Mono"/>
     </w:rPr>
   </w:style>
-  <w:style w:type="paragraph" w:styleId="Style27">
+  <w:style w:type="paragraph" w:styleId="Style28">
     <w:name w:val="Заголовок"/>
     <w:basedOn w:val="Normal"/>
-    <w:next w:val="BodyText"/>
+    <w:next w:val="Style29"/>
     <w:qFormat/>
     <w:pPr>
       <w:keepNext w:val="true"/>
@@ -26275,7 +26283,7 @@
       <w:szCs w:val="28"/>
     </w:rPr>
   </w:style>
-  <w:style w:type="paragraph" w:styleId="BodyText">
+  <w:style w:type="paragraph" w:styleId="Style29">
     <w:name w:val="Body Text"/>
     <w:basedOn w:val="Normal"/>
     <w:link w:val="Style21"/>
@@ -26285,7 +26293,7 @@
     <w:pPr>
       <w:widowControl w:val="false"/>
       <w:spacing w:lineRule="auto" w:line="240" w:before="0" w:after="0"/>
-      <w:ind w:left="301"/>
+      <w:ind w:left="301" w:hanging="0"/>
     </w:pPr>
     <w:rPr>
       <w:rFonts w:ascii="Times New Roman" w:hAnsi="Times New Roman" w:eastAsia="Times New Roman" w:cs="Times New Roman"/>
@@ -26293,15 +26301,15 @@
       <w:szCs w:val="28"/>
     </w:rPr>
   </w:style>
-  <w:style w:type="paragraph" w:styleId="List">
+  <w:style w:type="paragraph" w:styleId="Style30">
     <w:name w:val="List"/>
-    <w:basedOn w:val="BodyText"/>
+    <w:basedOn w:val="Style29"/>
     <w:pPr/>
     <w:rPr>
       <w:rFonts w:cs="Arial"/>
     </w:rPr>
   </w:style>
-  <w:style w:type="paragraph" w:styleId="Caption">
+  <w:style w:type="paragraph" w:styleId="Style31">
     <w:name w:val="Caption"/>
     <w:basedOn w:val="Normal"/>
     <w:qFormat/>
@@ -26317,7 +26325,7 @@
       <w:szCs w:val="24"/>
     </w:rPr>
   </w:style>
-  <w:style w:type="paragraph" w:styleId="Style28">
+  <w:style w:type="paragraph" w:styleId="Style32">
     <w:name w:val="Указатель"/>
     <w:basedOn w:val="Normal"/>
     <w:qFormat/>
@@ -26328,14 +26336,14 @@
       <w:rFonts w:cs="Arial"/>
     </w:rPr>
   </w:style>
-  <w:style w:type="paragraph" w:styleId="Style29">
+  <w:style w:type="paragraph" w:styleId="Style33">
     <w:name w:val="Колонтитул"/>
     <w:basedOn w:val="Normal"/>
     <w:qFormat/>
     <w:pPr/>
     <w:rPr/>
   </w:style>
-  <w:style w:type="paragraph" w:styleId="Header">
+  <w:style w:type="paragraph" w:styleId="Style34">
     <w:name w:val="Header"/>
     <w:basedOn w:val="Normal"/>
     <w:link w:val="Style10"/>
@@ -26352,7 +26360,7 @@
     </w:pPr>
     <w:rPr/>
   </w:style>
-  <w:style w:type="paragraph" w:styleId="Footer">
+  <w:style w:type="paragraph" w:styleId="Style35">
     <w:name w:val="Footer"/>
     <w:basedOn w:val="Normal"/>
     <w:link w:val="Style11"/>
@@ -26369,7 +26377,7 @@
     </w:pPr>
     <w:rPr/>
   </w:style>
-  <w:style w:type="paragraph" w:styleId="Style30" w:customStyle="1">
+  <w:style w:type="paragraph" w:styleId="Style36" w:customStyle="1">
     <w:name w:val="Чертежный"/>
     <w:qFormat/>
     <w:rsid w:val="007276ee"/>
@@ -26390,7 +26398,7 @@
       <w:lang w:val="uk-UA" w:eastAsia="ru-RU" w:bidi="ar-SA"/>
     </w:rPr>
   </w:style>
-  <w:style w:type="paragraph" w:styleId="Style31" w:customStyle="1">
+  <w:style w:type="paragraph" w:styleId="Style37" w:customStyle="1">
     <w:name w:val="Чертежный Знак Знак"/>
     <w:link w:val="Style12"/>
     <w:qFormat/>
@@ -26413,7 +26421,7 @@
       <w:lang w:val="uk-UA" w:eastAsia="ru-RU" w:bidi="ar-SA"/>
     </w:rPr>
   </w:style>
-  <w:style w:type="paragraph" w:styleId="Style32" w:customStyle="1">
+  <w:style w:type="paragraph" w:styleId="Style38" w:customStyle="1">
     <w:name w:val="Стиль для рамок Знак"/>
     <w:basedOn w:val="Normal"/>
     <w:qFormat/>
@@ -26431,7 +26439,7 @@
       <w:lang w:val="uk-UA" w:eastAsia="ru-RU"/>
     </w:rPr>
   </w:style>
-  <w:style w:type="paragraph" w:styleId="Style33" w:customStyle="1">
+  <w:style w:type="paragraph" w:styleId="Style39" w:customStyle="1">
     <w:name w:val="Текст пояснительной записки"/>
     <w:basedOn w:val="Normal"/>
     <w:link w:val="Style13"/>
@@ -26439,7 +26447,7 @@
     <w:rsid w:val="007276ee"/>
     <w:pPr>
       <w:spacing w:lineRule="auto" w:line="360" w:before="0" w:after="0"/>
-      <w:ind w:firstLine="709" w:left="170" w:right="170"/>
+      <w:ind w:left="170" w:right="170" w:firstLine="709"/>
       <w:jc w:val="both"/>
     </w:pPr>
     <w:rPr>
@@ -26447,9 +26455,9 @@
       <w:sz w:val="28"/>
     </w:rPr>
   </w:style>
-  <w:style w:type="paragraph" w:styleId="Style34" w:customStyle="1">
+  <w:style w:type="paragraph" w:styleId="Style40" w:customStyle="1">
     <w:name w:val="Заголовок раздела"/>
-    <w:basedOn w:val="Heading1"/>
+    <w:basedOn w:val="1"/>
     <w:link w:val="Style14"/>
     <w:qFormat/>
     <w:rsid w:val="007276ee"/>
@@ -26458,14 +26466,14 @@
         <w:ilvl w:val="0"/>
         <w:numId w:val="2"/>
       </w:numPr>
-      <w:ind w:right="170"/>
+      <w:ind w:right="170" w:hanging="0"/>
       <w:jc w:val="both"/>
     </w:pPr>
     <w:rPr/>
   </w:style>
-  <w:style w:type="paragraph" w:styleId="Style35" w:customStyle="1">
+  <w:style w:type="paragraph" w:styleId="Style41" w:customStyle="1">
     <w:name w:val="Список вкр"/>
-    <w:basedOn w:val="Style33"/>
+    <w:basedOn w:val="Style39"/>
     <w:link w:val="Style15"/>
     <w:qFormat/>
     <w:rsid w:val="007276ee"/>
@@ -26477,7 +26485,7 @@
     </w:pPr>
     <w:rPr/>
   </w:style>
-  <w:style w:type="paragraph" w:styleId="TOC1">
+  <w:style w:type="paragraph" w:styleId="13">
     <w:name w:val="TOC 1"/>
     <w:basedOn w:val="Normal"/>
     <w:next w:val="Normal"/>
@@ -26492,7 +26500,7 @@
         <w:tab w:val="right" w:pos="10348" w:leader="dot"/>
       </w:tabs>
       <w:spacing w:lineRule="auto" w:line="360" w:before="0" w:after="0"/>
-      <w:ind w:left="284" w:right="284"/>
+      <w:ind w:left="284" w:right="284" w:hanging="0"/>
       <w:jc w:val="both"/>
     </w:pPr>
     <w:rPr>
@@ -26502,7 +26510,7 @@
       <w:szCs w:val="28"/>
     </w:rPr>
   </w:style>
-  <w:style w:type="paragraph" w:styleId="TOC2">
+  <w:style w:type="paragraph" w:styleId="22">
     <w:name w:val="TOC 2"/>
     <w:basedOn w:val="Normal"/>
     <w:next w:val="Normal"/>
@@ -26517,13 +26525,13 @@
         <w:tab w:val="right" w:pos="10478" w:leader="dot"/>
       </w:tabs>
       <w:spacing w:lineRule="auto" w:line="360" w:before="0" w:after="0"/>
-      <w:ind w:firstLine="397" w:left="170" w:right="170"/>
+      <w:ind w:left="170" w:right="170" w:firstLine="397"/>
     </w:pPr>
     <w:rPr/>
   </w:style>
-  <w:style w:type="paragraph" w:styleId="Style36" w:customStyle="1">
+  <w:style w:type="paragraph" w:styleId="Style42" w:customStyle="1">
     <w:name w:val="Рисунки ВКР"/>
-    <w:basedOn w:val="Style33"/>
+    <w:basedOn w:val="Style39"/>
     <w:link w:val="Style16"/>
     <w:qFormat/>
     <w:rsid w:val="007276ee"/>
@@ -26540,9 +26548,9 @@
     </w:pPr>
     <w:rPr/>
   </w:style>
-  <w:style w:type="paragraph" w:styleId="Style37" w:customStyle="1">
+  <w:style w:type="paragraph" w:styleId="Style43" w:customStyle="1">
     <w:name w:val="Таблица ВКР"/>
-    <w:basedOn w:val="Style33"/>
+    <w:basedOn w:val="Style39"/>
     <w:link w:val="Style17"/>
     <w:qFormat/>
     <w:rsid w:val="007276ee"/>
@@ -26551,11 +26559,11 @@
         <w:ilvl w:val="0"/>
         <w:numId w:val="3"/>
       </w:numPr>
-      <w:ind w:hanging="0" w:left="170"/>
+      <w:ind w:left="170" w:right="170" w:hanging="0"/>
     </w:pPr>
     <w:rPr/>
   </w:style>
-  <w:style w:type="paragraph" w:styleId="Style38" w:customStyle="1">
+  <w:style w:type="paragraph" w:styleId="Style44" w:customStyle="1">
     <w:name w:val="Текст отчета"/>
     <w:basedOn w:val="Normal"/>
     <w:link w:val="Style18"/>
@@ -26580,7 +26588,7 @@
     <w:rsid w:val="007276ee"/>
     <w:pPr>
       <w:spacing w:lineRule="auto" w:line="276" w:before="0" w:after="0"/>
-      <w:ind w:firstLine="851" w:left="720"/>
+      <w:ind w:left="720" w:firstLine="851"/>
       <w:contextualSpacing/>
       <w:jc w:val="both"/>
     </w:pPr>
@@ -26588,7 +26596,7 @@
       <w:sz w:val="24"/>
     </w:rPr>
   </w:style>
-  <w:style w:type="paragraph" w:styleId="TOC3">
+  <w:style w:type="paragraph" w:styleId="32">
     <w:name w:val="TOC 3"/>
     <w:basedOn w:val="Normal"/>
     <w:next w:val="Normal"/>
@@ -26598,7 +26606,7 @@
     <w:rsid w:val="007276ee"/>
     <w:pPr>
       <w:spacing w:before="0" w:after="100"/>
-      <w:ind w:left="440"/>
+      <w:ind w:left="440" w:hanging="0"/>
     </w:pPr>
     <w:rPr/>
   </w:style>
@@ -26620,7 +26628,7 @@
       <w:szCs w:val="18"/>
     </w:rPr>
   </w:style>
-  <w:style w:type="paragraph" w:styleId="Style39" w:customStyle="1">
+  <w:style w:type="paragraph" w:styleId="Style45" w:customStyle="1">
     <w:name w:val="по центру"/>
     <w:basedOn w:val="Normal"/>
     <w:next w:val="Normal"/>
@@ -26638,7 +26646,7 @@
       <w:lang w:eastAsia="ru-RU"/>
     </w:rPr>
   </w:style>
-  <w:style w:type="paragraph" w:styleId="BodyTextIndent">
+  <w:style w:type="paragraph" w:styleId="Style46">
     <w:name w:val="Body Text Indent"/>
     <w:basedOn w:val="Normal"/>
     <w:link w:val="Style22"/>
@@ -26647,7 +26655,7 @@
     <w:rsid w:val="007276ee"/>
     <w:pPr>
       <w:spacing w:before="0" w:after="120"/>
-      <w:ind w:left="283"/>
+      <w:ind w:left="283" w:hanging="0"/>
     </w:pPr>
     <w:rPr/>
   </w:style>
@@ -26662,7 +26670,7 @@
         <w:tab w:val="center" w:pos="4536" w:leader="none"/>
         <w:tab w:val="right" w:pos="9072" w:leader="none"/>
       </w:tabs>
-      <w:overflowPunct w:val="true"/>
+      <w:overflowPunct w:val="false"/>
       <w:spacing w:lineRule="auto" w:line="240" w:before="0" w:after="0"/>
       <w:jc w:val="center"/>
       <w:textAlignment w:val="baseline"/>
@@ -26674,7 +26682,7 @@
       <w:lang w:eastAsia="ru-RU"/>
     </w:rPr>
   </w:style>
-  <w:style w:type="paragraph" w:styleId="12" w:customStyle="1">
+  <w:style w:type="paragraph" w:styleId="14" w:customStyle="1">
     <w:name w:val="Текст1"/>
     <w:basedOn w:val="Normal"/>
     <w:qFormat/>
@@ -26690,10 +26698,10 @@
       <w:lang w:eastAsia="ar-SA"/>
     </w:rPr>
   </w:style>
-  <w:style w:type="paragraph" w:styleId="Style40" w:customStyle="1">
+  <w:style w:type="paragraph" w:styleId="Style47" w:customStyle="1">
     <w:name w:val="диплом"/>
     <w:basedOn w:val="Normal"/>
-    <w:link w:val="Style23"/>
+    <w:link w:val="Style24"/>
     <w:qFormat/>
     <w:rsid w:val="007276ee"/>
     <w:pPr>
@@ -26711,15 +26719,15 @@
       <w:lang w:val="x-none" w:eastAsia="x-none"/>
     </w:rPr>
   </w:style>
-  <w:style w:type="paragraph" w:styleId="IndexHeading">
+  <w:style w:type="paragraph" w:styleId="Style48">
     <w:name w:val="Index Heading"/>
-    <w:basedOn w:val="Style27"/>
+    <w:basedOn w:val="Style28"/>
     <w:pPr/>
     <w:rPr/>
   </w:style>
-  <w:style w:type="paragraph" w:styleId="TOCHeading">
+  <w:style w:type="paragraph" w:styleId="Style49">
     <w:name w:val="TOC Heading"/>
-    <w:basedOn w:val="Heading1"/>
+    <w:basedOn w:val="1"/>
     <w:next w:val="Normal"/>
     <w:uiPriority w:val="39"/>
     <w:unhideWhenUsed/>
@@ -26733,7 +26741,7 @@
     <w:rPr>
       <w:rFonts w:ascii="Calibri Light" w:hAnsi="Calibri Light" w:asciiTheme="majorHAnsi" w:hAnsiTheme="majorHAnsi"/>
       <w:b w:val="false"/>
-      <w:color w:themeColor="accent1" w:themeShade="bf" w:val="2F5496"/>
+      <w:color w:val="2F5496" w:themeColor="accent1" w:themeShade="bf"/>
       <w:sz w:val="32"/>
       <w:lang w:eastAsia="ru-RU"/>
     </w:rPr>
@@ -26758,7 +26766,7 @@
       <w:lang w:val="ru-RU" w:eastAsia="en-US" w:bidi="ar-SA"/>
     </w:rPr>
   </w:style>
-  <w:style w:type="paragraph" w:styleId="Style41">
+  <w:style w:type="paragraph" w:styleId="Style50">
     <w:name w:val="Содержимое врезки"/>
     <w:basedOn w:val="Normal"/>
     <w:qFormat/>
@@ -26776,11 +26784,11 @@
     </w:pPr>
     <w:rPr>
       <w:iCs/>
-      <w:color w:themeColor="text1" w:val="000000"/>
+      <w:color w:val="000000" w:themeColor="text1"/>
       <w:szCs w:val="18"/>
     </w:rPr>
   </w:style>
-  <w:style w:type="paragraph" w:styleId="Style42">
+  <w:style w:type="paragraph" w:styleId="Style51">
     <w:name w:val="Содержимое таблицы"/>
     <w:basedOn w:val="Normal"/>
     <w:qFormat/>
@@ -26790,9 +26798,9 @@
     </w:pPr>
     <w:rPr/>
   </w:style>
-  <w:style w:type="paragraph" w:styleId="Style43">
+  <w:style w:type="paragraph" w:styleId="Style52">
     <w:name w:val="Заголовок таблицы"/>
-    <w:basedOn w:val="Style42"/>
+    <w:basedOn w:val="Style51"/>
     <w:qFormat/>
     <w:pPr>
       <w:suppressLineNumbers/>
